--- a/Documentacion/Documentacion.docx
+++ b/Documentacion/Documentacion.docx
@@ -288,6 +288,25 @@
         </w:rPr>
         <w:tab/>
         <w:t>12</w:t>
+      </w:r>
+    </w:p>
+    <w:p>
+      <w:pPr>
+        <w:pStyle w:val="IndicePlaceholder"/>
+        <w:tabs>
+          <w:tab w:pos="8784" w:val="right" w:leader="dot"/>
+        </w:tabs>
+        <w:spacing w:after="160"/>
+      </w:pPr>
+      <w:r>
+        <w:t>10. Capturas del sistema</w:t>
+      </w:r>
+      <w:r>
+        <w:rPr>
+          <w:sz w:val="24"/>
+        </w:rPr>
+        <w:tab/>
+        <w:t>13</w:t>
       </w:r>
     </w:p>
     <w:p>
@@ -11772,6 +11791,199 @@
       </w:r>
       <w:r>
         <w:t xml:space="preserve">Usuarios (crear personal y asignar rol), Roles y permisos, Bitácora y todos los módulos.</w:t>
+      </w:r>
+    </w:p>
+    <w:p>
+      <w:pPr>
+        <w:pStyle w:val="Heading1"/>
+      </w:pPr>
+      <w:r>
+        <w:t xml:space="preserve">10. Capturas del sistema</w:t>
+      </w:r>
+    </w:p>
+    <w:p>
+      <w:pPr>
+        <w:pStyle w:val="FirstParagraph"/>
+      </w:pPr>
+      <w:r>
+        <w:rPr>
+          <w:b/>
+          <w:bCs/>
+        </w:rPr>
+        <w:t xml:space="preserve">Roles y permisos (rol Administrador).</w:t>
+      </w:r>
+      <w:r>
+        <w:t xml:space="preserve"> </w:t>
+      </w:r>
+      <w:r>
+        <w:t xml:space="preserve">Desde esta pantalla el administrador asigna los permisos a cada rol; los cambios se guardan en las tablas</w:t>
+      </w:r>
+      <w:r>
+        <w:t xml:space="preserve"> </w:t>
+      </w:r>
+      <w:r>
+        <w:rPr>
+          <w:rStyle w:val="VerbatimChar"/>
+        </w:rPr>
+        <w:t xml:space="preserve">rol</w:t>
+      </w:r>
+      <w:r>
+        <w:t xml:space="preserve">,</w:t>
+      </w:r>
+      <w:r>
+        <w:t xml:space="preserve"> </w:t>
+      </w:r>
+      <w:r>
+        <w:rPr>
+          <w:rStyle w:val="VerbatimChar"/>
+        </w:rPr>
+        <w:t xml:space="preserve">permiso</w:t>
+      </w:r>
+      <w:r>
+        <w:t xml:space="preserve"> </w:t>
+      </w:r>
+      <w:r>
+        <w:t xml:space="preserve">y</w:t>
+      </w:r>
+      <w:r>
+        <w:t xml:space="preserve"> </w:t>
+      </w:r>
+      <w:r>
+        <w:rPr>
+          <w:rStyle w:val="VerbatimChar"/>
+        </w:rPr>
+        <w:t xml:space="preserve">rolPermiso</w:t>
+      </w:r>
+      <w:r>
+        <w:t xml:space="preserve">.</w:t>
+      </w:r>
+    </w:p>
+    <w:p>
+      <w:pPr>
+        <w:pStyle w:val="CaptionedFigure"/>
+      </w:pPr>
+      <w:r>
+        <w:drawing>
+          <wp:inline>
+            <wp:extent cx="5334000" cy="3619767"/>
+            <wp:effectExtent b="0" l="0" r="0" t="0"/>
+            <wp:docPr descr="Pantalla de roles y permisos" title="" id="19" name="Picture"/>
+            <a:graphic>
+              <a:graphicData uri="http://schemas.openxmlformats.org/drawingml/2006/picture">
+                <pic:pic>
+                  <pic:nvPicPr>
+                    <pic:cNvPr descr="capturas/roles_y_permisos.png" id="20" name="Picture"/>
+                    <pic:cNvPicPr>
+                      <a:picLocks noChangeArrowheads="1" noChangeAspect="1"/>
+                    </pic:cNvPicPr>
+                  </pic:nvPicPr>
+                  <pic:blipFill>
+                    <a:blip r:embed="rId18"/>
+                    <a:stretch>
+                      <a:fillRect/>
+                    </a:stretch>
+                  </pic:blipFill>
+                  <pic:spPr bwMode="auto">
+                    <a:xfrm>
+                      <a:off x="0" y="0"/>
+                      <a:ext cx="5334000" cy="3619767"/>
+                    </a:xfrm>
+                    <a:prstGeom prst="rect">
+                      <a:avLst/>
+                    </a:prstGeom>
+                    <a:noFill/>
+                    <a:ln w="9525">
+                      <a:noFill/>
+                      <a:headEnd/>
+                      <a:tailEnd/>
+                    </a:ln>
+                  </pic:spPr>
+                </pic:pic>
+              </a:graphicData>
+            </a:graphic>
+          </wp:inline>
+        </w:drawing>
+      </w:r>
+    </w:p>
+    <w:p>
+      <w:pPr>
+        <w:pStyle w:val="ImageCaption"/>
+      </w:pPr>
+      <w:r>
+        <w:t xml:space="preserve">Pantalla de roles y permisos</w:t>
+      </w:r>
+    </w:p>
+    <w:p>
+      <w:pPr>
+        <w:pStyle w:val="BodyText"/>
+      </w:pPr>
+      <w:r>
+        <w:rPr>
+          <w:b/>
+          <w:bCs/>
+        </w:rPr>
+        <w:t xml:space="preserve">Control de permisos por rol (usuario Veterinario).</w:t>
+      </w:r>
+      <w:r>
+        <w:t xml:space="preserve"> </w:t>
+      </w:r>
+      <w:r>
+        <w:t xml:space="preserve">El menú solo muestra los módulos permitidos y, en Mascotas, el veterinario tiene permiso de consulta pero no de gestión, por lo que el formulario y los botones aparecen deshabilitados.</w:t>
+      </w:r>
+    </w:p>
+    <w:p>
+      <w:pPr>
+        <w:pStyle w:val="CaptionedFigure"/>
+      </w:pPr>
+      <w:r>
+        <w:drawing>
+          <wp:inline>
+            <wp:extent cx="5334000" cy="1479550"/>
+            <wp:effectExtent b="0" l="0" r="0" t="0"/>
+            <wp:docPr descr="Mascotas con el rol Veterinario (solo lectura)" title="" id="22" name="Picture"/>
+            <a:graphic>
+              <a:graphicData uri="http://schemas.openxmlformats.org/drawingml/2006/picture">
+                <pic:pic>
+                  <pic:nvPicPr>
+                    <pic:cNvPr descr="capturas/mascotas_veterinario.png" id="23" name="Picture"/>
+                    <pic:cNvPicPr>
+                      <a:picLocks noChangeArrowheads="1" noChangeAspect="1"/>
+                    </pic:cNvPicPr>
+                  </pic:nvPicPr>
+                  <pic:blipFill>
+                    <a:blip r:embed="rId21"/>
+                    <a:stretch>
+                      <a:fillRect/>
+                    </a:stretch>
+                  </pic:blipFill>
+                  <pic:spPr bwMode="auto">
+                    <a:xfrm>
+                      <a:off x="0" y="0"/>
+                      <a:ext cx="5334000" cy="1479550"/>
+                    </a:xfrm>
+                    <a:prstGeom prst="rect">
+                      <a:avLst/>
+                    </a:prstGeom>
+                    <a:noFill/>
+                    <a:ln w="9525">
+                      <a:noFill/>
+                      <a:headEnd/>
+                      <a:tailEnd/>
+                    </a:ln>
+                  </pic:spPr>
+                </pic:pic>
+              </a:graphicData>
+            </a:graphic>
+          </wp:inline>
+        </w:drawing>
+      </w:r>
+    </w:p>
+    <w:p>
+      <w:pPr>
+        <w:pStyle w:val="ImageCaption"/>
+      </w:pPr>
+      <w:r>
+        <w:t xml:space="preserve">Mascotas con el rol Veterinario (solo lectura)</w:t>
       </w:r>
     </w:p>
     <w:sectPr>

--- a/Documentacion/Documentacion.docx
+++ b/Documentacion/Documentacion.docx
@@ -268,7 +268,7 @@
           <w:sz w:val="24"/>
         </w:rPr>
         <w:tab/>
-        <w:t>12</w:t>
+        <w:t>13</w:t>
       </w:r>
     </w:p>
     <w:p>
@@ -281,25 +281,6 @@
       </w:pPr>
       <w:r>
         <w:t>9. Manual rápido de uso</w:t>
-      </w:r>
-      <w:r>
-        <w:rPr>
-          <w:sz w:val="24"/>
-        </w:rPr>
-        <w:tab/>
-        <w:t>12</w:t>
-      </w:r>
-    </w:p>
-    <w:p>
-      <w:pPr>
-        <w:pStyle w:val="IndicePlaceholder"/>
-        <w:tabs>
-          <w:tab w:pos="8784" w:val="right" w:leader="dot"/>
-        </w:tabs>
-        <w:spacing w:after="160"/>
-      </w:pPr>
-      <w:r>
-        <w:t>10. Capturas del sistema</w:t>
       </w:r>
       <w:r>
         <w:rPr>
@@ -10652,1153 +10633,10 @@
     </w:p>
     <w:p>
       <w:pPr>
-        <w:pStyle w:val="Heading1"/>
+        <w:pStyle w:val="Heading2"/>
       </w:pPr>
       <w:r>
-        <w:t xml:space="preserve">8. Cumplimiento de la rúbrica</w:t>
-      </w:r>
-    </w:p>
-    <w:tbl>
-      <w:tblPr>
-        <w:tblStyle w:val="Table"/>
-        <w:tblW w:type="pct" w:w="5000"/>
-        <w:tblLayout w:type="fixed"/>
-        <w:tblLook w:firstRow="1" w:lastRow="0" w:firstColumn="0" w:lastColumn="0" w:noHBand="0" w:noVBand="0" w:val="0020"/>
-        <w:tblBorders>
-          <w:top w:val="single" w:sz="4" w:space="0" w:color="CBD5E1"/>
-          <w:left w:val="single" w:sz="4" w:space="0" w:color="CBD5E1"/>
-          <w:bottom w:val="single" w:sz="4" w:space="0" w:color="CBD5E1"/>
-          <w:right w:val="single" w:sz="4" w:space="0" w:color="CBD5E1"/>
-          <w:insideH w:val="single" w:sz="4" w:space="0" w:color="CBD5E1"/>
-          <w:insideV w:val="single" w:sz="4" w:space="0" w:color="CBD5E1"/>
-        </w:tblBorders>
-        <w:tblCellMar>
-          <w:top w:w="50" w:type="dxa"/>
-          <w:left w:w="100" w:type="dxa"/>
-          <w:bottom w:w="50" w:type="dxa"/>
-          <w:right w:w="100" w:type="dxa"/>
-        </w:tblCellMar>
-      </w:tblPr>
-      <w:tblGrid>
-        <w:gridCol w:w="792"/>
-        <w:gridCol w:w="2640"/>
-        <w:gridCol w:w="4488"/>
-      </w:tblGrid>
-      <w:tr>
-        <w:trPr>
-          <w:tblHeader w:val="on"/>
-        </w:trPr>
-        <w:tc>
-          <w:tcPr>
-            <w:shd w:val="clear" w:color="auto" w:fill="0F766E"/>
-          </w:tcPr>
-          <w:p>
-            <w:pPr>
-              <w:pStyle w:val="Compact"/>
-              <w:spacing w:after="0" w:before="0"/>
-            </w:pPr>
-            <w:r>
-              <w:rPr>
-                <w:b/>
-                <w:color w:val="FFFFFF"/>
-                <w:sz w:val="19"/>
-              </w:rPr>
-              <w:t xml:space="preserve">#</w:t>
-            </w:r>
-          </w:p>
-        </w:tc>
-        <w:tc>
-          <w:tcPr>
-            <w:shd w:val="clear" w:color="auto" w:fill="0F766E"/>
-          </w:tcPr>
-          <w:p>
-            <w:pPr>
-              <w:pStyle w:val="Compact"/>
-              <w:spacing w:after="0" w:before="0"/>
-            </w:pPr>
-            <w:r>
-              <w:rPr>
-                <w:b/>
-                <w:color w:val="FFFFFF"/>
-                <w:sz w:val="19"/>
-              </w:rPr>
-              <w:t xml:space="preserve">Criterio</w:t>
-            </w:r>
-          </w:p>
-        </w:tc>
-        <w:tc>
-          <w:tcPr>
-            <w:shd w:val="clear" w:color="auto" w:fill="0F766E"/>
-          </w:tcPr>
-          <w:p>
-            <w:pPr>
-              <w:pStyle w:val="Compact"/>
-              <w:spacing w:after="0" w:before="0"/>
-            </w:pPr>
-            <w:r>
-              <w:rPr>
-                <w:b/>
-                <w:color w:val="FFFFFF"/>
-                <w:sz w:val="19"/>
-              </w:rPr>
-              <w:t xml:space="preserve">Dónde se cumple</w:t>
-            </w:r>
-          </w:p>
-        </w:tc>
-      </w:tr>
-      <w:tr>
-        <w:tc>
-          <w:tcPr/>
-          <w:p>
-            <w:pPr>
-              <w:pStyle w:val="Compact"/>
-              <w:spacing w:after="0" w:before="0"/>
-            </w:pPr>
-            <w:r>
-              <w:rPr>
-                <w:sz w:val="19"/>
-              </w:rPr>
-              <w:t xml:space="preserve">1</w:t>
-            </w:r>
-          </w:p>
-        </w:tc>
-        <w:tc>
-          <w:tcPr/>
-          <w:p>
-            <w:pPr>
-              <w:pStyle w:val="Compact"/>
-              <w:spacing w:after="0" w:before="0"/>
-            </w:pPr>
-            <w:r>
-              <w:rPr>
-                <w:sz w:val="19"/>
-              </w:rPr>
-              <w:t xml:space="preserve">Arquitectura MV</w:t>
-            </w:r>
-          </w:p>
-        </w:tc>
-        <w:tc>
-          <w:tcPr/>
-          <w:p>
-            <w:pPr>
-              <w:pStyle w:val="Compact"/>
-              <w:spacing w:after="0" w:before="0"/>
-            </w:pPr>
-            <w:r>
-              <w:rPr>
-                <w:sz w:val="19"/>
-              </w:rPr>
-              <w:t xml:space="preserve">Proyectos</w:t>
-            </w:r>
-            <w:r>
-              <w:rPr>
-                <w:sz w:val="19"/>
-              </w:rPr>
-              <w:t xml:space="preserve"> </w:t>
-            </w:r>
-            <w:r>
-              <w:rPr>
-                <w:rStyle w:val="VerbatimChar"/>
-                <w:sz w:val="19"/>
-              </w:rPr>
-              <w:t xml:space="preserve">Modelos</w:t>
-            </w:r>
-            <w:r>
-              <w:rPr>
-                <w:sz w:val="19"/>
-              </w:rPr>
-              <w:t xml:space="preserve"> </w:t>
-            </w:r>
-            <w:r>
-              <w:rPr>
-                <w:sz w:val="19"/>
-              </w:rPr>
-              <w:t xml:space="preserve">y</w:t>
-            </w:r>
-            <w:r>
-              <w:rPr>
-                <w:sz w:val="19"/>
-              </w:rPr>
-              <w:t xml:space="preserve"> </w:t>
-            </w:r>
-            <w:r>
-              <w:rPr>
-                <w:rStyle w:val="VerbatimChar"/>
-                <w:sz w:val="19"/>
-              </w:rPr>
-              <w:t xml:space="preserve">Vista</w:t>
-            </w:r>
-            <w:r>
-              <w:rPr>
-                <w:sz w:val="19"/>
-              </w:rPr>
-              <w:t xml:space="preserve">; la Vista solo invoca clases de</w:t>
-            </w:r>
-            <w:r>
-              <w:rPr>
-                <w:sz w:val="19"/>
-              </w:rPr>
-              <w:t xml:space="preserve"> </w:t>
-            </w:r>
-            <w:r>
-              <w:rPr>
-                <w:rStyle w:val="VerbatimChar"/>
-                <w:sz w:val="19"/>
-              </w:rPr>
-              <w:t xml:space="preserve">Modelos.Datos</w:t>
-            </w:r>
-          </w:p>
-        </w:tc>
-      </w:tr>
-      <w:tr>
-        <w:tc>
-          <w:tcPr>
-            <w:shd w:val="clear" w:color="auto" w:fill="F1F5F9"/>
-          </w:tcPr>
-          <w:p>
-            <w:pPr>
-              <w:pStyle w:val="Compact"/>
-              <w:spacing w:after="0" w:before="0"/>
-            </w:pPr>
-            <w:r>
-              <w:rPr>
-                <w:sz w:val="19"/>
-              </w:rPr>
-              <w:t xml:space="preserve">2</w:t>
-            </w:r>
-          </w:p>
-        </w:tc>
-        <w:tc>
-          <w:tcPr>
-            <w:shd w:val="clear" w:color="auto" w:fill="F1F5F9"/>
-          </w:tcPr>
-          <w:p>
-            <w:pPr>
-              <w:pStyle w:val="Compact"/>
-              <w:spacing w:after="0" w:before="0"/>
-            </w:pPr>
-            <w:r>
-              <w:rPr>
-                <w:sz w:val="19"/>
-              </w:rPr>
-              <w:t xml:space="preserve">Estructura de carpetas</w:t>
-            </w:r>
-          </w:p>
-        </w:tc>
-        <w:tc>
-          <w:tcPr>
-            <w:shd w:val="clear" w:color="auto" w:fill="F1F5F9"/>
-          </w:tcPr>
-          <w:p>
-            <w:pPr>
-              <w:pStyle w:val="Compact"/>
-              <w:spacing w:after="0" w:before="0"/>
-            </w:pPr>
-            <w:r>
-              <w:rPr>
-                <w:sz w:val="19"/>
-              </w:rPr>
-              <w:t xml:space="preserve">Capas por proyecto y carpetas por funcionalidad (ver sección 3)</w:t>
-            </w:r>
-          </w:p>
-        </w:tc>
-      </w:tr>
-      <w:tr>
-        <w:tc>
-          <w:tcPr/>
-          <w:p>
-            <w:pPr>
-              <w:pStyle w:val="Compact"/>
-              <w:spacing w:after="0" w:before="0"/>
-            </w:pPr>
-            <w:r>
-              <w:rPr>
-                <w:sz w:val="19"/>
-              </w:rPr>
-              <w:t xml:space="preserve">3</w:t>
-            </w:r>
-          </w:p>
-        </w:tc>
-        <w:tc>
-          <w:tcPr/>
-          <w:p>
-            <w:pPr>
-              <w:pStyle w:val="Compact"/>
-              <w:spacing w:after="0" w:before="0"/>
-            </w:pPr>
-            <w:r>
-              <w:rPr>
-                <w:sz w:val="19"/>
-              </w:rPr>
-              <w:t xml:space="preserve">Login con BCrypt</w:t>
-            </w:r>
-          </w:p>
-        </w:tc>
-        <w:tc>
-          <w:tcPr/>
-          <w:p>
-            <w:pPr>
-              <w:pStyle w:val="Compact"/>
-              <w:spacing w:after="0" w:before="0"/>
-            </w:pPr>
-            <w:r>
-              <w:rPr>
-                <w:rStyle w:val="VerbatimChar"/>
-                <w:sz w:val="19"/>
-              </w:rPr>
-              <w:t xml:space="preserve">Vista/Login/frmLogin.cs</w:t>
-            </w:r>
-            <w:r>
-              <w:rPr>
-                <w:sz w:val="19"/>
-              </w:rPr>
-              <w:t xml:space="preserve">,</w:t>
-            </w:r>
-            <w:r>
-              <w:rPr>
-                <w:sz w:val="19"/>
-              </w:rPr>
-              <w:t xml:space="preserve"> </w:t>
-            </w:r>
-            <w:r>
-              <w:rPr>
-                <w:rStyle w:val="VerbatimChar"/>
-                <w:sz w:val="19"/>
-              </w:rPr>
-              <w:t xml:space="preserve">UsuarioDatos.Autenticar</w:t>
-            </w:r>
-            <w:r>
-              <w:rPr>
-                <w:sz w:val="19"/>
-              </w:rPr>
-              <w:t xml:space="preserve">,</w:t>
-            </w:r>
-            <w:r>
-              <w:rPr>
-                <w:sz w:val="19"/>
-              </w:rPr>
-              <w:t xml:space="preserve"> </w:t>
-            </w:r>
-            <w:r>
-              <w:rPr>
-                <w:rStyle w:val="VerbatimChar"/>
-                <w:sz w:val="19"/>
-              </w:rPr>
-              <w:t xml:space="preserve">EncriptadorContrasena</w:t>
-            </w:r>
-          </w:p>
-        </w:tc>
-      </w:tr>
-      <w:tr>
-        <w:tc>
-          <w:tcPr>
-            <w:shd w:val="clear" w:color="auto" w:fill="F1F5F9"/>
-          </w:tcPr>
-          <w:p>
-            <w:pPr>
-              <w:pStyle w:val="Compact"/>
-              <w:spacing w:after="0" w:before="0"/>
-            </w:pPr>
-            <w:r>
-              <w:rPr>
-                <w:sz w:val="19"/>
-              </w:rPr>
-              <w:t xml:space="preserve">4</w:t>
-            </w:r>
-          </w:p>
-        </w:tc>
-        <w:tc>
-          <w:tcPr>
-            <w:shd w:val="clear" w:color="auto" w:fill="F1F5F9"/>
-          </w:tcPr>
-          <w:p>
-            <w:pPr>
-              <w:pStyle w:val="Compact"/>
-              <w:spacing w:after="0" w:before="0"/>
-            </w:pPr>
-            <w:r>
-              <w:rPr>
-                <w:sz w:val="19"/>
-              </w:rPr>
-              <w:t xml:space="preserve">Gestión de usuarios</w:t>
-            </w:r>
-          </w:p>
-        </w:tc>
-        <w:tc>
-          <w:tcPr>
-            <w:shd w:val="clear" w:color="auto" w:fill="F1F5F9"/>
-          </w:tcPr>
-          <w:p>
-            <w:pPr>
-              <w:pStyle w:val="Compact"/>
-              <w:spacing w:after="0" w:before="0"/>
-            </w:pPr>
-            <w:r>
-              <w:rPr>
-                <w:rStyle w:val="VerbatimChar"/>
-                <w:sz w:val="19"/>
-              </w:rPr>
-              <w:t xml:space="preserve">Vista/Usuarios/frmUsuarios.cs</w:t>
-            </w:r>
-            <w:r>
-              <w:rPr>
-                <w:sz w:val="19"/>
-              </w:rPr>
-              <w:t xml:space="preserve"> </w:t>
-            </w:r>
-            <w:r>
-              <w:rPr>
-                <w:sz w:val="19"/>
-              </w:rPr>
-              <w:t xml:space="preserve">(CRUD + rol)</w:t>
-            </w:r>
-          </w:p>
-        </w:tc>
-      </w:tr>
-      <w:tr>
-        <w:tc>
-          <w:tcPr/>
-          <w:p>
-            <w:pPr>
-              <w:pStyle w:val="Compact"/>
-              <w:spacing w:after="0" w:before="0"/>
-            </w:pPr>
-            <w:r>
-              <w:rPr>
-                <w:sz w:val="19"/>
-              </w:rPr>
-              <w:t xml:space="preserve">5</w:t>
-            </w:r>
-          </w:p>
-        </w:tc>
-        <w:tc>
-          <w:tcPr/>
-          <w:p>
-            <w:pPr>
-              <w:pStyle w:val="Compact"/>
-              <w:spacing w:after="0" w:before="0"/>
-            </w:pPr>
-            <w:r>
-              <w:rPr>
-                <w:sz w:val="19"/>
-              </w:rPr>
-              <w:t xml:space="preserve">Roles y permisos</w:t>
-            </w:r>
-          </w:p>
-        </w:tc>
-        <w:tc>
-          <w:tcPr/>
-          <w:p>
-            <w:pPr>
-              <w:pStyle w:val="Compact"/>
-              <w:spacing w:after="0" w:before="0"/>
-            </w:pPr>
-            <w:r>
-              <w:rPr>
-                <w:sz w:val="19"/>
-              </w:rPr>
-              <w:t xml:space="preserve">Tablas</w:t>
-            </w:r>
-            <w:r>
-              <w:rPr>
-                <w:sz w:val="19"/>
-              </w:rPr>
-              <w:t xml:space="preserve"> </w:t>
-            </w:r>
-            <w:r>
-              <w:rPr>
-                <w:rStyle w:val="VerbatimChar"/>
-                <w:sz w:val="19"/>
-              </w:rPr>
-              <w:t xml:space="preserve">rol</w:t>
-            </w:r>
-            <w:r>
-              <w:rPr>
-                <w:sz w:val="19"/>
-              </w:rPr>
-              <w:t xml:space="preserve">/</w:t>
-            </w:r>
-            <w:r>
-              <w:rPr>
-                <w:rStyle w:val="VerbatimChar"/>
-                <w:sz w:val="19"/>
-              </w:rPr>
-              <w:t xml:space="preserve">permiso</w:t>
-            </w:r>
-            <w:r>
-              <w:rPr>
-                <w:sz w:val="19"/>
-              </w:rPr>
-              <w:t xml:space="preserve">/</w:t>
-            </w:r>
-            <w:r>
-              <w:rPr>
-                <w:rStyle w:val="VerbatimChar"/>
-                <w:sz w:val="19"/>
-              </w:rPr>
-              <w:t xml:space="preserve">rolPermiso</w:t>
-            </w:r>
-            <w:r>
-              <w:rPr>
-                <w:sz w:val="19"/>
-              </w:rPr>
-              <w:t xml:space="preserve">,</w:t>
-            </w:r>
-            <w:r>
-              <w:rPr>
-                <w:sz w:val="19"/>
-              </w:rPr>
-              <w:t xml:space="preserve"> </w:t>
-            </w:r>
-            <w:r>
-              <w:rPr>
-                <w:rStyle w:val="VerbatimChar"/>
-                <w:sz w:val="19"/>
-              </w:rPr>
-              <w:t xml:space="preserve">Sesion.Tiene</w:t>
-            </w:r>
-            <w:r>
-              <w:rPr>
-                <w:sz w:val="19"/>
-              </w:rPr>
-              <w:t xml:space="preserve">,</w:t>
-            </w:r>
-            <w:r>
-              <w:rPr>
-                <w:sz w:val="19"/>
-              </w:rPr>
-              <w:t xml:space="preserve"> </w:t>
-            </w:r>
-            <w:r>
-              <w:rPr>
-                <w:rStyle w:val="VerbatimChar"/>
-                <w:sz w:val="19"/>
-              </w:rPr>
-              <w:t xml:space="preserve">frmRoles</w:t>
-            </w:r>
-          </w:p>
-        </w:tc>
-      </w:tr>
-      <w:tr>
-        <w:tc>
-          <w:tcPr>
-            <w:shd w:val="clear" w:color="auto" w:fill="F1F5F9"/>
-          </w:tcPr>
-          <w:p>
-            <w:pPr>
-              <w:pStyle w:val="Compact"/>
-              <w:spacing w:after="0" w:before="0"/>
-            </w:pPr>
-            <w:r>
-              <w:rPr>
-                <w:sz w:val="19"/>
-              </w:rPr>
-              <w:t xml:space="preserve">6</w:t>
-            </w:r>
-          </w:p>
-        </w:tc>
-        <w:tc>
-          <w:tcPr>
-            <w:shd w:val="clear" w:color="auto" w:fill="F1F5F9"/>
-          </w:tcPr>
-          <w:p>
-            <w:pPr>
-              <w:pStyle w:val="Compact"/>
-              <w:spacing w:after="0" w:before="0"/>
-            </w:pPr>
-            <w:r>
-              <w:rPr>
-                <w:sz w:val="19"/>
-              </w:rPr>
-              <w:t xml:space="preserve">Seguridad</w:t>
-            </w:r>
-          </w:p>
-        </w:tc>
-        <w:tc>
-          <w:tcPr>
-            <w:shd w:val="clear" w:color="auto" w:fill="F1F5F9"/>
-          </w:tcPr>
-          <w:p>
-            <w:pPr>
-              <w:pStyle w:val="Compact"/>
-              <w:spacing w:after="0" w:before="0"/>
-            </w:pPr>
-            <w:r>
-              <w:rPr>
-                <w:sz w:val="19"/>
-              </w:rPr>
-              <w:t xml:space="preserve">Hash BCrypt, consultas parametrizadas, reglas anti-bloqueo</w:t>
-            </w:r>
-          </w:p>
-        </w:tc>
-      </w:tr>
-      <w:tr>
-        <w:tc>
-          <w:tcPr/>
-          <w:p>
-            <w:pPr>
-              <w:pStyle w:val="Compact"/>
-              <w:spacing w:after="0" w:before="0"/>
-            </w:pPr>
-            <w:r>
-              <w:rPr>
-                <w:sz w:val="19"/>
-              </w:rPr>
-              <w:t xml:space="preserve">7</w:t>
-            </w:r>
-          </w:p>
-        </w:tc>
-        <w:tc>
-          <w:tcPr/>
-          <w:p>
-            <w:pPr>
-              <w:pStyle w:val="Compact"/>
-              <w:spacing w:after="0" w:before="0"/>
-            </w:pPr>
-            <w:r>
-              <w:rPr>
-                <w:sz w:val="19"/>
-              </w:rPr>
-              <w:t xml:space="preserve">Scripts de BD</w:t>
-            </w:r>
-          </w:p>
-        </w:tc>
-        <w:tc>
-          <w:tcPr/>
-          <w:p>
-            <w:pPr>
-              <w:pStyle w:val="Compact"/>
-              <w:spacing w:after="0" w:before="0"/>
-            </w:pPr>
-            <w:r>
-              <w:rPr>
-                <w:rStyle w:val="VerbatimChar"/>
-                <w:sz w:val="19"/>
-              </w:rPr>
-              <w:t xml:space="preserve">BaseDatos/Veterinaria.sql</w:t>
-            </w:r>
-            <w:r>
-              <w:rPr>
-                <w:sz w:val="19"/>
-              </w:rPr>
-              <w:t xml:space="preserve"> </w:t>
-            </w:r>
-            <w:r>
-              <w:rPr>
-                <w:sz w:val="19"/>
-              </w:rPr>
-              <w:t xml:space="preserve">(comentado, con usuarios, roles y permisos)</w:t>
-            </w:r>
-          </w:p>
-        </w:tc>
-      </w:tr>
-      <w:tr>
-        <w:tc>
-          <w:tcPr>
-            <w:shd w:val="clear" w:color="auto" w:fill="F1F5F9"/>
-          </w:tcPr>
-          <w:p>
-            <w:pPr>
-              <w:pStyle w:val="Compact"/>
-              <w:spacing w:after="0" w:before="0"/>
-            </w:pPr>
-            <w:r>
-              <w:rPr>
-                <w:sz w:val="19"/>
-              </w:rPr>
-              <w:t xml:space="preserve">8</w:t>
-            </w:r>
-          </w:p>
-        </w:tc>
-        <w:tc>
-          <w:tcPr>
-            <w:shd w:val="clear" w:color="auto" w:fill="F1F5F9"/>
-          </w:tcPr>
-          <w:p>
-            <w:pPr>
-              <w:pStyle w:val="Compact"/>
-              <w:spacing w:after="0" w:before="0"/>
-            </w:pPr>
-            <w:r>
-              <w:rPr>
-                <w:sz w:val="19"/>
-              </w:rPr>
-              <w:t xml:space="preserve">CRUD de todas las entidades</w:t>
-            </w:r>
-          </w:p>
-        </w:tc>
-        <w:tc>
-          <w:tcPr>
-            <w:shd w:val="clear" w:color="auto" w:fill="F1F5F9"/>
-          </w:tcPr>
-          <w:p>
-            <w:pPr>
-              <w:pStyle w:val="Compact"/>
-              <w:spacing w:after="0" w:before="0"/>
-            </w:pPr>
-            <w:r>
-              <w:rPr>
-                <w:sz w:val="19"/>
-              </w:rPr>
-              <w:t xml:space="preserve">Propietarios, Mascotas, Citas, Consultas, Vacunas, Aplicaciones, Usuarios</w:t>
-            </w:r>
-          </w:p>
-        </w:tc>
-      </w:tr>
-      <w:tr>
-        <w:tc>
-          <w:tcPr/>
-          <w:p>
-            <w:pPr>
-              <w:pStyle w:val="Compact"/>
-              <w:spacing w:after="0" w:before="0"/>
-            </w:pPr>
-            <w:r>
-              <w:rPr>
-                <w:sz w:val="19"/>
-              </w:rPr>
-              <w:t xml:space="preserve">9</w:t>
-            </w:r>
-          </w:p>
-        </w:tc>
-        <w:tc>
-          <w:tcPr/>
-          <w:p>
-            <w:pPr>
-              <w:pStyle w:val="Compact"/>
-              <w:spacing w:after="0" w:before="0"/>
-            </w:pPr>
-            <w:r>
-              <w:rPr>
-                <w:sz w:val="19"/>
-              </w:rPr>
-              <w:t xml:space="preserve">Excepciones</w:t>
-            </w:r>
-          </w:p>
-        </w:tc>
-        <w:tc>
-          <w:tcPr/>
-          <w:p>
-            <w:pPr>
-              <w:pStyle w:val="Compact"/>
-              <w:spacing w:after="0" w:before="0"/>
-            </w:pPr>
-            <w:r>
-              <w:rPr>
-                <w:rStyle w:val="VerbatimChar"/>
-                <w:sz w:val="19"/>
-              </w:rPr>
-              <w:t xml:space="preserve">try/catch</w:t>
-            </w:r>
-            <w:r>
-              <w:rPr>
-                <w:sz w:val="19"/>
-              </w:rPr>
-              <w:t xml:space="preserve"> </w:t>
-            </w:r>
-            <w:r>
-              <w:rPr>
-                <w:sz w:val="19"/>
-              </w:rPr>
-              <w:t xml:space="preserve">+</w:t>
-            </w:r>
-            <w:r>
-              <w:rPr>
-                <w:sz w:val="19"/>
-              </w:rPr>
-              <w:t xml:space="preserve"> </w:t>
-            </w:r>
-            <w:r>
-              <w:rPr>
-                <w:rStyle w:val="VerbatimChar"/>
-                <w:sz w:val="19"/>
-              </w:rPr>
-              <w:t xml:space="preserve">MessageBox</w:t>
-            </w:r>
-            <w:r>
-              <w:rPr>
-                <w:sz w:val="19"/>
-              </w:rPr>
-              <w:t xml:space="preserve"> </w:t>
-            </w:r>
-            <w:r>
-              <w:rPr>
-                <w:sz w:val="19"/>
-              </w:rPr>
-              <w:t xml:space="preserve">+</w:t>
-            </w:r>
-            <w:r>
-              <w:rPr>
-                <w:sz w:val="19"/>
-              </w:rPr>
-              <w:t xml:space="preserve"> </w:t>
-            </w:r>
-            <w:r>
-              <w:rPr>
-                <w:rStyle w:val="VerbatimChar"/>
-                <w:sz w:val="19"/>
-              </w:rPr>
-              <w:t xml:space="preserve">Logger</w:t>
-            </w:r>
-          </w:p>
-        </w:tc>
-      </w:tr>
-      <w:tr>
-        <w:tc>
-          <w:tcPr>
-            <w:shd w:val="clear" w:color="auto" w:fill="F1F5F9"/>
-          </w:tcPr>
-          <w:p>
-            <w:pPr>
-              <w:pStyle w:val="Compact"/>
-              <w:spacing w:after="0" w:before="0"/>
-            </w:pPr>
-            <w:r>
-              <w:rPr>
-                <w:sz w:val="19"/>
-              </w:rPr>
-              <w:t xml:space="preserve">10</w:t>
-            </w:r>
-          </w:p>
-        </w:tc>
-        <w:tc>
-          <w:tcPr>
-            <w:shd w:val="clear" w:color="auto" w:fill="F1F5F9"/>
-          </w:tcPr>
-          <w:p>
-            <w:pPr>
-              <w:pStyle w:val="Compact"/>
-              <w:spacing w:after="0" w:before="0"/>
-            </w:pPr>
-            <w:r>
-              <w:rPr>
-                <w:sz w:val="19"/>
-              </w:rPr>
-              <w:t xml:space="preserve">Interfaz de usuario</w:t>
-            </w:r>
-          </w:p>
-        </w:tc>
-        <w:tc>
-          <w:tcPr>
-            <w:shd w:val="clear" w:color="auto" w:fill="F1F5F9"/>
-          </w:tcPr>
-          <w:p>
-            <w:pPr>
-              <w:pStyle w:val="Compact"/>
-              <w:spacing w:after="0" w:before="0"/>
-            </w:pPr>
-            <w:r>
-              <w:rPr>
-                <w:sz w:val="19"/>
-              </w:rPr>
-              <w:t xml:space="preserve">Formularios diseñados en el Designer con la misma estructura y colores; mensajes de validación claros</w:t>
-            </w:r>
-          </w:p>
-        </w:tc>
-      </w:tr>
-      <w:tr>
-        <w:tc>
-          <w:tcPr/>
-          <w:p>
-            <w:pPr>
-              <w:pStyle w:val="Compact"/>
-              <w:spacing w:after="0" w:before="0"/>
-            </w:pPr>
-            <w:r>
-              <w:rPr>
-                <w:sz w:val="19"/>
-              </w:rPr>
-              <w:t xml:space="preserve">11</w:t>
-            </w:r>
-          </w:p>
-        </w:tc>
-        <w:tc>
-          <w:tcPr/>
-          <w:p>
-            <w:pPr>
-              <w:pStyle w:val="Compact"/>
-              <w:spacing w:after="0" w:before="0"/>
-            </w:pPr>
-            <w:r>
-              <w:rPr>
-                <w:sz w:val="19"/>
-              </w:rPr>
-              <w:t xml:space="preserve">Conexión a BD</w:t>
-            </w:r>
-          </w:p>
-        </w:tc>
-        <w:tc>
-          <w:tcPr/>
-          <w:p>
-            <w:pPr>
-              <w:pStyle w:val="Compact"/>
-              <w:spacing w:after="0" w:before="0"/>
-            </w:pPr>
-            <w:r>
-              <w:rPr>
-                <w:rStyle w:val="VerbatimChar"/>
-                <w:sz w:val="19"/>
-              </w:rPr>
-              <w:t xml:space="preserve">Conexion_DB/Conexion.cs</w:t>
-            </w:r>
-            <w:r>
-              <w:rPr>
-                <w:sz w:val="19"/>
-              </w:rPr>
-              <w:t xml:space="preserve"> </w:t>
-            </w:r>
-            <w:r>
-              <w:rPr>
-                <w:sz w:val="19"/>
-              </w:rPr>
-              <w:t xml:space="preserve">(servidor y base configurables, conexiones con</w:t>
-            </w:r>
-            <w:r>
-              <w:rPr>
-                <w:sz w:val="19"/>
-              </w:rPr>
-              <w:t xml:space="preserve"> </w:t>
-            </w:r>
-            <w:r>
-              <w:rPr>
-                <w:rStyle w:val="VerbatimChar"/>
-                <w:sz w:val="19"/>
-              </w:rPr>
-              <w:t xml:space="preserve">using</w:t>
-            </w:r>
-            <w:r>
-              <w:rPr>
-                <w:sz w:val="19"/>
-              </w:rPr>
-              <w:t xml:space="preserve">, consultas con parámetros)</w:t>
-            </w:r>
-          </w:p>
-        </w:tc>
-      </w:tr>
-      <w:tr>
-        <w:tc>
-          <w:tcPr>
-            <w:shd w:val="clear" w:color="auto" w:fill="F1F5F9"/>
-          </w:tcPr>
-          <w:p>
-            <w:pPr>
-              <w:pStyle w:val="Compact"/>
-              <w:spacing w:after="0" w:before="0"/>
-            </w:pPr>
-            <w:r>
-              <w:rPr>
-                <w:sz w:val="19"/>
-              </w:rPr>
-              <w:t xml:space="preserve">12</w:t>
-            </w:r>
-          </w:p>
-        </w:tc>
-        <w:tc>
-          <w:tcPr>
-            <w:shd w:val="clear" w:color="auto" w:fill="F1F5F9"/>
-          </w:tcPr>
-          <w:p>
-            <w:pPr>
-              <w:pStyle w:val="Compact"/>
-              <w:spacing w:after="0" w:before="0"/>
-            </w:pPr>
-            <w:r>
-              <w:rPr>
-                <w:sz w:val="19"/>
-              </w:rPr>
-              <w:t xml:space="preserve">Documentación</w:t>
-            </w:r>
-          </w:p>
-        </w:tc>
-        <w:tc>
-          <w:tcPr>
-            <w:shd w:val="clear" w:color="auto" w:fill="F1F5F9"/>
-          </w:tcPr>
-          <w:p>
-            <w:pPr>
-              <w:pStyle w:val="Compact"/>
-              <w:spacing w:after="0" w:before="0"/>
-            </w:pPr>
-            <w:r>
-              <w:rPr>
-                <w:sz w:val="19"/>
-              </w:rPr>
-              <w:t xml:space="preserve">Este documento</w:t>
-            </w:r>
-          </w:p>
-        </w:tc>
-      </w:tr>
-    </w:tbl>
-    <w:p>
-      <w:pPr>
-        <w:pStyle w:val="Heading1"/>
-      </w:pPr>
-      <w:r>
-        <w:t xml:space="preserve">9. Manual rápido de uso</w:t>
-      </w:r>
-    </w:p>
-    <w:p>
-      <w:pPr>
-        <w:pStyle w:val="Compact"/>
-        <w:numPr>
-          <w:ilvl w:val="0"/>
-          <w:numId w:val="1004"/>
-        </w:numPr>
-      </w:pPr>
-      <w:r>
-        <w:t xml:space="preserve">Ejecutar</w:t>
-      </w:r>
-      <w:r>
-        <w:t xml:space="preserve"> </w:t>
-      </w:r>
-      <w:r>
-        <w:rPr>
-          <w:rStyle w:val="VerbatimChar"/>
-        </w:rPr>
-        <w:t xml:space="preserve">BaseDatos/Veterinaria.sql</w:t>
-      </w:r>
-      <w:r>
-        <w:t xml:space="preserve"> </w:t>
-      </w:r>
-      <w:r>
-        <w:t xml:space="preserve">y abrir</w:t>
-      </w:r>
-      <w:r>
-        <w:t xml:space="preserve"> </w:t>
-      </w:r>
-      <w:r>
-        <w:rPr>
-          <w:rStyle w:val="VerbatimChar"/>
-        </w:rPr>
-        <w:t xml:space="preserve">Veterinaria.sln</w:t>
-      </w:r>
-      <w:r>
-        <w:t xml:space="preserve">.</w:t>
-      </w:r>
-    </w:p>
-    <w:p>
-      <w:pPr>
-        <w:pStyle w:val="Compact"/>
-        <w:numPr>
-          <w:ilvl w:val="0"/>
-          <w:numId w:val="1004"/>
-        </w:numPr>
-      </w:pPr>
-      <w:r>
-        <w:t xml:space="preserve">Ingresar con</w:t>
-      </w:r>
-      <w:r>
-        <w:t xml:space="preserve"> </w:t>
-      </w:r>
-      <w:r>
-        <w:rPr>
-          <w:rStyle w:val="VerbatimChar"/>
-        </w:rPr>
-        <w:t xml:space="preserve">admin / Admin123*</w:t>
-      </w:r>
-      <w:r>
-        <w:t xml:space="preserve">,</w:t>
-      </w:r>
-      <w:r>
-        <w:t xml:space="preserve"> </w:t>
-      </w:r>
-      <w:r>
-        <w:rPr>
-          <w:rStyle w:val="VerbatimChar"/>
-        </w:rPr>
-        <w:t xml:space="preserve">dvera / Vet12345*</w:t>
-      </w:r>
-      <w:r>
-        <w:t xml:space="preserve"> </w:t>
-      </w:r>
-      <w:r>
-        <w:t xml:space="preserve">o</w:t>
-      </w:r>
-      <w:r>
-        <w:t xml:space="preserve"> </w:t>
-      </w:r>
-      <w:r>
-        <w:rPr>
-          <w:rStyle w:val="VerbatimChar"/>
-        </w:rPr>
-        <w:t xml:space="preserve">recep1 / Recep123*</w:t>
-      </w:r>
-      <w:r>
-        <w:t xml:space="preserve">.</w:t>
-      </w:r>
-    </w:p>
-    <w:p>
-      <w:pPr>
-        <w:pStyle w:val="Compact"/>
-        <w:numPr>
-          <w:ilvl w:val="0"/>
-          <w:numId w:val="1004"/>
-        </w:numPr>
-      </w:pPr>
-      <w:r>
-        <w:rPr>
-          <w:b/>
-          <w:bCs/>
-        </w:rPr>
-        <w:t xml:space="preserve">Recepcionista:</w:t>
-      </w:r>
-      <w:r>
-        <w:t xml:space="preserve"> </w:t>
-      </w:r>
-      <w:r>
-        <w:t xml:space="preserve">Propietarios → Mascotas → Citas.</w:t>
-      </w:r>
-    </w:p>
-    <w:p>
-      <w:pPr>
-        <w:pStyle w:val="Compact"/>
-        <w:numPr>
-          <w:ilvl w:val="0"/>
-          <w:numId w:val="1004"/>
-        </w:numPr>
-      </w:pPr>
-      <w:r>
-        <w:rPr>
-          <w:b/>
-          <w:bCs/>
-        </w:rPr>
-        <w:t xml:space="preserve">Veterinario:</w:t>
-      </w:r>
-      <w:r>
-        <w:t xml:space="preserve"> </w:t>
-      </w:r>
-      <w:r>
-        <w:t xml:space="preserve">Consultas médicas (historial) y Vacunas (aplicar y administrar catálogo).</w:t>
-      </w:r>
-    </w:p>
-    <w:p>
-      <w:pPr>
-        <w:pStyle w:val="Compact"/>
-        <w:numPr>
-          <w:ilvl w:val="0"/>
-          <w:numId w:val="1004"/>
-        </w:numPr>
-      </w:pPr>
-      <w:r>
-        <w:rPr>
-          <w:b/>
-          <w:bCs/>
-        </w:rPr>
-        <w:t xml:space="preserve">Administrador:</w:t>
-      </w:r>
-      <w:r>
-        <w:t xml:space="preserve"> </w:t>
-      </w:r>
-      <w:r>
-        <w:t xml:space="preserve">Usuarios (crear personal y asignar rol), Roles y permisos, Bitácora y todos los módulos.</w:t>
-      </w:r>
-    </w:p>
-    <w:p>
-      <w:pPr>
-        <w:pStyle w:val="Heading1"/>
-      </w:pPr>
-      <w:r>
-        <w:t xml:space="preserve">10. Capturas del sistema</w:t>
+        <w:t xml:space="preserve">7.1 Control de acceso por rol</w:t>
       </w:r>
     </w:p>
     <w:p>
@@ -11806,17 +10644,20 @@
         <w:pStyle w:val="FirstParagraph"/>
       </w:pPr>
       <w:r>
+        <w:t xml:space="preserve">El administrador asigna los permisos de cada rol desde la pantalla</w:t>
+      </w:r>
+      <w:r>
+        <w:t xml:space="preserve"> </w:t>
+      </w:r>
+      <w:r>
         <w:rPr>
           <w:b/>
           <w:bCs/>
         </w:rPr>
-        <w:t xml:space="preserve">Roles y permisos (rol Administrador).</w:t>
-      </w:r>
-      <w:r>
-        <w:t xml:space="preserve"> </w:t>
-      </w:r>
-      <w:r>
-        <w:t xml:space="preserve">Desde esta pantalla el administrador asigna los permisos a cada rol; los cambios se guardan en las tablas</w:t>
+        <w:t xml:space="preserve">Roles y permisos</w:t>
+      </w:r>
+      <w:r>
+        <w:t xml:space="preserve">; los cambios se guardan en las tablas</w:t>
       </w:r>
       <w:r>
         <w:t xml:space="preserve"> </w:t>
@@ -11855,7 +10696,10 @@
         <w:t xml:space="preserve">rolPermiso</w:t>
       </w:r>
       <w:r>
-        <w:t xml:space="preserve">.</w:t>
+        <w:t xml:space="preserve"> </w:t>
+      </w:r>
+      <w:r>
+        <w:t xml:space="preserve">y se aplican en el siguiente inicio de sesión de los usuarios de ese rol.</w:t>
       </w:r>
     </w:p>
     <w:p>
@@ -11867,7 +10711,7 @@
           <wp:inline>
             <wp:extent cx="5334000" cy="3619767"/>
             <wp:effectExtent b="0" l="0" r="0" t="0"/>
-            <wp:docPr descr="Pantalla de roles y permisos" title="" id="19" name="Picture"/>
+            <wp:docPr descr="Pantalla de roles y permisos (rol Administrador)" title="" id="19" name="Picture"/>
             <a:graphic>
               <a:graphicData uri="http://schemas.openxmlformats.org/drawingml/2006/picture">
                 <pic:pic>
@@ -11910,7 +10754,7 @@
         <w:pStyle w:val="ImageCaption"/>
       </w:pPr>
       <w:r>
-        <w:t xml:space="preserve">Pantalla de roles y permisos</w:t>
+        <w:t xml:space="preserve">Pantalla de roles y permisos (rol Administrador)</w:t>
       </w:r>
     </w:p>
     <w:p>
@@ -11918,17 +10762,7 @@
         <w:pStyle w:val="BodyText"/>
       </w:pPr>
       <w:r>
-        <w:rPr>
-          <w:b/>
-          <w:bCs/>
-        </w:rPr>
-        <w:t xml:space="preserve">Control de permisos por rol (usuario Veterinario).</w:t>
-      </w:r>
-      <w:r>
-        <w:t xml:space="preserve"> </w:t>
-      </w:r>
-      <w:r>
-        <w:t xml:space="preserve">El menú solo muestra los módulos permitidos y, en Mascotas, el veterinario tiene permiso de consulta pero no de gestión, por lo que el formulario y los botones aparecen deshabilitados.</w:t>
+        <w:t xml:space="preserve">El menú solo muestra los módulos permitidos y los botones se habilitan según el permiso. En la siguiente captura, el veterinario tiene permiso de consulta en Mascotas pero no de gestión, por lo que el formulario y los botones aparecen deshabilitados.</w:t>
       </w:r>
     </w:p>
     <w:p>
@@ -11984,6 +10818,1630 @@
       </w:pPr>
       <w:r>
         <w:t xml:space="preserve">Mascotas con el rol Veterinario (solo lectura)</w:t>
+      </w:r>
+    </w:p>
+    <w:p>
+      <w:pPr>
+        <w:pStyle w:val="Heading1"/>
+      </w:pPr>
+      <w:r>
+        <w:t xml:space="preserve">8. Cumplimiento de la rúbrica</w:t>
+      </w:r>
+    </w:p>
+    <w:tbl>
+      <w:tblPr>
+        <w:tblStyle w:val="Table"/>
+        <w:tblW w:type="pct" w:w="5000"/>
+        <w:tblLayout w:type="fixed"/>
+        <w:tblLook w:firstRow="1" w:lastRow="0" w:firstColumn="0" w:lastColumn="0" w:noHBand="0" w:noVBand="0" w:val="0020"/>
+        <w:tblBorders>
+          <w:top w:val="single" w:sz="4" w:space="0" w:color="CBD5E1"/>
+          <w:left w:val="single" w:sz="4" w:space="0" w:color="CBD5E1"/>
+          <w:bottom w:val="single" w:sz="4" w:space="0" w:color="CBD5E1"/>
+          <w:right w:val="single" w:sz="4" w:space="0" w:color="CBD5E1"/>
+          <w:insideH w:val="single" w:sz="4" w:space="0" w:color="CBD5E1"/>
+          <w:insideV w:val="single" w:sz="4" w:space="0" w:color="CBD5E1"/>
+        </w:tblBorders>
+        <w:tblCellMar>
+          <w:top w:w="50" w:type="dxa"/>
+          <w:left w:w="100" w:type="dxa"/>
+          <w:bottom w:w="50" w:type="dxa"/>
+          <w:right w:w="100" w:type="dxa"/>
+        </w:tblCellMar>
+      </w:tblPr>
+      <w:tblGrid>
+        <w:gridCol w:w="792"/>
+        <w:gridCol w:w="2640"/>
+        <w:gridCol w:w="4488"/>
+      </w:tblGrid>
+      <w:tr>
+        <w:trPr>
+          <w:tblHeader w:val="on"/>
+        </w:trPr>
+        <w:tc>
+          <w:tcPr>
+            <w:shd w:val="clear" w:color="auto" w:fill="0F766E"/>
+          </w:tcPr>
+          <w:p>
+            <w:pPr>
+              <w:pStyle w:val="Compact"/>
+              <w:spacing w:after="0" w:before="0"/>
+            </w:pPr>
+            <w:r>
+              <w:rPr>
+                <w:b/>
+                <w:color w:val="FFFFFF"/>
+                <w:sz w:val="19"/>
+              </w:rPr>
+              <w:t xml:space="preserve">#</w:t>
+            </w:r>
+          </w:p>
+        </w:tc>
+        <w:tc>
+          <w:tcPr>
+            <w:shd w:val="clear" w:color="auto" w:fill="0F766E"/>
+          </w:tcPr>
+          <w:p>
+            <w:pPr>
+              <w:pStyle w:val="Compact"/>
+              <w:spacing w:after="0" w:before="0"/>
+            </w:pPr>
+            <w:r>
+              <w:rPr>
+                <w:b/>
+                <w:color w:val="FFFFFF"/>
+                <w:sz w:val="19"/>
+              </w:rPr>
+              <w:t xml:space="preserve">Criterio</w:t>
+            </w:r>
+          </w:p>
+        </w:tc>
+        <w:tc>
+          <w:tcPr>
+            <w:shd w:val="clear" w:color="auto" w:fill="0F766E"/>
+          </w:tcPr>
+          <w:p>
+            <w:pPr>
+              <w:pStyle w:val="Compact"/>
+              <w:spacing w:after="0" w:before="0"/>
+            </w:pPr>
+            <w:r>
+              <w:rPr>
+                <w:b/>
+                <w:color w:val="FFFFFF"/>
+                <w:sz w:val="19"/>
+              </w:rPr>
+              <w:t xml:space="preserve">Dónde se cumple</w:t>
+            </w:r>
+          </w:p>
+        </w:tc>
+      </w:tr>
+      <w:tr>
+        <w:tc>
+          <w:tcPr/>
+          <w:p>
+            <w:pPr>
+              <w:pStyle w:val="Compact"/>
+              <w:spacing w:after="0" w:before="0"/>
+            </w:pPr>
+            <w:r>
+              <w:rPr>
+                <w:sz w:val="19"/>
+              </w:rPr>
+              <w:t xml:space="preserve">1</w:t>
+            </w:r>
+          </w:p>
+        </w:tc>
+        <w:tc>
+          <w:tcPr/>
+          <w:p>
+            <w:pPr>
+              <w:pStyle w:val="Compact"/>
+              <w:spacing w:after="0" w:before="0"/>
+            </w:pPr>
+            <w:r>
+              <w:rPr>
+                <w:sz w:val="19"/>
+              </w:rPr>
+              <w:t xml:space="preserve">Arquitectura MV</w:t>
+            </w:r>
+          </w:p>
+        </w:tc>
+        <w:tc>
+          <w:tcPr/>
+          <w:p>
+            <w:pPr>
+              <w:pStyle w:val="Compact"/>
+              <w:spacing w:after="0" w:before="0"/>
+            </w:pPr>
+            <w:r>
+              <w:rPr>
+                <w:sz w:val="19"/>
+              </w:rPr>
+              <w:t xml:space="preserve">Proyectos</w:t>
+            </w:r>
+            <w:r>
+              <w:rPr>
+                <w:sz w:val="19"/>
+              </w:rPr>
+              <w:t xml:space="preserve"> </w:t>
+            </w:r>
+            <w:r>
+              <w:rPr>
+                <w:rStyle w:val="VerbatimChar"/>
+                <w:sz w:val="19"/>
+              </w:rPr>
+              <w:t xml:space="preserve">Modelos</w:t>
+            </w:r>
+            <w:r>
+              <w:rPr>
+                <w:sz w:val="19"/>
+              </w:rPr>
+              <w:t xml:space="preserve"> </w:t>
+            </w:r>
+            <w:r>
+              <w:rPr>
+                <w:sz w:val="19"/>
+              </w:rPr>
+              <w:t xml:space="preserve">y</w:t>
+            </w:r>
+            <w:r>
+              <w:rPr>
+                <w:sz w:val="19"/>
+              </w:rPr>
+              <w:t xml:space="preserve"> </w:t>
+            </w:r>
+            <w:r>
+              <w:rPr>
+                <w:rStyle w:val="VerbatimChar"/>
+                <w:sz w:val="19"/>
+              </w:rPr>
+              <w:t xml:space="preserve">Vista</w:t>
+            </w:r>
+            <w:r>
+              <w:rPr>
+                <w:sz w:val="19"/>
+              </w:rPr>
+              <w:t xml:space="preserve">; la Vista solo invoca clases de</w:t>
+            </w:r>
+            <w:r>
+              <w:rPr>
+                <w:sz w:val="19"/>
+              </w:rPr>
+              <w:t xml:space="preserve"> </w:t>
+            </w:r>
+            <w:r>
+              <w:rPr>
+                <w:rStyle w:val="VerbatimChar"/>
+                <w:sz w:val="19"/>
+              </w:rPr>
+              <w:t xml:space="preserve">Modelos.Datos</w:t>
+            </w:r>
+          </w:p>
+        </w:tc>
+      </w:tr>
+      <w:tr>
+        <w:tc>
+          <w:tcPr>
+            <w:shd w:val="clear" w:color="auto" w:fill="F1F5F9"/>
+          </w:tcPr>
+          <w:p>
+            <w:pPr>
+              <w:pStyle w:val="Compact"/>
+              <w:spacing w:after="0" w:before="0"/>
+            </w:pPr>
+            <w:r>
+              <w:rPr>
+                <w:sz w:val="19"/>
+              </w:rPr>
+              <w:t xml:space="preserve">2</w:t>
+            </w:r>
+          </w:p>
+        </w:tc>
+        <w:tc>
+          <w:tcPr>
+            <w:shd w:val="clear" w:color="auto" w:fill="F1F5F9"/>
+          </w:tcPr>
+          <w:p>
+            <w:pPr>
+              <w:pStyle w:val="Compact"/>
+              <w:spacing w:after="0" w:before="0"/>
+            </w:pPr>
+            <w:r>
+              <w:rPr>
+                <w:sz w:val="19"/>
+              </w:rPr>
+              <w:t xml:space="preserve">Estructura de carpetas</w:t>
+            </w:r>
+          </w:p>
+        </w:tc>
+        <w:tc>
+          <w:tcPr>
+            <w:shd w:val="clear" w:color="auto" w:fill="F1F5F9"/>
+          </w:tcPr>
+          <w:p>
+            <w:pPr>
+              <w:pStyle w:val="Compact"/>
+              <w:spacing w:after="0" w:before="0"/>
+            </w:pPr>
+            <w:r>
+              <w:rPr>
+                <w:sz w:val="19"/>
+              </w:rPr>
+              <w:t xml:space="preserve">Capas por proyecto y carpetas por funcionalidad (ver sección 3)</w:t>
+            </w:r>
+          </w:p>
+        </w:tc>
+      </w:tr>
+      <w:tr>
+        <w:tc>
+          <w:tcPr/>
+          <w:p>
+            <w:pPr>
+              <w:pStyle w:val="Compact"/>
+              <w:spacing w:after="0" w:before="0"/>
+            </w:pPr>
+            <w:r>
+              <w:rPr>
+                <w:sz w:val="19"/>
+              </w:rPr>
+              <w:t xml:space="preserve">3</w:t>
+            </w:r>
+          </w:p>
+        </w:tc>
+        <w:tc>
+          <w:tcPr/>
+          <w:p>
+            <w:pPr>
+              <w:pStyle w:val="Compact"/>
+              <w:spacing w:after="0" w:before="0"/>
+            </w:pPr>
+            <w:r>
+              <w:rPr>
+                <w:sz w:val="19"/>
+              </w:rPr>
+              <w:t xml:space="preserve">Login con BCrypt</w:t>
+            </w:r>
+          </w:p>
+        </w:tc>
+        <w:tc>
+          <w:tcPr/>
+          <w:p>
+            <w:pPr>
+              <w:pStyle w:val="Compact"/>
+              <w:spacing w:after="0" w:before="0"/>
+            </w:pPr>
+            <w:r>
+              <w:rPr>
+                <w:rStyle w:val="VerbatimChar"/>
+                <w:sz w:val="19"/>
+              </w:rPr>
+              <w:t xml:space="preserve">Vista/Login/frmLogin.cs</w:t>
+            </w:r>
+            <w:r>
+              <w:rPr>
+                <w:sz w:val="19"/>
+              </w:rPr>
+              <w:t xml:space="preserve">,</w:t>
+            </w:r>
+            <w:r>
+              <w:rPr>
+                <w:sz w:val="19"/>
+              </w:rPr>
+              <w:t xml:space="preserve"> </w:t>
+            </w:r>
+            <w:r>
+              <w:rPr>
+                <w:rStyle w:val="VerbatimChar"/>
+                <w:sz w:val="19"/>
+              </w:rPr>
+              <w:t xml:space="preserve">UsuarioDatos.Autenticar</w:t>
+            </w:r>
+            <w:r>
+              <w:rPr>
+                <w:sz w:val="19"/>
+              </w:rPr>
+              <w:t xml:space="preserve">,</w:t>
+            </w:r>
+            <w:r>
+              <w:rPr>
+                <w:sz w:val="19"/>
+              </w:rPr>
+              <w:t xml:space="preserve"> </w:t>
+            </w:r>
+            <w:r>
+              <w:rPr>
+                <w:rStyle w:val="VerbatimChar"/>
+                <w:sz w:val="19"/>
+              </w:rPr>
+              <w:t xml:space="preserve">EncriptadorContrasena</w:t>
+            </w:r>
+          </w:p>
+        </w:tc>
+      </w:tr>
+      <w:tr>
+        <w:tc>
+          <w:tcPr>
+            <w:shd w:val="clear" w:color="auto" w:fill="F1F5F9"/>
+          </w:tcPr>
+          <w:p>
+            <w:pPr>
+              <w:pStyle w:val="Compact"/>
+              <w:spacing w:after="0" w:before="0"/>
+            </w:pPr>
+            <w:r>
+              <w:rPr>
+                <w:sz w:val="19"/>
+              </w:rPr>
+              <w:t xml:space="preserve">4</w:t>
+            </w:r>
+          </w:p>
+        </w:tc>
+        <w:tc>
+          <w:tcPr>
+            <w:shd w:val="clear" w:color="auto" w:fill="F1F5F9"/>
+          </w:tcPr>
+          <w:p>
+            <w:pPr>
+              <w:pStyle w:val="Compact"/>
+              <w:spacing w:after="0" w:before="0"/>
+            </w:pPr>
+            <w:r>
+              <w:rPr>
+                <w:sz w:val="19"/>
+              </w:rPr>
+              <w:t xml:space="preserve">Gestión de usuarios</w:t>
+            </w:r>
+          </w:p>
+        </w:tc>
+        <w:tc>
+          <w:tcPr>
+            <w:shd w:val="clear" w:color="auto" w:fill="F1F5F9"/>
+          </w:tcPr>
+          <w:p>
+            <w:pPr>
+              <w:pStyle w:val="Compact"/>
+              <w:spacing w:after="0" w:before="0"/>
+            </w:pPr>
+            <w:r>
+              <w:rPr>
+                <w:rStyle w:val="VerbatimChar"/>
+                <w:sz w:val="19"/>
+              </w:rPr>
+              <w:t xml:space="preserve">Vista/Usuarios/frmUsuarios.cs</w:t>
+            </w:r>
+            <w:r>
+              <w:rPr>
+                <w:sz w:val="19"/>
+              </w:rPr>
+              <w:t xml:space="preserve"> </w:t>
+            </w:r>
+            <w:r>
+              <w:rPr>
+                <w:sz w:val="19"/>
+              </w:rPr>
+              <w:t xml:space="preserve">(CRUD + rol)</w:t>
+            </w:r>
+          </w:p>
+        </w:tc>
+      </w:tr>
+      <w:tr>
+        <w:tc>
+          <w:tcPr/>
+          <w:p>
+            <w:pPr>
+              <w:pStyle w:val="Compact"/>
+              <w:spacing w:after="0" w:before="0"/>
+            </w:pPr>
+            <w:r>
+              <w:rPr>
+                <w:sz w:val="19"/>
+              </w:rPr>
+              <w:t xml:space="preserve">5</w:t>
+            </w:r>
+          </w:p>
+        </w:tc>
+        <w:tc>
+          <w:tcPr/>
+          <w:p>
+            <w:pPr>
+              <w:pStyle w:val="Compact"/>
+              <w:spacing w:after="0" w:before="0"/>
+            </w:pPr>
+            <w:r>
+              <w:rPr>
+                <w:sz w:val="19"/>
+              </w:rPr>
+              <w:t xml:space="preserve">Roles y permisos</w:t>
+            </w:r>
+          </w:p>
+        </w:tc>
+        <w:tc>
+          <w:tcPr/>
+          <w:p>
+            <w:pPr>
+              <w:pStyle w:val="Compact"/>
+              <w:spacing w:after="0" w:before="0"/>
+            </w:pPr>
+            <w:r>
+              <w:rPr>
+                <w:sz w:val="19"/>
+              </w:rPr>
+              <w:t xml:space="preserve">Tablas</w:t>
+            </w:r>
+            <w:r>
+              <w:rPr>
+                <w:sz w:val="19"/>
+              </w:rPr>
+              <w:t xml:space="preserve"> </w:t>
+            </w:r>
+            <w:r>
+              <w:rPr>
+                <w:rStyle w:val="VerbatimChar"/>
+                <w:sz w:val="19"/>
+              </w:rPr>
+              <w:t xml:space="preserve">rol</w:t>
+            </w:r>
+            <w:r>
+              <w:rPr>
+                <w:sz w:val="19"/>
+              </w:rPr>
+              <w:t xml:space="preserve">/</w:t>
+            </w:r>
+            <w:r>
+              <w:rPr>
+                <w:rStyle w:val="VerbatimChar"/>
+                <w:sz w:val="19"/>
+              </w:rPr>
+              <w:t xml:space="preserve">permiso</w:t>
+            </w:r>
+            <w:r>
+              <w:rPr>
+                <w:sz w:val="19"/>
+              </w:rPr>
+              <w:t xml:space="preserve">/</w:t>
+            </w:r>
+            <w:r>
+              <w:rPr>
+                <w:rStyle w:val="VerbatimChar"/>
+                <w:sz w:val="19"/>
+              </w:rPr>
+              <w:t xml:space="preserve">rolPermiso</w:t>
+            </w:r>
+            <w:r>
+              <w:rPr>
+                <w:sz w:val="19"/>
+              </w:rPr>
+              <w:t xml:space="preserve">,</w:t>
+            </w:r>
+            <w:r>
+              <w:rPr>
+                <w:sz w:val="19"/>
+              </w:rPr>
+              <w:t xml:space="preserve"> </w:t>
+            </w:r>
+            <w:r>
+              <w:rPr>
+                <w:rStyle w:val="VerbatimChar"/>
+                <w:sz w:val="19"/>
+              </w:rPr>
+              <w:t xml:space="preserve">Sesion.Tiene</w:t>
+            </w:r>
+            <w:r>
+              <w:rPr>
+                <w:sz w:val="19"/>
+              </w:rPr>
+              <w:t xml:space="preserve">,</w:t>
+            </w:r>
+            <w:r>
+              <w:rPr>
+                <w:sz w:val="19"/>
+              </w:rPr>
+              <w:t xml:space="preserve"> </w:t>
+            </w:r>
+            <w:r>
+              <w:rPr>
+                <w:rStyle w:val="VerbatimChar"/>
+                <w:sz w:val="19"/>
+              </w:rPr>
+              <w:t xml:space="preserve">frmRoles</w:t>
+            </w:r>
+          </w:p>
+        </w:tc>
+      </w:tr>
+      <w:tr>
+        <w:tc>
+          <w:tcPr>
+            <w:shd w:val="clear" w:color="auto" w:fill="F1F5F9"/>
+          </w:tcPr>
+          <w:p>
+            <w:pPr>
+              <w:pStyle w:val="Compact"/>
+              <w:spacing w:after="0" w:before="0"/>
+            </w:pPr>
+            <w:r>
+              <w:rPr>
+                <w:sz w:val="19"/>
+              </w:rPr>
+              <w:t xml:space="preserve">6</w:t>
+            </w:r>
+          </w:p>
+        </w:tc>
+        <w:tc>
+          <w:tcPr>
+            <w:shd w:val="clear" w:color="auto" w:fill="F1F5F9"/>
+          </w:tcPr>
+          <w:p>
+            <w:pPr>
+              <w:pStyle w:val="Compact"/>
+              <w:spacing w:after="0" w:before="0"/>
+            </w:pPr>
+            <w:r>
+              <w:rPr>
+                <w:sz w:val="19"/>
+              </w:rPr>
+              <w:t xml:space="preserve">Seguridad</w:t>
+            </w:r>
+          </w:p>
+        </w:tc>
+        <w:tc>
+          <w:tcPr>
+            <w:shd w:val="clear" w:color="auto" w:fill="F1F5F9"/>
+          </w:tcPr>
+          <w:p>
+            <w:pPr>
+              <w:pStyle w:val="Compact"/>
+              <w:spacing w:after="0" w:before="0"/>
+            </w:pPr>
+            <w:r>
+              <w:rPr>
+                <w:sz w:val="19"/>
+              </w:rPr>
+              <w:t xml:space="preserve">Hash BCrypt, consultas parametrizadas, reglas anti-bloqueo</w:t>
+            </w:r>
+          </w:p>
+        </w:tc>
+      </w:tr>
+      <w:tr>
+        <w:tc>
+          <w:tcPr/>
+          <w:p>
+            <w:pPr>
+              <w:pStyle w:val="Compact"/>
+              <w:spacing w:after="0" w:before="0"/>
+            </w:pPr>
+            <w:r>
+              <w:rPr>
+                <w:sz w:val="19"/>
+              </w:rPr>
+              <w:t xml:space="preserve">7</w:t>
+            </w:r>
+          </w:p>
+        </w:tc>
+        <w:tc>
+          <w:tcPr/>
+          <w:p>
+            <w:pPr>
+              <w:pStyle w:val="Compact"/>
+              <w:spacing w:after="0" w:before="0"/>
+            </w:pPr>
+            <w:r>
+              <w:rPr>
+                <w:sz w:val="19"/>
+              </w:rPr>
+              <w:t xml:space="preserve">Scripts de BD</w:t>
+            </w:r>
+          </w:p>
+        </w:tc>
+        <w:tc>
+          <w:tcPr/>
+          <w:p>
+            <w:pPr>
+              <w:pStyle w:val="Compact"/>
+              <w:spacing w:after="0" w:before="0"/>
+            </w:pPr>
+            <w:r>
+              <w:rPr>
+                <w:rStyle w:val="VerbatimChar"/>
+                <w:sz w:val="19"/>
+              </w:rPr>
+              <w:t xml:space="preserve">BaseDatos/Veterinaria.sql</w:t>
+            </w:r>
+            <w:r>
+              <w:rPr>
+                <w:sz w:val="19"/>
+              </w:rPr>
+              <w:t xml:space="preserve"> </w:t>
+            </w:r>
+            <w:r>
+              <w:rPr>
+                <w:sz w:val="19"/>
+              </w:rPr>
+              <w:t xml:space="preserve">(comentado, con usuarios, roles y permisos)</w:t>
+            </w:r>
+          </w:p>
+        </w:tc>
+      </w:tr>
+      <w:tr>
+        <w:tc>
+          <w:tcPr>
+            <w:shd w:val="clear" w:color="auto" w:fill="F1F5F9"/>
+          </w:tcPr>
+          <w:p>
+            <w:pPr>
+              <w:pStyle w:val="Compact"/>
+              <w:spacing w:after="0" w:before="0"/>
+            </w:pPr>
+            <w:r>
+              <w:rPr>
+                <w:sz w:val="19"/>
+              </w:rPr>
+              <w:t xml:space="preserve">8</w:t>
+            </w:r>
+          </w:p>
+        </w:tc>
+        <w:tc>
+          <w:tcPr>
+            <w:shd w:val="clear" w:color="auto" w:fill="F1F5F9"/>
+          </w:tcPr>
+          <w:p>
+            <w:pPr>
+              <w:pStyle w:val="Compact"/>
+              <w:spacing w:after="0" w:before="0"/>
+            </w:pPr>
+            <w:r>
+              <w:rPr>
+                <w:sz w:val="19"/>
+              </w:rPr>
+              <w:t xml:space="preserve">CRUD de todas las entidades</w:t>
+            </w:r>
+          </w:p>
+        </w:tc>
+        <w:tc>
+          <w:tcPr>
+            <w:shd w:val="clear" w:color="auto" w:fill="F1F5F9"/>
+          </w:tcPr>
+          <w:p>
+            <w:pPr>
+              <w:pStyle w:val="Compact"/>
+              <w:spacing w:after="0" w:before="0"/>
+            </w:pPr>
+            <w:r>
+              <w:rPr>
+                <w:sz w:val="19"/>
+              </w:rPr>
+              <w:t xml:space="preserve">Propietarios, Mascotas, Citas, Consultas, Vacunas, Aplicaciones, Usuarios</w:t>
+            </w:r>
+          </w:p>
+        </w:tc>
+      </w:tr>
+      <w:tr>
+        <w:tc>
+          <w:tcPr/>
+          <w:p>
+            <w:pPr>
+              <w:pStyle w:val="Compact"/>
+              <w:spacing w:after="0" w:before="0"/>
+            </w:pPr>
+            <w:r>
+              <w:rPr>
+                <w:sz w:val="19"/>
+              </w:rPr>
+              <w:t xml:space="preserve">9</w:t>
+            </w:r>
+          </w:p>
+        </w:tc>
+        <w:tc>
+          <w:tcPr/>
+          <w:p>
+            <w:pPr>
+              <w:pStyle w:val="Compact"/>
+              <w:spacing w:after="0" w:before="0"/>
+            </w:pPr>
+            <w:r>
+              <w:rPr>
+                <w:sz w:val="19"/>
+              </w:rPr>
+              <w:t xml:space="preserve">Excepciones</w:t>
+            </w:r>
+          </w:p>
+        </w:tc>
+        <w:tc>
+          <w:tcPr/>
+          <w:p>
+            <w:pPr>
+              <w:pStyle w:val="Compact"/>
+              <w:spacing w:after="0" w:before="0"/>
+            </w:pPr>
+            <w:r>
+              <w:rPr>
+                <w:rStyle w:val="VerbatimChar"/>
+                <w:sz w:val="19"/>
+              </w:rPr>
+              <w:t xml:space="preserve">try/catch</w:t>
+            </w:r>
+            <w:r>
+              <w:rPr>
+                <w:sz w:val="19"/>
+              </w:rPr>
+              <w:t xml:space="preserve"> </w:t>
+            </w:r>
+            <w:r>
+              <w:rPr>
+                <w:sz w:val="19"/>
+              </w:rPr>
+              <w:t xml:space="preserve">+</w:t>
+            </w:r>
+            <w:r>
+              <w:rPr>
+                <w:sz w:val="19"/>
+              </w:rPr>
+              <w:t xml:space="preserve"> </w:t>
+            </w:r>
+            <w:r>
+              <w:rPr>
+                <w:rStyle w:val="VerbatimChar"/>
+                <w:sz w:val="19"/>
+              </w:rPr>
+              <w:t xml:space="preserve">MessageBox</w:t>
+            </w:r>
+            <w:r>
+              <w:rPr>
+                <w:sz w:val="19"/>
+              </w:rPr>
+              <w:t xml:space="preserve"> </w:t>
+            </w:r>
+            <w:r>
+              <w:rPr>
+                <w:sz w:val="19"/>
+              </w:rPr>
+              <w:t xml:space="preserve">+</w:t>
+            </w:r>
+            <w:r>
+              <w:rPr>
+                <w:sz w:val="19"/>
+              </w:rPr>
+              <w:t xml:space="preserve"> </w:t>
+            </w:r>
+            <w:r>
+              <w:rPr>
+                <w:rStyle w:val="VerbatimChar"/>
+                <w:sz w:val="19"/>
+              </w:rPr>
+              <w:t xml:space="preserve">Logger</w:t>
+            </w:r>
+          </w:p>
+        </w:tc>
+      </w:tr>
+      <w:tr>
+        <w:tc>
+          <w:tcPr>
+            <w:shd w:val="clear" w:color="auto" w:fill="F1F5F9"/>
+          </w:tcPr>
+          <w:p>
+            <w:pPr>
+              <w:pStyle w:val="Compact"/>
+              <w:spacing w:after="0" w:before="0"/>
+            </w:pPr>
+            <w:r>
+              <w:rPr>
+                <w:sz w:val="19"/>
+              </w:rPr>
+              <w:t xml:space="preserve">10</w:t>
+            </w:r>
+          </w:p>
+        </w:tc>
+        <w:tc>
+          <w:tcPr>
+            <w:shd w:val="clear" w:color="auto" w:fill="F1F5F9"/>
+          </w:tcPr>
+          <w:p>
+            <w:pPr>
+              <w:pStyle w:val="Compact"/>
+              <w:spacing w:after="0" w:before="0"/>
+            </w:pPr>
+            <w:r>
+              <w:rPr>
+                <w:sz w:val="19"/>
+              </w:rPr>
+              <w:t xml:space="preserve">Interfaz de usuario</w:t>
+            </w:r>
+          </w:p>
+        </w:tc>
+        <w:tc>
+          <w:tcPr>
+            <w:shd w:val="clear" w:color="auto" w:fill="F1F5F9"/>
+          </w:tcPr>
+          <w:p>
+            <w:pPr>
+              <w:pStyle w:val="Compact"/>
+              <w:spacing w:after="0" w:before="0"/>
+            </w:pPr>
+            <w:r>
+              <w:rPr>
+                <w:sz w:val="19"/>
+              </w:rPr>
+              <w:t xml:space="preserve">Formularios diseñados en el Designer con la misma estructura y colores; mensajes de validación claros</w:t>
+            </w:r>
+          </w:p>
+        </w:tc>
+      </w:tr>
+      <w:tr>
+        <w:tc>
+          <w:tcPr/>
+          <w:p>
+            <w:pPr>
+              <w:pStyle w:val="Compact"/>
+              <w:spacing w:after="0" w:before="0"/>
+            </w:pPr>
+            <w:r>
+              <w:rPr>
+                <w:sz w:val="19"/>
+              </w:rPr>
+              <w:t xml:space="preserve">11</w:t>
+            </w:r>
+          </w:p>
+        </w:tc>
+        <w:tc>
+          <w:tcPr/>
+          <w:p>
+            <w:pPr>
+              <w:pStyle w:val="Compact"/>
+              <w:spacing w:after="0" w:before="0"/>
+            </w:pPr>
+            <w:r>
+              <w:rPr>
+                <w:sz w:val="19"/>
+              </w:rPr>
+              <w:t xml:space="preserve">Conexión a BD</w:t>
+            </w:r>
+          </w:p>
+        </w:tc>
+        <w:tc>
+          <w:tcPr/>
+          <w:p>
+            <w:pPr>
+              <w:pStyle w:val="Compact"/>
+              <w:spacing w:after="0" w:before="0"/>
+            </w:pPr>
+            <w:r>
+              <w:rPr>
+                <w:rStyle w:val="VerbatimChar"/>
+                <w:sz w:val="19"/>
+              </w:rPr>
+              <w:t xml:space="preserve">Conexion_DB/Conexion.cs</w:t>
+            </w:r>
+            <w:r>
+              <w:rPr>
+                <w:sz w:val="19"/>
+              </w:rPr>
+              <w:t xml:space="preserve"> </w:t>
+            </w:r>
+            <w:r>
+              <w:rPr>
+                <w:sz w:val="19"/>
+              </w:rPr>
+              <w:t xml:space="preserve">(servidor y base configurables, conexiones con</w:t>
+            </w:r>
+            <w:r>
+              <w:rPr>
+                <w:sz w:val="19"/>
+              </w:rPr>
+              <w:t xml:space="preserve"> </w:t>
+            </w:r>
+            <w:r>
+              <w:rPr>
+                <w:rStyle w:val="VerbatimChar"/>
+                <w:sz w:val="19"/>
+              </w:rPr>
+              <w:t xml:space="preserve">using</w:t>
+            </w:r>
+            <w:r>
+              <w:rPr>
+                <w:sz w:val="19"/>
+              </w:rPr>
+              <w:t xml:space="preserve">, consultas con parámetros)</w:t>
+            </w:r>
+          </w:p>
+        </w:tc>
+      </w:tr>
+      <w:tr>
+        <w:tc>
+          <w:tcPr>
+            <w:shd w:val="clear" w:color="auto" w:fill="F1F5F9"/>
+          </w:tcPr>
+          <w:p>
+            <w:pPr>
+              <w:pStyle w:val="Compact"/>
+              <w:spacing w:after="0" w:before="0"/>
+            </w:pPr>
+            <w:r>
+              <w:rPr>
+                <w:sz w:val="19"/>
+              </w:rPr>
+              <w:t xml:space="preserve">12</w:t>
+            </w:r>
+          </w:p>
+        </w:tc>
+        <w:tc>
+          <w:tcPr>
+            <w:shd w:val="clear" w:color="auto" w:fill="F1F5F9"/>
+          </w:tcPr>
+          <w:p>
+            <w:pPr>
+              <w:pStyle w:val="Compact"/>
+              <w:spacing w:after="0" w:before="0"/>
+            </w:pPr>
+            <w:r>
+              <w:rPr>
+                <w:sz w:val="19"/>
+              </w:rPr>
+              <w:t xml:space="preserve">Documentación</w:t>
+            </w:r>
+          </w:p>
+        </w:tc>
+        <w:tc>
+          <w:tcPr>
+            <w:shd w:val="clear" w:color="auto" w:fill="F1F5F9"/>
+          </w:tcPr>
+          <w:p>
+            <w:pPr>
+              <w:pStyle w:val="Compact"/>
+              <w:spacing w:after="0" w:before="0"/>
+            </w:pPr>
+            <w:r>
+              <w:rPr>
+                <w:sz w:val="19"/>
+              </w:rPr>
+              <w:t xml:space="preserve">Este documento</w:t>
+            </w:r>
+          </w:p>
+        </w:tc>
+      </w:tr>
+    </w:tbl>
+    <w:p>
+      <w:pPr>
+        <w:pStyle w:val="Heading1"/>
+      </w:pPr>
+      <w:r>
+        <w:t xml:space="preserve">9. Manual rápido de uso</w:t>
+      </w:r>
+    </w:p>
+    <w:p>
+      <w:pPr>
+        <w:pStyle w:val="Heading2"/>
+      </w:pPr>
+      <w:r>
+        <w:t xml:space="preserve">9.1 Preparación</w:t>
+      </w:r>
+    </w:p>
+    <w:p>
+      <w:pPr>
+        <w:pStyle w:val="Compact"/>
+        <w:numPr>
+          <w:ilvl w:val="0"/>
+          <w:numId w:val="1004"/>
+        </w:numPr>
+      </w:pPr>
+      <w:r>
+        <w:t xml:space="preserve">Ejecutar</w:t>
+      </w:r>
+      <w:r>
+        <w:t xml:space="preserve"> </w:t>
+      </w:r>
+      <w:r>
+        <w:rPr>
+          <w:rStyle w:val="VerbatimChar"/>
+        </w:rPr>
+        <w:t xml:space="preserve">BaseDatos/Veterinaria.sql</w:t>
+      </w:r>
+      <w:r>
+        <w:t xml:space="preserve"> </w:t>
+      </w:r>
+      <w:r>
+        <w:t xml:space="preserve">en SQL Server y abrir</w:t>
+      </w:r>
+      <w:r>
+        <w:t xml:space="preserve"> </w:t>
+      </w:r>
+      <w:r>
+        <w:rPr>
+          <w:rStyle w:val="VerbatimChar"/>
+        </w:rPr>
+        <w:t xml:space="preserve">Veterinaria.sln</w:t>
+      </w:r>
+      <w:r>
+        <w:t xml:space="preserve"> </w:t>
+      </w:r>
+      <w:r>
+        <w:t xml:space="preserve">en Visual Studio.</w:t>
+      </w:r>
+    </w:p>
+    <w:p>
+      <w:pPr>
+        <w:pStyle w:val="Compact"/>
+        <w:numPr>
+          <w:ilvl w:val="0"/>
+          <w:numId w:val="1004"/>
+        </w:numPr>
+      </w:pPr>
+      <w:r>
+        <w:t xml:space="preserve">Escribir el nombre del servidor en</w:t>
+      </w:r>
+      <w:r>
+        <w:t xml:space="preserve"> </w:t>
+      </w:r>
+      <w:r>
+        <w:rPr>
+          <w:rStyle w:val="VerbatimChar"/>
+        </w:rPr>
+        <w:t xml:space="preserve">Modelos/Conexion_DB/Conexion.cs</w:t>
+      </w:r>
+      <w:r>
+        <w:t xml:space="preserve"> </w:t>
+      </w:r>
+      <w:r>
+        <w:t xml:space="preserve">(variable</w:t>
+      </w:r>
+      <w:r>
+        <w:t xml:space="preserve"> </w:t>
+      </w:r>
+      <w:r>
+        <w:rPr>
+          <w:rStyle w:val="VerbatimChar"/>
+        </w:rPr>
+        <w:t xml:space="preserve">servidor</w:t>
+      </w:r>
+      <w:r>
+        <w:t xml:space="preserve">).</w:t>
+      </w:r>
+    </w:p>
+    <w:p>
+      <w:pPr>
+        <w:pStyle w:val="Compact"/>
+        <w:numPr>
+          <w:ilvl w:val="0"/>
+          <w:numId w:val="1004"/>
+        </w:numPr>
+      </w:pPr>
+      <w:r>
+        <w:t xml:space="preserve">Establecer</w:t>
+      </w:r>
+      <w:r>
+        <w:t xml:space="preserve"> </w:t>
+      </w:r>
+      <w:r>
+        <w:rPr>
+          <w:b/>
+          <w:bCs/>
+        </w:rPr>
+        <w:t xml:space="preserve">Vista</w:t>
+      </w:r>
+      <w:r>
+        <w:t xml:space="preserve"> </w:t>
+      </w:r>
+      <w:r>
+        <w:t xml:space="preserve">como proyecto de inicio y ejecutar.</w:t>
+      </w:r>
+    </w:p>
+    <w:p>
+      <w:pPr>
+        <w:pStyle w:val="Heading2"/>
+      </w:pPr>
+      <w:r>
+        <w:t xml:space="preserve">9.2 Inicio de sesión</w:t>
+      </w:r>
+    </w:p>
+    <w:p>
+      <w:pPr>
+        <w:pStyle w:val="FirstParagraph"/>
+      </w:pPr>
+      <w:r>
+        <w:t xml:space="preserve">Se ingresa el usuario y la contraseña. La contraseña se verifica con BCrypt y, tras 3 intentos fallidos, el sistema se cierra. Usuarios de prueba:</w:t>
+      </w:r>
+      <w:r>
+        <w:t xml:space="preserve"> </w:t>
+      </w:r>
+      <w:r>
+        <w:rPr>
+          <w:rStyle w:val="VerbatimChar"/>
+        </w:rPr>
+        <w:t xml:space="preserve">admin / Admin123*</w:t>
+      </w:r>
+      <w:r>
+        <w:t xml:space="preserve">,</w:t>
+      </w:r>
+      <w:r>
+        <w:t xml:space="preserve"> </w:t>
+      </w:r>
+      <w:r>
+        <w:rPr>
+          <w:rStyle w:val="VerbatimChar"/>
+        </w:rPr>
+        <w:t xml:space="preserve">dvera / Vet12345*</w:t>
+      </w:r>
+      <w:r>
+        <w:t xml:space="preserve"> </w:t>
+      </w:r>
+      <w:r>
+        <w:t xml:space="preserve">y</w:t>
+      </w:r>
+      <w:r>
+        <w:t xml:space="preserve"> </w:t>
+      </w:r>
+      <w:r>
+        <w:rPr>
+          <w:rStyle w:val="VerbatimChar"/>
+        </w:rPr>
+        <w:t xml:space="preserve">recep1 / Recep123*</w:t>
+      </w:r>
+      <w:r>
+        <w:t xml:space="preserve">.</w:t>
+      </w:r>
+    </w:p>
+    <w:p>
+      <w:pPr>
+        <w:pStyle w:val="CaptionedFigure"/>
+      </w:pPr>
+      <w:r>
+        <w:drawing>
+          <wp:inline>
+            <wp:extent cx="4389120" cy="3068583"/>
+            <wp:effectExtent b="0" l="0" r="0" t="0"/>
+            <wp:docPr descr="Pantalla de inicio de sesión" title="" id="25" name="Picture"/>
+            <a:graphic>
+              <a:graphicData uri="http://schemas.openxmlformats.org/drawingml/2006/picture">
+                <pic:pic>
+                  <pic:nvPicPr>
+                    <pic:cNvPr descr="capturas/login.png" id="26" name="Picture"/>
+                    <pic:cNvPicPr>
+                      <a:picLocks noChangeArrowheads="1" noChangeAspect="1"/>
+                    </pic:cNvPicPr>
+                  </pic:nvPicPr>
+                  <pic:blipFill>
+                    <a:blip r:embed="rId24"/>
+                    <a:stretch>
+                      <a:fillRect/>
+                    </a:stretch>
+                  </pic:blipFill>
+                  <pic:spPr bwMode="auto">
+                    <a:xfrm>
+                      <a:off x="0" y="0"/>
+                      <a:ext cx="4389120" cy="3068583"/>
+                    </a:xfrm>
+                    <a:prstGeom prst="rect">
+                      <a:avLst/>
+                    </a:prstGeom>
+                    <a:noFill/>
+                    <a:ln w="9525">
+                      <a:noFill/>
+                      <a:headEnd/>
+                      <a:tailEnd/>
+                    </a:ln>
+                  </pic:spPr>
+                </pic:pic>
+              </a:graphicData>
+            </a:graphic>
+          </wp:inline>
+        </w:drawing>
+      </w:r>
+    </w:p>
+    <w:p>
+      <w:pPr>
+        <w:pStyle w:val="ImageCaption"/>
+      </w:pPr>
+      <w:r>
+        <w:t xml:space="preserve">Pantalla de inicio de sesión</w:t>
+      </w:r>
+    </w:p>
+    <w:p>
+      <w:pPr>
+        <w:pStyle w:val="Heading2"/>
+      </w:pPr>
+      <w:r>
+        <w:t xml:space="preserve">9.3 Pantalla de inicio</w:t>
+      </w:r>
+    </w:p>
+    <w:p>
+      <w:pPr>
+        <w:pStyle w:val="FirstParagraph"/>
+      </w:pPr>
+      <w:r>
+        <w:t xml:space="preserve">Después de iniciar sesión se muestra el menú lateral (solo con los módulos permitidos para el rol) y un resumen con el total de propietarios, mascotas, citas programadas, consultas y vacunas aplicadas, junto con las próximas citas.</w:t>
+      </w:r>
+    </w:p>
+    <w:p>
+      <w:pPr>
+        <w:pStyle w:val="CaptionedFigure"/>
+      </w:pPr>
+      <w:r>
+        <w:drawing>
+          <wp:inline>
+            <wp:extent cx="5334000" cy="3626821"/>
+            <wp:effectExtent b="0" l="0" r="0" t="0"/>
+            <wp:docPr descr="Pantalla de inicio con estadísticas y próximas citas" title="" id="28" name="Picture"/>
+            <a:graphic>
+              <a:graphicData uri="http://schemas.openxmlformats.org/drawingml/2006/picture">
+                <pic:pic>
+                  <pic:nvPicPr>
+                    <pic:cNvPr descr="capturas/inicio.png" id="29" name="Picture"/>
+                    <pic:cNvPicPr>
+                      <a:picLocks noChangeArrowheads="1" noChangeAspect="1"/>
+                    </pic:cNvPicPr>
+                  </pic:nvPicPr>
+                  <pic:blipFill>
+                    <a:blip r:embed="rId27"/>
+                    <a:stretch>
+                      <a:fillRect/>
+                    </a:stretch>
+                  </pic:blipFill>
+                  <pic:spPr bwMode="auto">
+                    <a:xfrm>
+                      <a:off x="0" y="0"/>
+                      <a:ext cx="5334000" cy="3626821"/>
+                    </a:xfrm>
+                    <a:prstGeom prst="rect">
+                      <a:avLst/>
+                    </a:prstGeom>
+                    <a:noFill/>
+                    <a:ln w="9525">
+                      <a:noFill/>
+                      <a:headEnd/>
+                      <a:tailEnd/>
+                    </a:ln>
+                  </pic:spPr>
+                </pic:pic>
+              </a:graphicData>
+            </a:graphic>
+          </wp:inline>
+        </w:drawing>
+      </w:r>
+    </w:p>
+    <w:p>
+      <w:pPr>
+        <w:pStyle w:val="ImageCaption"/>
+      </w:pPr>
+      <w:r>
+        <w:t xml:space="preserve">Pantalla de inicio con estadísticas y próximas citas</w:t>
+      </w:r>
+    </w:p>
+    <w:p>
+      <w:pPr>
+        <w:pStyle w:val="Heading2"/>
+      </w:pPr>
+      <w:r>
+        <w:t xml:space="preserve">9.4 Recepcionista: propietarios, mascotas y citas</w:t>
+      </w:r>
+    </w:p>
+    <w:p>
+      <w:pPr>
+        <w:pStyle w:val="FirstParagraph"/>
+      </w:pPr>
+      <w:r>
+        <w:rPr>
+          <w:b/>
+          <w:bCs/>
+        </w:rPr>
+        <w:t xml:space="preserve">Propietarios.</w:t>
+      </w:r>
+      <w:r>
+        <w:t xml:space="preserve"> </w:t>
+      </w:r>
+      <w:r>
+        <w:t xml:space="preserve">Se registran con nombre (solo letras), DUI y teléfono (solo números, con formato automático) y correo opcional.</w:t>
+      </w:r>
+    </w:p>
+    <w:p>
+      <w:pPr>
+        <w:pStyle w:val="CaptionedFigure"/>
+      </w:pPr>
+      <w:r>
+        <w:drawing>
+          <wp:inline>
+            <wp:extent cx="5334000" cy="3143249"/>
+            <wp:effectExtent b="0" l="0" r="0" t="0"/>
+            <wp:docPr descr="Gestión de propietarios" title="" id="31" name="Picture"/>
+            <a:graphic>
+              <a:graphicData uri="http://schemas.openxmlformats.org/drawingml/2006/picture">
+                <pic:pic>
+                  <pic:nvPicPr>
+                    <pic:cNvPr descr="capturas/propietarios.png" id="32" name="Picture"/>
+                    <pic:cNvPicPr>
+                      <a:picLocks noChangeArrowheads="1" noChangeAspect="1"/>
+                    </pic:cNvPicPr>
+                  </pic:nvPicPr>
+                  <pic:blipFill>
+                    <a:blip r:embed="rId30"/>
+                    <a:stretch>
+                      <a:fillRect/>
+                    </a:stretch>
+                  </pic:blipFill>
+                  <pic:spPr bwMode="auto">
+                    <a:xfrm>
+                      <a:off x="0" y="0"/>
+                      <a:ext cx="5334000" cy="3143249"/>
+                    </a:xfrm>
+                    <a:prstGeom prst="rect">
+                      <a:avLst/>
+                    </a:prstGeom>
+                    <a:noFill/>
+                    <a:ln w="9525">
+                      <a:noFill/>
+                      <a:headEnd/>
+                      <a:tailEnd/>
+                    </a:ln>
+                  </pic:spPr>
+                </pic:pic>
+              </a:graphicData>
+            </a:graphic>
+          </wp:inline>
+        </w:drawing>
+      </w:r>
+    </w:p>
+    <w:p>
+      <w:pPr>
+        <w:pStyle w:val="ImageCaption"/>
+      </w:pPr>
+      <w:r>
+        <w:t xml:space="preserve">Gestión de propietarios</w:t>
+      </w:r>
+    </w:p>
+    <w:p>
+      <w:pPr>
+        <w:pStyle w:val="BodyText"/>
+      </w:pPr>
+      <w:r>
+        <w:rPr>
+          <w:b/>
+          <w:bCs/>
+        </w:rPr>
+        <w:t xml:space="preserve">Mascotas.</w:t>
+      </w:r>
+      <w:r>
+        <w:t xml:space="preserve"> </w:t>
+      </w:r>
+      <w:r>
+        <w:t xml:space="preserve">Cada mascota se asocia a un propietario y se registran su especie, raza, sexo, fecha de nacimiento, peso y color.</w:t>
+      </w:r>
+    </w:p>
+    <w:p>
+      <w:pPr>
+        <w:pStyle w:val="CaptionedFigure"/>
+      </w:pPr>
+      <w:r>
+        <w:drawing>
+          <wp:inline>
+            <wp:extent cx="5334000" cy="3133724"/>
+            <wp:effectExtent b="0" l="0" r="0" t="0"/>
+            <wp:docPr descr="Gestión de mascotas" title="" id="34" name="Picture"/>
+            <a:graphic>
+              <a:graphicData uri="http://schemas.openxmlformats.org/drawingml/2006/picture">
+                <pic:pic>
+                  <pic:nvPicPr>
+                    <pic:cNvPr descr="capturas/mascotas_admin.png" id="35" name="Picture"/>
+                    <pic:cNvPicPr>
+                      <a:picLocks noChangeArrowheads="1" noChangeAspect="1"/>
+                    </pic:cNvPicPr>
+                  </pic:nvPicPr>
+                  <pic:blipFill>
+                    <a:blip r:embed="rId33"/>
+                    <a:stretch>
+                      <a:fillRect/>
+                    </a:stretch>
+                  </pic:blipFill>
+                  <pic:spPr bwMode="auto">
+                    <a:xfrm>
+                      <a:off x="0" y="0"/>
+                      <a:ext cx="5334000" cy="3133724"/>
+                    </a:xfrm>
+                    <a:prstGeom prst="rect">
+                      <a:avLst/>
+                    </a:prstGeom>
+                    <a:noFill/>
+                    <a:ln w="9525">
+                      <a:noFill/>
+                      <a:headEnd/>
+                      <a:tailEnd/>
+                    </a:ln>
+                  </pic:spPr>
+                </pic:pic>
+              </a:graphicData>
+            </a:graphic>
+          </wp:inline>
+        </w:drawing>
+      </w:r>
+    </w:p>
+    <w:p>
+      <w:pPr>
+        <w:pStyle w:val="ImageCaption"/>
+      </w:pPr>
+      <w:r>
+        <w:t xml:space="preserve">Gestión de mascotas</w:t>
+      </w:r>
+    </w:p>
+    <w:p>
+      <w:pPr>
+        <w:pStyle w:val="BodyText"/>
+      </w:pPr>
+      <w:r>
+        <w:rPr>
+          <w:b/>
+          <w:bCs/>
+        </w:rPr>
+        <w:t xml:space="preserve">Citas.</w:t>
+      </w:r>
+      <w:r>
+        <w:t xml:space="preserve"> </w:t>
+      </w:r>
+      <w:r>
+        <w:t xml:space="preserve">Se elige la mascota, el veterinario y la fecha y hora. El sistema no permite citas en el pasado ni dos citas del mismo veterinario a la misma hora.</w:t>
+      </w:r>
+    </w:p>
+    <w:p>
+      <w:pPr>
+        <w:pStyle w:val="CaptionedFigure"/>
+      </w:pPr>
+      <w:r>
+        <w:drawing>
+          <wp:inline>
+            <wp:extent cx="5334000" cy="3126608"/>
+            <wp:effectExtent b="0" l="0" r="0" t="0"/>
+            <wp:docPr descr="Gestión de citas médicas" title="" id="37" name="Picture"/>
+            <a:graphic>
+              <a:graphicData uri="http://schemas.openxmlformats.org/drawingml/2006/picture">
+                <pic:pic>
+                  <pic:nvPicPr>
+                    <pic:cNvPr descr="capturas/citas.png" id="38" name="Picture"/>
+                    <pic:cNvPicPr>
+                      <a:picLocks noChangeArrowheads="1" noChangeAspect="1"/>
+                    </pic:cNvPicPr>
+                  </pic:nvPicPr>
+                  <pic:blipFill>
+                    <a:blip r:embed="rId36"/>
+                    <a:stretch>
+                      <a:fillRect/>
+                    </a:stretch>
+                  </pic:blipFill>
+                  <pic:spPr bwMode="auto">
+                    <a:xfrm>
+                      <a:off x="0" y="0"/>
+                      <a:ext cx="5334000" cy="3126608"/>
+                    </a:xfrm>
+                    <a:prstGeom prst="rect">
+                      <a:avLst/>
+                    </a:prstGeom>
+                    <a:noFill/>
+                    <a:ln w="9525">
+                      <a:noFill/>
+                      <a:headEnd/>
+                      <a:tailEnd/>
+                    </a:ln>
+                  </pic:spPr>
+                </pic:pic>
+              </a:graphicData>
+            </a:graphic>
+          </wp:inline>
+        </w:drawing>
+      </w:r>
+    </w:p>
+    <w:p>
+      <w:pPr>
+        <w:pStyle w:val="ImageCaption"/>
+      </w:pPr>
+      <w:r>
+        <w:t xml:space="preserve">Gestión de citas médicas</w:t>
+      </w:r>
+    </w:p>
+    <w:p>
+      <w:pPr>
+        <w:pStyle w:val="Heading2"/>
+      </w:pPr>
+      <w:r>
+        <w:t xml:space="preserve">9.5 Veterinario: historial médico y vacunas</w:t>
+      </w:r>
+    </w:p>
+    <w:p>
+      <w:pPr>
+        <w:pStyle w:val="FirstParagraph"/>
+      </w:pPr>
+      <w:r>
+        <w:t xml:space="preserve">En</w:t>
+      </w:r>
+      <w:r>
+        <w:t xml:space="preserve"> </w:t>
+      </w:r>
+      <w:r>
+        <w:rPr>
+          <w:b/>
+          <w:bCs/>
+        </w:rPr>
+        <w:t xml:space="preserve">Consultas médicas</w:t>
+      </w:r>
+      <w:r>
+        <w:t xml:space="preserve"> </w:t>
+      </w:r>
+      <w:r>
+        <w:t xml:space="preserve">se registra y actualiza el historial clínico de cada mascota (motivo, diagnóstico y tratamiento). En</w:t>
+      </w:r>
+      <w:r>
+        <w:t xml:space="preserve"> </w:t>
+      </w:r>
+      <w:r>
+        <w:rPr>
+          <w:b/>
+          <w:bCs/>
+        </w:rPr>
+        <w:t xml:space="preserve">Vacunas</w:t>
+      </w:r>
+      <w:r>
+        <w:t xml:space="preserve"> </w:t>
+      </w:r>
+      <w:r>
+        <w:t xml:space="preserve">se administra el catálogo y se aplican vacunas a las mascotas; la próxima dosis se calcula según el intervalo de cada vacuna.</w:t>
+      </w:r>
+    </w:p>
+    <w:p>
+      <w:pPr>
+        <w:pStyle w:val="Heading2"/>
+      </w:pPr>
+      <w:r>
+        <w:t xml:space="preserve">9.6 Administrador: personal y control general</w:t>
+      </w:r>
+    </w:p>
+    <w:p>
+      <w:pPr>
+        <w:pStyle w:val="FirstParagraph"/>
+      </w:pPr>
+      <w:r>
+        <w:t xml:space="preserve">En</w:t>
+      </w:r>
+      <w:r>
+        <w:t xml:space="preserve"> </w:t>
+      </w:r>
+      <w:r>
+        <w:rPr>
+          <w:b/>
+          <w:bCs/>
+        </w:rPr>
+        <w:t xml:space="preserve">Usuarios</w:t>
+      </w:r>
+      <w:r>
+        <w:t xml:space="preserve"> </w:t>
+      </w:r>
+      <w:r>
+        <w:t xml:space="preserve">se crean los usuarios del personal y se les asigna un rol; en</w:t>
+      </w:r>
+      <w:r>
+        <w:t xml:space="preserve"> </w:t>
+      </w:r>
+      <w:r>
+        <w:rPr>
+          <w:b/>
+          <w:bCs/>
+        </w:rPr>
+        <w:t xml:space="preserve">Roles y permisos</w:t>
+      </w:r>
+      <w:r>
+        <w:t xml:space="preserve"> </w:t>
+      </w:r>
+      <w:r>
+        <w:t xml:space="preserve">se definen los permisos de cada rol (ver sección 7.1); y en</w:t>
+      </w:r>
+      <w:r>
+        <w:t xml:space="preserve"> </w:t>
+      </w:r>
+      <w:r>
+        <w:rPr>
+          <w:b/>
+          <w:bCs/>
+        </w:rPr>
+        <w:t xml:space="preserve">Bitácora</w:t>
+      </w:r>
+      <w:r>
+        <w:t xml:space="preserve"> </w:t>
+      </w:r>
+      <w:r>
+        <w:t xml:space="preserve">se consultan las actividades y errores registrados. El administrador también tiene acceso a todos los demás módulos.</w:t>
       </w:r>
     </w:p>
     <w:sectPr>

--- a/Documentacion/Documentacion.docx
+++ b/Documentacion/Documentacion.docx
@@ -122,7 +122,7 @@
       </w:r>
       <w:r>
         <w:tab/>
-        <w:t>4</w:t>
+        <w:t>3</w:t>
       </w:r>
     </w:p>
     <w:p>
@@ -152,7 +152,7 @@
       </w:r>
       <w:r>
         <w:tab/>
-        <w:t>7</w:t>
+        <w:t>6</w:t>
       </w:r>
     </w:p>
     <w:p>
@@ -167,7 +167,7 @@
       </w:r>
       <w:r>
         <w:tab/>
-        <w:t>8</w:t>
+        <w:t>7</w:t>
       </w:r>
     </w:p>
     <w:p>
@@ -197,7 +197,7 @@
       </w:r>
       <w:r>
         <w:tab/>
-        <w:t>13</w:t>
+        <w:t>12</w:t>
       </w:r>
     </w:p>
     <w:p>
@@ -212,7 +212,7 @@
       </w:r>
       <w:r>
         <w:tab/>
-        <w:t>16</w:t>
+        <w:t>15</w:t>
       </w:r>
     </w:p>
     <w:p>
@@ -227,7 +227,7 @@
       </w:r>
       <w:r>
         <w:tab/>
-        <w:t>16</w:t>
+        <w:t>15</w:t>
       </w:r>
     </w:p>
     <w:p>
@@ -242,7 +242,7 @@
       </w:r>
       <w:r>
         <w:tab/>
-        <w:t>22</w:t>
+        <w:t>21</w:t>
       </w:r>
     </w:p>
     <w:p>
@@ -584,10 +584,10 @@
       </w:pPr>
       <w:r>
         <w:rPr>
-          <w:rFonts w:ascii="Times New Roman" w:hAnsi="Times New Roman" w:cs="Times New Roman" w:eastAsia="Times New Roman"/>
+          <w:rFonts w:ascii="Arial" w:hAnsi="Arial" w:cs="Arial" w:eastAsia="Arial"/>
           <w:b/>
           <w:color w:val="000000"/>
-          <w:sz w:val="24"/>
+          <w:sz w:val="22"/>
         </w:rPr>
         <w:t>Tabla 1</w:t>
       </w:r>
@@ -599,10 +599,10 @@
       </w:pPr>
       <w:r>
         <w:rPr>
-          <w:rFonts w:ascii="Times New Roman" w:hAnsi="Times New Roman" w:cs="Times New Roman" w:eastAsia="Times New Roman"/>
+          <w:rFonts w:ascii="Arial" w:hAnsi="Arial" w:cs="Arial" w:eastAsia="Arial"/>
           <w:i/>
           <w:color w:val="000000"/>
-          <w:sz w:val="24"/>
+          <w:sz w:val="22"/>
         </w:rPr>
         <w:t>Requerimientos funcionales del sistema</w:t>
       </w:r>
@@ -648,10 +648,10 @@
             </w:pPr>
             <w:r>
               <w:rPr>
-                <w:rFonts w:ascii="Times New Roman" w:hAnsi="Times New Roman" w:cs="Times New Roman" w:eastAsia="Times New Roman"/>
+                <w:rFonts w:ascii="Arial" w:hAnsi="Arial" w:cs="Arial" w:eastAsia="Arial"/>
                 <w:b/>
                 <w:color w:val="000000"/>
-                <w:sz w:val="20"/>
+                <w:sz w:val="18"/>
               </w:rPr>
               <w:t xml:space="preserve">Código</w:t>
             </w:r>
@@ -676,10 +676,10 @@
             </w:pPr>
             <w:r>
               <w:rPr>
-                <w:rFonts w:ascii="Times New Roman" w:hAnsi="Times New Roman" w:cs="Times New Roman" w:eastAsia="Times New Roman"/>
+                <w:rFonts w:ascii="Arial" w:hAnsi="Arial" w:cs="Arial" w:eastAsia="Arial"/>
                 <w:b/>
                 <w:color w:val="000000"/>
-                <w:sz w:val="20"/>
+                <w:sz w:val="18"/>
               </w:rPr>
               <w:t xml:space="preserve">Requerimiento</w:t>
             </w:r>
@@ -704,10 +704,10 @@
             </w:pPr>
             <w:r>
               <w:rPr>
-                <w:rFonts w:ascii="Times New Roman" w:hAnsi="Times New Roman" w:cs="Times New Roman" w:eastAsia="Times New Roman"/>
+                <w:rFonts w:ascii="Arial" w:hAnsi="Arial" w:cs="Arial" w:eastAsia="Arial"/>
                 <w:b/>
                 <w:color w:val="000000"/>
-                <w:sz w:val="20"/>
+                <w:sz w:val="18"/>
               </w:rPr>
               <w:t xml:space="preserve">Rol principal</w:t>
             </w:r>
@@ -730,9 +730,9 @@
             </w:pPr>
             <w:r>
               <w:rPr>
-                <w:rFonts w:ascii="Times New Roman" w:hAnsi="Times New Roman" w:cs="Times New Roman" w:eastAsia="Times New Roman"/>
-                <w:color w:val="000000"/>
-                <w:sz w:val="20"/>
+                <w:rFonts w:ascii="Arial" w:hAnsi="Arial" w:cs="Arial" w:eastAsia="Arial"/>
+                <w:color w:val="000000"/>
+                <w:sz w:val="18"/>
               </w:rPr>
               <w:t xml:space="preserve">RF-01</w:t>
             </w:r>
@@ -753,9 +753,9 @@
             </w:pPr>
             <w:r>
               <w:rPr>
-                <w:rFonts w:ascii="Times New Roman" w:hAnsi="Times New Roman" w:cs="Times New Roman" w:eastAsia="Times New Roman"/>
-                <w:color w:val="000000"/>
-                <w:sz w:val="20"/>
+                <w:rFonts w:ascii="Arial" w:hAnsi="Arial" w:cs="Arial" w:eastAsia="Arial"/>
+                <w:color w:val="000000"/>
+                <w:sz w:val="18"/>
               </w:rPr>
               <w:t xml:space="preserve">Iniciar y cerrar sesión validando usuario y contraseña (BCrypt)</w:t>
             </w:r>
@@ -776,9 +776,9 @@
             </w:pPr>
             <w:r>
               <w:rPr>
-                <w:rFonts w:ascii="Times New Roman" w:hAnsi="Times New Roman" w:cs="Times New Roman" w:eastAsia="Times New Roman"/>
-                <w:color w:val="000000"/>
-                <w:sz w:val="20"/>
+                <w:rFonts w:ascii="Arial" w:hAnsi="Arial" w:cs="Arial" w:eastAsia="Arial"/>
+                <w:color w:val="000000"/>
+                <w:sz w:val="18"/>
               </w:rPr>
               <w:t xml:space="preserve">Todos</w:t>
             </w:r>
@@ -801,9 +801,9 @@
             </w:pPr>
             <w:r>
               <w:rPr>
-                <w:rFonts w:ascii="Times New Roman" w:hAnsi="Times New Roman" w:cs="Times New Roman" w:eastAsia="Times New Roman"/>
-                <w:color w:val="000000"/>
-                <w:sz w:val="20"/>
+                <w:rFonts w:ascii="Arial" w:hAnsi="Arial" w:cs="Arial" w:eastAsia="Arial"/>
+                <w:color w:val="000000"/>
+                <w:sz w:val="18"/>
               </w:rPr>
               <w:t xml:space="preserve">RF-02</w:t>
             </w:r>
@@ -824,9 +824,9 @@
             </w:pPr>
             <w:r>
               <w:rPr>
-                <w:rFonts w:ascii="Times New Roman" w:hAnsi="Times New Roman" w:cs="Times New Roman" w:eastAsia="Times New Roman"/>
-                <w:color w:val="000000"/>
-                <w:sz w:val="20"/>
+                <w:rFonts w:ascii="Arial" w:hAnsi="Arial" w:cs="Arial" w:eastAsia="Arial"/>
+                <w:color w:val="000000"/>
+                <w:sz w:val="18"/>
               </w:rPr>
               <w:t xml:space="preserve">CRUD de usuarios con asignación de rol</w:t>
             </w:r>
@@ -847,9 +847,9 @@
             </w:pPr>
             <w:r>
               <w:rPr>
-                <w:rFonts w:ascii="Times New Roman" w:hAnsi="Times New Roman" w:cs="Times New Roman" w:eastAsia="Times New Roman"/>
-                <w:color w:val="000000"/>
-                <w:sz w:val="20"/>
+                <w:rFonts w:ascii="Arial" w:hAnsi="Arial" w:cs="Arial" w:eastAsia="Arial"/>
+                <w:color w:val="000000"/>
+                <w:sz w:val="18"/>
               </w:rPr>
               <w:t xml:space="preserve">Administrador</w:t>
             </w:r>
@@ -872,9 +872,9 @@
             </w:pPr>
             <w:r>
               <w:rPr>
-                <w:rFonts w:ascii="Times New Roman" w:hAnsi="Times New Roman" w:cs="Times New Roman" w:eastAsia="Times New Roman"/>
-                <w:color w:val="000000"/>
-                <w:sz w:val="20"/>
+                <w:rFonts w:ascii="Arial" w:hAnsi="Arial" w:cs="Arial" w:eastAsia="Arial"/>
+                <w:color w:val="000000"/>
+                <w:sz w:val="18"/>
               </w:rPr>
               <w:t xml:space="preserve">RF-03</w:t>
             </w:r>
@@ -895,9 +895,9 @@
             </w:pPr>
             <w:r>
               <w:rPr>
-                <w:rFonts w:ascii="Times New Roman" w:hAnsi="Times New Roman" w:cs="Times New Roman" w:eastAsia="Times New Roman"/>
-                <w:color w:val="000000"/>
-                <w:sz w:val="20"/>
+                <w:rFonts w:ascii="Arial" w:hAnsi="Arial" w:cs="Arial" w:eastAsia="Arial"/>
+                <w:color w:val="000000"/>
+                <w:sz w:val="18"/>
               </w:rPr>
               <w:t xml:space="preserve">Asignar permisos a cada rol desde el sistema</w:t>
             </w:r>
@@ -918,9 +918,9 @@
             </w:pPr>
             <w:r>
               <w:rPr>
-                <w:rFonts w:ascii="Times New Roman" w:hAnsi="Times New Roman" w:cs="Times New Roman" w:eastAsia="Times New Roman"/>
-                <w:color w:val="000000"/>
-                <w:sz w:val="20"/>
+                <w:rFonts w:ascii="Arial" w:hAnsi="Arial" w:cs="Arial" w:eastAsia="Arial"/>
+                <w:color w:val="000000"/>
+                <w:sz w:val="18"/>
               </w:rPr>
               <w:t xml:space="preserve">Administrador</w:t>
             </w:r>
@@ -943,9 +943,9 @@
             </w:pPr>
             <w:r>
               <w:rPr>
-                <w:rFonts w:ascii="Times New Roman" w:hAnsi="Times New Roman" w:cs="Times New Roman" w:eastAsia="Times New Roman"/>
-                <w:color w:val="000000"/>
-                <w:sz w:val="20"/>
+                <w:rFonts w:ascii="Arial" w:hAnsi="Arial" w:cs="Arial" w:eastAsia="Arial"/>
+                <w:color w:val="000000"/>
+                <w:sz w:val="18"/>
               </w:rPr>
               <w:t xml:space="preserve">RF-04</w:t>
             </w:r>
@@ -966,9 +966,9 @@
             </w:pPr>
             <w:r>
               <w:rPr>
-                <w:rFonts w:ascii="Times New Roman" w:hAnsi="Times New Roman" w:cs="Times New Roman" w:eastAsia="Times New Roman"/>
-                <w:color w:val="000000"/>
-                <w:sz w:val="20"/>
+                <w:rFonts w:ascii="Arial" w:hAnsi="Arial" w:cs="Arial" w:eastAsia="Arial"/>
+                <w:color w:val="000000"/>
+                <w:sz w:val="18"/>
               </w:rPr>
               <w:t xml:space="preserve">Consultar la bitácora de actividades y errores</w:t>
             </w:r>
@@ -989,9 +989,9 @@
             </w:pPr>
             <w:r>
               <w:rPr>
-                <w:rFonts w:ascii="Times New Roman" w:hAnsi="Times New Roman" w:cs="Times New Roman" w:eastAsia="Times New Roman"/>
-                <w:color w:val="000000"/>
-                <w:sz w:val="20"/>
+                <w:rFonts w:ascii="Arial" w:hAnsi="Arial" w:cs="Arial" w:eastAsia="Arial"/>
+                <w:color w:val="000000"/>
+                <w:sz w:val="18"/>
               </w:rPr>
               <w:t xml:space="preserve">Administrador</w:t>
             </w:r>
@@ -1014,9 +1014,9 @@
             </w:pPr>
             <w:r>
               <w:rPr>
-                <w:rFonts w:ascii="Times New Roman" w:hAnsi="Times New Roman" w:cs="Times New Roman" w:eastAsia="Times New Roman"/>
-                <w:color w:val="000000"/>
-                <w:sz w:val="20"/>
+                <w:rFonts w:ascii="Arial" w:hAnsi="Arial" w:cs="Arial" w:eastAsia="Arial"/>
+                <w:color w:val="000000"/>
+                <w:sz w:val="18"/>
               </w:rPr>
               <w:t xml:space="preserve">RF-05</w:t>
             </w:r>
@@ -1037,9 +1037,9 @@
             </w:pPr>
             <w:r>
               <w:rPr>
-                <w:rFonts w:ascii="Times New Roman" w:hAnsi="Times New Roman" w:cs="Times New Roman" w:eastAsia="Times New Roman"/>
-                <w:color w:val="000000"/>
-                <w:sz w:val="20"/>
+                <w:rFonts w:ascii="Arial" w:hAnsi="Arial" w:cs="Arial" w:eastAsia="Arial"/>
+                <w:color w:val="000000"/>
+                <w:sz w:val="18"/>
               </w:rPr>
               <w:t xml:space="preserve">CRUD de propietarios</w:t>
             </w:r>
@@ -1060,9 +1060,9 @@
             </w:pPr>
             <w:r>
               <w:rPr>
-                <w:rFonts w:ascii="Times New Roman" w:hAnsi="Times New Roman" w:cs="Times New Roman" w:eastAsia="Times New Roman"/>
-                <w:color w:val="000000"/>
-                <w:sz w:val="20"/>
+                <w:rFonts w:ascii="Arial" w:hAnsi="Arial" w:cs="Arial" w:eastAsia="Arial"/>
+                <w:color w:val="000000"/>
+                <w:sz w:val="18"/>
               </w:rPr>
               <w:t xml:space="preserve">Recepcionista, Administrador</w:t>
             </w:r>
@@ -1085,9 +1085,9 @@
             </w:pPr>
             <w:r>
               <w:rPr>
-                <w:rFonts w:ascii="Times New Roman" w:hAnsi="Times New Roman" w:cs="Times New Roman" w:eastAsia="Times New Roman"/>
-                <w:color w:val="000000"/>
-                <w:sz w:val="20"/>
+                <w:rFonts w:ascii="Arial" w:hAnsi="Arial" w:cs="Arial" w:eastAsia="Arial"/>
+                <w:color w:val="000000"/>
+                <w:sz w:val="18"/>
               </w:rPr>
               <w:t xml:space="preserve">RF-06</w:t>
             </w:r>
@@ -1108,9 +1108,9 @@
             </w:pPr>
             <w:r>
               <w:rPr>
-                <w:rFonts w:ascii="Times New Roman" w:hAnsi="Times New Roman" w:cs="Times New Roman" w:eastAsia="Times New Roman"/>
-                <w:color w:val="000000"/>
-                <w:sz w:val="20"/>
+                <w:rFonts w:ascii="Arial" w:hAnsi="Arial" w:cs="Arial" w:eastAsia="Arial"/>
+                <w:color w:val="000000"/>
+                <w:sz w:val="18"/>
               </w:rPr>
               <w:t xml:space="preserve">CRUD de mascotas asociadas a un propietario</w:t>
             </w:r>
@@ -1131,9 +1131,9 @@
             </w:pPr>
             <w:r>
               <w:rPr>
-                <w:rFonts w:ascii="Times New Roman" w:hAnsi="Times New Roman" w:cs="Times New Roman" w:eastAsia="Times New Roman"/>
-                <w:color w:val="000000"/>
-                <w:sz w:val="20"/>
+                <w:rFonts w:ascii="Arial" w:hAnsi="Arial" w:cs="Arial" w:eastAsia="Arial"/>
+                <w:color w:val="000000"/>
+                <w:sz w:val="18"/>
               </w:rPr>
               <w:t xml:space="preserve">Recepcionista, Administrador</w:t>
             </w:r>
@@ -1156,9 +1156,9 @@
             </w:pPr>
             <w:r>
               <w:rPr>
-                <w:rFonts w:ascii="Times New Roman" w:hAnsi="Times New Roman" w:cs="Times New Roman" w:eastAsia="Times New Roman"/>
-                <w:color w:val="000000"/>
-                <w:sz w:val="20"/>
+                <w:rFonts w:ascii="Arial" w:hAnsi="Arial" w:cs="Arial" w:eastAsia="Arial"/>
+                <w:color w:val="000000"/>
+                <w:sz w:val="18"/>
               </w:rPr>
               <w:t xml:space="preserve">RF-07</w:t>
             </w:r>
@@ -1179,9 +1179,9 @@
             </w:pPr>
             <w:r>
               <w:rPr>
-                <w:rFonts w:ascii="Times New Roman" w:hAnsi="Times New Roman" w:cs="Times New Roman" w:eastAsia="Times New Roman"/>
-                <w:color w:val="000000"/>
-                <w:sz w:val="20"/>
+                <w:rFonts w:ascii="Arial" w:hAnsi="Arial" w:cs="Arial" w:eastAsia="Arial"/>
+                <w:color w:val="000000"/>
+                <w:sz w:val="18"/>
               </w:rPr>
               <w:t xml:space="preserve">Agendar, modificar, cancelar y eliminar citas</w:t>
             </w:r>
@@ -1202,9 +1202,9 @@
             </w:pPr>
             <w:r>
               <w:rPr>
-                <w:rFonts w:ascii="Times New Roman" w:hAnsi="Times New Roman" w:cs="Times New Roman" w:eastAsia="Times New Roman"/>
-                <w:color w:val="000000"/>
-                <w:sz w:val="20"/>
+                <w:rFonts w:ascii="Arial" w:hAnsi="Arial" w:cs="Arial" w:eastAsia="Arial"/>
+                <w:color w:val="000000"/>
+                <w:sz w:val="18"/>
               </w:rPr>
               <w:t xml:space="preserve">Recepcionista, Administrador</w:t>
             </w:r>
@@ -1227,9 +1227,9 @@
             </w:pPr>
             <w:r>
               <w:rPr>
-                <w:rFonts w:ascii="Times New Roman" w:hAnsi="Times New Roman" w:cs="Times New Roman" w:eastAsia="Times New Roman"/>
-                <w:color w:val="000000"/>
-                <w:sz w:val="20"/>
+                <w:rFonts w:ascii="Arial" w:hAnsi="Arial" w:cs="Arial" w:eastAsia="Arial"/>
+                <w:color w:val="000000"/>
+                <w:sz w:val="18"/>
               </w:rPr>
               <w:t xml:space="preserve">RF-08</w:t>
             </w:r>
@@ -1250,9 +1250,9 @@
             </w:pPr>
             <w:r>
               <w:rPr>
-                <w:rFonts w:ascii="Times New Roman" w:hAnsi="Times New Roman" w:cs="Times New Roman" w:eastAsia="Times New Roman"/>
-                <w:color w:val="000000"/>
-                <w:sz w:val="20"/>
+                <w:rFonts w:ascii="Arial" w:hAnsi="Arial" w:cs="Arial" w:eastAsia="Arial"/>
+                <w:color w:val="000000"/>
+                <w:sz w:val="18"/>
               </w:rPr>
               <w:t xml:space="preserve">Registrar y actualizar historiales médicos (consultas)</w:t>
             </w:r>
@@ -1273,9 +1273,9 @@
             </w:pPr>
             <w:r>
               <w:rPr>
-                <w:rFonts w:ascii="Times New Roman" w:hAnsi="Times New Roman" w:cs="Times New Roman" w:eastAsia="Times New Roman"/>
-                <w:color w:val="000000"/>
-                <w:sz w:val="20"/>
+                <w:rFonts w:ascii="Arial" w:hAnsi="Arial" w:cs="Arial" w:eastAsia="Arial"/>
+                <w:color w:val="000000"/>
+                <w:sz w:val="18"/>
               </w:rPr>
               <w:t xml:space="preserve">Veterinario, Administrador</w:t>
             </w:r>
@@ -1298,9 +1298,9 @@
             </w:pPr>
             <w:r>
               <w:rPr>
-                <w:rFonts w:ascii="Times New Roman" w:hAnsi="Times New Roman" w:cs="Times New Roman" w:eastAsia="Times New Roman"/>
-                <w:color w:val="000000"/>
-                <w:sz w:val="20"/>
+                <w:rFonts w:ascii="Arial" w:hAnsi="Arial" w:cs="Arial" w:eastAsia="Arial"/>
+                <w:color w:val="000000"/>
+                <w:sz w:val="18"/>
               </w:rPr>
               <w:t xml:space="preserve">RF-09</w:t>
             </w:r>
@@ -1321,9 +1321,9 @@
             </w:pPr>
             <w:r>
               <w:rPr>
-                <w:rFonts w:ascii="Times New Roman" w:hAnsi="Times New Roman" w:cs="Times New Roman" w:eastAsia="Times New Roman"/>
-                <w:color w:val="000000"/>
-                <w:sz w:val="20"/>
+                <w:rFonts w:ascii="Arial" w:hAnsi="Arial" w:cs="Arial" w:eastAsia="Arial"/>
+                <w:color w:val="000000"/>
+                <w:sz w:val="18"/>
               </w:rPr>
               <w:t xml:space="preserve">Administrar el catálogo de vacunas (CRUD)</w:t>
             </w:r>
@@ -1344,9 +1344,9 @@
             </w:pPr>
             <w:r>
               <w:rPr>
-                <w:rFonts w:ascii="Times New Roman" w:hAnsi="Times New Roman" w:cs="Times New Roman" w:eastAsia="Times New Roman"/>
-                <w:color w:val="000000"/>
-                <w:sz w:val="20"/>
+                <w:rFonts w:ascii="Arial" w:hAnsi="Arial" w:cs="Arial" w:eastAsia="Arial"/>
+                <w:color w:val="000000"/>
+                <w:sz w:val="18"/>
               </w:rPr>
               <w:t xml:space="preserve">Veterinario, Administrador</w:t>
             </w:r>
@@ -1369,9 +1369,9 @@
             </w:pPr>
             <w:r>
               <w:rPr>
-                <w:rFonts w:ascii="Times New Roman" w:hAnsi="Times New Roman" w:cs="Times New Roman" w:eastAsia="Times New Roman"/>
-                <w:color w:val="000000"/>
-                <w:sz w:val="20"/>
+                <w:rFonts w:ascii="Arial" w:hAnsi="Arial" w:cs="Arial" w:eastAsia="Arial"/>
+                <w:color w:val="000000"/>
+                <w:sz w:val="18"/>
               </w:rPr>
               <w:t xml:space="preserve">RF-10</w:t>
             </w:r>
@@ -1392,9 +1392,9 @@
             </w:pPr>
             <w:r>
               <w:rPr>
-                <w:rFonts w:ascii="Times New Roman" w:hAnsi="Times New Roman" w:cs="Times New Roman" w:eastAsia="Times New Roman"/>
-                <w:color w:val="000000"/>
-                <w:sz w:val="20"/>
+                <w:rFonts w:ascii="Arial" w:hAnsi="Arial" w:cs="Arial" w:eastAsia="Arial"/>
+                <w:color w:val="000000"/>
+                <w:sz w:val="18"/>
               </w:rPr>
               <w:t xml:space="preserve">Aplicar vacunas a mascotas y calcular próxima dosis</w:t>
             </w:r>
@@ -1415,9 +1415,9 @@
             </w:pPr>
             <w:r>
               <w:rPr>
-                <w:rFonts w:ascii="Times New Roman" w:hAnsi="Times New Roman" w:cs="Times New Roman" w:eastAsia="Times New Roman"/>
-                <w:color w:val="000000"/>
-                <w:sz w:val="20"/>
+                <w:rFonts w:ascii="Arial" w:hAnsi="Arial" w:cs="Arial" w:eastAsia="Arial"/>
+                <w:color w:val="000000"/>
+                <w:sz w:val="18"/>
               </w:rPr>
               <w:t xml:space="preserve">Veterinario, Administrador</w:t>
             </w:r>
@@ -1442,9 +1442,9 @@
             </w:pPr>
             <w:r>
               <w:rPr>
-                <w:rFonts w:ascii="Times New Roman" w:hAnsi="Times New Roman" w:cs="Times New Roman" w:eastAsia="Times New Roman"/>
-                <w:color w:val="000000"/>
-                <w:sz w:val="20"/>
+                <w:rFonts w:ascii="Arial" w:hAnsi="Arial" w:cs="Arial" w:eastAsia="Arial"/>
+                <w:color w:val="000000"/>
+                <w:sz w:val="18"/>
               </w:rPr>
               <w:t xml:space="preserve">RF-11</w:t>
             </w:r>
@@ -1467,9 +1467,9 @@
             </w:pPr>
             <w:r>
               <w:rPr>
-                <w:rFonts w:ascii="Times New Roman" w:hAnsi="Times New Roman" w:cs="Times New Roman" w:eastAsia="Times New Roman"/>
-                <w:color w:val="000000"/>
-                <w:sz w:val="20"/>
+                <w:rFonts w:ascii="Arial" w:hAnsi="Arial" w:cs="Arial" w:eastAsia="Arial"/>
+                <w:color w:val="000000"/>
+                <w:sz w:val="18"/>
               </w:rPr>
               <w:t xml:space="preserve">Consultar propietarios, mascotas y citas (solo lectura)</w:t>
             </w:r>
@@ -1492,9 +1492,9 @@
             </w:pPr>
             <w:r>
               <w:rPr>
-                <w:rFonts w:ascii="Times New Roman" w:hAnsi="Times New Roman" w:cs="Times New Roman" w:eastAsia="Times New Roman"/>
-                <w:color w:val="000000"/>
-                <w:sz w:val="20"/>
+                <w:rFonts w:ascii="Arial" w:hAnsi="Arial" w:cs="Arial" w:eastAsia="Arial"/>
+                <w:color w:val="000000"/>
+                <w:sz w:val="18"/>
               </w:rPr>
               <w:t xml:space="preserve">Veterinario</w:t>
             </w:r>
@@ -1543,10 +1543,10 @@
       </w:pPr>
       <w:r>
         <w:rPr>
-          <w:rFonts w:ascii="Times New Roman" w:hAnsi="Times New Roman" w:cs="Times New Roman" w:eastAsia="Times New Roman"/>
+          <w:rFonts w:ascii="Arial" w:hAnsi="Arial" w:cs="Arial" w:eastAsia="Arial"/>
           <w:b/>
           <w:color w:val="000000"/>
-          <w:sz w:val="24"/>
+          <w:sz w:val="22"/>
         </w:rPr>
         <w:t>Tabla 2</w:t>
       </w:r>
@@ -1558,10 +1558,10 @@
       </w:pPr>
       <w:r>
         <w:rPr>
-          <w:rFonts w:ascii="Times New Roman" w:hAnsi="Times New Roman" w:cs="Times New Roman" w:eastAsia="Times New Roman"/>
+          <w:rFonts w:ascii="Arial" w:hAnsi="Arial" w:cs="Arial" w:eastAsia="Arial"/>
           <w:i/>
           <w:color w:val="000000"/>
-          <w:sz w:val="24"/>
+          <w:sz w:val="22"/>
         </w:rPr>
         <w:t>Requerimientos no funcionales del sistema</w:t>
       </w:r>
@@ -1606,10 +1606,10 @@
             </w:pPr>
             <w:r>
               <w:rPr>
-                <w:rFonts w:ascii="Times New Roman" w:hAnsi="Times New Roman" w:cs="Times New Roman" w:eastAsia="Times New Roman"/>
+                <w:rFonts w:ascii="Arial" w:hAnsi="Arial" w:cs="Arial" w:eastAsia="Arial"/>
                 <w:b/>
                 <w:color w:val="000000"/>
-                <w:sz w:val="20"/>
+                <w:sz w:val="18"/>
               </w:rPr>
               <w:t xml:space="preserve">Código</w:t>
             </w:r>
@@ -1634,10 +1634,10 @@
             </w:pPr>
             <w:r>
               <w:rPr>
-                <w:rFonts w:ascii="Times New Roman" w:hAnsi="Times New Roman" w:cs="Times New Roman" w:eastAsia="Times New Roman"/>
+                <w:rFonts w:ascii="Arial" w:hAnsi="Arial" w:cs="Arial" w:eastAsia="Arial"/>
                 <w:b/>
                 <w:color w:val="000000"/>
-                <w:sz w:val="20"/>
+                <w:sz w:val="18"/>
               </w:rPr>
               <w:t xml:space="preserve">Requerimiento</w:t>
             </w:r>
@@ -1660,9 +1660,9 @@
             </w:pPr>
             <w:r>
               <w:rPr>
-                <w:rFonts w:ascii="Times New Roman" w:hAnsi="Times New Roman" w:cs="Times New Roman" w:eastAsia="Times New Roman"/>
-                <w:color w:val="000000"/>
-                <w:sz w:val="20"/>
+                <w:rFonts w:ascii="Arial" w:hAnsi="Arial" w:cs="Arial" w:eastAsia="Arial"/>
+                <w:color w:val="000000"/>
+                <w:sz w:val="18"/>
               </w:rPr>
               <w:t xml:space="preserve">RNF-01</w:t>
             </w:r>
@@ -1683,9 +1683,9 @@
             </w:pPr>
             <w:r>
               <w:rPr>
-                <w:rFonts w:ascii="Times New Roman" w:hAnsi="Times New Roman" w:cs="Times New Roman" w:eastAsia="Times New Roman"/>
-                <w:color w:val="000000"/>
-                <w:sz w:val="20"/>
+                <w:rFonts w:ascii="Arial" w:hAnsi="Arial" w:cs="Arial" w:eastAsia="Arial"/>
+                <w:color w:val="000000"/>
+                <w:sz w:val="18"/>
               </w:rPr>
               <w:t xml:space="preserve">Arquitectura MV: la Vista no contiene SQL; el Modelo no contiene formularios</w:t>
             </w:r>
@@ -1708,9 +1708,9 @@
             </w:pPr>
             <w:r>
               <w:rPr>
-                <w:rFonts w:ascii="Times New Roman" w:hAnsi="Times New Roman" w:cs="Times New Roman" w:eastAsia="Times New Roman"/>
-                <w:color w:val="000000"/>
-                <w:sz w:val="20"/>
+                <w:rFonts w:ascii="Arial" w:hAnsi="Arial" w:cs="Arial" w:eastAsia="Arial"/>
+                <w:color w:val="000000"/>
+                <w:sz w:val="18"/>
               </w:rPr>
               <w:t xml:space="preserve">RNF-02</w:t>
             </w:r>
@@ -1731,9 +1731,9 @@
             </w:pPr>
             <w:r>
               <w:rPr>
-                <w:rFonts w:ascii="Times New Roman" w:hAnsi="Times New Roman" w:cs="Times New Roman" w:eastAsia="Times New Roman"/>
-                <w:color w:val="000000"/>
-                <w:sz w:val="20"/>
+                <w:rFonts w:ascii="Arial" w:hAnsi="Arial" w:cs="Arial" w:eastAsia="Arial"/>
+                <w:color w:val="000000"/>
+                <w:sz w:val="18"/>
               </w:rPr>
               <w:t xml:space="preserve">Contraseñas almacenadas únicamente como hash BCrypt (factor de costo 11)</w:t>
             </w:r>
@@ -1756,9 +1756,9 @@
             </w:pPr>
             <w:r>
               <w:rPr>
-                <w:rFonts w:ascii="Times New Roman" w:hAnsi="Times New Roman" w:cs="Times New Roman" w:eastAsia="Times New Roman"/>
-                <w:color w:val="000000"/>
-                <w:sz w:val="20"/>
+                <w:rFonts w:ascii="Arial" w:hAnsi="Arial" w:cs="Arial" w:eastAsia="Arial"/>
+                <w:color w:val="000000"/>
+                <w:sz w:val="18"/>
               </w:rPr>
               <w:t xml:space="preserve">RNF-03</w:t>
             </w:r>
@@ -1779,26 +1779,26 @@
             </w:pPr>
             <w:r>
               <w:rPr>
-                <w:rFonts w:ascii="Times New Roman" w:hAnsi="Times New Roman" w:cs="Times New Roman" w:eastAsia="Times New Roman"/>
-                <w:color w:val="000000"/>
-                <w:sz w:val="20"/>
+                <w:rFonts w:ascii="Arial" w:hAnsi="Arial" w:cs="Arial" w:eastAsia="Arial"/>
+                <w:color w:val="000000"/>
+                <w:sz w:val="18"/>
               </w:rPr>
               <w:t xml:space="preserve">Consultas parametrizadas (prevención de inyección SQL) y conexiones liberadas con</w:t>
             </w:r>
             <w:r>
               <w:rPr>
-                <w:rFonts w:ascii="Times New Roman" w:hAnsi="Times New Roman" w:cs="Times New Roman" w:eastAsia="Times New Roman"/>
-                <w:color w:val="000000"/>
-                <w:sz w:val="20"/>
+                <w:rFonts w:ascii="Arial" w:hAnsi="Arial" w:cs="Arial" w:eastAsia="Arial"/>
+                <w:color w:val="000000"/>
+                <w:sz w:val="18"/>
               </w:rPr>
               <w:t xml:space="preserve"> </w:t>
             </w:r>
             <w:r>
               <w:rPr>
                 <w:rStyle w:val="VerbatimChar"/>
-                <w:rFonts w:ascii="Times New Roman" w:hAnsi="Times New Roman" w:cs="Times New Roman" w:eastAsia="Times New Roman"/>
-                <w:color w:val="000000"/>
-                <w:sz w:val="20"/>
+                <w:rFonts w:ascii="Arial" w:hAnsi="Arial" w:cs="Arial" w:eastAsia="Arial"/>
+                <w:color w:val="000000"/>
+                <w:sz w:val="18"/>
               </w:rPr>
               <w:t xml:space="preserve">using</w:t>
             </w:r>
@@ -1821,9 +1821,9 @@
             </w:pPr>
             <w:r>
               <w:rPr>
-                <w:rFonts w:ascii="Times New Roman" w:hAnsi="Times New Roman" w:cs="Times New Roman" w:eastAsia="Times New Roman"/>
-                <w:color w:val="000000"/>
-                <w:sz w:val="20"/>
+                <w:rFonts w:ascii="Arial" w:hAnsi="Arial" w:cs="Arial" w:eastAsia="Arial"/>
+                <w:color w:val="000000"/>
+                <w:sz w:val="18"/>
               </w:rPr>
               <w:t xml:space="preserve">RNF-04</w:t>
             </w:r>
@@ -1844,9 +1844,9 @@
             </w:pPr>
             <w:r>
               <w:rPr>
-                <w:rFonts w:ascii="Times New Roman" w:hAnsi="Times New Roman" w:cs="Times New Roman" w:eastAsia="Times New Roman"/>
-                <w:color w:val="000000"/>
-                <w:sz w:val="20"/>
+                <w:rFonts w:ascii="Arial" w:hAnsi="Arial" w:cs="Arial" w:eastAsia="Arial"/>
+                <w:color w:val="000000"/>
+                <w:sz w:val="18"/>
               </w:rPr>
               <w:t xml:space="preserve">Interfaz moderna, uniforme y adaptable (menú lateral que se contrae, campos que se reacomodan según el ancho); se edita en el Designer</w:t>
             </w:r>
@@ -1869,9 +1869,9 @@
             </w:pPr>
             <w:r>
               <w:rPr>
-                <w:rFonts w:ascii="Times New Roman" w:hAnsi="Times New Roman" w:cs="Times New Roman" w:eastAsia="Times New Roman"/>
-                <w:color w:val="000000"/>
-                <w:sz w:val="20"/>
+                <w:rFonts w:ascii="Arial" w:hAnsi="Arial" w:cs="Arial" w:eastAsia="Arial"/>
+                <w:color w:val="000000"/>
+                <w:sz w:val="18"/>
               </w:rPr>
               <w:t xml:space="preserve">RNF-05</w:t>
             </w:r>
@@ -1892,67 +1892,67 @@
             </w:pPr>
             <w:r>
               <w:rPr>
-                <w:rFonts w:ascii="Times New Roman" w:hAnsi="Times New Roman" w:cs="Times New Roman" w:eastAsia="Times New Roman"/>
-                <w:color w:val="000000"/>
-                <w:sz w:val="20"/>
+                <w:rFonts w:ascii="Arial" w:hAnsi="Arial" w:cs="Arial" w:eastAsia="Arial"/>
+                <w:color w:val="000000"/>
+                <w:sz w:val="18"/>
               </w:rPr>
               <w:t xml:space="preserve">Todo error se registra (archivo</w:t>
             </w:r>
             <w:r>
               <w:rPr>
-                <w:rFonts w:ascii="Times New Roman" w:hAnsi="Times New Roman" w:cs="Times New Roman" w:eastAsia="Times New Roman"/>
-                <w:color w:val="000000"/>
-                <w:sz w:val="20"/>
+                <w:rFonts w:ascii="Arial" w:hAnsi="Arial" w:cs="Arial" w:eastAsia="Arial"/>
+                <w:color w:val="000000"/>
+                <w:sz w:val="18"/>
               </w:rPr>
               <w:t xml:space="preserve"> </w:t>
             </w:r>
             <w:r>
               <w:rPr>
                 <w:rStyle w:val="VerbatimChar"/>
-                <w:rFonts w:ascii="Times New Roman" w:hAnsi="Times New Roman" w:cs="Times New Roman" w:eastAsia="Times New Roman"/>
-                <w:color w:val="000000"/>
-                <w:sz w:val="20"/>
+                <w:rFonts w:ascii="Arial" w:hAnsi="Arial" w:cs="Arial" w:eastAsia="Arial"/>
+                <w:color w:val="000000"/>
+                <w:sz w:val="18"/>
               </w:rPr>
               <w:t xml:space="preserve">Logs/</w:t>
             </w:r>
             <w:r>
               <w:rPr>
-                <w:rFonts w:ascii="Times New Roman" w:hAnsi="Times New Roman" w:cs="Times New Roman" w:eastAsia="Times New Roman"/>
-                <w:color w:val="000000"/>
-                <w:sz w:val="20"/>
+                <w:rFonts w:ascii="Arial" w:hAnsi="Arial" w:cs="Arial" w:eastAsia="Arial"/>
+                <w:color w:val="000000"/>
+                <w:sz w:val="18"/>
               </w:rPr>
               <w:t xml:space="preserve"> </w:t>
             </w:r>
             <w:r>
               <w:rPr>
-                <w:rFonts w:ascii="Times New Roman" w:hAnsi="Times New Roman" w:cs="Times New Roman" w:eastAsia="Times New Roman"/>
-                <w:color w:val="000000"/>
-                <w:sz w:val="20"/>
+                <w:rFonts w:ascii="Arial" w:hAnsi="Arial" w:cs="Arial" w:eastAsia="Arial"/>
+                <w:color w:val="000000"/>
+                <w:sz w:val="18"/>
               </w:rPr>
               <w:t xml:space="preserve">y tabla</w:t>
             </w:r>
             <w:r>
               <w:rPr>
-                <w:rFonts w:ascii="Times New Roman" w:hAnsi="Times New Roman" w:cs="Times New Roman" w:eastAsia="Times New Roman"/>
-                <w:color w:val="000000"/>
-                <w:sz w:val="20"/>
+                <w:rFonts w:ascii="Arial" w:hAnsi="Arial" w:cs="Arial" w:eastAsia="Arial"/>
+                <w:color w:val="000000"/>
+                <w:sz w:val="18"/>
               </w:rPr>
               <w:t xml:space="preserve"> </w:t>
             </w:r>
             <w:r>
               <w:rPr>
                 <w:rStyle w:val="VerbatimChar"/>
-                <w:rFonts w:ascii="Times New Roman" w:hAnsi="Times New Roman" w:cs="Times New Roman" w:eastAsia="Times New Roman"/>
-                <w:color w:val="000000"/>
-                <w:sz w:val="20"/>
+                <w:rFonts w:ascii="Arial" w:hAnsi="Arial" w:cs="Arial" w:eastAsia="Arial"/>
+                <w:color w:val="000000"/>
+                <w:sz w:val="18"/>
               </w:rPr>
               <w:t xml:space="preserve">bitacora</w:t>
             </w:r>
             <w:r>
               <w:rPr>
-                <w:rFonts w:ascii="Times New Roman" w:hAnsi="Times New Roman" w:cs="Times New Roman" w:eastAsia="Times New Roman"/>
-                <w:color w:val="000000"/>
-                <w:sz w:val="20"/>
+                <w:rFonts w:ascii="Arial" w:hAnsi="Arial" w:cs="Arial" w:eastAsia="Arial"/>
+                <w:color w:val="000000"/>
+                <w:sz w:val="18"/>
               </w:rPr>
               <w:t xml:space="preserve">) y se informa al usuario con un mensaje claro</w:t>
             </w:r>
@@ -1977,9 +1977,9 @@
             </w:pPr>
             <w:r>
               <w:rPr>
-                <w:rFonts w:ascii="Times New Roman" w:hAnsi="Times New Roman" w:cs="Times New Roman" w:eastAsia="Times New Roman"/>
-                <w:color w:val="000000"/>
-                <w:sz w:val="20"/>
+                <w:rFonts w:ascii="Arial" w:hAnsi="Arial" w:cs="Arial" w:eastAsia="Arial"/>
+                <w:color w:val="000000"/>
+                <w:sz w:val="18"/>
               </w:rPr>
               <w:t xml:space="preserve">RNF-06</w:t>
             </w:r>
@@ -2002,43 +2002,43 @@
             </w:pPr>
             <w:r>
               <w:rPr>
-                <w:rFonts w:ascii="Times New Roman" w:hAnsi="Times New Roman" w:cs="Times New Roman" w:eastAsia="Times New Roman"/>
-                <w:color w:val="000000"/>
-                <w:sz w:val="20"/>
+                <w:rFonts w:ascii="Arial" w:hAnsi="Arial" w:cs="Arial" w:eastAsia="Arial"/>
+                <w:color w:val="000000"/>
+                <w:sz w:val="18"/>
               </w:rPr>
               <w:t xml:space="preserve">Base de datos SQL Server con integridad referencial y restricciones</w:t>
             </w:r>
             <w:r>
               <w:rPr>
-                <w:rFonts w:ascii="Times New Roman" w:hAnsi="Times New Roman" w:cs="Times New Roman" w:eastAsia="Times New Roman"/>
-                <w:color w:val="000000"/>
-                <w:sz w:val="20"/>
+                <w:rFonts w:ascii="Arial" w:hAnsi="Arial" w:cs="Arial" w:eastAsia="Arial"/>
+                <w:color w:val="000000"/>
+                <w:sz w:val="18"/>
               </w:rPr>
               <w:t xml:space="preserve"> </w:t>
             </w:r>
             <w:r>
               <w:rPr>
                 <w:rStyle w:val="VerbatimChar"/>
-                <w:rFonts w:ascii="Times New Roman" w:hAnsi="Times New Roman" w:cs="Times New Roman" w:eastAsia="Times New Roman"/>
-                <w:color w:val="000000"/>
-                <w:sz w:val="20"/>
+                <w:rFonts w:ascii="Arial" w:hAnsi="Arial" w:cs="Arial" w:eastAsia="Arial"/>
+                <w:color w:val="000000"/>
+                <w:sz w:val="18"/>
               </w:rPr>
               <w:t xml:space="preserve">CHECK</w:t>
             </w:r>
             <w:r>
               <w:rPr>
-                <w:rFonts w:ascii="Times New Roman" w:hAnsi="Times New Roman" w:cs="Times New Roman" w:eastAsia="Times New Roman"/>
-                <w:color w:val="000000"/>
-                <w:sz w:val="20"/>
+                <w:rFonts w:ascii="Arial" w:hAnsi="Arial" w:cs="Arial" w:eastAsia="Arial"/>
+                <w:color w:val="000000"/>
+                <w:sz w:val="18"/>
               </w:rPr>
               <w:t xml:space="preserve">/</w:t>
             </w:r>
             <w:r>
               <w:rPr>
                 <w:rStyle w:val="VerbatimChar"/>
-                <w:rFonts w:ascii="Times New Roman" w:hAnsi="Times New Roman" w:cs="Times New Roman" w:eastAsia="Times New Roman"/>
-                <w:color w:val="000000"/>
-                <w:sz w:val="20"/>
+                <w:rFonts w:ascii="Arial" w:hAnsi="Arial" w:cs="Arial" w:eastAsia="Arial"/>
+                <w:color w:val="000000"/>
+                <w:sz w:val="18"/>
               </w:rPr>
               <w:t xml:space="preserve">UNIQUE</w:t>
             </w:r>
@@ -2179,10 +2179,10 @@
       </w:pPr>
       <w:r>
         <w:rPr>
-          <w:rFonts w:ascii="Times New Roman" w:hAnsi="Times New Roman" w:cs="Times New Roman" w:eastAsia="Times New Roman"/>
+          <w:rFonts w:ascii="Arial" w:hAnsi="Arial" w:cs="Arial" w:eastAsia="Arial"/>
           <w:b/>
           <w:color w:val="000000"/>
-          <w:sz w:val="24"/>
+          <w:sz w:val="22"/>
         </w:rPr>
         <w:t>Figura 1</w:t>
       </w:r>
@@ -2194,10 +2194,10 @@
       </w:pPr>
       <w:r>
         <w:rPr>
-          <w:rFonts w:ascii="Times New Roman" w:hAnsi="Times New Roman" w:cs="Times New Roman" w:eastAsia="Times New Roman"/>
+          <w:rFonts w:ascii="Arial" w:hAnsi="Arial" w:cs="Arial" w:eastAsia="Arial"/>
           <w:i/>
           <w:color w:val="000000"/>
-          <w:sz w:val="24"/>
+          <w:sz w:val="22"/>
         </w:rPr>
         <w:t>Arquitectura MV del sistema</w:t>
       </w:r>
@@ -2279,10 +2279,10 @@
       </w:pPr>
       <w:r>
         <w:rPr>
-          <w:rFonts w:ascii="Times New Roman" w:hAnsi="Times New Roman" w:cs="Times New Roman" w:eastAsia="Times New Roman"/>
+          <w:rFonts w:ascii="Arial" w:hAnsi="Arial" w:cs="Arial" w:eastAsia="Arial"/>
           <w:b/>
           <w:color w:val="000000"/>
-          <w:sz w:val="24"/>
+          <w:sz w:val="22"/>
         </w:rPr>
         <w:t>Tabla 3</w:t>
       </w:r>
@@ -2294,10 +2294,10 @@
       </w:pPr>
       <w:r>
         <w:rPr>
-          <w:rFonts w:ascii="Times New Roman" w:hAnsi="Times New Roman" w:cs="Times New Roman" w:eastAsia="Times New Roman"/>
+          <w:rFonts w:ascii="Arial" w:hAnsi="Arial" w:cs="Arial" w:eastAsia="Arial"/>
           <w:i/>
           <w:color w:val="000000"/>
-          <w:sz w:val="24"/>
+          <w:sz w:val="22"/>
         </w:rPr>
         <w:t>Organización de carpetas y responsabilidades por capa</w:t>
       </w:r>
@@ -2342,10 +2342,10 @@
             </w:pPr>
             <w:r>
               <w:rPr>
-                <w:rFonts w:ascii="Times New Roman" w:hAnsi="Times New Roman" w:cs="Times New Roman" w:eastAsia="Times New Roman"/>
+                <w:rFonts w:ascii="Arial" w:hAnsi="Arial" w:cs="Arial" w:eastAsia="Arial"/>
                 <w:b/>
                 <w:color w:val="000000"/>
-                <w:sz w:val="20"/>
+                <w:sz w:val="18"/>
               </w:rPr>
               <w:t xml:space="preserve">Carpeta</w:t>
             </w:r>
@@ -2370,10 +2370,10 @@
             </w:pPr>
             <w:r>
               <w:rPr>
-                <w:rFonts w:ascii="Times New Roman" w:hAnsi="Times New Roman" w:cs="Times New Roman" w:eastAsia="Times New Roman"/>
+                <w:rFonts w:ascii="Arial" w:hAnsi="Arial" w:cs="Arial" w:eastAsia="Arial"/>
                 <w:b/>
                 <w:color w:val="000000"/>
-                <w:sz w:val="20"/>
+                <w:sz w:val="18"/>
               </w:rPr>
               <w:t xml:space="preserve">Responsabilidad</w:t>
             </w:r>
@@ -2397,9 +2397,9 @@
             <w:r>
               <w:rPr>
                 <w:rStyle w:val="VerbatimChar"/>
-                <w:rFonts w:ascii="Times New Roman" w:hAnsi="Times New Roman" w:cs="Times New Roman" w:eastAsia="Times New Roman"/>
-                <w:color w:val="000000"/>
-                <w:sz w:val="20"/>
+                <w:rFonts w:ascii="Arial" w:hAnsi="Arial" w:cs="Arial" w:eastAsia="Arial"/>
+                <w:color w:val="000000"/>
+                <w:sz w:val="18"/>
               </w:rPr>
               <w:t xml:space="preserve">Modelos/Conexion_DB</w:t>
             </w:r>
@@ -2420,34 +2420,34 @@
             </w:pPr>
             <w:r>
               <w:rPr>
-                <w:rFonts w:ascii="Times New Roman" w:hAnsi="Times New Roman" w:cs="Times New Roman" w:eastAsia="Times New Roman"/>
-                <w:color w:val="000000"/>
-                <w:sz w:val="20"/>
+                <w:rFonts w:ascii="Arial" w:hAnsi="Arial" w:cs="Arial" w:eastAsia="Arial"/>
+                <w:color w:val="000000"/>
+                <w:sz w:val="18"/>
               </w:rPr>
               <w:t xml:space="preserve">Conexión a SQL Server (servidor y base de datos definidos en la clase</w:t>
             </w:r>
             <w:r>
               <w:rPr>
-                <w:rFonts w:ascii="Times New Roman" w:hAnsi="Times New Roman" w:cs="Times New Roman" w:eastAsia="Times New Roman"/>
-                <w:color w:val="000000"/>
-                <w:sz w:val="20"/>
+                <w:rFonts w:ascii="Arial" w:hAnsi="Arial" w:cs="Arial" w:eastAsia="Arial"/>
+                <w:color w:val="000000"/>
+                <w:sz w:val="18"/>
               </w:rPr>
               <w:t xml:space="preserve"> </w:t>
             </w:r>
             <w:r>
               <w:rPr>
                 <w:rStyle w:val="VerbatimChar"/>
-                <w:rFonts w:ascii="Times New Roman" w:hAnsi="Times New Roman" w:cs="Times New Roman" w:eastAsia="Times New Roman"/>
-                <w:color w:val="000000"/>
-                <w:sz w:val="20"/>
+                <w:rFonts w:ascii="Arial" w:hAnsi="Arial" w:cs="Arial" w:eastAsia="Arial"/>
+                <w:color w:val="000000"/>
+                <w:sz w:val="18"/>
               </w:rPr>
               <w:t xml:space="preserve">Conexion</w:t>
             </w:r>
             <w:r>
               <w:rPr>
-                <w:rFonts w:ascii="Times New Roman" w:hAnsi="Times New Roman" w:cs="Times New Roman" w:eastAsia="Times New Roman"/>
-                <w:color w:val="000000"/>
-                <w:sz w:val="20"/>
+                <w:rFonts w:ascii="Arial" w:hAnsi="Arial" w:cs="Arial" w:eastAsia="Arial"/>
+                <w:color w:val="000000"/>
+                <w:sz w:val="18"/>
               </w:rPr>
               <w:t xml:space="preserve">) y métodos parametrizados</w:t>
             </w:r>
@@ -2471,9 +2471,9 @@
             <w:r>
               <w:rPr>
                 <w:rStyle w:val="VerbatimChar"/>
-                <w:rFonts w:ascii="Times New Roman" w:hAnsi="Times New Roman" w:cs="Times New Roman" w:eastAsia="Times New Roman"/>
-                <w:color w:val="000000"/>
-                <w:sz w:val="20"/>
+                <w:rFonts w:ascii="Arial" w:hAnsi="Arial" w:cs="Arial" w:eastAsia="Arial"/>
+                <w:color w:val="000000"/>
+                <w:sz w:val="18"/>
               </w:rPr>
               <w:t xml:space="preserve">Modelos/Entidades</w:t>
             </w:r>
@@ -2494,9 +2494,9 @@
             </w:pPr>
             <w:r>
               <w:rPr>
-                <w:rFonts w:ascii="Times New Roman" w:hAnsi="Times New Roman" w:cs="Times New Roman" w:eastAsia="Times New Roman"/>
-                <w:color w:val="000000"/>
-                <w:sz w:val="20"/>
+                <w:rFonts w:ascii="Arial" w:hAnsi="Arial" w:cs="Arial" w:eastAsia="Arial"/>
+                <w:color w:val="000000"/>
+                <w:sz w:val="18"/>
               </w:rPr>
               <w:t xml:space="preserve">Clases de dominio (Usuario, Propietario, Mascota, Cita, Consulta, Vacuna…)</w:t>
             </w:r>
@@ -2520,9 +2520,9 @@
             <w:r>
               <w:rPr>
                 <w:rStyle w:val="VerbatimChar"/>
-                <w:rFonts w:ascii="Times New Roman" w:hAnsi="Times New Roman" w:cs="Times New Roman" w:eastAsia="Times New Roman"/>
-                <w:color w:val="000000"/>
-                <w:sz w:val="20"/>
+                <w:rFonts w:ascii="Arial" w:hAnsi="Arial" w:cs="Arial" w:eastAsia="Arial"/>
+                <w:color w:val="000000"/>
+                <w:sz w:val="18"/>
               </w:rPr>
               <w:t xml:space="preserve">Modelos/Datos</w:t>
             </w:r>
@@ -2543,9 +2543,9 @@
             </w:pPr>
             <w:r>
               <w:rPr>
-                <w:rFonts w:ascii="Times New Roman" w:hAnsi="Times New Roman" w:cs="Times New Roman" w:eastAsia="Times New Roman"/>
-                <w:color w:val="000000"/>
-                <w:sz w:val="20"/>
+                <w:rFonts w:ascii="Arial" w:hAnsi="Arial" w:cs="Arial" w:eastAsia="Arial"/>
+                <w:color w:val="000000"/>
+                <w:sz w:val="18"/>
               </w:rPr>
               <w:t xml:space="preserve">Operaciones CRUD por entidad (únicas con SQL)</w:t>
             </w:r>
@@ -2569,9 +2569,9 @@
             <w:r>
               <w:rPr>
                 <w:rStyle w:val="VerbatimChar"/>
-                <w:rFonts w:ascii="Times New Roman" w:hAnsi="Times New Roman" w:cs="Times New Roman" w:eastAsia="Times New Roman"/>
-                <w:color w:val="000000"/>
-                <w:sz w:val="20"/>
+                <w:rFonts w:ascii="Arial" w:hAnsi="Arial" w:cs="Arial" w:eastAsia="Arial"/>
+                <w:color w:val="000000"/>
+                <w:sz w:val="18"/>
               </w:rPr>
               <w:t xml:space="preserve">Modelos/Seguridad</w:t>
             </w:r>
@@ -2592,9 +2592,9 @@
             </w:pPr>
             <w:r>
               <w:rPr>
-                <w:rFonts w:ascii="Times New Roman" w:hAnsi="Times New Roman" w:cs="Times New Roman" w:eastAsia="Times New Roman"/>
-                <w:color w:val="000000"/>
-                <w:sz w:val="20"/>
+                <w:rFonts w:ascii="Arial" w:hAnsi="Arial" w:cs="Arial" w:eastAsia="Arial"/>
+                <w:color w:val="000000"/>
+                <w:sz w:val="18"/>
               </w:rPr>
               <w:t xml:space="preserve">Cifrado BCrypt, sesión actual y códigos de permisos</w:t>
             </w:r>
@@ -2618,9 +2618,9 @@
             <w:r>
               <w:rPr>
                 <w:rStyle w:val="VerbatimChar"/>
-                <w:rFonts w:ascii="Times New Roman" w:hAnsi="Times New Roman" w:cs="Times New Roman" w:eastAsia="Times New Roman"/>
-                <w:color w:val="000000"/>
-                <w:sz w:val="20"/>
+                <w:rFonts w:ascii="Arial" w:hAnsi="Arial" w:cs="Arial" w:eastAsia="Arial"/>
+                <w:color w:val="000000"/>
+                <w:sz w:val="18"/>
               </w:rPr>
               <w:t xml:space="preserve">Modelos/Utilidades</w:t>
             </w:r>
@@ -2642,25 +2642,25 @@
             <w:r>
               <w:rPr>
                 <w:rStyle w:val="VerbatimChar"/>
-                <w:rFonts w:ascii="Times New Roman" w:hAnsi="Times New Roman" w:cs="Times New Roman" w:eastAsia="Times New Roman"/>
-                <w:color w:val="000000"/>
-                <w:sz w:val="20"/>
+                <w:rFonts w:ascii="Arial" w:hAnsi="Arial" w:cs="Arial" w:eastAsia="Arial"/>
+                <w:color w:val="000000"/>
+                <w:sz w:val="18"/>
               </w:rPr>
               <w:t xml:space="preserve">Logger</w:t>
             </w:r>
             <w:r>
               <w:rPr>
-                <w:rFonts w:ascii="Times New Roman" w:hAnsi="Times New Roman" w:cs="Times New Roman" w:eastAsia="Times New Roman"/>
-                <w:color w:val="000000"/>
-                <w:sz w:val="20"/>
+                <w:rFonts w:ascii="Arial" w:hAnsi="Arial" w:cs="Arial" w:eastAsia="Arial"/>
+                <w:color w:val="000000"/>
+                <w:sz w:val="18"/>
               </w:rPr>
               <w:t xml:space="preserve"> </w:t>
             </w:r>
             <w:r>
               <w:rPr>
-                <w:rFonts w:ascii="Times New Roman" w:hAnsi="Times New Roman" w:cs="Times New Roman" w:eastAsia="Times New Roman"/>
-                <w:color w:val="000000"/>
-                <w:sz w:val="20"/>
+                <w:rFonts w:ascii="Arial" w:hAnsi="Arial" w:cs="Arial" w:eastAsia="Arial"/>
+                <w:color w:val="000000"/>
+                <w:sz w:val="18"/>
               </w:rPr>
               <w:t xml:space="preserve">(archivo + bitácora)</w:t>
             </w:r>
@@ -2684,9 +2684,9 @@
             <w:r>
               <w:rPr>
                 <w:rStyle w:val="VerbatimChar"/>
-                <w:rFonts w:ascii="Times New Roman" w:hAnsi="Times New Roman" w:cs="Times New Roman" w:eastAsia="Times New Roman"/>
-                <w:color w:val="000000"/>
-                <w:sz w:val="20"/>
+                <w:rFonts w:ascii="Arial" w:hAnsi="Arial" w:cs="Arial" w:eastAsia="Arial"/>
+                <w:color w:val="000000"/>
+                <w:sz w:val="18"/>
               </w:rPr>
               <w:t xml:space="preserve">Vista/Comun</w:t>
             </w:r>
@@ -2708,225 +2708,225 @@
             <w:r>
               <w:rPr>
                 <w:rStyle w:val="VerbatimChar"/>
-                <w:rFonts w:ascii="Times New Roman" w:hAnsi="Times New Roman" w:cs="Times New Roman" w:eastAsia="Times New Roman"/>
-                <w:color w:val="000000"/>
-                <w:sz w:val="20"/>
+                <w:rFonts w:ascii="Arial" w:hAnsi="Arial" w:cs="Arial" w:eastAsia="Arial"/>
+                <w:color w:val="000000"/>
+                <w:sz w:val="18"/>
               </w:rPr>
               <w:t xml:space="preserve">Tema</w:t>
             </w:r>
             <w:r>
               <w:rPr>
-                <w:rFonts w:ascii="Times New Roman" w:hAnsi="Times New Roman" w:cs="Times New Roman" w:eastAsia="Times New Roman"/>
-                <w:color w:val="000000"/>
-                <w:sz w:val="20"/>
+                <w:rFonts w:ascii="Arial" w:hAnsi="Arial" w:cs="Arial" w:eastAsia="Arial"/>
+                <w:color w:val="000000"/>
+                <w:sz w:val="18"/>
               </w:rPr>
               <w:t xml:space="preserve"> </w:t>
             </w:r>
             <w:r>
               <w:rPr>
-                <w:rFonts w:ascii="Times New Roman" w:hAnsi="Times New Roman" w:cs="Times New Roman" w:eastAsia="Times New Roman"/>
-                <w:color w:val="000000"/>
-                <w:sz w:val="20"/>
+                <w:rFonts w:ascii="Arial" w:hAnsi="Arial" w:cs="Arial" w:eastAsia="Arial"/>
+                <w:color w:val="000000"/>
+                <w:sz w:val="18"/>
               </w:rPr>
               <w:t xml:space="preserve">(paleta), controles propios (</w:t>
             </w:r>
             <w:r>
               <w:rPr>
                 <w:rStyle w:val="VerbatimChar"/>
-                <w:rFonts w:ascii="Times New Roman" w:hAnsi="Times New Roman" w:cs="Times New Roman" w:eastAsia="Times New Roman"/>
-                <w:color w:val="000000"/>
-                <w:sz w:val="20"/>
+                <w:rFonts w:ascii="Arial" w:hAnsi="Arial" w:cs="Arial" w:eastAsia="Arial"/>
+                <w:color w:val="000000"/>
+                <w:sz w:val="18"/>
               </w:rPr>
               <w:t xml:space="preserve">BotonModerno</w:t>
             </w:r>
             <w:r>
               <w:rPr>
-                <w:rFonts w:ascii="Times New Roman" w:hAnsi="Times New Roman" w:cs="Times New Roman" w:eastAsia="Times New Roman"/>
-                <w:color w:val="000000"/>
-                <w:sz w:val="20"/>
+                <w:rFonts w:ascii="Arial" w:hAnsi="Arial" w:cs="Arial" w:eastAsia="Arial"/>
+                <w:color w:val="000000"/>
+                <w:sz w:val="18"/>
               </w:rPr>
               <w:t xml:space="preserve">,</w:t>
             </w:r>
             <w:r>
               <w:rPr>
-                <w:rFonts w:ascii="Times New Roman" w:hAnsi="Times New Roman" w:cs="Times New Roman" w:eastAsia="Times New Roman"/>
-                <w:color w:val="000000"/>
-                <w:sz w:val="20"/>
+                <w:rFonts w:ascii="Arial" w:hAnsi="Arial" w:cs="Arial" w:eastAsia="Arial"/>
+                <w:color w:val="000000"/>
+                <w:sz w:val="18"/>
               </w:rPr>
               <w:t xml:space="preserve"> </w:t>
             </w:r>
             <w:r>
               <w:rPr>
                 <w:rStyle w:val="VerbatimChar"/>
-                <w:rFonts w:ascii="Times New Roman" w:hAnsi="Times New Roman" w:cs="Times New Roman" w:eastAsia="Times New Roman"/>
-                <w:color w:val="000000"/>
-                <w:sz w:val="20"/>
+                <w:rFonts w:ascii="Arial" w:hAnsi="Arial" w:cs="Arial" w:eastAsia="Arial"/>
+                <w:color w:val="000000"/>
+                <w:sz w:val="18"/>
               </w:rPr>
               <w:t xml:space="preserve">BotonMenu</w:t>
             </w:r>
             <w:r>
               <w:rPr>
-                <w:rFonts w:ascii="Times New Roman" w:hAnsi="Times New Roman" w:cs="Times New Roman" w:eastAsia="Times New Roman"/>
-                <w:color w:val="000000"/>
-                <w:sz w:val="20"/>
+                <w:rFonts w:ascii="Arial" w:hAnsi="Arial" w:cs="Arial" w:eastAsia="Arial"/>
+                <w:color w:val="000000"/>
+                <w:sz w:val="18"/>
               </w:rPr>
               <w:t xml:space="preserve">,</w:t>
             </w:r>
             <w:r>
               <w:rPr>
-                <w:rFonts w:ascii="Times New Roman" w:hAnsi="Times New Roman" w:cs="Times New Roman" w:eastAsia="Times New Roman"/>
-                <w:color w:val="000000"/>
-                <w:sz w:val="20"/>
+                <w:rFonts w:ascii="Arial" w:hAnsi="Arial" w:cs="Arial" w:eastAsia="Arial"/>
+                <w:color w:val="000000"/>
+                <w:sz w:val="18"/>
               </w:rPr>
               <w:t xml:space="preserve"> </w:t>
             </w:r>
             <w:r>
               <w:rPr>
                 <w:rStyle w:val="VerbatimChar"/>
-                <w:rFonts w:ascii="Times New Roman" w:hAnsi="Times New Roman" w:cs="Times New Roman" w:eastAsia="Times New Roman"/>
-                <w:color w:val="000000"/>
-                <w:sz w:val="20"/>
+                <w:rFonts w:ascii="Arial" w:hAnsi="Arial" w:cs="Arial" w:eastAsia="Arial"/>
+                <w:color w:val="000000"/>
+                <w:sz w:val="18"/>
               </w:rPr>
               <w:t xml:space="preserve">PanelTarjeta</w:t>
             </w:r>
             <w:r>
               <w:rPr>
-                <w:rFonts w:ascii="Times New Roman" w:hAnsi="Times New Roman" w:cs="Times New Roman" w:eastAsia="Times New Roman"/>
-                <w:color w:val="000000"/>
-                <w:sz w:val="20"/>
+                <w:rFonts w:ascii="Arial" w:hAnsi="Arial" w:cs="Arial" w:eastAsia="Arial"/>
+                <w:color w:val="000000"/>
+                <w:sz w:val="18"/>
               </w:rPr>
               <w:t xml:space="preserve">,</w:t>
             </w:r>
             <w:r>
               <w:rPr>
-                <w:rFonts w:ascii="Times New Roman" w:hAnsi="Times New Roman" w:cs="Times New Roman" w:eastAsia="Times New Roman"/>
-                <w:color w:val="000000"/>
-                <w:sz w:val="20"/>
+                <w:rFonts w:ascii="Arial" w:hAnsi="Arial" w:cs="Arial" w:eastAsia="Arial"/>
+                <w:color w:val="000000"/>
+                <w:sz w:val="18"/>
               </w:rPr>
               <w:t xml:space="preserve"> </w:t>
             </w:r>
             <w:r>
               <w:rPr>
                 <w:rStyle w:val="VerbatimChar"/>
-                <w:rFonts w:ascii="Times New Roman" w:hAnsi="Times New Roman" w:cs="Times New Roman" w:eastAsia="Times New Roman"/>
-                <w:color w:val="000000"/>
-                <w:sz w:val="20"/>
+                <w:rFonts w:ascii="Arial" w:hAnsi="Arial" w:cs="Arial" w:eastAsia="Arial"/>
+                <w:color w:val="000000"/>
+                <w:sz w:val="18"/>
               </w:rPr>
               <w:t xml:space="preserve">PanelDegradado</w:t>
             </w:r>
             <w:r>
               <w:rPr>
-                <w:rFonts w:ascii="Times New Roman" w:hAnsi="Times New Roman" w:cs="Times New Roman" w:eastAsia="Times New Roman"/>
-                <w:color w:val="000000"/>
-                <w:sz w:val="20"/>
+                <w:rFonts w:ascii="Arial" w:hAnsi="Arial" w:cs="Arial" w:eastAsia="Arial"/>
+                <w:color w:val="000000"/>
+                <w:sz w:val="18"/>
               </w:rPr>
               <w:t xml:space="preserve">),</w:t>
             </w:r>
             <w:r>
               <w:rPr>
-                <w:rFonts w:ascii="Times New Roman" w:hAnsi="Times New Roman" w:cs="Times New Roman" w:eastAsia="Times New Roman"/>
-                <w:color w:val="000000"/>
-                <w:sz w:val="20"/>
+                <w:rFonts w:ascii="Arial" w:hAnsi="Arial" w:cs="Arial" w:eastAsia="Arial"/>
+                <w:color w:val="000000"/>
+                <w:sz w:val="18"/>
               </w:rPr>
               <w:t xml:space="preserve"> </w:t>
             </w:r>
             <w:r>
               <w:rPr>
                 <w:rStyle w:val="VerbatimChar"/>
-                <w:rFonts w:ascii="Times New Roman" w:hAnsi="Times New Roman" w:cs="Times New Roman" w:eastAsia="Times New Roman"/>
-                <w:color w:val="000000"/>
-                <w:sz w:val="20"/>
+                <w:rFonts w:ascii="Arial" w:hAnsi="Arial" w:cs="Arial" w:eastAsia="Arial"/>
+                <w:color w:val="000000"/>
+                <w:sz w:val="18"/>
               </w:rPr>
               <w:t xml:space="preserve">Responsive</w:t>
             </w:r>
             <w:r>
               <w:rPr>
-                <w:rFonts w:ascii="Times New Roman" w:hAnsi="Times New Roman" w:cs="Times New Roman" w:eastAsia="Times New Roman"/>
-                <w:color w:val="000000"/>
-                <w:sz w:val="20"/>
+                <w:rFonts w:ascii="Arial" w:hAnsi="Arial" w:cs="Arial" w:eastAsia="Arial"/>
+                <w:color w:val="000000"/>
+                <w:sz w:val="18"/>
               </w:rPr>
               <w:t xml:space="preserve"> </w:t>
             </w:r>
             <w:r>
               <w:rPr>
-                <w:rFonts w:ascii="Times New Roman" w:hAnsi="Times New Roman" w:cs="Times New Roman" w:eastAsia="Times New Roman"/>
-                <w:color w:val="000000"/>
-                <w:sz w:val="20"/>
+                <w:rFonts w:ascii="Arial" w:hAnsi="Arial" w:cs="Arial" w:eastAsia="Arial"/>
+                <w:color w:val="000000"/>
+                <w:sz w:val="18"/>
               </w:rPr>
               <w:t xml:space="preserve">(diseño adaptable),</w:t>
             </w:r>
             <w:r>
               <w:rPr>
-                <w:rFonts w:ascii="Times New Roman" w:hAnsi="Times New Roman" w:cs="Times New Roman" w:eastAsia="Times New Roman"/>
-                <w:color w:val="000000"/>
-                <w:sz w:val="20"/>
+                <w:rFonts w:ascii="Arial" w:hAnsi="Arial" w:cs="Arial" w:eastAsia="Arial"/>
+                <w:color w:val="000000"/>
+                <w:sz w:val="18"/>
               </w:rPr>
               <w:t xml:space="preserve"> </w:t>
             </w:r>
             <w:r>
               <w:rPr>
                 <w:rStyle w:val="VerbatimChar"/>
-                <w:rFonts w:ascii="Times New Roman" w:hAnsi="Times New Roman" w:cs="Times New Roman" w:eastAsia="Times New Roman"/>
-                <w:color w:val="000000"/>
-                <w:sz w:val="20"/>
+                <w:rFonts w:ascii="Arial" w:hAnsi="Arial" w:cs="Arial" w:eastAsia="Arial"/>
+                <w:color w:val="000000"/>
+                <w:sz w:val="18"/>
               </w:rPr>
               <w:t xml:space="preserve">Mensajes</w:t>
             </w:r>
             <w:r>
               <w:rPr>
-                <w:rFonts w:ascii="Times New Roman" w:hAnsi="Times New Roman" w:cs="Times New Roman" w:eastAsia="Times New Roman"/>
-                <w:color w:val="000000"/>
-                <w:sz w:val="20"/>
+                <w:rFonts w:ascii="Arial" w:hAnsi="Arial" w:cs="Arial" w:eastAsia="Arial"/>
+                <w:color w:val="000000"/>
+                <w:sz w:val="18"/>
               </w:rPr>
               <w:t xml:space="preserve"> </w:t>
             </w:r>
             <w:r>
               <w:rPr>
-                <w:rFonts w:ascii="Times New Roman" w:hAnsi="Times New Roman" w:cs="Times New Roman" w:eastAsia="Times New Roman"/>
-                <w:color w:val="000000"/>
-                <w:sz w:val="20"/>
+                <w:rFonts w:ascii="Arial" w:hAnsi="Arial" w:cs="Arial" w:eastAsia="Arial"/>
+                <w:color w:val="000000"/>
+                <w:sz w:val="18"/>
               </w:rPr>
               <w:t xml:space="preserve">(MessageBox y errores SQL),</w:t>
             </w:r>
             <w:r>
               <w:rPr>
-                <w:rFonts w:ascii="Times New Roman" w:hAnsi="Times New Roman" w:cs="Times New Roman" w:eastAsia="Times New Roman"/>
-                <w:color w:val="000000"/>
-                <w:sz w:val="20"/>
+                <w:rFonts w:ascii="Arial" w:hAnsi="Arial" w:cs="Arial" w:eastAsia="Arial"/>
+                <w:color w:val="000000"/>
+                <w:sz w:val="18"/>
               </w:rPr>
               <w:t xml:space="preserve"> </w:t>
             </w:r>
             <w:r>
               <w:rPr>
                 <w:rStyle w:val="VerbatimChar"/>
-                <w:rFonts w:ascii="Times New Roman" w:hAnsi="Times New Roman" w:cs="Times New Roman" w:eastAsia="Times New Roman"/>
-                <w:color w:val="000000"/>
-                <w:sz w:val="20"/>
+                <w:rFonts w:ascii="Arial" w:hAnsi="Arial" w:cs="Arial" w:eastAsia="Arial"/>
+                <w:color w:val="000000"/>
+                <w:sz w:val="18"/>
               </w:rPr>
               <w:t xml:space="preserve">Validaciones</w:t>
             </w:r>
             <w:r>
               <w:rPr>
-                <w:rFonts w:ascii="Times New Roman" w:hAnsi="Times New Roman" w:cs="Times New Roman" w:eastAsia="Times New Roman"/>
-                <w:color w:val="000000"/>
-                <w:sz w:val="20"/>
+                <w:rFonts w:ascii="Arial" w:hAnsi="Arial" w:cs="Arial" w:eastAsia="Arial"/>
+                <w:color w:val="000000"/>
+                <w:sz w:val="18"/>
               </w:rPr>
               <w:t xml:space="preserve">,</w:t>
             </w:r>
             <w:r>
               <w:rPr>
-                <w:rFonts w:ascii="Times New Roman" w:hAnsi="Times New Roman" w:cs="Times New Roman" w:eastAsia="Times New Roman"/>
-                <w:color w:val="000000"/>
-                <w:sz w:val="20"/>
+                <w:rFonts w:ascii="Arial" w:hAnsi="Arial" w:cs="Arial" w:eastAsia="Arial"/>
+                <w:color w:val="000000"/>
+                <w:sz w:val="18"/>
               </w:rPr>
               <w:t xml:space="preserve"> </w:t>
             </w:r>
             <w:r>
               <w:rPr>
                 <w:rStyle w:val="VerbatimChar"/>
-                <w:rFonts w:ascii="Times New Roman" w:hAnsi="Times New Roman" w:cs="Times New Roman" w:eastAsia="Times New Roman"/>
-                <w:color w:val="000000"/>
-                <w:sz w:val="20"/>
+                <w:rFonts w:ascii="Arial" w:hAnsi="Arial" w:cs="Arial" w:eastAsia="Arial"/>
+                <w:color w:val="000000"/>
+                <w:sz w:val="18"/>
               </w:rPr>
               <w:t xml:space="preserve">GridUtil</w:t>
             </w:r>
@@ -2952,9 +2952,9 @@
             <w:r>
               <w:rPr>
                 <w:rStyle w:val="VerbatimChar"/>
-                <w:rFonts w:ascii="Times New Roman" w:hAnsi="Times New Roman" w:cs="Times New Roman" w:eastAsia="Times New Roman"/>
-                <w:color w:val="000000"/>
-                <w:sz w:val="20"/>
+                <w:rFonts w:ascii="Arial" w:hAnsi="Arial" w:cs="Arial" w:eastAsia="Arial"/>
+                <w:color w:val="000000"/>
+                <w:sz w:val="18"/>
               </w:rPr>
               <w:t xml:space="preserve">Vista/&lt;Módulo&gt;</w:t>
             </w:r>
@@ -2977,75 +2977,75 @@
             </w:pPr>
             <w:r>
               <w:rPr>
-                <w:rFonts w:ascii="Times New Roman" w:hAnsi="Times New Roman" w:cs="Times New Roman" w:eastAsia="Times New Roman"/>
-                <w:color w:val="000000"/>
-                <w:sz w:val="20"/>
+                <w:rFonts w:ascii="Arial" w:hAnsi="Arial" w:cs="Arial" w:eastAsia="Arial"/>
+                <w:color w:val="000000"/>
+                <w:sz w:val="18"/>
               </w:rPr>
               <w:t xml:space="preserve">Formularios agrupados por funcionalidad; cada uno con su</w:t>
             </w:r>
             <w:r>
               <w:rPr>
-                <w:rFonts w:ascii="Times New Roman" w:hAnsi="Times New Roman" w:cs="Times New Roman" w:eastAsia="Times New Roman"/>
-                <w:color w:val="000000"/>
-                <w:sz w:val="20"/>
+                <w:rFonts w:ascii="Arial" w:hAnsi="Arial" w:cs="Arial" w:eastAsia="Arial"/>
+                <w:color w:val="000000"/>
+                <w:sz w:val="18"/>
               </w:rPr>
               <w:t xml:space="preserve"> </w:t>
             </w:r>
             <w:r>
               <w:rPr>
                 <w:rStyle w:val="VerbatimChar"/>
-                <w:rFonts w:ascii="Times New Roman" w:hAnsi="Times New Roman" w:cs="Times New Roman" w:eastAsia="Times New Roman"/>
-                <w:color w:val="000000"/>
-                <w:sz w:val="20"/>
+                <w:rFonts w:ascii="Arial" w:hAnsi="Arial" w:cs="Arial" w:eastAsia="Arial"/>
+                <w:color w:val="000000"/>
+                <w:sz w:val="18"/>
               </w:rPr>
               <w:t xml:space="preserve">.cs</w:t>
             </w:r>
             <w:r>
               <w:rPr>
-                <w:rFonts w:ascii="Times New Roman" w:hAnsi="Times New Roman" w:cs="Times New Roman" w:eastAsia="Times New Roman"/>
-                <w:color w:val="000000"/>
-                <w:sz w:val="20"/>
+                <w:rFonts w:ascii="Arial" w:hAnsi="Arial" w:cs="Arial" w:eastAsia="Arial"/>
+                <w:color w:val="000000"/>
+                <w:sz w:val="18"/>
               </w:rPr>
               <w:t xml:space="preserve"> </w:t>
             </w:r>
             <w:r>
               <w:rPr>
-                <w:rFonts w:ascii="Times New Roman" w:hAnsi="Times New Roman" w:cs="Times New Roman" w:eastAsia="Times New Roman"/>
-                <w:color w:val="000000"/>
-                <w:sz w:val="20"/>
+                <w:rFonts w:ascii="Arial" w:hAnsi="Arial" w:cs="Arial" w:eastAsia="Arial"/>
+                <w:color w:val="000000"/>
+                <w:sz w:val="18"/>
               </w:rPr>
               <w:t xml:space="preserve">(lógica) y su</w:t>
             </w:r>
             <w:r>
               <w:rPr>
-                <w:rFonts w:ascii="Times New Roman" w:hAnsi="Times New Roman" w:cs="Times New Roman" w:eastAsia="Times New Roman"/>
-                <w:color w:val="000000"/>
-                <w:sz w:val="20"/>
+                <w:rFonts w:ascii="Arial" w:hAnsi="Arial" w:cs="Arial" w:eastAsia="Arial"/>
+                <w:color w:val="000000"/>
+                <w:sz w:val="18"/>
               </w:rPr>
               <w:t xml:space="preserve"> </w:t>
             </w:r>
             <w:r>
               <w:rPr>
                 <w:rStyle w:val="VerbatimChar"/>
-                <w:rFonts w:ascii="Times New Roman" w:hAnsi="Times New Roman" w:cs="Times New Roman" w:eastAsia="Times New Roman"/>
-                <w:color w:val="000000"/>
-                <w:sz w:val="20"/>
+                <w:rFonts w:ascii="Arial" w:hAnsi="Arial" w:cs="Arial" w:eastAsia="Arial"/>
+                <w:color w:val="000000"/>
+                <w:sz w:val="18"/>
               </w:rPr>
               <w:t xml:space="preserve">.Designer.cs</w:t>
             </w:r>
             <w:r>
               <w:rPr>
-                <w:rFonts w:ascii="Times New Roman" w:hAnsi="Times New Roman" w:cs="Times New Roman" w:eastAsia="Times New Roman"/>
-                <w:color w:val="000000"/>
-                <w:sz w:val="20"/>
+                <w:rFonts w:ascii="Arial" w:hAnsi="Arial" w:cs="Arial" w:eastAsia="Arial"/>
+                <w:color w:val="000000"/>
+                <w:sz w:val="18"/>
               </w:rPr>
               <w:t xml:space="preserve"> </w:t>
             </w:r>
             <w:r>
               <w:rPr>
-                <w:rFonts w:ascii="Times New Roman" w:hAnsi="Times New Roman" w:cs="Times New Roman" w:eastAsia="Times New Roman"/>
-                <w:color w:val="000000"/>
-                <w:sz w:val="20"/>
+                <w:rFonts w:ascii="Arial" w:hAnsi="Arial" w:cs="Arial" w:eastAsia="Arial"/>
+                <w:color w:val="000000"/>
+                <w:sz w:val="18"/>
               </w:rPr>
               <w:t xml:space="preserve">(diseño visual)</w:t>
             </w:r>
@@ -3076,10 +3076,10 @@
       </w:pPr>
       <w:r>
         <w:rPr>
-          <w:rFonts w:ascii="Times New Roman" w:hAnsi="Times New Roman" w:cs="Times New Roman" w:eastAsia="Times New Roman"/>
+          <w:rFonts w:ascii="Arial" w:hAnsi="Arial" w:cs="Arial" w:eastAsia="Arial"/>
           <w:b/>
           <w:color w:val="000000"/>
-          <w:sz w:val="24"/>
+          <w:sz w:val="22"/>
         </w:rPr>
         <w:t>Figura 2</w:t>
       </w:r>
@@ -3091,10 +3091,10 @@
       </w:pPr>
       <w:r>
         <w:rPr>
-          <w:rFonts w:ascii="Times New Roman" w:hAnsi="Times New Roman" w:cs="Times New Roman" w:eastAsia="Times New Roman"/>
+          <w:rFonts w:ascii="Arial" w:hAnsi="Arial" w:cs="Arial" w:eastAsia="Arial"/>
           <w:i/>
           <w:color w:val="000000"/>
-          <w:sz w:val="24"/>
+          <w:sz w:val="22"/>
         </w:rPr>
         <w:t>Diagrama de casos de uso</w:t>
       </w:r>
@@ -3188,10 +3188,10 @@
       </w:pPr>
       <w:r>
         <w:rPr>
-          <w:rFonts w:ascii="Times New Roman" w:hAnsi="Times New Roman" w:cs="Times New Roman" w:eastAsia="Times New Roman"/>
+          <w:rFonts w:ascii="Arial" w:hAnsi="Arial" w:cs="Arial" w:eastAsia="Arial"/>
           <w:b/>
           <w:color w:val="000000"/>
-          <w:sz w:val="24"/>
+          <w:sz w:val="22"/>
         </w:rPr>
         <w:t>Tabla 4</w:t>
       </w:r>
@@ -3203,10 +3203,10 @@
       </w:pPr>
       <w:r>
         <w:rPr>
-          <w:rFonts w:ascii="Times New Roman" w:hAnsi="Times New Roman" w:cs="Times New Roman" w:eastAsia="Times New Roman"/>
+          <w:rFonts w:ascii="Arial" w:hAnsi="Arial" w:cs="Arial" w:eastAsia="Arial"/>
           <w:i/>
           <w:color w:val="000000"/>
-          <w:sz w:val="24"/>
+          <w:sz w:val="22"/>
         </w:rPr>
         <w:t>Descripción de los actores del sistema</w:t>
       </w:r>
@@ -3251,10 +3251,10 @@
             </w:pPr>
             <w:r>
               <w:rPr>
-                <w:rFonts w:ascii="Times New Roman" w:hAnsi="Times New Roman" w:cs="Times New Roman" w:eastAsia="Times New Roman"/>
+                <w:rFonts w:ascii="Arial" w:hAnsi="Arial" w:cs="Arial" w:eastAsia="Arial"/>
                 <w:b/>
                 <w:color w:val="000000"/>
-                <w:sz w:val="20"/>
+                <w:sz w:val="18"/>
               </w:rPr>
               <w:t xml:space="preserve">Actor</w:t>
             </w:r>
@@ -3279,10 +3279,10 @@
             </w:pPr>
             <w:r>
               <w:rPr>
-                <w:rFonts w:ascii="Times New Roman" w:hAnsi="Times New Roman" w:cs="Times New Roman" w:eastAsia="Times New Roman"/>
+                <w:rFonts w:ascii="Arial" w:hAnsi="Arial" w:cs="Arial" w:eastAsia="Arial"/>
                 <w:b/>
                 <w:color w:val="000000"/>
-                <w:sz w:val="20"/>
+                <w:sz w:val="18"/>
               </w:rPr>
               <w:t xml:space="preserve">Descripción</w:t>
             </w:r>
@@ -3305,9 +3305,9 @@
             </w:pPr>
             <w:r>
               <w:rPr>
-                <w:rFonts w:ascii="Times New Roman" w:hAnsi="Times New Roman" w:cs="Times New Roman" w:eastAsia="Times New Roman"/>
-                <w:color w:val="000000"/>
-                <w:sz w:val="20"/>
+                <w:rFonts w:ascii="Arial" w:hAnsi="Arial" w:cs="Arial" w:eastAsia="Arial"/>
+                <w:color w:val="000000"/>
+                <w:sz w:val="18"/>
               </w:rPr>
               <w:t xml:space="preserve">Administrador</w:t>
             </w:r>
@@ -3328,9 +3328,9 @@
             </w:pPr>
             <w:r>
               <w:rPr>
-                <w:rFonts w:ascii="Times New Roman" w:hAnsi="Times New Roman" w:cs="Times New Roman" w:eastAsia="Times New Roman"/>
-                <w:color w:val="000000"/>
-                <w:sz w:val="20"/>
+                <w:rFonts w:ascii="Arial" w:hAnsi="Arial" w:cs="Arial" w:eastAsia="Arial"/>
+                <w:color w:val="000000"/>
+                <w:sz w:val="18"/>
               </w:rPr>
               <w:t xml:space="preserve">Asigna personal (usuarios y roles) y tiene control general del sistema</w:t>
             </w:r>
@@ -3353,9 +3353,9 @@
             </w:pPr>
             <w:r>
               <w:rPr>
-                <w:rFonts w:ascii="Times New Roman" w:hAnsi="Times New Roman" w:cs="Times New Roman" w:eastAsia="Times New Roman"/>
-                <w:color w:val="000000"/>
-                <w:sz w:val="20"/>
+                <w:rFonts w:ascii="Arial" w:hAnsi="Arial" w:cs="Arial" w:eastAsia="Arial"/>
+                <w:color w:val="000000"/>
+                <w:sz w:val="18"/>
               </w:rPr>
               <w:t xml:space="preserve">Veterinario</w:t>
             </w:r>
@@ -3376,9 +3376,9 @@
             </w:pPr>
             <w:r>
               <w:rPr>
-                <w:rFonts w:ascii="Times New Roman" w:hAnsi="Times New Roman" w:cs="Times New Roman" w:eastAsia="Times New Roman"/>
-                <w:color w:val="000000"/>
-                <w:sz w:val="20"/>
+                <w:rFonts w:ascii="Arial" w:hAnsi="Arial" w:cs="Arial" w:eastAsia="Arial"/>
+                <w:color w:val="000000"/>
+                <w:sz w:val="18"/>
               </w:rPr>
               <w:t xml:space="preserve">Actualiza historiales médicos y aplica vacunas; consulta datos de pacientes</w:t>
             </w:r>
@@ -3403,9 +3403,9 @@
             </w:pPr>
             <w:r>
               <w:rPr>
-                <w:rFonts w:ascii="Times New Roman" w:hAnsi="Times New Roman" w:cs="Times New Roman" w:eastAsia="Times New Roman"/>
-                <w:color w:val="000000"/>
-                <w:sz w:val="20"/>
+                <w:rFonts w:ascii="Arial" w:hAnsi="Arial" w:cs="Arial" w:eastAsia="Arial"/>
+                <w:color w:val="000000"/>
+                <w:sz w:val="18"/>
               </w:rPr>
               <w:t xml:space="preserve">Recepcionista</w:t>
             </w:r>
@@ -3428,9 +3428,9 @@
             </w:pPr>
             <w:r>
               <w:rPr>
-                <w:rFonts w:ascii="Times New Roman" w:hAnsi="Times New Roman" w:cs="Times New Roman" w:eastAsia="Times New Roman"/>
-                <w:color w:val="000000"/>
-                <w:sz w:val="20"/>
+                <w:rFonts w:ascii="Arial" w:hAnsi="Arial" w:cs="Arial" w:eastAsia="Arial"/>
+                <w:color w:val="000000"/>
+                <w:sz w:val="18"/>
               </w:rPr>
               <w:t xml:space="preserve">Registra propietarios y mascotas y agenda las citas</w:t>
             </w:r>
@@ -3474,10 +3474,10 @@
       </w:pPr>
       <w:r>
         <w:rPr>
-          <w:rFonts w:ascii="Times New Roman" w:hAnsi="Times New Roman" w:cs="Times New Roman" w:eastAsia="Times New Roman"/>
+          <w:rFonts w:ascii="Arial" w:hAnsi="Arial" w:cs="Arial" w:eastAsia="Arial"/>
           <w:b/>
           <w:color w:val="000000"/>
-          <w:sz w:val="24"/>
+          <w:sz w:val="22"/>
         </w:rPr>
         <w:t>Figura 3</w:t>
       </w:r>
@@ -3489,10 +3489,10 @@
       </w:pPr>
       <w:r>
         <w:rPr>
-          <w:rFonts w:ascii="Times New Roman" w:hAnsi="Times New Roman" w:cs="Times New Roman" w:eastAsia="Times New Roman"/>
+          <w:rFonts w:ascii="Arial" w:hAnsi="Arial" w:cs="Arial" w:eastAsia="Arial"/>
           <w:i/>
           <w:color w:val="000000"/>
-          <w:sz w:val="24"/>
+          <w:sz w:val="22"/>
         </w:rPr>
         <w:t>Diagrama entidad–relación</w:t>
       </w:r>
@@ -3590,10 +3590,10 @@
       </w:pPr>
       <w:r>
         <w:rPr>
-          <w:rFonts w:ascii="Times New Roman" w:hAnsi="Times New Roman" w:cs="Times New Roman" w:eastAsia="Times New Roman"/>
+          <w:rFonts w:ascii="Arial" w:hAnsi="Arial" w:cs="Arial" w:eastAsia="Arial"/>
           <w:b/>
           <w:color w:val="000000"/>
-          <w:sz w:val="24"/>
+          <w:sz w:val="22"/>
         </w:rPr>
         <w:t>Tabla 5</w:t>
       </w:r>
@@ -3605,10 +3605,10 @@
       </w:pPr>
       <w:r>
         <w:rPr>
-          <w:rFonts w:ascii="Times New Roman" w:hAnsi="Times New Roman" w:cs="Times New Roman" w:eastAsia="Times New Roman"/>
+          <w:rFonts w:ascii="Arial" w:hAnsi="Arial" w:cs="Arial" w:eastAsia="Arial"/>
           <w:i/>
           <w:color w:val="000000"/>
-          <w:sz w:val="24"/>
+          <w:sz w:val="22"/>
         </w:rPr>
         <w:t>Diccionario de datos de la tabla rol</w:t>
       </w:r>
@@ -3656,10 +3656,10 @@
             </w:pPr>
             <w:r>
               <w:rPr>
-                <w:rFonts w:ascii="Times New Roman" w:hAnsi="Times New Roman" w:cs="Times New Roman" w:eastAsia="Times New Roman"/>
+                <w:rFonts w:ascii="Arial" w:hAnsi="Arial" w:cs="Arial" w:eastAsia="Arial"/>
                 <w:b/>
                 <w:color w:val="000000"/>
-                <w:sz w:val="20"/>
+                <w:sz w:val="18"/>
               </w:rPr>
               <w:t xml:space="preserve">Campo</w:t>
             </w:r>
@@ -3684,10 +3684,10 @@
             </w:pPr>
             <w:r>
               <w:rPr>
-                <w:rFonts w:ascii="Times New Roman" w:hAnsi="Times New Roman" w:cs="Times New Roman" w:eastAsia="Times New Roman"/>
+                <w:rFonts w:ascii="Arial" w:hAnsi="Arial" w:cs="Arial" w:eastAsia="Arial"/>
                 <w:b/>
                 <w:color w:val="000000"/>
-                <w:sz w:val="20"/>
+                <w:sz w:val="18"/>
               </w:rPr>
               <w:t xml:space="preserve">Tipo</w:t>
             </w:r>
@@ -3712,10 +3712,10 @@
             </w:pPr>
             <w:r>
               <w:rPr>
-                <w:rFonts w:ascii="Times New Roman" w:hAnsi="Times New Roman" w:cs="Times New Roman" w:eastAsia="Times New Roman"/>
+                <w:rFonts w:ascii="Arial" w:hAnsi="Arial" w:cs="Arial" w:eastAsia="Arial"/>
                 <w:b/>
                 <w:color w:val="000000"/>
-                <w:sz w:val="20"/>
+                <w:sz w:val="18"/>
               </w:rPr>
               <w:t xml:space="preserve">Nulo</w:t>
             </w:r>
@@ -3740,10 +3740,10 @@
             </w:pPr>
             <w:r>
               <w:rPr>
-                <w:rFonts w:ascii="Times New Roman" w:hAnsi="Times New Roman" w:cs="Times New Roman" w:eastAsia="Times New Roman"/>
+                <w:rFonts w:ascii="Arial" w:hAnsi="Arial" w:cs="Arial" w:eastAsia="Arial"/>
                 <w:b/>
                 <w:color w:val="000000"/>
-                <w:sz w:val="20"/>
+                <w:sz w:val="18"/>
               </w:rPr>
               <w:t xml:space="preserve">Clave</w:t>
             </w:r>
@@ -3768,10 +3768,10 @@
             </w:pPr>
             <w:r>
               <w:rPr>
-                <w:rFonts w:ascii="Times New Roman" w:hAnsi="Times New Roman" w:cs="Times New Roman" w:eastAsia="Times New Roman"/>
+                <w:rFonts w:ascii="Arial" w:hAnsi="Arial" w:cs="Arial" w:eastAsia="Arial"/>
                 <w:b/>
                 <w:color w:val="000000"/>
-                <w:sz w:val="20"/>
+                <w:sz w:val="18"/>
               </w:rPr>
               <w:t xml:space="preserve">Descripción</w:t>
             </w:r>
@@ -3794,9 +3794,9 @@
             </w:pPr>
             <w:r>
               <w:rPr>
-                <w:rFonts w:ascii="Times New Roman" w:hAnsi="Times New Roman" w:cs="Times New Roman" w:eastAsia="Times New Roman"/>
-                <w:color w:val="000000"/>
-                <w:sz w:val="20"/>
+                <w:rFonts w:ascii="Arial" w:hAnsi="Arial" w:cs="Arial" w:eastAsia="Arial"/>
+                <w:color w:val="000000"/>
+                <w:sz w:val="18"/>
               </w:rPr>
               <w:t xml:space="preserve">idRol</w:t>
             </w:r>
@@ -3817,9 +3817,9 @@
             </w:pPr>
             <w:r>
               <w:rPr>
-                <w:rFonts w:ascii="Times New Roman" w:hAnsi="Times New Roman" w:cs="Times New Roman" w:eastAsia="Times New Roman"/>
-                <w:color w:val="000000"/>
-                <w:sz w:val="20"/>
+                <w:rFonts w:ascii="Arial" w:hAnsi="Arial" w:cs="Arial" w:eastAsia="Arial"/>
+                <w:color w:val="000000"/>
+                <w:sz w:val="18"/>
               </w:rPr>
               <w:t xml:space="preserve">INT IDENTITY</w:t>
             </w:r>
@@ -3840,9 +3840,9 @@
             </w:pPr>
             <w:r>
               <w:rPr>
-                <w:rFonts w:ascii="Times New Roman" w:hAnsi="Times New Roman" w:cs="Times New Roman" w:eastAsia="Times New Roman"/>
-                <w:color w:val="000000"/>
-                <w:sz w:val="20"/>
+                <w:rFonts w:ascii="Arial" w:hAnsi="Arial" w:cs="Arial" w:eastAsia="Arial"/>
+                <w:color w:val="000000"/>
+                <w:sz w:val="18"/>
               </w:rPr>
               <w:t xml:space="preserve">No</w:t>
             </w:r>
@@ -3863,9 +3863,9 @@
             </w:pPr>
             <w:r>
               <w:rPr>
-                <w:rFonts w:ascii="Times New Roman" w:hAnsi="Times New Roman" w:cs="Times New Roman" w:eastAsia="Times New Roman"/>
-                <w:color w:val="000000"/>
-                <w:sz w:val="20"/>
+                <w:rFonts w:ascii="Arial" w:hAnsi="Arial" w:cs="Arial" w:eastAsia="Arial"/>
+                <w:color w:val="000000"/>
+                <w:sz w:val="18"/>
               </w:rPr>
               <w:t xml:space="preserve">PK</w:t>
             </w:r>
@@ -3886,9 +3886,9 @@
             </w:pPr>
             <w:r>
               <w:rPr>
-                <w:rFonts w:ascii="Times New Roman" w:hAnsi="Times New Roman" w:cs="Times New Roman" w:eastAsia="Times New Roman"/>
-                <w:color w:val="000000"/>
-                <w:sz w:val="20"/>
+                <w:rFonts w:ascii="Arial" w:hAnsi="Arial" w:cs="Arial" w:eastAsia="Arial"/>
+                <w:color w:val="000000"/>
+                <w:sz w:val="18"/>
               </w:rPr>
               <w:t xml:space="preserve">Identificador del rol</w:t>
             </w:r>
@@ -3911,9 +3911,9 @@
             </w:pPr>
             <w:r>
               <w:rPr>
-                <w:rFonts w:ascii="Times New Roman" w:hAnsi="Times New Roman" w:cs="Times New Roman" w:eastAsia="Times New Roman"/>
-                <w:color w:val="000000"/>
-                <w:sz w:val="20"/>
+                <w:rFonts w:ascii="Arial" w:hAnsi="Arial" w:cs="Arial" w:eastAsia="Arial"/>
+                <w:color w:val="000000"/>
+                <w:sz w:val="18"/>
               </w:rPr>
               <w:t xml:space="preserve">nombre</w:t>
             </w:r>
@@ -3934,9 +3934,9 @@
             </w:pPr>
             <w:r>
               <w:rPr>
-                <w:rFonts w:ascii="Times New Roman" w:hAnsi="Times New Roman" w:cs="Times New Roman" w:eastAsia="Times New Roman"/>
-                <w:color w:val="000000"/>
-                <w:sz w:val="20"/>
+                <w:rFonts w:ascii="Arial" w:hAnsi="Arial" w:cs="Arial" w:eastAsia="Arial"/>
+                <w:color w:val="000000"/>
+                <w:sz w:val="18"/>
               </w:rPr>
               <w:t xml:space="preserve">VARCHAR(50)</w:t>
             </w:r>
@@ -3957,9 +3957,9 @@
             </w:pPr>
             <w:r>
               <w:rPr>
-                <w:rFonts w:ascii="Times New Roman" w:hAnsi="Times New Roman" w:cs="Times New Roman" w:eastAsia="Times New Roman"/>
-                <w:color w:val="000000"/>
-                <w:sz w:val="20"/>
+                <w:rFonts w:ascii="Arial" w:hAnsi="Arial" w:cs="Arial" w:eastAsia="Arial"/>
+                <w:color w:val="000000"/>
+                <w:sz w:val="18"/>
               </w:rPr>
               <w:t xml:space="preserve">No</w:t>
             </w:r>
@@ -3980,9 +3980,9 @@
             </w:pPr>
             <w:r>
               <w:rPr>
-                <w:rFonts w:ascii="Times New Roman" w:hAnsi="Times New Roman" w:cs="Times New Roman" w:eastAsia="Times New Roman"/>
-                <w:color w:val="000000"/>
-                <w:sz w:val="20"/>
+                <w:rFonts w:ascii="Arial" w:hAnsi="Arial" w:cs="Arial" w:eastAsia="Arial"/>
+                <w:color w:val="000000"/>
+                <w:sz w:val="18"/>
               </w:rPr>
               <w:t xml:space="preserve">UNIQUE</w:t>
             </w:r>
@@ -4003,9 +4003,9 @@
             </w:pPr>
             <w:r>
               <w:rPr>
-                <w:rFonts w:ascii="Times New Roman" w:hAnsi="Times New Roman" w:cs="Times New Roman" w:eastAsia="Times New Roman"/>
-                <w:color w:val="000000"/>
-                <w:sz w:val="20"/>
+                <w:rFonts w:ascii="Arial" w:hAnsi="Arial" w:cs="Arial" w:eastAsia="Arial"/>
+                <w:color w:val="000000"/>
+                <w:sz w:val="18"/>
               </w:rPr>
               <w:t xml:space="preserve">Administrador, Veterinario, Recepcionista</w:t>
             </w:r>
@@ -4030,9 +4030,9 @@
             </w:pPr>
             <w:r>
               <w:rPr>
-                <w:rFonts w:ascii="Times New Roman" w:hAnsi="Times New Roman" w:cs="Times New Roman" w:eastAsia="Times New Roman"/>
-                <w:color w:val="000000"/>
-                <w:sz w:val="20"/>
+                <w:rFonts w:ascii="Arial" w:hAnsi="Arial" w:cs="Arial" w:eastAsia="Arial"/>
+                <w:color w:val="000000"/>
+                <w:sz w:val="18"/>
               </w:rPr>
               <w:t xml:space="preserve">descripcion</w:t>
             </w:r>
@@ -4055,9 +4055,9 @@
             </w:pPr>
             <w:r>
               <w:rPr>
-                <w:rFonts w:ascii="Times New Roman" w:hAnsi="Times New Roman" w:cs="Times New Roman" w:eastAsia="Times New Roman"/>
-                <w:color w:val="000000"/>
-                <w:sz w:val="20"/>
+                <w:rFonts w:ascii="Arial" w:hAnsi="Arial" w:cs="Arial" w:eastAsia="Arial"/>
+                <w:color w:val="000000"/>
+                <w:sz w:val="18"/>
               </w:rPr>
               <w:t xml:space="preserve">VARCHAR(200)</w:t>
             </w:r>
@@ -4080,9 +4080,9 @@
             </w:pPr>
             <w:r>
               <w:rPr>
-                <w:rFonts w:ascii="Times New Roman" w:hAnsi="Times New Roman" w:cs="Times New Roman" w:eastAsia="Times New Roman"/>
-                <w:color w:val="000000"/>
-                <w:sz w:val="20"/>
+                <w:rFonts w:ascii="Arial" w:hAnsi="Arial" w:cs="Arial" w:eastAsia="Arial"/>
+                <w:color w:val="000000"/>
+                <w:sz w:val="18"/>
               </w:rPr>
               <w:t xml:space="preserve">Sí</w:t>
             </w:r>
@@ -4122,9 +4122,9 @@
             </w:pPr>
             <w:r>
               <w:rPr>
-                <w:rFonts w:ascii="Times New Roman" w:hAnsi="Times New Roman" w:cs="Times New Roman" w:eastAsia="Times New Roman"/>
-                <w:color w:val="000000"/>
-                <w:sz w:val="20"/>
+                <w:rFonts w:ascii="Arial" w:hAnsi="Arial" w:cs="Arial" w:eastAsia="Arial"/>
+                <w:color w:val="000000"/>
+                <w:sz w:val="18"/>
               </w:rPr>
               <w:t xml:space="preserve">Descripción de las funciones</w:t>
             </w:r>
@@ -4157,10 +4157,10 @@
       </w:pPr>
       <w:r>
         <w:rPr>
-          <w:rFonts w:ascii="Times New Roman" w:hAnsi="Times New Roman" w:cs="Times New Roman" w:eastAsia="Times New Roman"/>
+          <w:rFonts w:ascii="Arial" w:hAnsi="Arial" w:cs="Arial" w:eastAsia="Arial"/>
           <w:b/>
           <w:color w:val="000000"/>
-          <w:sz w:val="24"/>
+          <w:sz w:val="22"/>
         </w:rPr>
         <w:t>Tabla 6</w:t>
       </w:r>
@@ -4172,10 +4172,10 @@
       </w:pPr>
       <w:r>
         <w:rPr>
-          <w:rFonts w:ascii="Times New Roman" w:hAnsi="Times New Roman" w:cs="Times New Roman" w:eastAsia="Times New Roman"/>
+          <w:rFonts w:ascii="Arial" w:hAnsi="Arial" w:cs="Arial" w:eastAsia="Arial"/>
           <w:i/>
           <w:color w:val="000000"/>
-          <w:sz w:val="24"/>
+          <w:sz w:val="22"/>
         </w:rPr>
         <w:t>Diccionario de datos de la tabla permiso</w:t>
       </w:r>
@@ -4223,10 +4223,10 @@
             </w:pPr>
             <w:r>
               <w:rPr>
-                <w:rFonts w:ascii="Times New Roman" w:hAnsi="Times New Roman" w:cs="Times New Roman" w:eastAsia="Times New Roman"/>
+                <w:rFonts w:ascii="Arial" w:hAnsi="Arial" w:cs="Arial" w:eastAsia="Arial"/>
                 <w:b/>
                 <w:color w:val="000000"/>
-                <w:sz w:val="20"/>
+                <w:sz w:val="18"/>
               </w:rPr>
               <w:t xml:space="preserve">Campo</w:t>
             </w:r>
@@ -4251,10 +4251,10 @@
             </w:pPr>
             <w:r>
               <w:rPr>
-                <w:rFonts w:ascii="Times New Roman" w:hAnsi="Times New Roman" w:cs="Times New Roman" w:eastAsia="Times New Roman"/>
+                <w:rFonts w:ascii="Arial" w:hAnsi="Arial" w:cs="Arial" w:eastAsia="Arial"/>
                 <w:b/>
                 <w:color w:val="000000"/>
-                <w:sz w:val="20"/>
+                <w:sz w:val="18"/>
               </w:rPr>
               <w:t xml:space="preserve">Tipo</w:t>
             </w:r>
@@ -4279,10 +4279,10 @@
             </w:pPr>
             <w:r>
               <w:rPr>
-                <w:rFonts w:ascii="Times New Roman" w:hAnsi="Times New Roman" w:cs="Times New Roman" w:eastAsia="Times New Roman"/>
+                <w:rFonts w:ascii="Arial" w:hAnsi="Arial" w:cs="Arial" w:eastAsia="Arial"/>
                 <w:b/>
                 <w:color w:val="000000"/>
-                <w:sz w:val="20"/>
+                <w:sz w:val="18"/>
               </w:rPr>
               <w:t xml:space="preserve">Nulo</w:t>
             </w:r>
@@ -4307,10 +4307,10 @@
             </w:pPr>
             <w:r>
               <w:rPr>
-                <w:rFonts w:ascii="Times New Roman" w:hAnsi="Times New Roman" w:cs="Times New Roman" w:eastAsia="Times New Roman"/>
+                <w:rFonts w:ascii="Arial" w:hAnsi="Arial" w:cs="Arial" w:eastAsia="Arial"/>
                 <w:b/>
                 <w:color w:val="000000"/>
-                <w:sz w:val="20"/>
+                <w:sz w:val="18"/>
               </w:rPr>
               <w:t xml:space="preserve">Clave</w:t>
             </w:r>
@@ -4335,10 +4335,10 @@
             </w:pPr>
             <w:r>
               <w:rPr>
-                <w:rFonts w:ascii="Times New Roman" w:hAnsi="Times New Roman" w:cs="Times New Roman" w:eastAsia="Times New Roman"/>
+                <w:rFonts w:ascii="Arial" w:hAnsi="Arial" w:cs="Arial" w:eastAsia="Arial"/>
                 <w:b/>
                 <w:color w:val="000000"/>
-                <w:sz w:val="20"/>
+                <w:sz w:val="18"/>
               </w:rPr>
               <w:t xml:space="preserve">Descripción</w:t>
             </w:r>
@@ -4361,9 +4361,9 @@
             </w:pPr>
             <w:r>
               <w:rPr>
-                <w:rFonts w:ascii="Times New Roman" w:hAnsi="Times New Roman" w:cs="Times New Roman" w:eastAsia="Times New Roman"/>
-                <w:color w:val="000000"/>
-                <w:sz w:val="20"/>
+                <w:rFonts w:ascii="Arial" w:hAnsi="Arial" w:cs="Arial" w:eastAsia="Arial"/>
+                <w:color w:val="000000"/>
+                <w:sz w:val="18"/>
               </w:rPr>
               <w:t xml:space="preserve">idPermiso</w:t>
             </w:r>
@@ -4384,9 +4384,9 @@
             </w:pPr>
             <w:r>
               <w:rPr>
-                <w:rFonts w:ascii="Times New Roman" w:hAnsi="Times New Roman" w:cs="Times New Roman" w:eastAsia="Times New Roman"/>
-                <w:color w:val="000000"/>
-                <w:sz w:val="20"/>
+                <w:rFonts w:ascii="Arial" w:hAnsi="Arial" w:cs="Arial" w:eastAsia="Arial"/>
+                <w:color w:val="000000"/>
+                <w:sz w:val="18"/>
               </w:rPr>
               <w:t xml:space="preserve">INT IDENTITY</w:t>
             </w:r>
@@ -4407,9 +4407,9 @@
             </w:pPr>
             <w:r>
               <w:rPr>
-                <w:rFonts w:ascii="Times New Roman" w:hAnsi="Times New Roman" w:cs="Times New Roman" w:eastAsia="Times New Roman"/>
-                <w:color w:val="000000"/>
-                <w:sz w:val="20"/>
+                <w:rFonts w:ascii="Arial" w:hAnsi="Arial" w:cs="Arial" w:eastAsia="Arial"/>
+                <w:color w:val="000000"/>
+                <w:sz w:val="18"/>
               </w:rPr>
               <w:t xml:space="preserve">No</w:t>
             </w:r>
@@ -4430,9 +4430,9 @@
             </w:pPr>
             <w:r>
               <w:rPr>
-                <w:rFonts w:ascii="Times New Roman" w:hAnsi="Times New Roman" w:cs="Times New Roman" w:eastAsia="Times New Roman"/>
-                <w:color w:val="000000"/>
-                <w:sz w:val="20"/>
+                <w:rFonts w:ascii="Arial" w:hAnsi="Arial" w:cs="Arial" w:eastAsia="Arial"/>
+                <w:color w:val="000000"/>
+                <w:sz w:val="18"/>
               </w:rPr>
               <w:t xml:space="preserve">PK</w:t>
             </w:r>
@@ -4453,9 +4453,9 @@
             </w:pPr>
             <w:r>
               <w:rPr>
-                <w:rFonts w:ascii="Times New Roman" w:hAnsi="Times New Roman" w:cs="Times New Roman" w:eastAsia="Times New Roman"/>
-                <w:color w:val="000000"/>
-                <w:sz w:val="20"/>
+                <w:rFonts w:ascii="Arial" w:hAnsi="Arial" w:cs="Arial" w:eastAsia="Arial"/>
+                <w:color w:val="000000"/>
+                <w:sz w:val="18"/>
               </w:rPr>
               <w:t xml:space="preserve">Identificador</w:t>
             </w:r>
@@ -4478,9 +4478,9 @@
             </w:pPr>
             <w:r>
               <w:rPr>
-                <w:rFonts w:ascii="Times New Roman" w:hAnsi="Times New Roman" w:cs="Times New Roman" w:eastAsia="Times New Roman"/>
-                <w:color w:val="000000"/>
-                <w:sz w:val="20"/>
+                <w:rFonts w:ascii="Arial" w:hAnsi="Arial" w:cs="Arial" w:eastAsia="Arial"/>
+                <w:color w:val="000000"/>
+                <w:sz w:val="18"/>
               </w:rPr>
               <w:t xml:space="preserve">codigo</w:t>
             </w:r>
@@ -4501,9 +4501,9 @@
             </w:pPr>
             <w:r>
               <w:rPr>
-                <w:rFonts w:ascii="Times New Roman" w:hAnsi="Times New Roman" w:cs="Times New Roman" w:eastAsia="Times New Roman"/>
-                <w:color w:val="000000"/>
-                <w:sz w:val="20"/>
+                <w:rFonts w:ascii="Arial" w:hAnsi="Arial" w:cs="Arial" w:eastAsia="Arial"/>
+                <w:color w:val="000000"/>
+                <w:sz w:val="18"/>
               </w:rPr>
               <w:t xml:space="preserve">VARCHAR(50)</w:t>
             </w:r>
@@ -4524,9 +4524,9 @@
             </w:pPr>
             <w:r>
               <w:rPr>
-                <w:rFonts w:ascii="Times New Roman" w:hAnsi="Times New Roman" w:cs="Times New Roman" w:eastAsia="Times New Roman"/>
-                <w:color w:val="000000"/>
-                <w:sz w:val="20"/>
+                <w:rFonts w:ascii="Arial" w:hAnsi="Arial" w:cs="Arial" w:eastAsia="Arial"/>
+                <w:color w:val="000000"/>
+                <w:sz w:val="18"/>
               </w:rPr>
               <w:t xml:space="preserve">No</w:t>
             </w:r>
@@ -4547,9 +4547,9 @@
             </w:pPr>
             <w:r>
               <w:rPr>
-                <w:rFonts w:ascii="Times New Roman" w:hAnsi="Times New Roman" w:cs="Times New Roman" w:eastAsia="Times New Roman"/>
-                <w:color w:val="000000"/>
-                <w:sz w:val="20"/>
+                <w:rFonts w:ascii="Arial" w:hAnsi="Arial" w:cs="Arial" w:eastAsia="Arial"/>
+                <w:color w:val="000000"/>
+                <w:sz w:val="18"/>
               </w:rPr>
               <w:t xml:space="preserve">UNIQUE</w:t>
             </w:r>
@@ -4570,34 +4570,34 @@
             </w:pPr>
             <w:r>
               <w:rPr>
-                <w:rFonts w:ascii="Times New Roman" w:hAnsi="Times New Roman" w:cs="Times New Roman" w:eastAsia="Times New Roman"/>
-                <w:color w:val="000000"/>
-                <w:sz w:val="20"/>
+                <w:rFonts w:ascii="Arial" w:hAnsi="Arial" w:cs="Arial" w:eastAsia="Arial"/>
+                <w:color w:val="000000"/>
+                <w:sz w:val="18"/>
               </w:rPr>
               <w:t xml:space="preserve">Código usado por la aplicación (ej.</w:t>
             </w:r>
             <w:r>
               <w:rPr>
-                <w:rFonts w:ascii="Times New Roman" w:hAnsi="Times New Roman" w:cs="Times New Roman" w:eastAsia="Times New Roman"/>
-                <w:color w:val="000000"/>
-                <w:sz w:val="20"/>
+                <w:rFonts w:ascii="Arial" w:hAnsi="Arial" w:cs="Arial" w:eastAsia="Arial"/>
+                <w:color w:val="000000"/>
+                <w:sz w:val="18"/>
               </w:rPr>
               <w:t xml:space="preserve"> </w:t>
             </w:r>
             <w:r>
               <w:rPr>
                 <w:rStyle w:val="VerbatimChar"/>
-                <w:rFonts w:ascii="Times New Roman" w:hAnsi="Times New Roman" w:cs="Times New Roman" w:eastAsia="Times New Roman"/>
-                <w:color w:val="000000"/>
-                <w:sz w:val="20"/>
+                <w:rFonts w:ascii="Arial" w:hAnsi="Arial" w:cs="Arial" w:eastAsia="Arial"/>
+                <w:color w:val="000000"/>
+                <w:sz w:val="18"/>
               </w:rPr>
               <w:t xml:space="preserve">MASCOTAS_GESTIONAR</w:t>
             </w:r>
             <w:r>
               <w:rPr>
-                <w:rFonts w:ascii="Times New Roman" w:hAnsi="Times New Roman" w:cs="Times New Roman" w:eastAsia="Times New Roman"/>
-                <w:color w:val="000000"/>
-                <w:sz w:val="20"/>
+                <w:rFonts w:ascii="Arial" w:hAnsi="Arial" w:cs="Arial" w:eastAsia="Arial"/>
+                <w:color w:val="000000"/>
+                <w:sz w:val="18"/>
               </w:rPr>
               <w:t xml:space="preserve">)</w:t>
             </w:r>
@@ -4622,9 +4622,9 @@
             </w:pPr>
             <w:r>
               <w:rPr>
-                <w:rFonts w:ascii="Times New Roman" w:hAnsi="Times New Roman" w:cs="Times New Roman" w:eastAsia="Times New Roman"/>
-                <w:color w:val="000000"/>
-                <w:sz w:val="20"/>
+                <w:rFonts w:ascii="Arial" w:hAnsi="Arial" w:cs="Arial" w:eastAsia="Arial"/>
+                <w:color w:val="000000"/>
+                <w:sz w:val="18"/>
               </w:rPr>
               <w:t xml:space="preserve">descripcion</w:t>
             </w:r>
@@ -4647,9 +4647,9 @@
             </w:pPr>
             <w:r>
               <w:rPr>
-                <w:rFonts w:ascii="Times New Roman" w:hAnsi="Times New Roman" w:cs="Times New Roman" w:eastAsia="Times New Roman"/>
-                <w:color w:val="000000"/>
-                <w:sz w:val="20"/>
+                <w:rFonts w:ascii="Arial" w:hAnsi="Arial" w:cs="Arial" w:eastAsia="Arial"/>
+                <w:color w:val="000000"/>
+                <w:sz w:val="18"/>
               </w:rPr>
               <w:t xml:space="preserve">VARCHAR(200)</w:t>
             </w:r>
@@ -4672,9 +4672,9 @@
             </w:pPr>
             <w:r>
               <w:rPr>
-                <w:rFonts w:ascii="Times New Roman" w:hAnsi="Times New Roman" w:cs="Times New Roman" w:eastAsia="Times New Roman"/>
-                <w:color w:val="000000"/>
-                <w:sz w:val="20"/>
+                <w:rFonts w:ascii="Arial" w:hAnsi="Arial" w:cs="Arial" w:eastAsia="Arial"/>
+                <w:color w:val="000000"/>
+                <w:sz w:val="18"/>
               </w:rPr>
               <w:t xml:space="preserve">No</w:t>
             </w:r>
@@ -4714,9 +4714,9 @@
             </w:pPr>
             <w:r>
               <w:rPr>
-                <w:rFonts w:ascii="Times New Roman" w:hAnsi="Times New Roman" w:cs="Times New Roman" w:eastAsia="Times New Roman"/>
-                <w:color w:val="000000"/>
-                <w:sz w:val="20"/>
+                <w:rFonts w:ascii="Arial" w:hAnsi="Arial" w:cs="Arial" w:eastAsia="Arial"/>
+                <w:color w:val="000000"/>
+                <w:sz w:val="18"/>
               </w:rPr>
               <w:t xml:space="preserve">Qué permite hacer</w:t>
             </w:r>
@@ -4749,10 +4749,10 @@
       </w:pPr>
       <w:r>
         <w:rPr>
-          <w:rFonts w:ascii="Times New Roman" w:hAnsi="Times New Roman" w:cs="Times New Roman" w:eastAsia="Times New Roman"/>
+          <w:rFonts w:ascii="Arial" w:hAnsi="Arial" w:cs="Arial" w:eastAsia="Arial"/>
           <w:b/>
           <w:color w:val="000000"/>
-          <w:sz w:val="24"/>
+          <w:sz w:val="22"/>
         </w:rPr>
         <w:t>Tabla 7</w:t>
       </w:r>
@@ -4764,10 +4764,10 @@
       </w:pPr>
       <w:r>
         <w:rPr>
-          <w:rFonts w:ascii="Times New Roman" w:hAnsi="Times New Roman" w:cs="Times New Roman" w:eastAsia="Times New Roman"/>
+          <w:rFonts w:ascii="Arial" w:hAnsi="Arial" w:cs="Arial" w:eastAsia="Arial"/>
           <w:i/>
           <w:color w:val="000000"/>
-          <w:sz w:val="24"/>
+          <w:sz w:val="22"/>
         </w:rPr>
         <w:t>Diccionario de datos de la tabla rolPermiso</w:t>
       </w:r>
@@ -4815,10 +4815,10 @@
             </w:pPr>
             <w:r>
               <w:rPr>
-                <w:rFonts w:ascii="Times New Roman" w:hAnsi="Times New Roman" w:cs="Times New Roman" w:eastAsia="Times New Roman"/>
+                <w:rFonts w:ascii="Arial" w:hAnsi="Arial" w:cs="Arial" w:eastAsia="Arial"/>
                 <w:b/>
                 <w:color w:val="000000"/>
-                <w:sz w:val="20"/>
+                <w:sz w:val="18"/>
               </w:rPr>
               <w:t xml:space="preserve">Campo</w:t>
             </w:r>
@@ -4843,10 +4843,10 @@
             </w:pPr>
             <w:r>
               <w:rPr>
-                <w:rFonts w:ascii="Times New Roman" w:hAnsi="Times New Roman" w:cs="Times New Roman" w:eastAsia="Times New Roman"/>
+                <w:rFonts w:ascii="Arial" w:hAnsi="Arial" w:cs="Arial" w:eastAsia="Arial"/>
                 <w:b/>
                 <w:color w:val="000000"/>
-                <w:sz w:val="20"/>
+                <w:sz w:val="18"/>
               </w:rPr>
               <w:t xml:space="preserve">Tipo</w:t>
             </w:r>
@@ -4871,10 +4871,10 @@
             </w:pPr>
             <w:r>
               <w:rPr>
-                <w:rFonts w:ascii="Times New Roman" w:hAnsi="Times New Roman" w:cs="Times New Roman" w:eastAsia="Times New Roman"/>
+                <w:rFonts w:ascii="Arial" w:hAnsi="Arial" w:cs="Arial" w:eastAsia="Arial"/>
                 <w:b/>
                 <w:color w:val="000000"/>
-                <w:sz w:val="20"/>
+                <w:sz w:val="18"/>
               </w:rPr>
               <w:t xml:space="preserve">Nulo</w:t>
             </w:r>
@@ -4899,10 +4899,10 @@
             </w:pPr>
             <w:r>
               <w:rPr>
-                <w:rFonts w:ascii="Times New Roman" w:hAnsi="Times New Roman" w:cs="Times New Roman" w:eastAsia="Times New Roman"/>
+                <w:rFonts w:ascii="Arial" w:hAnsi="Arial" w:cs="Arial" w:eastAsia="Arial"/>
                 <w:b/>
                 <w:color w:val="000000"/>
-                <w:sz w:val="20"/>
+                <w:sz w:val="18"/>
               </w:rPr>
               <w:t xml:space="preserve">Clave</w:t>
             </w:r>
@@ -4927,10 +4927,10 @@
             </w:pPr>
             <w:r>
               <w:rPr>
-                <w:rFonts w:ascii="Times New Roman" w:hAnsi="Times New Roman" w:cs="Times New Roman" w:eastAsia="Times New Roman"/>
+                <w:rFonts w:ascii="Arial" w:hAnsi="Arial" w:cs="Arial" w:eastAsia="Arial"/>
                 <w:b/>
                 <w:color w:val="000000"/>
-                <w:sz w:val="20"/>
+                <w:sz w:val="18"/>
               </w:rPr>
               <w:t xml:space="preserve">Descripción</w:t>
             </w:r>
@@ -4953,9 +4953,9 @@
             </w:pPr>
             <w:r>
               <w:rPr>
-                <w:rFonts w:ascii="Times New Roman" w:hAnsi="Times New Roman" w:cs="Times New Roman" w:eastAsia="Times New Roman"/>
-                <w:color w:val="000000"/>
-                <w:sz w:val="20"/>
+                <w:rFonts w:ascii="Arial" w:hAnsi="Arial" w:cs="Arial" w:eastAsia="Arial"/>
+                <w:color w:val="000000"/>
+                <w:sz w:val="18"/>
               </w:rPr>
               <w:t xml:space="preserve">idRol</w:t>
             </w:r>
@@ -4976,9 +4976,9 @@
             </w:pPr>
             <w:r>
               <w:rPr>
-                <w:rFonts w:ascii="Times New Roman" w:hAnsi="Times New Roman" w:cs="Times New Roman" w:eastAsia="Times New Roman"/>
-                <w:color w:val="000000"/>
-                <w:sz w:val="20"/>
+                <w:rFonts w:ascii="Arial" w:hAnsi="Arial" w:cs="Arial" w:eastAsia="Arial"/>
+                <w:color w:val="000000"/>
+                <w:sz w:val="18"/>
               </w:rPr>
               <w:t xml:space="preserve">INT</w:t>
             </w:r>
@@ -4999,9 +4999,9 @@
             </w:pPr>
             <w:r>
               <w:rPr>
-                <w:rFonts w:ascii="Times New Roman" w:hAnsi="Times New Roman" w:cs="Times New Roman" w:eastAsia="Times New Roman"/>
-                <w:color w:val="000000"/>
-                <w:sz w:val="20"/>
+                <w:rFonts w:ascii="Arial" w:hAnsi="Arial" w:cs="Arial" w:eastAsia="Arial"/>
+                <w:color w:val="000000"/>
+                <w:sz w:val="18"/>
               </w:rPr>
               <w:t xml:space="preserve">No</w:t>
             </w:r>
@@ -5022,9 +5022,9 @@
             </w:pPr>
             <w:r>
               <w:rPr>
-                <w:rFonts w:ascii="Times New Roman" w:hAnsi="Times New Roman" w:cs="Times New Roman" w:eastAsia="Times New Roman"/>
-                <w:color w:val="000000"/>
-                <w:sz w:val="20"/>
+                <w:rFonts w:ascii="Arial" w:hAnsi="Arial" w:cs="Arial" w:eastAsia="Arial"/>
+                <w:color w:val="000000"/>
+                <w:sz w:val="18"/>
               </w:rPr>
               <w:t xml:space="preserve">PK, FK → rol</w:t>
             </w:r>
@@ -5045,9 +5045,9 @@
             </w:pPr>
             <w:r>
               <w:rPr>
-                <w:rFonts w:ascii="Times New Roman" w:hAnsi="Times New Roman" w:cs="Times New Roman" w:eastAsia="Times New Roman"/>
-                <w:color w:val="000000"/>
-                <w:sz w:val="20"/>
+                <w:rFonts w:ascii="Arial" w:hAnsi="Arial" w:cs="Arial" w:eastAsia="Arial"/>
+                <w:color w:val="000000"/>
+                <w:sz w:val="18"/>
               </w:rPr>
               <w:t xml:space="preserve">Rol</w:t>
             </w:r>
@@ -5072,9 +5072,9 @@
             </w:pPr>
             <w:r>
               <w:rPr>
-                <w:rFonts w:ascii="Times New Roman" w:hAnsi="Times New Roman" w:cs="Times New Roman" w:eastAsia="Times New Roman"/>
-                <w:color w:val="000000"/>
-                <w:sz w:val="20"/>
+                <w:rFonts w:ascii="Arial" w:hAnsi="Arial" w:cs="Arial" w:eastAsia="Arial"/>
+                <w:color w:val="000000"/>
+                <w:sz w:val="18"/>
               </w:rPr>
               <w:t xml:space="preserve">idPermiso</w:t>
             </w:r>
@@ -5097,9 +5097,9 @@
             </w:pPr>
             <w:r>
               <w:rPr>
-                <w:rFonts w:ascii="Times New Roman" w:hAnsi="Times New Roman" w:cs="Times New Roman" w:eastAsia="Times New Roman"/>
-                <w:color w:val="000000"/>
-                <w:sz w:val="20"/>
+                <w:rFonts w:ascii="Arial" w:hAnsi="Arial" w:cs="Arial" w:eastAsia="Arial"/>
+                <w:color w:val="000000"/>
+                <w:sz w:val="18"/>
               </w:rPr>
               <w:t xml:space="preserve">INT</w:t>
             </w:r>
@@ -5122,9 +5122,9 @@
             </w:pPr>
             <w:r>
               <w:rPr>
-                <w:rFonts w:ascii="Times New Roman" w:hAnsi="Times New Roman" w:cs="Times New Roman" w:eastAsia="Times New Roman"/>
-                <w:color w:val="000000"/>
-                <w:sz w:val="20"/>
+                <w:rFonts w:ascii="Arial" w:hAnsi="Arial" w:cs="Arial" w:eastAsia="Arial"/>
+                <w:color w:val="000000"/>
+                <w:sz w:val="18"/>
               </w:rPr>
               <w:t xml:space="preserve">No</w:t>
             </w:r>
@@ -5147,9 +5147,9 @@
             </w:pPr>
             <w:r>
               <w:rPr>
-                <w:rFonts w:ascii="Times New Roman" w:hAnsi="Times New Roman" w:cs="Times New Roman" w:eastAsia="Times New Roman"/>
-                <w:color w:val="000000"/>
-                <w:sz w:val="20"/>
+                <w:rFonts w:ascii="Arial" w:hAnsi="Arial" w:cs="Arial" w:eastAsia="Arial"/>
+                <w:color w:val="000000"/>
+                <w:sz w:val="18"/>
               </w:rPr>
               <w:t xml:space="preserve">PK, FK → permiso</w:t>
             </w:r>
@@ -5172,9 +5172,9 @@
             </w:pPr>
             <w:r>
               <w:rPr>
-                <w:rFonts w:ascii="Times New Roman" w:hAnsi="Times New Roman" w:cs="Times New Roman" w:eastAsia="Times New Roman"/>
-                <w:color w:val="000000"/>
-                <w:sz w:val="20"/>
+                <w:rFonts w:ascii="Arial" w:hAnsi="Arial" w:cs="Arial" w:eastAsia="Arial"/>
+                <w:color w:val="000000"/>
+                <w:sz w:val="18"/>
               </w:rPr>
               <w:t xml:space="preserve">Permiso otorgado</w:t>
             </w:r>
@@ -5207,10 +5207,10 @@
       </w:pPr>
       <w:r>
         <w:rPr>
-          <w:rFonts w:ascii="Times New Roman" w:hAnsi="Times New Roman" w:cs="Times New Roman" w:eastAsia="Times New Roman"/>
+          <w:rFonts w:ascii="Arial" w:hAnsi="Arial" w:cs="Arial" w:eastAsia="Arial"/>
           <w:b/>
           <w:color w:val="000000"/>
-          <w:sz w:val="24"/>
+          <w:sz w:val="22"/>
         </w:rPr>
         <w:t>Tabla 8</w:t>
       </w:r>
@@ -5222,10 +5222,10 @@
       </w:pPr>
       <w:r>
         <w:rPr>
-          <w:rFonts w:ascii="Times New Roman" w:hAnsi="Times New Roman" w:cs="Times New Roman" w:eastAsia="Times New Roman"/>
+          <w:rFonts w:ascii="Arial" w:hAnsi="Arial" w:cs="Arial" w:eastAsia="Arial"/>
           <w:i/>
           <w:color w:val="000000"/>
-          <w:sz w:val="24"/>
+          <w:sz w:val="22"/>
         </w:rPr>
         <w:t>Diccionario de datos de la tabla usuario</w:t>
       </w:r>
@@ -5273,10 +5273,10 @@
             </w:pPr>
             <w:r>
               <w:rPr>
-                <w:rFonts w:ascii="Times New Roman" w:hAnsi="Times New Roman" w:cs="Times New Roman" w:eastAsia="Times New Roman"/>
+                <w:rFonts w:ascii="Arial" w:hAnsi="Arial" w:cs="Arial" w:eastAsia="Arial"/>
                 <w:b/>
                 <w:color w:val="000000"/>
-                <w:sz w:val="20"/>
+                <w:sz w:val="18"/>
               </w:rPr>
               <w:t xml:space="preserve">Campo</w:t>
             </w:r>
@@ -5301,10 +5301,10 @@
             </w:pPr>
             <w:r>
               <w:rPr>
-                <w:rFonts w:ascii="Times New Roman" w:hAnsi="Times New Roman" w:cs="Times New Roman" w:eastAsia="Times New Roman"/>
+                <w:rFonts w:ascii="Arial" w:hAnsi="Arial" w:cs="Arial" w:eastAsia="Arial"/>
                 <w:b/>
                 <w:color w:val="000000"/>
-                <w:sz w:val="20"/>
+                <w:sz w:val="18"/>
               </w:rPr>
               <w:t xml:space="preserve">Tipo</w:t>
             </w:r>
@@ -5329,10 +5329,10 @@
             </w:pPr>
             <w:r>
               <w:rPr>
-                <w:rFonts w:ascii="Times New Roman" w:hAnsi="Times New Roman" w:cs="Times New Roman" w:eastAsia="Times New Roman"/>
+                <w:rFonts w:ascii="Arial" w:hAnsi="Arial" w:cs="Arial" w:eastAsia="Arial"/>
                 <w:b/>
                 <w:color w:val="000000"/>
-                <w:sz w:val="20"/>
+                <w:sz w:val="18"/>
               </w:rPr>
               <w:t xml:space="preserve">Nulo</w:t>
             </w:r>
@@ -5357,10 +5357,10 @@
             </w:pPr>
             <w:r>
               <w:rPr>
-                <w:rFonts w:ascii="Times New Roman" w:hAnsi="Times New Roman" w:cs="Times New Roman" w:eastAsia="Times New Roman"/>
+                <w:rFonts w:ascii="Arial" w:hAnsi="Arial" w:cs="Arial" w:eastAsia="Arial"/>
                 <w:b/>
                 <w:color w:val="000000"/>
-                <w:sz w:val="20"/>
+                <w:sz w:val="18"/>
               </w:rPr>
               <w:t xml:space="preserve">Clave</w:t>
             </w:r>
@@ -5385,10 +5385,10 @@
             </w:pPr>
             <w:r>
               <w:rPr>
-                <w:rFonts w:ascii="Times New Roman" w:hAnsi="Times New Roman" w:cs="Times New Roman" w:eastAsia="Times New Roman"/>
+                <w:rFonts w:ascii="Arial" w:hAnsi="Arial" w:cs="Arial" w:eastAsia="Arial"/>
                 <w:b/>
                 <w:color w:val="000000"/>
-                <w:sz w:val="20"/>
+                <w:sz w:val="18"/>
               </w:rPr>
               <w:t xml:space="preserve">Descripción</w:t>
             </w:r>
@@ -5411,9 +5411,9 @@
             </w:pPr>
             <w:r>
               <w:rPr>
-                <w:rFonts w:ascii="Times New Roman" w:hAnsi="Times New Roman" w:cs="Times New Roman" w:eastAsia="Times New Roman"/>
-                <w:color w:val="000000"/>
-                <w:sz w:val="20"/>
+                <w:rFonts w:ascii="Arial" w:hAnsi="Arial" w:cs="Arial" w:eastAsia="Arial"/>
+                <w:color w:val="000000"/>
+                <w:sz w:val="18"/>
               </w:rPr>
               <w:t xml:space="preserve">idUsuario</w:t>
             </w:r>
@@ -5434,9 +5434,9 @@
             </w:pPr>
             <w:r>
               <w:rPr>
-                <w:rFonts w:ascii="Times New Roman" w:hAnsi="Times New Roman" w:cs="Times New Roman" w:eastAsia="Times New Roman"/>
-                <w:color w:val="000000"/>
-                <w:sz w:val="20"/>
+                <w:rFonts w:ascii="Arial" w:hAnsi="Arial" w:cs="Arial" w:eastAsia="Arial"/>
+                <w:color w:val="000000"/>
+                <w:sz w:val="18"/>
               </w:rPr>
               <w:t xml:space="preserve">INT IDENTITY</w:t>
             </w:r>
@@ -5457,9 +5457,9 @@
             </w:pPr>
             <w:r>
               <w:rPr>
-                <w:rFonts w:ascii="Times New Roman" w:hAnsi="Times New Roman" w:cs="Times New Roman" w:eastAsia="Times New Roman"/>
-                <w:color w:val="000000"/>
-                <w:sz w:val="20"/>
+                <w:rFonts w:ascii="Arial" w:hAnsi="Arial" w:cs="Arial" w:eastAsia="Arial"/>
+                <w:color w:val="000000"/>
+                <w:sz w:val="18"/>
               </w:rPr>
               <w:t xml:space="preserve">No</w:t>
             </w:r>
@@ -5480,9 +5480,9 @@
             </w:pPr>
             <w:r>
               <w:rPr>
-                <w:rFonts w:ascii="Times New Roman" w:hAnsi="Times New Roman" w:cs="Times New Roman" w:eastAsia="Times New Roman"/>
-                <w:color w:val="000000"/>
-                <w:sz w:val="20"/>
+                <w:rFonts w:ascii="Arial" w:hAnsi="Arial" w:cs="Arial" w:eastAsia="Arial"/>
+                <w:color w:val="000000"/>
+                <w:sz w:val="18"/>
               </w:rPr>
               <w:t xml:space="preserve">PK</w:t>
             </w:r>
@@ -5503,9 +5503,9 @@
             </w:pPr>
             <w:r>
               <w:rPr>
-                <w:rFonts w:ascii="Times New Roman" w:hAnsi="Times New Roman" w:cs="Times New Roman" w:eastAsia="Times New Roman"/>
-                <w:color w:val="000000"/>
-                <w:sz w:val="20"/>
+                <w:rFonts w:ascii="Arial" w:hAnsi="Arial" w:cs="Arial" w:eastAsia="Arial"/>
+                <w:color w:val="000000"/>
+                <w:sz w:val="18"/>
               </w:rPr>
               <w:t xml:space="preserve">Identificador</w:t>
             </w:r>
@@ -5528,9 +5528,9 @@
             </w:pPr>
             <w:r>
               <w:rPr>
-                <w:rFonts w:ascii="Times New Roman" w:hAnsi="Times New Roman" w:cs="Times New Roman" w:eastAsia="Times New Roman"/>
-                <w:color w:val="000000"/>
-                <w:sz w:val="20"/>
+                <w:rFonts w:ascii="Arial" w:hAnsi="Arial" w:cs="Arial" w:eastAsia="Arial"/>
+                <w:color w:val="000000"/>
+                <w:sz w:val="18"/>
               </w:rPr>
               <w:t xml:space="preserve">nombreCompleto</w:t>
             </w:r>
@@ -5551,9 +5551,9 @@
             </w:pPr>
             <w:r>
               <w:rPr>
-                <w:rFonts w:ascii="Times New Roman" w:hAnsi="Times New Roman" w:cs="Times New Roman" w:eastAsia="Times New Roman"/>
-                <w:color w:val="000000"/>
-                <w:sz w:val="20"/>
+                <w:rFonts w:ascii="Arial" w:hAnsi="Arial" w:cs="Arial" w:eastAsia="Arial"/>
+                <w:color w:val="000000"/>
+                <w:sz w:val="18"/>
               </w:rPr>
               <w:t xml:space="preserve">VARCHAR(150)</w:t>
             </w:r>
@@ -5574,9 +5574,9 @@
             </w:pPr>
             <w:r>
               <w:rPr>
-                <w:rFonts w:ascii="Times New Roman" w:hAnsi="Times New Roman" w:cs="Times New Roman" w:eastAsia="Times New Roman"/>
-                <w:color w:val="000000"/>
-                <w:sz w:val="20"/>
+                <w:rFonts w:ascii="Arial" w:hAnsi="Arial" w:cs="Arial" w:eastAsia="Arial"/>
+                <w:color w:val="000000"/>
+                <w:sz w:val="18"/>
               </w:rPr>
               <w:t xml:space="preserve">No</w:t>
             </w:r>
@@ -5612,9 +5612,9 @@
             </w:pPr>
             <w:r>
               <w:rPr>
-                <w:rFonts w:ascii="Times New Roman" w:hAnsi="Times New Roman" w:cs="Times New Roman" w:eastAsia="Times New Roman"/>
-                <w:color w:val="000000"/>
-                <w:sz w:val="20"/>
+                <w:rFonts w:ascii="Arial" w:hAnsi="Arial" w:cs="Arial" w:eastAsia="Arial"/>
+                <w:color w:val="000000"/>
+                <w:sz w:val="18"/>
               </w:rPr>
               <w:t xml:space="preserve">Nombre del empleado</w:t>
             </w:r>
@@ -5637,9 +5637,9 @@
             </w:pPr>
             <w:r>
               <w:rPr>
-                <w:rFonts w:ascii="Times New Roman" w:hAnsi="Times New Roman" w:cs="Times New Roman" w:eastAsia="Times New Roman"/>
-                <w:color w:val="000000"/>
-                <w:sz w:val="20"/>
+                <w:rFonts w:ascii="Arial" w:hAnsi="Arial" w:cs="Arial" w:eastAsia="Arial"/>
+                <w:color w:val="000000"/>
+                <w:sz w:val="18"/>
               </w:rPr>
               <w:t xml:space="preserve">nombreUsuario</w:t>
             </w:r>
@@ -5660,9 +5660,9 @@
             </w:pPr>
             <w:r>
               <w:rPr>
-                <w:rFonts w:ascii="Times New Roman" w:hAnsi="Times New Roman" w:cs="Times New Roman" w:eastAsia="Times New Roman"/>
-                <w:color w:val="000000"/>
-                <w:sz w:val="20"/>
+                <w:rFonts w:ascii="Arial" w:hAnsi="Arial" w:cs="Arial" w:eastAsia="Arial"/>
+                <w:color w:val="000000"/>
+                <w:sz w:val="18"/>
               </w:rPr>
               <w:t xml:space="preserve">VARCHAR(50)</w:t>
             </w:r>
@@ -5683,9 +5683,9 @@
             </w:pPr>
             <w:r>
               <w:rPr>
-                <w:rFonts w:ascii="Times New Roman" w:hAnsi="Times New Roman" w:cs="Times New Roman" w:eastAsia="Times New Roman"/>
-                <w:color w:val="000000"/>
-                <w:sz w:val="20"/>
+                <w:rFonts w:ascii="Arial" w:hAnsi="Arial" w:cs="Arial" w:eastAsia="Arial"/>
+                <w:color w:val="000000"/>
+                <w:sz w:val="18"/>
               </w:rPr>
               <w:t xml:space="preserve">No</w:t>
             </w:r>
@@ -5706,9 +5706,9 @@
             </w:pPr>
             <w:r>
               <w:rPr>
-                <w:rFonts w:ascii="Times New Roman" w:hAnsi="Times New Roman" w:cs="Times New Roman" w:eastAsia="Times New Roman"/>
-                <w:color w:val="000000"/>
-                <w:sz w:val="20"/>
+                <w:rFonts w:ascii="Arial" w:hAnsi="Arial" w:cs="Arial" w:eastAsia="Arial"/>
+                <w:color w:val="000000"/>
+                <w:sz w:val="18"/>
               </w:rPr>
               <w:t xml:space="preserve">UNIQUE</w:t>
             </w:r>
@@ -5729,9 +5729,9 @@
             </w:pPr>
             <w:r>
               <w:rPr>
-                <w:rFonts w:ascii="Times New Roman" w:hAnsi="Times New Roman" w:cs="Times New Roman" w:eastAsia="Times New Roman"/>
-                <w:color w:val="000000"/>
-                <w:sz w:val="20"/>
+                <w:rFonts w:ascii="Arial" w:hAnsi="Arial" w:cs="Arial" w:eastAsia="Arial"/>
+                <w:color w:val="000000"/>
+                <w:sz w:val="18"/>
               </w:rPr>
               <w:t xml:space="preserve">Usuario de acceso</w:t>
             </w:r>
@@ -5754,9 +5754,9 @@
             </w:pPr>
             <w:r>
               <w:rPr>
-                <w:rFonts w:ascii="Times New Roman" w:hAnsi="Times New Roman" w:cs="Times New Roman" w:eastAsia="Times New Roman"/>
-                <w:color w:val="000000"/>
-                <w:sz w:val="20"/>
+                <w:rFonts w:ascii="Arial" w:hAnsi="Arial" w:cs="Arial" w:eastAsia="Arial"/>
+                <w:color w:val="000000"/>
+                <w:sz w:val="18"/>
               </w:rPr>
               <w:t xml:space="preserve">contrasena</w:t>
             </w:r>
@@ -5777,9 +5777,9 @@
             </w:pPr>
             <w:r>
               <w:rPr>
-                <w:rFonts w:ascii="Times New Roman" w:hAnsi="Times New Roman" w:cs="Times New Roman" w:eastAsia="Times New Roman"/>
-                <w:color w:val="000000"/>
-                <w:sz w:val="20"/>
+                <w:rFonts w:ascii="Arial" w:hAnsi="Arial" w:cs="Arial" w:eastAsia="Arial"/>
+                <w:color w:val="000000"/>
+                <w:sz w:val="18"/>
               </w:rPr>
               <w:t xml:space="preserve">VARCHAR(100)</w:t>
             </w:r>
@@ -5800,9 +5800,9 @@
             </w:pPr>
             <w:r>
               <w:rPr>
-                <w:rFonts w:ascii="Times New Roman" w:hAnsi="Times New Roman" w:cs="Times New Roman" w:eastAsia="Times New Roman"/>
-                <w:color w:val="000000"/>
-                <w:sz w:val="20"/>
+                <w:rFonts w:ascii="Arial" w:hAnsi="Arial" w:cs="Arial" w:eastAsia="Arial"/>
+                <w:color w:val="000000"/>
+                <w:sz w:val="18"/>
               </w:rPr>
               <w:t xml:space="preserve">No</w:t>
             </w:r>
@@ -5838,9 +5838,9 @@
             </w:pPr>
             <w:r>
               <w:rPr>
-                <w:rFonts w:ascii="Times New Roman" w:hAnsi="Times New Roman" w:cs="Times New Roman" w:eastAsia="Times New Roman"/>
-                <w:color w:val="000000"/>
-                <w:sz w:val="20"/>
+                <w:rFonts w:ascii="Arial" w:hAnsi="Arial" w:cs="Arial" w:eastAsia="Arial"/>
+                <w:color w:val="000000"/>
+                <w:sz w:val="18"/>
               </w:rPr>
               <w:t xml:space="preserve">Hash BCrypt de la contraseña</w:t>
             </w:r>
@@ -5863,9 +5863,9 @@
             </w:pPr>
             <w:r>
               <w:rPr>
-                <w:rFonts w:ascii="Times New Roman" w:hAnsi="Times New Roman" w:cs="Times New Roman" w:eastAsia="Times New Roman"/>
-                <w:color w:val="000000"/>
-                <w:sz w:val="20"/>
+                <w:rFonts w:ascii="Arial" w:hAnsi="Arial" w:cs="Arial" w:eastAsia="Arial"/>
+                <w:color w:val="000000"/>
+                <w:sz w:val="18"/>
               </w:rPr>
               <w:t xml:space="preserve">correo</w:t>
             </w:r>
@@ -5886,9 +5886,9 @@
             </w:pPr>
             <w:r>
               <w:rPr>
-                <w:rFonts w:ascii="Times New Roman" w:hAnsi="Times New Roman" w:cs="Times New Roman" w:eastAsia="Times New Roman"/>
-                <w:color w:val="000000"/>
-                <w:sz w:val="20"/>
+                <w:rFonts w:ascii="Arial" w:hAnsi="Arial" w:cs="Arial" w:eastAsia="Arial"/>
+                <w:color w:val="000000"/>
+                <w:sz w:val="18"/>
               </w:rPr>
               <w:t xml:space="preserve">VARCHAR(150)</w:t>
             </w:r>
@@ -5909,9 +5909,9 @@
             </w:pPr>
             <w:r>
               <w:rPr>
-                <w:rFonts w:ascii="Times New Roman" w:hAnsi="Times New Roman" w:cs="Times New Roman" w:eastAsia="Times New Roman"/>
-                <w:color w:val="000000"/>
-                <w:sz w:val="20"/>
+                <w:rFonts w:ascii="Arial" w:hAnsi="Arial" w:cs="Arial" w:eastAsia="Arial"/>
+                <w:color w:val="000000"/>
+                <w:sz w:val="18"/>
               </w:rPr>
               <w:t xml:space="preserve">Sí</w:t>
             </w:r>
@@ -5947,9 +5947,9 @@
             </w:pPr>
             <w:r>
               <w:rPr>
-                <w:rFonts w:ascii="Times New Roman" w:hAnsi="Times New Roman" w:cs="Times New Roman" w:eastAsia="Times New Roman"/>
-                <w:color w:val="000000"/>
-                <w:sz w:val="20"/>
+                <w:rFonts w:ascii="Arial" w:hAnsi="Arial" w:cs="Arial" w:eastAsia="Arial"/>
+                <w:color w:val="000000"/>
+                <w:sz w:val="18"/>
               </w:rPr>
               <w:t xml:space="preserve">Correo electrónico</w:t>
             </w:r>
@@ -5972,9 +5972,9 @@
             </w:pPr>
             <w:r>
               <w:rPr>
-                <w:rFonts w:ascii="Times New Roman" w:hAnsi="Times New Roman" w:cs="Times New Roman" w:eastAsia="Times New Roman"/>
-                <w:color w:val="000000"/>
-                <w:sz w:val="20"/>
+                <w:rFonts w:ascii="Arial" w:hAnsi="Arial" w:cs="Arial" w:eastAsia="Arial"/>
+                <w:color w:val="000000"/>
+                <w:sz w:val="18"/>
               </w:rPr>
               <w:t xml:space="preserve">idRol</w:t>
             </w:r>
@@ -5995,9 +5995,9 @@
             </w:pPr>
             <w:r>
               <w:rPr>
-                <w:rFonts w:ascii="Times New Roman" w:hAnsi="Times New Roman" w:cs="Times New Roman" w:eastAsia="Times New Roman"/>
-                <w:color w:val="000000"/>
-                <w:sz w:val="20"/>
+                <w:rFonts w:ascii="Arial" w:hAnsi="Arial" w:cs="Arial" w:eastAsia="Arial"/>
+                <w:color w:val="000000"/>
+                <w:sz w:val="18"/>
               </w:rPr>
               <w:t xml:space="preserve">INT</w:t>
             </w:r>
@@ -6018,9 +6018,9 @@
             </w:pPr>
             <w:r>
               <w:rPr>
-                <w:rFonts w:ascii="Times New Roman" w:hAnsi="Times New Roman" w:cs="Times New Roman" w:eastAsia="Times New Roman"/>
-                <w:color w:val="000000"/>
-                <w:sz w:val="20"/>
+                <w:rFonts w:ascii="Arial" w:hAnsi="Arial" w:cs="Arial" w:eastAsia="Arial"/>
+                <w:color w:val="000000"/>
+                <w:sz w:val="18"/>
               </w:rPr>
               <w:t xml:space="preserve">No</w:t>
             </w:r>
@@ -6041,9 +6041,9 @@
             </w:pPr>
             <w:r>
               <w:rPr>
-                <w:rFonts w:ascii="Times New Roman" w:hAnsi="Times New Roman" w:cs="Times New Roman" w:eastAsia="Times New Roman"/>
-                <w:color w:val="000000"/>
-                <w:sz w:val="20"/>
+                <w:rFonts w:ascii="Arial" w:hAnsi="Arial" w:cs="Arial" w:eastAsia="Arial"/>
+                <w:color w:val="000000"/>
+                <w:sz w:val="18"/>
               </w:rPr>
               <w:t xml:space="preserve">FK → rol</w:t>
             </w:r>
@@ -6064,9 +6064,9 @@
             </w:pPr>
             <w:r>
               <w:rPr>
-                <w:rFonts w:ascii="Times New Roman" w:hAnsi="Times New Roman" w:cs="Times New Roman" w:eastAsia="Times New Roman"/>
-                <w:color w:val="000000"/>
-                <w:sz w:val="20"/>
+                <w:rFonts w:ascii="Arial" w:hAnsi="Arial" w:cs="Arial" w:eastAsia="Arial"/>
+                <w:color w:val="000000"/>
+                <w:sz w:val="18"/>
               </w:rPr>
               <w:t xml:space="preserve">Rol asignado</w:t>
             </w:r>
@@ -6089,9 +6089,9 @@
             </w:pPr>
             <w:r>
               <w:rPr>
-                <w:rFonts w:ascii="Times New Roman" w:hAnsi="Times New Roman" w:cs="Times New Roman" w:eastAsia="Times New Roman"/>
-                <w:color w:val="000000"/>
-                <w:sz w:val="20"/>
+                <w:rFonts w:ascii="Arial" w:hAnsi="Arial" w:cs="Arial" w:eastAsia="Arial"/>
+                <w:color w:val="000000"/>
+                <w:sz w:val="18"/>
               </w:rPr>
               <w:t xml:space="preserve">estado</w:t>
             </w:r>
@@ -6112,9 +6112,9 @@
             </w:pPr>
             <w:r>
               <w:rPr>
-                <w:rFonts w:ascii="Times New Roman" w:hAnsi="Times New Roman" w:cs="Times New Roman" w:eastAsia="Times New Roman"/>
-                <w:color w:val="000000"/>
-                <w:sz w:val="20"/>
+                <w:rFonts w:ascii="Arial" w:hAnsi="Arial" w:cs="Arial" w:eastAsia="Arial"/>
+                <w:color w:val="000000"/>
+                <w:sz w:val="18"/>
               </w:rPr>
               <w:t xml:space="preserve">VARCHAR(20)</w:t>
             </w:r>
@@ -6135,9 +6135,9 @@
             </w:pPr>
             <w:r>
               <w:rPr>
-                <w:rFonts w:ascii="Times New Roman" w:hAnsi="Times New Roman" w:cs="Times New Roman" w:eastAsia="Times New Roman"/>
-                <w:color w:val="000000"/>
-                <w:sz w:val="20"/>
+                <w:rFonts w:ascii="Arial" w:hAnsi="Arial" w:cs="Arial" w:eastAsia="Arial"/>
+                <w:color w:val="000000"/>
+                <w:sz w:val="18"/>
               </w:rPr>
               <w:t xml:space="preserve">No</w:t>
             </w:r>
@@ -6158,9 +6158,9 @@
             </w:pPr>
             <w:r>
               <w:rPr>
-                <w:rFonts w:ascii="Times New Roman" w:hAnsi="Times New Roman" w:cs="Times New Roman" w:eastAsia="Times New Roman"/>
-                <w:color w:val="000000"/>
-                <w:sz w:val="20"/>
+                <w:rFonts w:ascii="Arial" w:hAnsi="Arial" w:cs="Arial" w:eastAsia="Arial"/>
+                <w:color w:val="000000"/>
+                <w:sz w:val="18"/>
               </w:rPr>
               <w:t xml:space="preserve">CHECK</w:t>
             </w:r>
@@ -6181,9 +6181,9 @@
             </w:pPr>
             <w:r>
               <w:rPr>
-                <w:rFonts w:ascii="Times New Roman" w:hAnsi="Times New Roman" w:cs="Times New Roman" w:eastAsia="Times New Roman"/>
-                <w:color w:val="000000"/>
-                <w:sz w:val="20"/>
+                <w:rFonts w:ascii="Arial" w:hAnsi="Arial" w:cs="Arial" w:eastAsia="Arial"/>
+                <w:color w:val="000000"/>
+                <w:sz w:val="18"/>
               </w:rPr>
               <w:t xml:space="preserve">Activo / Inactivo</w:t>
             </w:r>
@@ -6208,9 +6208,9 @@
             </w:pPr>
             <w:r>
               <w:rPr>
-                <w:rFonts w:ascii="Times New Roman" w:hAnsi="Times New Roman" w:cs="Times New Roman" w:eastAsia="Times New Roman"/>
-                <w:color w:val="000000"/>
-                <w:sz w:val="20"/>
+                <w:rFonts w:ascii="Arial" w:hAnsi="Arial" w:cs="Arial" w:eastAsia="Arial"/>
+                <w:color w:val="000000"/>
+                <w:sz w:val="18"/>
               </w:rPr>
               <w:t xml:space="preserve">fechaCreacion</w:t>
             </w:r>
@@ -6233,9 +6233,9 @@
             </w:pPr>
             <w:r>
               <w:rPr>
-                <w:rFonts w:ascii="Times New Roman" w:hAnsi="Times New Roman" w:cs="Times New Roman" w:eastAsia="Times New Roman"/>
-                <w:color w:val="000000"/>
-                <w:sz w:val="20"/>
+                <w:rFonts w:ascii="Arial" w:hAnsi="Arial" w:cs="Arial" w:eastAsia="Arial"/>
+                <w:color w:val="000000"/>
+                <w:sz w:val="18"/>
               </w:rPr>
               <w:t xml:space="preserve">DATETIME</w:t>
             </w:r>
@@ -6258,9 +6258,9 @@
             </w:pPr>
             <w:r>
               <w:rPr>
-                <w:rFonts w:ascii="Times New Roman" w:hAnsi="Times New Roman" w:cs="Times New Roman" w:eastAsia="Times New Roman"/>
-                <w:color w:val="000000"/>
-                <w:sz w:val="20"/>
+                <w:rFonts w:ascii="Arial" w:hAnsi="Arial" w:cs="Arial" w:eastAsia="Arial"/>
+                <w:color w:val="000000"/>
+                <w:sz w:val="18"/>
               </w:rPr>
               <w:t xml:space="preserve">No</w:t>
             </w:r>
@@ -6300,9 +6300,9 @@
             </w:pPr>
             <w:r>
               <w:rPr>
-                <w:rFonts w:ascii="Times New Roman" w:hAnsi="Times New Roman" w:cs="Times New Roman" w:eastAsia="Times New Roman"/>
-                <w:color w:val="000000"/>
-                <w:sz w:val="20"/>
+                <w:rFonts w:ascii="Arial" w:hAnsi="Arial" w:cs="Arial" w:eastAsia="Arial"/>
+                <w:color w:val="000000"/>
+                <w:sz w:val="18"/>
               </w:rPr>
               <w:t xml:space="preserve">Fecha de alta</w:t>
             </w:r>
@@ -6335,10 +6335,10 @@
       </w:pPr>
       <w:r>
         <w:rPr>
-          <w:rFonts w:ascii="Times New Roman" w:hAnsi="Times New Roman" w:cs="Times New Roman" w:eastAsia="Times New Roman"/>
+          <w:rFonts w:ascii="Arial" w:hAnsi="Arial" w:cs="Arial" w:eastAsia="Arial"/>
           <w:b/>
           <w:color w:val="000000"/>
-          <w:sz w:val="24"/>
+          <w:sz w:val="22"/>
         </w:rPr>
         <w:t>Tabla 9</w:t>
       </w:r>
@@ -6350,10 +6350,10 @@
       </w:pPr>
       <w:r>
         <w:rPr>
-          <w:rFonts w:ascii="Times New Roman" w:hAnsi="Times New Roman" w:cs="Times New Roman" w:eastAsia="Times New Roman"/>
+          <w:rFonts w:ascii="Arial" w:hAnsi="Arial" w:cs="Arial" w:eastAsia="Arial"/>
           <w:i/>
           <w:color w:val="000000"/>
-          <w:sz w:val="24"/>
+          <w:sz w:val="22"/>
         </w:rPr>
         <w:t>Diccionario de datos de la tabla propietario</w:t>
       </w:r>
@@ -6401,10 +6401,10 @@
             </w:pPr>
             <w:r>
               <w:rPr>
-                <w:rFonts w:ascii="Times New Roman" w:hAnsi="Times New Roman" w:cs="Times New Roman" w:eastAsia="Times New Roman"/>
+                <w:rFonts w:ascii="Arial" w:hAnsi="Arial" w:cs="Arial" w:eastAsia="Arial"/>
                 <w:b/>
                 <w:color w:val="000000"/>
-                <w:sz w:val="20"/>
+                <w:sz w:val="18"/>
               </w:rPr>
               <w:t xml:space="preserve">Campo</w:t>
             </w:r>
@@ -6429,10 +6429,10 @@
             </w:pPr>
             <w:r>
               <w:rPr>
-                <w:rFonts w:ascii="Times New Roman" w:hAnsi="Times New Roman" w:cs="Times New Roman" w:eastAsia="Times New Roman"/>
+                <w:rFonts w:ascii="Arial" w:hAnsi="Arial" w:cs="Arial" w:eastAsia="Arial"/>
                 <w:b/>
                 <w:color w:val="000000"/>
-                <w:sz w:val="20"/>
+                <w:sz w:val="18"/>
               </w:rPr>
               <w:t xml:space="preserve">Tipo</w:t>
             </w:r>
@@ -6457,10 +6457,10 @@
             </w:pPr>
             <w:r>
               <w:rPr>
-                <w:rFonts w:ascii="Times New Roman" w:hAnsi="Times New Roman" w:cs="Times New Roman" w:eastAsia="Times New Roman"/>
+                <w:rFonts w:ascii="Arial" w:hAnsi="Arial" w:cs="Arial" w:eastAsia="Arial"/>
                 <w:b/>
                 <w:color w:val="000000"/>
-                <w:sz w:val="20"/>
+                <w:sz w:val="18"/>
               </w:rPr>
               <w:t xml:space="preserve">Nulo</w:t>
             </w:r>
@@ -6485,10 +6485,10 @@
             </w:pPr>
             <w:r>
               <w:rPr>
-                <w:rFonts w:ascii="Times New Roman" w:hAnsi="Times New Roman" w:cs="Times New Roman" w:eastAsia="Times New Roman"/>
+                <w:rFonts w:ascii="Arial" w:hAnsi="Arial" w:cs="Arial" w:eastAsia="Arial"/>
                 <w:b/>
                 <w:color w:val="000000"/>
-                <w:sz w:val="20"/>
+                <w:sz w:val="18"/>
               </w:rPr>
               <w:t xml:space="preserve">Clave</w:t>
             </w:r>
@@ -6513,10 +6513,10 @@
             </w:pPr>
             <w:r>
               <w:rPr>
-                <w:rFonts w:ascii="Times New Roman" w:hAnsi="Times New Roman" w:cs="Times New Roman" w:eastAsia="Times New Roman"/>
+                <w:rFonts w:ascii="Arial" w:hAnsi="Arial" w:cs="Arial" w:eastAsia="Arial"/>
                 <w:b/>
                 <w:color w:val="000000"/>
-                <w:sz w:val="20"/>
+                <w:sz w:val="18"/>
               </w:rPr>
               <w:t xml:space="preserve">Descripción</w:t>
             </w:r>
@@ -6539,9 +6539,9 @@
             </w:pPr>
             <w:r>
               <w:rPr>
-                <w:rFonts w:ascii="Times New Roman" w:hAnsi="Times New Roman" w:cs="Times New Roman" w:eastAsia="Times New Roman"/>
-                <w:color w:val="000000"/>
-                <w:sz w:val="20"/>
+                <w:rFonts w:ascii="Arial" w:hAnsi="Arial" w:cs="Arial" w:eastAsia="Arial"/>
+                <w:color w:val="000000"/>
+                <w:sz w:val="18"/>
               </w:rPr>
               <w:t xml:space="preserve">idPropietario</w:t>
             </w:r>
@@ -6562,9 +6562,9 @@
             </w:pPr>
             <w:r>
               <w:rPr>
-                <w:rFonts w:ascii="Times New Roman" w:hAnsi="Times New Roman" w:cs="Times New Roman" w:eastAsia="Times New Roman"/>
-                <w:color w:val="000000"/>
-                <w:sz w:val="20"/>
+                <w:rFonts w:ascii="Arial" w:hAnsi="Arial" w:cs="Arial" w:eastAsia="Arial"/>
+                <w:color w:val="000000"/>
+                <w:sz w:val="18"/>
               </w:rPr>
               <w:t xml:space="preserve">INT IDENTITY</w:t>
             </w:r>
@@ -6585,9 +6585,9 @@
             </w:pPr>
             <w:r>
               <w:rPr>
-                <w:rFonts w:ascii="Times New Roman" w:hAnsi="Times New Roman" w:cs="Times New Roman" w:eastAsia="Times New Roman"/>
-                <w:color w:val="000000"/>
-                <w:sz w:val="20"/>
+                <w:rFonts w:ascii="Arial" w:hAnsi="Arial" w:cs="Arial" w:eastAsia="Arial"/>
+                <w:color w:val="000000"/>
+                <w:sz w:val="18"/>
               </w:rPr>
               <w:t xml:space="preserve">No</w:t>
             </w:r>
@@ -6608,9 +6608,9 @@
             </w:pPr>
             <w:r>
               <w:rPr>
-                <w:rFonts w:ascii="Times New Roman" w:hAnsi="Times New Roman" w:cs="Times New Roman" w:eastAsia="Times New Roman"/>
-                <w:color w:val="000000"/>
-                <w:sz w:val="20"/>
+                <w:rFonts w:ascii="Arial" w:hAnsi="Arial" w:cs="Arial" w:eastAsia="Arial"/>
+                <w:color w:val="000000"/>
+                <w:sz w:val="18"/>
               </w:rPr>
               <w:t xml:space="preserve">PK</w:t>
             </w:r>
@@ -6631,9 +6631,9 @@
             </w:pPr>
             <w:r>
               <w:rPr>
-                <w:rFonts w:ascii="Times New Roman" w:hAnsi="Times New Roman" w:cs="Times New Roman" w:eastAsia="Times New Roman"/>
-                <w:color w:val="000000"/>
-                <w:sz w:val="20"/>
+                <w:rFonts w:ascii="Arial" w:hAnsi="Arial" w:cs="Arial" w:eastAsia="Arial"/>
+                <w:color w:val="000000"/>
+                <w:sz w:val="18"/>
               </w:rPr>
               <w:t xml:space="preserve">Identificador</w:t>
             </w:r>
@@ -6656,9 +6656,9 @@
             </w:pPr>
             <w:r>
               <w:rPr>
-                <w:rFonts w:ascii="Times New Roman" w:hAnsi="Times New Roman" w:cs="Times New Roman" w:eastAsia="Times New Roman"/>
-                <w:color w:val="000000"/>
-                <w:sz w:val="20"/>
+                <w:rFonts w:ascii="Arial" w:hAnsi="Arial" w:cs="Arial" w:eastAsia="Arial"/>
+                <w:color w:val="000000"/>
+                <w:sz w:val="18"/>
               </w:rPr>
               <w:t xml:space="preserve">nombre</w:t>
             </w:r>
@@ -6679,9 +6679,9 @@
             </w:pPr>
             <w:r>
               <w:rPr>
-                <w:rFonts w:ascii="Times New Roman" w:hAnsi="Times New Roman" w:cs="Times New Roman" w:eastAsia="Times New Roman"/>
-                <w:color w:val="000000"/>
-                <w:sz w:val="20"/>
+                <w:rFonts w:ascii="Arial" w:hAnsi="Arial" w:cs="Arial" w:eastAsia="Arial"/>
+                <w:color w:val="000000"/>
+                <w:sz w:val="18"/>
               </w:rPr>
               <w:t xml:space="preserve">VARCHAR(150)</w:t>
             </w:r>
@@ -6702,9 +6702,9 @@
             </w:pPr>
             <w:r>
               <w:rPr>
-                <w:rFonts w:ascii="Times New Roman" w:hAnsi="Times New Roman" w:cs="Times New Roman" w:eastAsia="Times New Roman"/>
-                <w:color w:val="000000"/>
-                <w:sz w:val="20"/>
+                <w:rFonts w:ascii="Arial" w:hAnsi="Arial" w:cs="Arial" w:eastAsia="Arial"/>
+                <w:color w:val="000000"/>
+                <w:sz w:val="18"/>
               </w:rPr>
               <w:t xml:space="preserve">No</w:t>
             </w:r>
@@ -6740,9 +6740,9 @@
             </w:pPr>
             <w:r>
               <w:rPr>
-                <w:rFonts w:ascii="Times New Roman" w:hAnsi="Times New Roman" w:cs="Times New Roman" w:eastAsia="Times New Roman"/>
-                <w:color w:val="000000"/>
-                <w:sz w:val="20"/>
+                <w:rFonts w:ascii="Arial" w:hAnsi="Arial" w:cs="Arial" w:eastAsia="Arial"/>
+                <w:color w:val="000000"/>
+                <w:sz w:val="18"/>
               </w:rPr>
               <w:t xml:space="preserve">Nombre completo</w:t>
             </w:r>
@@ -6765,9 +6765,9 @@
             </w:pPr>
             <w:r>
               <w:rPr>
-                <w:rFonts w:ascii="Times New Roman" w:hAnsi="Times New Roman" w:cs="Times New Roman" w:eastAsia="Times New Roman"/>
-                <w:color w:val="000000"/>
-                <w:sz w:val="20"/>
+                <w:rFonts w:ascii="Arial" w:hAnsi="Arial" w:cs="Arial" w:eastAsia="Arial"/>
+                <w:color w:val="000000"/>
+                <w:sz w:val="18"/>
               </w:rPr>
               <w:t xml:space="preserve">dui</w:t>
             </w:r>
@@ -6788,9 +6788,9 @@
             </w:pPr>
             <w:r>
               <w:rPr>
-                <w:rFonts w:ascii="Times New Roman" w:hAnsi="Times New Roman" w:cs="Times New Roman" w:eastAsia="Times New Roman"/>
-                <w:color w:val="000000"/>
-                <w:sz w:val="20"/>
+                <w:rFonts w:ascii="Arial" w:hAnsi="Arial" w:cs="Arial" w:eastAsia="Arial"/>
+                <w:color w:val="000000"/>
+                <w:sz w:val="18"/>
               </w:rPr>
               <w:t xml:space="preserve">VARCHAR(10)</w:t>
             </w:r>
@@ -6811,9 +6811,9 @@
             </w:pPr>
             <w:r>
               <w:rPr>
-                <w:rFonts w:ascii="Times New Roman" w:hAnsi="Times New Roman" w:cs="Times New Roman" w:eastAsia="Times New Roman"/>
-                <w:color w:val="000000"/>
-                <w:sz w:val="20"/>
+                <w:rFonts w:ascii="Arial" w:hAnsi="Arial" w:cs="Arial" w:eastAsia="Arial"/>
+                <w:color w:val="000000"/>
+                <w:sz w:val="18"/>
               </w:rPr>
               <w:t xml:space="preserve">No</w:t>
             </w:r>
@@ -6834,9 +6834,9 @@
             </w:pPr>
             <w:r>
               <w:rPr>
-                <w:rFonts w:ascii="Times New Roman" w:hAnsi="Times New Roman" w:cs="Times New Roman" w:eastAsia="Times New Roman"/>
-                <w:color w:val="000000"/>
-                <w:sz w:val="20"/>
+                <w:rFonts w:ascii="Arial" w:hAnsi="Arial" w:cs="Arial" w:eastAsia="Arial"/>
+                <w:color w:val="000000"/>
+                <w:sz w:val="18"/>
               </w:rPr>
               <w:t xml:space="preserve">UNIQUE</w:t>
             </w:r>
@@ -6857,9 +6857,9 @@
             </w:pPr>
             <w:r>
               <w:rPr>
-                <w:rFonts w:ascii="Times New Roman" w:hAnsi="Times New Roman" w:cs="Times New Roman" w:eastAsia="Times New Roman"/>
-                <w:color w:val="000000"/>
-                <w:sz w:val="20"/>
+                <w:rFonts w:ascii="Arial" w:hAnsi="Arial" w:cs="Arial" w:eastAsia="Arial"/>
+                <w:color w:val="000000"/>
+                <w:sz w:val="18"/>
               </w:rPr>
               <w:t xml:space="preserve">DUI (formato 00000000-0)</w:t>
             </w:r>
@@ -6882,9 +6882,9 @@
             </w:pPr>
             <w:r>
               <w:rPr>
-                <w:rFonts w:ascii="Times New Roman" w:hAnsi="Times New Roman" w:cs="Times New Roman" w:eastAsia="Times New Roman"/>
-                <w:color w:val="000000"/>
-                <w:sz w:val="20"/>
+                <w:rFonts w:ascii="Arial" w:hAnsi="Arial" w:cs="Arial" w:eastAsia="Arial"/>
+                <w:color w:val="000000"/>
+                <w:sz w:val="18"/>
               </w:rPr>
               <w:t xml:space="preserve">telefono</w:t>
             </w:r>
@@ -6905,9 +6905,9 @@
             </w:pPr>
             <w:r>
               <w:rPr>
-                <w:rFonts w:ascii="Times New Roman" w:hAnsi="Times New Roman" w:cs="Times New Roman" w:eastAsia="Times New Roman"/>
-                <w:color w:val="000000"/>
-                <w:sz w:val="20"/>
+                <w:rFonts w:ascii="Arial" w:hAnsi="Arial" w:cs="Arial" w:eastAsia="Arial"/>
+                <w:color w:val="000000"/>
+                <w:sz w:val="18"/>
               </w:rPr>
               <w:t xml:space="preserve">VARCHAR(15)</w:t>
             </w:r>
@@ -6928,9 +6928,9 @@
             </w:pPr>
             <w:r>
               <w:rPr>
-                <w:rFonts w:ascii="Times New Roman" w:hAnsi="Times New Roman" w:cs="Times New Roman" w:eastAsia="Times New Roman"/>
-                <w:color w:val="000000"/>
-                <w:sz w:val="20"/>
+                <w:rFonts w:ascii="Arial" w:hAnsi="Arial" w:cs="Arial" w:eastAsia="Arial"/>
+                <w:color w:val="000000"/>
+                <w:sz w:val="18"/>
               </w:rPr>
               <w:t xml:space="preserve">No</w:t>
             </w:r>
@@ -6966,9 +6966,9 @@
             </w:pPr>
             <w:r>
               <w:rPr>
-                <w:rFonts w:ascii="Times New Roman" w:hAnsi="Times New Roman" w:cs="Times New Roman" w:eastAsia="Times New Roman"/>
-                <w:color w:val="000000"/>
-                <w:sz w:val="20"/>
+                <w:rFonts w:ascii="Arial" w:hAnsi="Arial" w:cs="Arial" w:eastAsia="Arial"/>
+                <w:color w:val="000000"/>
+                <w:sz w:val="18"/>
               </w:rPr>
               <w:t xml:space="preserve">Teléfono de contacto</w:t>
             </w:r>
@@ -6991,9 +6991,9 @@
             </w:pPr>
             <w:r>
               <w:rPr>
-                <w:rFonts w:ascii="Times New Roman" w:hAnsi="Times New Roman" w:cs="Times New Roman" w:eastAsia="Times New Roman"/>
-                <w:color w:val="000000"/>
-                <w:sz w:val="20"/>
+                <w:rFonts w:ascii="Arial" w:hAnsi="Arial" w:cs="Arial" w:eastAsia="Arial"/>
+                <w:color w:val="000000"/>
+                <w:sz w:val="18"/>
               </w:rPr>
               <w:t xml:space="preserve">correo</w:t>
             </w:r>
@@ -7014,9 +7014,9 @@
             </w:pPr>
             <w:r>
               <w:rPr>
-                <w:rFonts w:ascii="Times New Roman" w:hAnsi="Times New Roman" w:cs="Times New Roman" w:eastAsia="Times New Roman"/>
-                <w:color w:val="000000"/>
-                <w:sz w:val="20"/>
+                <w:rFonts w:ascii="Arial" w:hAnsi="Arial" w:cs="Arial" w:eastAsia="Arial"/>
+                <w:color w:val="000000"/>
+                <w:sz w:val="18"/>
               </w:rPr>
               <w:t xml:space="preserve">VARCHAR(150)</w:t>
             </w:r>
@@ -7037,9 +7037,9 @@
             </w:pPr>
             <w:r>
               <w:rPr>
-                <w:rFonts w:ascii="Times New Roman" w:hAnsi="Times New Roman" w:cs="Times New Roman" w:eastAsia="Times New Roman"/>
-                <w:color w:val="000000"/>
-                <w:sz w:val="20"/>
+                <w:rFonts w:ascii="Arial" w:hAnsi="Arial" w:cs="Arial" w:eastAsia="Arial"/>
+                <w:color w:val="000000"/>
+                <w:sz w:val="18"/>
               </w:rPr>
               <w:t xml:space="preserve">Sí</w:t>
             </w:r>
@@ -7075,9 +7075,9 @@
             </w:pPr>
             <w:r>
               <w:rPr>
-                <w:rFonts w:ascii="Times New Roman" w:hAnsi="Times New Roman" w:cs="Times New Roman" w:eastAsia="Times New Roman"/>
-                <w:color w:val="000000"/>
-                <w:sz w:val="20"/>
+                <w:rFonts w:ascii="Arial" w:hAnsi="Arial" w:cs="Arial" w:eastAsia="Arial"/>
+                <w:color w:val="000000"/>
+                <w:sz w:val="18"/>
               </w:rPr>
               <w:t xml:space="preserve">Correo electrónico</w:t>
             </w:r>
@@ -7100,9 +7100,9 @@
             </w:pPr>
             <w:r>
               <w:rPr>
-                <w:rFonts w:ascii="Times New Roman" w:hAnsi="Times New Roman" w:cs="Times New Roman" w:eastAsia="Times New Roman"/>
-                <w:color w:val="000000"/>
-                <w:sz w:val="20"/>
+                <w:rFonts w:ascii="Arial" w:hAnsi="Arial" w:cs="Arial" w:eastAsia="Arial"/>
+                <w:color w:val="000000"/>
+                <w:sz w:val="18"/>
               </w:rPr>
               <w:t xml:space="preserve">direccion</w:t>
             </w:r>
@@ -7123,9 +7123,9 @@
             </w:pPr>
             <w:r>
               <w:rPr>
-                <w:rFonts w:ascii="Times New Roman" w:hAnsi="Times New Roman" w:cs="Times New Roman" w:eastAsia="Times New Roman"/>
-                <w:color w:val="000000"/>
-                <w:sz w:val="20"/>
+                <w:rFonts w:ascii="Arial" w:hAnsi="Arial" w:cs="Arial" w:eastAsia="Arial"/>
+                <w:color w:val="000000"/>
+                <w:sz w:val="18"/>
               </w:rPr>
               <w:t xml:space="preserve">VARCHAR(250)</w:t>
             </w:r>
@@ -7146,9 +7146,9 @@
             </w:pPr>
             <w:r>
               <w:rPr>
-                <w:rFonts w:ascii="Times New Roman" w:hAnsi="Times New Roman" w:cs="Times New Roman" w:eastAsia="Times New Roman"/>
-                <w:color w:val="000000"/>
-                <w:sz w:val="20"/>
+                <w:rFonts w:ascii="Arial" w:hAnsi="Arial" w:cs="Arial" w:eastAsia="Arial"/>
+                <w:color w:val="000000"/>
+                <w:sz w:val="18"/>
               </w:rPr>
               <w:t xml:space="preserve">Sí</w:t>
             </w:r>
@@ -7184,9 +7184,9 @@
             </w:pPr>
             <w:r>
               <w:rPr>
-                <w:rFonts w:ascii="Times New Roman" w:hAnsi="Times New Roman" w:cs="Times New Roman" w:eastAsia="Times New Roman"/>
-                <w:color w:val="000000"/>
-                <w:sz w:val="20"/>
+                <w:rFonts w:ascii="Arial" w:hAnsi="Arial" w:cs="Arial" w:eastAsia="Arial"/>
+                <w:color w:val="000000"/>
+                <w:sz w:val="18"/>
               </w:rPr>
               <w:t xml:space="preserve">Dirección</w:t>
             </w:r>
@@ -7211,9 +7211,9 @@
             </w:pPr>
             <w:r>
               <w:rPr>
-                <w:rFonts w:ascii="Times New Roman" w:hAnsi="Times New Roman" w:cs="Times New Roman" w:eastAsia="Times New Roman"/>
-                <w:color w:val="000000"/>
-                <w:sz w:val="20"/>
+                <w:rFonts w:ascii="Arial" w:hAnsi="Arial" w:cs="Arial" w:eastAsia="Arial"/>
+                <w:color w:val="000000"/>
+                <w:sz w:val="18"/>
               </w:rPr>
               <w:t xml:space="preserve">fechaRegistro</w:t>
             </w:r>
@@ -7236,9 +7236,9 @@
             </w:pPr>
             <w:r>
               <w:rPr>
-                <w:rFonts w:ascii="Times New Roman" w:hAnsi="Times New Roman" w:cs="Times New Roman" w:eastAsia="Times New Roman"/>
-                <w:color w:val="000000"/>
-                <w:sz w:val="20"/>
+                <w:rFonts w:ascii="Arial" w:hAnsi="Arial" w:cs="Arial" w:eastAsia="Arial"/>
+                <w:color w:val="000000"/>
+                <w:sz w:val="18"/>
               </w:rPr>
               <w:t xml:space="preserve">DATETIME</w:t>
             </w:r>
@@ -7261,9 +7261,9 @@
             </w:pPr>
             <w:r>
               <w:rPr>
-                <w:rFonts w:ascii="Times New Roman" w:hAnsi="Times New Roman" w:cs="Times New Roman" w:eastAsia="Times New Roman"/>
-                <w:color w:val="000000"/>
-                <w:sz w:val="20"/>
+                <w:rFonts w:ascii="Arial" w:hAnsi="Arial" w:cs="Arial" w:eastAsia="Arial"/>
+                <w:color w:val="000000"/>
+                <w:sz w:val="18"/>
               </w:rPr>
               <w:t xml:space="preserve">No</w:t>
             </w:r>
@@ -7303,9 +7303,9 @@
             </w:pPr>
             <w:r>
               <w:rPr>
-                <w:rFonts w:ascii="Times New Roman" w:hAnsi="Times New Roman" w:cs="Times New Roman" w:eastAsia="Times New Roman"/>
-                <w:color w:val="000000"/>
-                <w:sz w:val="20"/>
+                <w:rFonts w:ascii="Arial" w:hAnsi="Arial" w:cs="Arial" w:eastAsia="Arial"/>
+                <w:color w:val="000000"/>
+                <w:sz w:val="18"/>
               </w:rPr>
               <w:t xml:space="preserve">Fecha de registro</w:t>
             </w:r>
@@ -7338,10 +7338,10 @@
       </w:pPr>
       <w:r>
         <w:rPr>
-          <w:rFonts w:ascii="Times New Roman" w:hAnsi="Times New Roman" w:cs="Times New Roman" w:eastAsia="Times New Roman"/>
+          <w:rFonts w:ascii="Arial" w:hAnsi="Arial" w:cs="Arial" w:eastAsia="Arial"/>
           <w:b/>
           <w:color w:val="000000"/>
-          <w:sz w:val="24"/>
+          <w:sz w:val="22"/>
         </w:rPr>
         <w:t>Tabla 10</w:t>
       </w:r>
@@ -7353,10 +7353,10 @@
       </w:pPr>
       <w:r>
         <w:rPr>
-          <w:rFonts w:ascii="Times New Roman" w:hAnsi="Times New Roman" w:cs="Times New Roman" w:eastAsia="Times New Roman"/>
+          <w:rFonts w:ascii="Arial" w:hAnsi="Arial" w:cs="Arial" w:eastAsia="Arial"/>
           <w:i/>
           <w:color w:val="000000"/>
-          <w:sz w:val="24"/>
+          <w:sz w:val="22"/>
         </w:rPr>
         <w:t>Diccionario de datos de la tabla mascota</w:t>
       </w:r>
@@ -7404,10 +7404,10 @@
             </w:pPr>
             <w:r>
               <w:rPr>
-                <w:rFonts w:ascii="Times New Roman" w:hAnsi="Times New Roman" w:cs="Times New Roman" w:eastAsia="Times New Roman"/>
+                <w:rFonts w:ascii="Arial" w:hAnsi="Arial" w:cs="Arial" w:eastAsia="Arial"/>
                 <w:b/>
                 <w:color w:val="000000"/>
-                <w:sz w:val="20"/>
+                <w:sz w:val="18"/>
               </w:rPr>
               <w:t xml:space="preserve">Campo</w:t>
             </w:r>
@@ -7432,10 +7432,10 @@
             </w:pPr>
             <w:r>
               <w:rPr>
-                <w:rFonts w:ascii="Times New Roman" w:hAnsi="Times New Roman" w:cs="Times New Roman" w:eastAsia="Times New Roman"/>
+                <w:rFonts w:ascii="Arial" w:hAnsi="Arial" w:cs="Arial" w:eastAsia="Arial"/>
                 <w:b/>
                 <w:color w:val="000000"/>
-                <w:sz w:val="20"/>
+                <w:sz w:val="18"/>
               </w:rPr>
               <w:t xml:space="preserve">Tipo</w:t>
             </w:r>
@@ -7460,10 +7460,10 @@
             </w:pPr>
             <w:r>
               <w:rPr>
-                <w:rFonts w:ascii="Times New Roman" w:hAnsi="Times New Roman" w:cs="Times New Roman" w:eastAsia="Times New Roman"/>
+                <w:rFonts w:ascii="Arial" w:hAnsi="Arial" w:cs="Arial" w:eastAsia="Arial"/>
                 <w:b/>
                 <w:color w:val="000000"/>
-                <w:sz w:val="20"/>
+                <w:sz w:val="18"/>
               </w:rPr>
               <w:t xml:space="preserve">Nulo</w:t>
             </w:r>
@@ -7488,10 +7488,10 @@
             </w:pPr>
             <w:r>
               <w:rPr>
-                <w:rFonts w:ascii="Times New Roman" w:hAnsi="Times New Roman" w:cs="Times New Roman" w:eastAsia="Times New Roman"/>
+                <w:rFonts w:ascii="Arial" w:hAnsi="Arial" w:cs="Arial" w:eastAsia="Arial"/>
                 <w:b/>
                 <w:color w:val="000000"/>
-                <w:sz w:val="20"/>
+                <w:sz w:val="18"/>
               </w:rPr>
               <w:t xml:space="preserve">Clave</w:t>
             </w:r>
@@ -7516,10 +7516,10 @@
             </w:pPr>
             <w:r>
               <w:rPr>
-                <w:rFonts w:ascii="Times New Roman" w:hAnsi="Times New Roman" w:cs="Times New Roman" w:eastAsia="Times New Roman"/>
+                <w:rFonts w:ascii="Arial" w:hAnsi="Arial" w:cs="Arial" w:eastAsia="Arial"/>
                 <w:b/>
                 <w:color w:val="000000"/>
-                <w:sz w:val="20"/>
+                <w:sz w:val="18"/>
               </w:rPr>
               <w:t xml:space="preserve">Descripción</w:t>
             </w:r>
@@ -7542,9 +7542,9 @@
             </w:pPr>
             <w:r>
               <w:rPr>
-                <w:rFonts w:ascii="Times New Roman" w:hAnsi="Times New Roman" w:cs="Times New Roman" w:eastAsia="Times New Roman"/>
-                <w:color w:val="000000"/>
-                <w:sz w:val="20"/>
+                <w:rFonts w:ascii="Arial" w:hAnsi="Arial" w:cs="Arial" w:eastAsia="Arial"/>
+                <w:color w:val="000000"/>
+                <w:sz w:val="18"/>
               </w:rPr>
               <w:t xml:space="preserve">idMascota</w:t>
             </w:r>
@@ -7565,9 +7565,9 @@
             </w:pPr>
             <w:r>
               <w:rPr>
-                <w:rFonts w:ascii="Times New Roman" w:hAnsi="Times New Roman" w:cs="Times New Roman" w:eastAsia="Times New Roman"/>
-                <w:color w:val="000000"/>
-                <w:sz w:val="20"/>
+                <w:rFonts w:ascii="Arial" w:hAnsi="Arial" w:cs="Arial" w:eastAsia="Arial"/>
+                <w:color w:val="000000"/>
+                <w:sz w:val="18"/>
               </w:rPr>
               <w:t xml:space="preserve">INT IDENTITY</w:t>
             </w:r>
@@ -7588,9 +7588,9 @@
             </w:pPr>
             <w:r>
               <w:rPr>
-                <w:rFonts w:ascii="Times New Roman" w:hAnsi="Times New Roman" w:cs="Times New Roman" w:eastAsia="Times New Roman"/>
-                <w:color w:val="000000"/>
-                <w:sz w:val="20"/>
+                <w:rFonts w:ascii="Arial" w:hAnsi="Arial" w:cs="Arial" w:eastAsia="Arial"/>
+                <w:color w:val="000000"/>
+                <w:sz w:val="18"/>
               </w:rPr>
               <w:t xml:space="preserve">No</w:t>
             </w:r>
@@ -7611,9 +7611,9 @@
             </w:pPr>
             <w:r>
               <w:rPr>
-                <w:rFonts w:ascii="Times New Roman" w:hAnsi="Times New Roman" w:cs="Times New Roman" w:eastAsia="Times New Roman"/>
-                <w:color w:val="000000"/>
-                <w:sz w:val="20"/>
+                <w:rFonts w:ascii="Arial" w:hAnsi="Arial" w:cs="Arial" w:eastAsia="Arial"/>
+                <w:color w:val="000000"/>
+                <w:sz w:val="18"/>
               </w:rPr>
               <w:t xml:space="preserve">PK</w:t>
             </w:r>
@@ -7634,9 +7634,9 @@
             </w:pPr>
             <w:r>
               <w:rPr>
-                <w:rFonts w:ascii="Times New Roman" w:hAnsi="Times New Roman" w:cs="Times New Roman" w:eastAsia="Times New Roman"/>
-                <w:color w:val="000000"/>
-                <w:sz w:val="20"/>
+                <w:rFonts w:ascii="Arial" w:hAnsi="Arial" w:cs="Arial" w:eastAsia="Arial"/>
+                <w:color w:val="000000"/>
+                <w:sz w:val="18"/>
               </w:rPr>
               <w:t xml:space="preserve">Identificador</w:t>
             </w:r>
@@ -7659,9 +7659,9 @@
             </w:pPr>
             <w:r>
               <w:rPr>
-                <w:rFonts w:ascii="Times New Roman" w:hAnsi="Times New Roman" w:cs="Times New Roman" w:eastAsia="Times New Roman"/>
-                <w:color w:val="000000"/>
-                <w:sz w:val="20"/>
+                <w:rFonts w:ascii="Arial" w:hAnsi="Arial" w:cs="Arial" w:eastAsia="Arial"/>
+                <w:color w:val="000000"/>
+                <w:sz w:val="18"/>
               </w:rPr>
               <w:t xml:space="preserve">idPropietario</w:t>
             </w:r>
@@ -7682,9 +7682,9 @@
             </w:pPr>
             <w:r>
               <w:rPr>
-                <w:rFonts w:ascii="Times New Roman" w:hAnsi="Times New Roman" w:cs="Times New Roman" w:eastAsia="Times New Roman"/>
-                <w:color w:val="000000"/>
-                <w:sz w:val="20"/>
+                <w:rFonts w:ascii="Arial" w:hAnsi="Arial" w:cs="Arial" w:eastAsia="Arial"/>
+                <w:color w:val="000000"/>
+                <w:sz w:val="18"/>
               </w:rPr>
               <w:t xml:space="preserve">INT</w:t>
             </w:r>
@@ -7705,9 +7705,9 @@
             </w:pPr>
             <w:r>
               <w:rPr>
-                <w:rFonts w:ascii="Times New Roman" w:hAnsi="Times New Roman" w:cs="Times New Roman" w:eastAsia="Times New Roman"/>
-                <w:color w:val="000000"/>
-                <w:sz w:val="20"/>
+                <w:rFonts w:ascii="Arial" w:hAnsi="Arial" w:cs="Arial" w:eastAsia="Arial"/>
+                <w:color w:val="000000"/>
+                <w:sz w:val="18"/>
               </w:rPr>
               <w:t xml:space="preserve">No</w:t>
             </w:r>
@@ -7728,9 +7728,9 @@
             </w:pPr>
             <w:r>
               <w:rPr>
-                <w:rFonts w:ascii="Times New Roman" w:hAnsi="Times New Roman" w:cs="Times New Roman" w:eastAsia="Times New Roman"/>
-                <w:color w:val="000000"/>
-                <w:sz w:val="20"/>
+                <w:rFonts w:ascii="Arial" w:hAnsi="Arial" w:cs="Arial" w:eastAsia="Arial"/>
+                <w:color w:val="000000"/>
+                <w:sz w:val="18"/>
               </w:rPr>
               <w:t xml:space="preserve">FK → propietario</w:t>
             </w:r>
@@ -7751,9 +7751,9 @@
             </w:pPr>
             <w:r>
               <w:rPr>
-                <w:rFonts w:ascii="Times New Roman" w:hAnsi="Times New Roman" w:cs="Times New Roman" w:eastAsia="Times New Roman"/>
-                <w:color w:val="000000"/>
-                <w:sz w:val="20"/>
+                <w:rFonts w:ascii="Arial" w:hAnsi="Arial" w:cs="Arial" w:eastAsia="Arial"/>
+                <w:color w:val="000000"/>
+                <w:sz w:val="18"/>
               </w:rPr>
               <w:t xml:space="preserve">Dueño</w:t>
             </w:r>
@@ -7776,9 +7776,9 @@
             </w:pPr>
             <w:r>
               <w:rPr>
-                <w:rFonts w:ascii="Times New Roman" w:hAnsi="Times New Roman" w:cs="Times New Roman" w:eastAsia="Times New Roman"/>
-                <w:color w:val="000000"/>
-                <w:sz w:val="20"/>
+                <w:rFonts w:ascii="Arial" w:hAnsi="Arial" w:cs="Arial" w:eastAsia="Arial"/>
+                <w:color w:val="000000"/>
+                <w:sz w:val="18"/>
               </w:rPr>
               <w:t xml:space="preserve">nombre</w:t>
             </w:r>
@@ -7799,9 +7799,9 @@
             </w:pPr>
             <w:r>
               <w:rPr>
-                <w:rFonts w:ascii="Times New Roman" w:hAnsi="Times New Roman" w:cs="Times New Roman" w:eastAsia="Times New Roman"/>
-                <w:color w:val="000000"/>
-                <w:sz w:val="20"/>
+                <w:rFonts w:ascii="Arial" w:hAnsi="Arial" w:cs="Arial" w:eastAsia="Arial"/>
+                <w:color w:val="000000"/>
+                <w:sz w:val="18"/>
               </w:rPr>
               <w:t xml:space="preserve">VARCHAR(100)</w:t>
             </w:r>
@@ -7822,9 +7822,9 @@
             </w:pPr>
             <w:r>
               <w:rPr>
-                <w:rFonts w:ascii="Times New Roman" w:hAnsi="Times New Roman" w:cs="Times New Roman" w:eastAsia="Times New Roman"/>
-                <w:color w:val="000000"/>
-                <w:sz w:val="20"/>
+                <w:rFonts w:ascii="Arial" w:hAnsi="Arial" w:cs="Arial" w:eastAsia="Arial"/>
+                <w:color w:val="000000"/>
+                <w:sz w:val="18"/>
               </w:rPr>
               <w:t xml:space="preserve">No</w:t>
             </w:r>
@@ -7860,9 +7860,9 @@
             </w:pPr>
             <w:r>
               <w:rPr>
-                <w:rFonts w:ascii="Times New Roman" w:hAnsi="Times New Roman" w:cs="Times New Roman" w:eastAsia="Times New Roman"/>
-                <w:color w:val="000000"/>
-                <w:sz w:val="20"/>
+                <w:rFonts w:ascii="Arial" w:hAnsi="Arial" w:cs="Arial" w:eastAsia="Arial"/>
+                <w:color w:val="000000"/>
+                <w:sz w:val="18"/>
               </w:rPr>
               <w:t xml:space="preserve">Nombre de la mascota</w:t>
             </w:r>
@@ -7885,9 +7885,9 @@
             </w:pPr>
             <w:r>
               <w:rPr>
-                <w:rFonts w:ascii="Times New Roman" w:hAnsi="Times New Roman" w:cs="Times New Roman" w:eastAsia="Times New Roman"/>
-                <w:color w:val="000000"/>
-                <w:sz w:val="20"/>
+                <w:rFonts w:ascii="Arial" w:hAnsi="Arial" w:cs="Arial" w:eastAsia="Arial"/>
+                <w:color w:val="000000"/>
+                <w:sz w:val="18"/>
               </w:rPr>
               <w:t xml:space="preserve">especie</w:t>
             </w:r>
@@ -7908,9 +7908,9 @@
             </w:pPr>
             <w:r>
               <w:rPr>
-                <w:rFonts w:ascii="Times New Roman" w:hAnsi="Times New Roman" w:cs="Times New Roman" w:eastAsia="Times New Roman"/>
-                <w:color w:val="000000"/>
-                <w:sz w:val="20"/>
+                <w:rFonts w:ascii="Arial" w:hAnsi="Arial" w:cs="Arial" w:eastAsia="Arial"/>
+                <w:color w:val="000000"/>
+                <w:sz w:val="18"/>
               </w:rPr>
               <w:t xml:space="preserve">VARCHAR(50)</w:t>
             </w:r>
@@ -7931,9 +7931,9 @@
             </w:pPr>
             <w:r>
               <w:rPr>
-                <w:rFonts w:ascii="Times New Roman" w:hAnsi="Times New Roman" w:cs="Times New Roman" w:eastAsia="Times New Roman"/>
-                <w:color w:val="000000"/>
-                <w:sz w:val="20"/>
+                <w:rFonts w:ascii="Arial" w:hAnsi="Arial" w:cs="Arial" w:eastAsia="Arial"/>
+                <w:color w:val="000000"/>
+                <w:sz w:val="18"/>
               </w:rPr>
               <w:t xml:space="preserve">No</w:t>
             </w:r>
@@ -7969,9 +7969,9 @@
             </w:pPr>
             <w:r>
               <w:rPr>
-                <w:rFonts w:ascii="Times New Roman" w:hAnsi="Times New Roman" w:cs="Times New Roman" w:eastAsia="Times New Roman"/>
-                <w:color w:val="000000"/>
-                <w:sz w:val="20"/>
+                <w:rFonts w:ascii="Arial" w:hAnsi="Arial" w:cs="Arial" w:eastAsia="Arial"/>
+                <w:color w:val="000000"/>
+                <w:sz w:val="18"/>
               </w:rPr>
               <w:t xml:space="preserve">Perro, gato, etc.</w:t>
             </w:r>
@@ -7994,9 +7994,9 @@
             </w:pPr>
             <w:r>
               <w:rPr>
-                <w:rFonts w:ascii="Times New Roman" w:hAnsi="Times New Roman" w:cs="Times New Roman" w:eastAsia="Times New Roman"/>
-                <w:color w:val="000000"/>
-                <w:sz w:val="20"/>
+                <w:rFonts w:ascii="Arial" w:hAnsi="Arial" w:cs="Arial" w:eastAsia="Arial"/>
+                <w:color w:val="000000"/>
+                <w:sz w:val="18"/>
               </w:rPr>
               <w:t xml:space="preserve">raza</w:t>
             </w:r>
@@ -8017,9 +8017,9 @@
             </w:pPr>
             <w:r>
               <w:rPr>
-                <w:rFonts w:ascii="Times New Roman" w:hAnsi="Times New Roman" w:cs="Times New Roman" w:eastAsia="Times New Roman"/>
-                <w:color w:val="000000"/>
-                <w:sz w:val="20"/>
+                <w:rFonts w:ascii="Arial" w:hAnsi="Arial" w:cs="Arial" w:eastAsia="Arial"/>
+                <w:color w:val="000000"/>
+                <w:sz w:val="18"/>
               </w:rPr>
               <w:t xml:space="preserve">VARCHAR(80)</w:t>
             </w:r>
@@ -8040,9 +8040,9 @@
             </w:pPr>
             <w:r>
               <w:rPr>
-                <w:rFonts w:ascii="Times New Roman" w:hAnsi="Times New Roman" w:cs="Times New Roman" w:eastAsia="Times New Roman"/>
-                <w:color w:val="000000"/>
-                <w:sz w:val="20"/>
+                <w:rFonts w:ascii="Arial" w:hAnsi="Arial" w:cs="Arial" w:eastAsia="Arial"/>
+                <w:color w:val="000000"/>
+                <w:sz w:val="18"/>
               </w:rPr>
               <w:t xml:space="preserve">Sí</w:t>
             </w:r>
@@ -8078,9 +8078,9 @@
             </w:pPr>
             <w:r>
               <w:rPr>
-                <w:rFonts w:ascii="Times New Roman" w:hAnsi="Times New Roman" w:cs="Times New Roman" w:eastAsia="Times New Roman"/>
-                <w:color w:val="000000"/>
-                <w:sz w:val="20"/>
+                <w:rFonts w:ascii="Arial" w:hAnsi="Arial" w:cs="Arial" w:eastAsia="Arial"/>
+                <w:color w:val="000000"/>
+                <w:sz w:val="18"/>
               </w:rPr>
               <w:t xml:space="preserve">Raza</w:t>
             </w:r>
@@ -8103,9 +8103,9 @@
             </w:pPr>
             <w:r>
               <w:rPr>
-                <w:rFonts w:ascii="Times New Roman" w:hAnsi="Times New Roman" w:cs="Times New Roman" w:eastAsia="Times New Roman"/>
-                <w:color w:val="000000"/>
-                <w:sz w:val="20"/>
+                <w:rFonts w:ascii="Arial" w:hAnsi="Arial" w:cs="Arial" w:eastAsia="Arial"/>
+                <w:color w:val="000000"/>
+                <w:sz w:val="18"/>
               </w:rPr>
               <w:t xml:space="preserve">sexo</w:t>
             </w:r>
@@ -8126,9 +8126,9 @@
             </w:pPr>
             <w:r>
               <w:rPr>
-                <w:rFonts w:ascii="Times New Roman" w:hAnsi="Times New Roman" w:cs="Times New Roman" w:eastAsia="Times New Roman"/>
-                <w:color w:val="000000"/>
-                <w:sz w:val="20"/>
+                <w:rFonts w:ascii="Arial" w:hAnsi="Arial" w:cs="Arial" w:eastAsia="Arial"/>
+                <w:color w:val="000000"/>
+                <w:sz w:val="18"/>
               </w:rPr>
               <w:t xml:space="preserve">CHAR(1)</w:t>
             </w:r>
@@ -8149,9 +8149,9 @@
             </w:pPr>
             <w:r>
               <w:rPr>
-                <w:rFonts w:ascii="Times New Roman" w:hAnsi="Times New Roman" w:cs="Times New Roman" w:eastAsia="Times New Roman"/>
-                <w:color w:val="000000"/>
-                <w:sz w:val="20"/>
+                <w:rFonts w:ascii="Arial" w:hAnsi="Arial" w:cs="Arial" w:eastAsia="Arial"/>
+                <w:color w:val="000000"/>
+                <w:sz w:val="18"/>
               </w:rPr>
               <w:t xml:space="preserve">No</w:t>
             </w:r>
@@ -8172,9 +8172,9 @@
             </w:pPr>
             <w:r>
               <w:rPr>
-                <w:rFonts w:ascii="Times New Roman" w:hAnsi="Times New Roman" w:cs="Times New Roman" w:eastAsia="Times New Roman"/>
-                <w:color w:val="000000"/>
-                <w:sz w:val="20"/>
+                <w:rFonts w:ascii="Arial" w:hAnsi="Arial" w:cs="Arial" w:eastAsia="Arial"/>
+                <w:color w:val="000000"/>
+                <w:sz w:val="18"/>
               </w:rPr>
               <w:t xml:space="preserve">CHECK</w:t>
             </w:r>
@@ -8195,9 +8195,9 @@
             </w:pPr>
             <w:r>
               <w:rPr>
-                <w:rFonts w:ascii="Times New Roman" w:hAnsi="Times New Roman" w:cs="Times New Roman" w:eastAsia="Times New Roman"/>
-                <w:color w:val="000000"/>
-                <w:sz w:val="20"/>
+                <w:rFonts w:ascii="Arial" w:hAnsi="Arial" w:cs="Arial" w:eastAsia="Arial"/>
+                <w:color w:val="000000"/>
+                <w:sz w:val="18"/>
               </w:rPr>
               <w:t xml:space="preserve">M (macho) / H (hembra)</w:t>
             </w:r>
@@ -8220,9 +8220,9 @@
             </w:pPr>
             <w:r>
               <w:rPr>
-                <w:rFonts w:ascii="Times New Roman" w:hAnsi="Times New Roman" w:cs="Times New Roman" w:eastAsia="Times New Roman"/>
-                <w:color w:val="000000"/>
-                <w:sz w:val="20"/>
+                <w:rFonts w:ascii="Arial" w:hAnsi="Arial" w:cs="Arial" w:eastAsia="Arial"/>
+                <w:color w:val="000000"/>
+                <w:sz w:val="18"/>
               </w:rPr>
               <w:t xml:space="preserve">fechaNacimiento</w:t>
             </w:r>
@@ -8243,9 +8243,9 @@
             </w:pPr>
             <w:r>
               <w:rPr>
-                <w:rFonts w:ascii="Times New Roman" w:hAnsi="Times New Roman" w:cs="Times New Roman" w:eastAsia="Times New Roman"/>
-                <w:color w:val="000000"/>
-                <w:sz w:val="20"/>
+                <w:rFonts w:ascii="Arial" w:hAnsi="Arial" w:cs="Arial" w:eastAsia="Arial"/>
+                <w:color w:val="000000"/>
+                <w:sz w:val="18"/>
               </w:rPr>
               <w:t xml:space="preserve">DATE</w:t>
             </w:r>
@@ -8266,9 +8266,9 @@
             </w:pPr>
             <w:r>
               <w:rPr>
-                <w:rFonts w:ascii="Times New Roman" w:hAnsi="Times New Roman" w:cs="Times New Roman" w:eastAsia="Times New Roman"/>
-                <w:color w:val="000000"/>
-                <w:sz w:val="20"/>
+                <w:rFonts w:ascii="Arial" w:hAnsi="Arial" w:cs="Arial" w:eastAsia="Arial"/>
+                <w:color w:val="000000"/>
+                <w:sz w:val="18"/>
               </w:rPr>
               <w:t xml:space="preserve">Sí</w:t>
             </w:r>
@@ -8304,9 +8304,9 @@
             </w:pPr>
             <w:r>
               <w:rPr>
-                <w:rFonts w:ascii="Times New Roman" w:hAnsi="Times New Roman" w:cs="Times New Roman" w:eastAsia="Times New Roman"/>
-                <w:color w:val="000000"/>
-                <w:sz w:val="20"/>
+                <w:rFonts w:ascii="Arial" w:hAnsi="Arial" w:cs="Arial" w:eastAsia="Arial"/>
+                <w:color w:val="000000"/>
+                <w:sz w:val="18"/>
               </w:rPr>
               <w:t xml:space="preserve">Fecha de nacimiento</w:t>
             </w:r>
@@ -8329,9 +8329,9 @@
             </w:pPr>
             <w:r>
               <w:rPr>
-                <w:rFonts w:ascii="Times New Roman" w:hAnsi="Times New Roman" w:cs="Times New Roman" w:eastAsia="Times New Roman"/>
-                <w:color w:val="000000"/>
-                <w:sz w:val="20"/>
+                <w:rFonts w:ascii="Arial" w:hAnsi="Arial" w:cs="Arial" w:eastAsia="Arial"/>
+                <w:color w:val="000000"/>
+                <w:sz w:val="18"/>
               </w:rPr>
               <w:t xml:space="preserve">peso</w:t>
             </w:r>
@@ -8352,9 +8352,9 @@
             </w:pPr>
             <w:r>
               <w:rPr>
-                <w:rFonts w:ascii="Times New Roman" w:hAnsi="Times New Roman" w:cs="Times New Roman" w:eastAsia="Times New Roman"/>
-                <w:color w:val="000000"/>
-                <w:sz w:val="20"/>
+                <w:rFonts w:ascii="Arial" w:hAnsi="Arial" w:cs="Arial" w:eastAsia="Arial"/>
+                <w:color w:val="000000"/>
+                <w:sz w:val="18"/>
               </w:rPr>
               <w:t xml:space="preserve">DECIMAL(6,2)</w:t>
             </w:r>
@@ -8375,9 +8375,9 @@
             </w:pPr>
             <w:r>
               <w:rPr>
-                <w:rFonts w:ascii="Times New Roman" w:hAnsi="Times New Roman" w:cs="Times New Roman" w:eastAsia="Times New Roman"/>
-                <w:color w:val="000000"/>
-                <w:sz w:val="20"/>
+                <w:rFonts w:ascii="Arial" w:hAnsi="Arial" w:cs="Arial" w:eastAsia="Arial"/>
+                <w:color w:val="000000"/>
+                <w:sz w:val="18"/>
               </w:rPr>
               <w:t xml:space="preserve">Sí</w:t>
             </w:r>
@@ -8398,9 +8398,9 @@
             </w:pPr>
             <w:r>
               <w:rPr>
-                <w:rFonts w:ascii="Times New Roman" w:hAnsi="Times New Roman" w:cs="Times New Roman" w:eastAsia="Times New Roman"/>
-                <w:color w:val="000000"/>
-                <w:sz w:val="20"/>
+                <w:rFonts w:ascii="Arial" w:hAnsi="Arial" w:cs="Arial" w:eastAsia="Arial"/>
+                <w:color w:val="000000"/>
+                <w:sz w:val="18"/>
               </w:rPr>
               <w:t xml:space="preserve">CHECK &gt; 0</w:t>
             </w:r>
@@ -8421,9 +8421,9 @@
             </w:pPr>
             <w:r>
               <w:rPr>
-                <w:rFonts w:ascii="Times New Roman" w:hAnsi="Times New Roman" w:cs="Times New Roman" w:eastAsia="Times New Roman"/>
-                <w:color w:val="000000"/>
-                <w:sz w:val="20"/>
+                <w:rFonts w:ascii="Arial" w:hAnsi="Arial" w:cs="Arial" w:eastAsia="Arial"/>
+                <w:color w:val="000000"/>
+                <w:sz w:val="18"/>
               </w:rPr>
               <w:t xml:space="preserve">Peso en kg</w:t>
             </w:r>
@@ -8446,9 +8446,9 @@
             </w:pPr>
             <w:r>
               <w:rPr>
-                <w:rFonts w:ascii="Times New Roman" w:hAnsi="Times New Roman" w:cs="Times New Roman" w:eastAsia="Times New Roman"/>
-                <w:color w:val="000000"/>
-                <w:sz w:val="20"/>
+                <w:rFonts w:ascii="Arial" w:hAnsi="Arial" w:cs="Arial" w:eastAsia="Arial"/>
+                <w:color w:val="000000"/>
+                <w:sz w:val="18"/>
               </w:rPr>
               <w:t xml:space="preserve">color</w:t>
             </w:r>
@@ -8469,9 +8469,9 @@
             </w:pPr>
             <w:r>
               <w:rPr>
-                <w:rFonts w:ascii="Times New Roman" w:hAnsi="Times New Roman" w:cs="Times New Roman" w:eastAsia="Times New Roman"/>
-                <w:color w:val="000000"/>
-                <w:sz w:val="20"/>
+                <w:rFonts w:ascii="Arial" w:hAnsi="Arial" w:cs="Arial" w:eastAsia="Arial"/>
+                <w:color w:val="000000"/>
+                <w:sz w:val="18"/>
               </w:rPr>
               <w:t xml:space="preserve">VARCHAR(50)</w:t>
             </w:r>
@@ -8492,9 +8492,9 @@
             </w:pPr>
             <w:r>
               <w:rPr>
-                <w:rFonts w:ascii="Times New Roman" w:hAnsi="Times New Roman" w:cs="Times New Roman" w:eastAsia="Times New Roman"/>
-                <w:color w:val="000000"/>
-                <w:sz w:val="20"/>
+                <w:rFonts w:ascii="Arial" w:hAnsi="Arial" w:cs="Arial" w:eastAsia="Arial"/>
+                <w:color w:val="000000"/>
+                <w:sz w:val="18"/>
               </w:rPr>
               <w:t xml:space="preserve">Sí</w:t>
             </w:r>
@@ -8530,9 +8530,9 @@
             </w:pPr>
             <w:r>
               <w:rPr>
-                <w:rFonts w:ascii="Times New Roman" w:hAnsi="Times New Roman" w:cs="Times New Roman" w:eastAsia="Times New Roman"/>
-                <w:color w:val="000000"/>
-                <w:sz w:val="20"/>
+                <w:rFonts w:ascii="Arial" w:hAnsi="Arial" w:cs="Arial" w:eastAsia="Arial"/>
+                <w:color w:val="000000"/>
+                <w:sz w:val="18"/>
               </w:rPr>
               <w:t xml:space="preserve">Color</w:t>
             </w:r>
@@ -8557,9 +8557,9 @@
             </w:pPr>
             <w:r>
               <w:rPr>
-                <w:rFonts w:ascii="Times New Roman" w:hAnsi="Times New Roman" w:cs="Times New Roman" w:eastAsia="Times New Roman"/>
-                <w:color w:val="000000"/>
-                <w:sz w:val="20"/>
+                <w:rFonts w:ascii="Arial" w:hAnsi="Arial" w:cs="Arial" w:eastAsia="Arial"/>
+                <w:color w:val="000000"/>
+                <w:sz w:val="18"/>
               </w:rPr>
               <w:t xml:space="preserve">fechaRegistro</w:t>
             </w:r>
@@ -8582,9 +8582,9 @@
             </w:pPr>
             <w:r>
               <w:rPr>
-                <w:rFonts w:ascii="Times New Roman" w:hAnsi="Times New Roman" w:cs="Times New Roman" w:eastAsia="Times New Roman"/>
-                <w:color w:val="000000"/>
-                <w:sz w:val="20"/>
+                <w:rFonts w:ascii="Arial" w:hAnsi="Arial" w:cs="Arial" w:eastAsia="Arial"/>
+                <w:color w:val="000000"/>
+                <w:sz w:val="18"/>
               </w:rPr>
               <w:t xml:space="preserve">DATETIME</w:t>
             </w:r>
@@ -8607,9 +8607,9 @@
             </w:pPr>
             <w:r>
               <w:rPr>
-                <w:rFonts w:ascii="Times New Roman" w:hAnsi="Times New Roman" w:cs="Times New Roman" w:eastAsia="Times New Roman"/>
-                <w:color w:val="000000"/>
-                <w:sz w:val="20"/>
+                <w:rFonts w:ascii="Arial" w:hAnsi="Arial" w:cs="Arial" w:eastAsia="Arial"/>
+                <w:color w:val="000000"/>
+                <w:sz w:val="18"/>
               </w:rPr>
               <w:t xml:space="preserve">No</w:t>
             </w:r>
@@ -8649,9 +8649,9 @@
             </w:pPr>
             <w:r>
               <w:rPr>
-                <w:rFonts w:ascii="Times New Roman" w:hAnsi="Times New Roman" w:cs="Times New Roman" w:eastAsia="Times New Roman"/>
-                <w:color w:val="000000"/>
-                <w:sz w:val="20"/>
+                <w:rFonts w:ascii="Arial" w:hAnsi="Arial" w:cs="Arial" w:eastAsia="Arial"/>
+                <w:color w:val="000000"/>
+                <w:sz w:val="18"/>
               </w:rPr>
               <w:t xml:space="preserve">Fecha de registro</w:t>
             </w:r>
@@ -8684,10 +8684,10 @@
       </w:pPr>
       <w:r>
         <w:rPr>
-          <w:rFonts w:ascii="Times New Roman" w:hAnsi="Times New Roman" w:cs="Times New Roman" w:eastAsia="Times New Roman"/>
+          <w:rFonts w:ascii="Arial" w:hAnsi="Arial" w:cs="Arial" w:eastAsia="Arial"/>
           <w:b/>
           <w:color w:val="000000"/>
-          <w:sz w:val="24"/>
+          <w:sz w:val="22"/>
         </w:rPr>
         <w:t>Tabla 11</w:t>
       </w:r>
@@ -8699,10 +8699,10 @@
       </w:pPr>
       <w:r>
         <w:rPr>
-          <w:rFonts w:ascii="Times New Roman" w:hAnsi="Times New Roman" w:cs="Times New Roman" w:eastAsia="Times New Roman"/>
+          <w:rFonts w:ascii="Arial" w:hAnsi="Arial" w:cs="Arial" w:eastAsia="Arial"/>
           <w:i/>
           <w:color w:val="000000"/>
-          <w:sz w:val="24"/>
+          <w:sz w:val="22"/>
         </w:rPr>
         <w:t>Diccionario de datos de la tabla vacuna</w:t>
       </w:r>
@@ -8750,10 +8750,10 @@
             </w:pPr>
             <w:r>
               <w:rPr>
-                <w:rFonts w:ascii="Times New Roman" w:hAnsi="Times New Roman" w:cs="Times New Roman" w:eastAsia="Times New Roman"/>
+                <w:rFonts w:ascii="Arial" w:hAnsi="Arial" w:cs="Arial" w:eastAsia="Arial"/>
                 <w:b/>
                 <w:color w:val="000000"/>
-                <w:sz w:val="20"/>
+                <w:sz w:val="18"/>
               </w:rPr>
               <w:t xml:space="preserve">Campo</w:t>
             </w:r>
@@ -8778,10 +8778,10 @@
             </w:pPr>
             <w:r>
               <w:rPr>
-                <w:rFonts w:ascii="Times New Roman" w:hAnsi="Times New Roman" w:cs="Times New Roman" w:eastAsia="Times New Roman"/>
+                <w:rFonts w:ascii="Arial" w:hAnsi="Arial" w:cs="Arial" w:eastAsia="Arial"/>
                 <w:b/>
                 <w:color w:val="000000"/>
-                <w:sz w:val="20"/>
+                <w:sz w:val="18"/>
               </w:rPr>
               <w:t xml:space="preserve">Tipo</w:t>
             </w:r>
@@ -8806,10 +8806,10 @@
             </w:pPr>
             <w:r>
               <w:rPr>
-                <w:rFonts w:ascii="Times New Roman" w:hAnsi="Times New Roman" w:cs="Times New Roman" w:eastAsia="Times New Roman"/>
+                <w:rFonts w:ascii="Arial" w:hAnsi="Arial" w:cs="Arial" w:eastAsia="Arial"/>
                 <w:b/>
                 <w:color w:val="000000"/>
-                <w:sz w:val="20"/>
+                <w:sz w:val="18"/>
               </w:rPr>
               <w:t xml:space="preserve">Nulo</w:t>
             </w:r>
@@ -8834,10 +8834,10 @@
             </w:pPr>
             <w:r>
               <w:rPr>
-                <w:rFonts w:ascii="Times New Roman" w:hAnsi="Times New Roman" w:cs="Times New Roman" w:eastAsia="Times New Roman"/>
+                <w:rFonts w:ascii="Arial" w:hAnsi="Arial" w:cs="Arial" w:eastAsia="Arial"/>
                 <w:b/>
                 <w:color w:val="000000"/>
-                <w:sz w:val="20"/>
+                <w:sz w:val="18"/>
               </w:rPr>
               <w:t xml:space="preserve">Clave</w:t>
             </w:r>
@@ -8862,10 +8862,10 @@
             </w:pPr>
             <w:r>
               <w:rPr>
-                <w:rFonts w:ascii="Times New Roman" w:hAnsi="Times New Roman" w:cs="Times New Roman" w:eastAsia="Times New Roman"/>
+                <w:rFonts w:ascii="Arial" w:hAnsi="Arial" w:cs="Arial" w:eastAsia="Arial"/>
                 <w:b/>
                 <w:color w:val="000000"/>
-                <w:sz w:val="20"/>
+                <w:sz w:val="18"/>
               </w:rPr>
               <w:t xml:space="preserve">Descripción</w:t>
             </w:r>
@@ -8888,9 +8888,9 @@
             </w:pPr>
             <w:r>
               <w:rPr>
-                <w:rFonts w:ascii="Times New Roman" w:hAnsi="Times New Roman" w:cs="Times New Roman" w:eastAsia="Times New Roman"/>
-                <w:color w:val="000000"/>
-                <w:sz w:val="20"/>
+                <w:rFonts w:ascii="Arial" w:hAnsi="Arial" w:cs="Arial" w:eastAsia="Arial"/>
+                <w:color w:val="000000"/>
+                <w:sz w:val="18"/>
               </w:rPr>
               <w:t xml:space="preserve">idVacuna</w:t>
             </w:r>
@@ -8911,9 +8911,9 @@
             </w:pPr>
             <w:r>
               <w:rPr>
-                <w:rFonts w:ascii="Times New Roman" w:hAnsi="Times New Roman" w:cs="Times New Roman" w:eastAsia="Times New Roman"/>
-                <w:color w:val="000000"/>
-                <w:sz w:val="20"/>
+                <w:rFonts w:ascii="Arial" w:hAnsi="Arial" w:cs="Arial" w:eastAsia="Arial"/>
+                <w:color w:val="000000"/>
+                <w:sz w:val="18"/>
               </w:rPr>
               <w:t xml:space="preserve">INT IDENTITY</w:t>
             </w:r>
@@ -8934,9 +8934,9 @@
             </w:pPr>
             <w:r>
               <w:rPr>
-                <w:rFonts w:ascii="Times New Roman" w:hAnsi="Times New Roman" w:cs="Times New Roman" w:eastAsia="Times New Roman"/>
-                <w:color w:val="000000"/>
-                <w:sz w:val="20"/>
+                <w:rFonts w:ascii="Arial" w:hAnsi="Arial" w:cs="Arial" w:eastAsia="Arial"/>
+                <w:color w:val="000000"/>
+                <w:sz w:val="18"/>
               </w:rPr>
               <w:t xml:space="preserve">No</w:t>
             </w:r>
@@ -8957,9 +8957,9 @@
             </w:pPr>
             <w:r>
               <w:rPr>
-                <w:rFonts w:ascii="Times New Roman" w:hAnsi="Times New Roman" w:cs="Times New Roman" w:eastAsia="Times New Roman"/>
-                <w:color w:val="000000"/>
-                <w:sz w:val="20"/>
+                <w:rFonts w:ascii="Arial" w:hAnsi="Arial" w:cs="Arial" w:eastAsia="Arial"/>
+                <w:color w:val="000000"/>
+                <w:sz w:val="18"/>
               </w:rPr>
               <w:t xml:space="preserve">PK</w:t>
             </w:r>
@@ -8980,9 +8980,9 @@
             </w:pPr>
             <w:r>
               <w:rPr>
-                <w:rFonts w:ascii="Times New Roman" w:hAnsi="Times New Roman" w:cs="Times New Roman" w:eastAsia="Times New Roman"/>
-                <w:color w:val="000000"/>
-                <w:sz w:val="20"/>
+                <w:rFonts w:ascii="Arial" w:hAnsi="Arial" w:cs="Arial" w:eastAsia="Arial"/>
+                <w:color w:val="000000"/>
+                <w:sz w:val="18"/>
               </w:rPr>
               <w:t xml:space="preserve">Identificador</w:t>
             </w:r>
@@ -9005,9 +9005,9 @@
             </w:pPr>
             <w:r>
               <w:rPr>
-                <w:rFonts w:ascii="Times New Roman" w:hAnsi="Times New Roman" w:cs="Times New Roman" w:eastAsia="Times New Roman"/>
-                <w:color w:val="000000"/>
-                <w:sz w:val="20"/>
+                <w:rFonts w:ascii="Arial" w:hAnsi="Arial" w:cs="Arial" w:eastAsia="Arial"/>
+                <w:color w:val="000000"/>
+                <w:sz w:val="18"/>
               </w:rPr>
               <w:t xml:space="preserve">nombre</w:t>
             </w:r>
@@ -9028,9 +9028,9 @@
             </w:pPr>
             <w:r>
               <w:rPr>
-                <w:rFonts w:ascii="Times New Roman" w:hAnsi="Times New Roman" w:cs="Times New Roman" w:eastAsia="Times New Roman"/>
-                <w:color w:val="000000"/>
-                <w:sz w:val="20"/>
+                <w:rFonts w:ascii="Arial" w:hAnsi="Arial" w:cs="Arial" w:eastAsia="Arial"/>
+                <w:color w:val="000000"/>
+                <w:sz w:val="18"/>
               </w:rPr>
               <w:t xml:space="preserve">VARCHAR(100)</w:t>
             </w:r>
@@ -9051,9 +9051,9 @@
             </w:pPr>
             <w:r>
               <w:rPr>
-                <w:rFonts w:ascii="Times New Roman" w:hAnsi="Times New Roman" w:cs="Times New Roman" w:eastAsia="Times New Roman"/>
-                <w:color w:val="000000"/>
-                <w:sz w:val="20"/>
+                <w:rFonts w:ascii="Arial" w:hAnsi="Arial" w:cs="Arial" w:eastAsia="Arial"/>
+                <w:color w:val="000000"/>
+                <w:sz w:val="18"/>
               </w:rPr>
               <w:t xml:space="preserve">No</w:t>
             </w:r>
@@ -9074,9 +9074,9 @@
             </w:pPr>
             <w:r>
               <w:rPr>
-                <w:rFonts w:ascii="Times New Roman" w:hAnsi="Times New Roman" w:cs="Times New Roman" w:eastAsia="Times New Roman"/>
-                <w:color w:val="000000"/>
-                <w:sz w:val="20"/>
+                <w:rFonts w:ascii="Arial" w:hAnsi="Arial" w:cs="Arial" w:eastAsia="Arial"/>
+                <w:color w:val="000000"/>
+                <w:sz w:val="18"/>
               </w:rPr>
               <w:t xml:space="preserve">UNIQUE</w:t>
             </w:r>
@@ -9097,9 +9097,9 @@
             </w:pPr>
             <w:r>
               <w:rPr>
-                <w:rFonts w:ascii="Times New Roman" w:hAnsi="Times New Roman" w:cs="Times New Roman" w:eastAsia="Times New Roman"/>
-                <w:color w:val="000000"/>
-                <w:sz w:val="20"/>
+                <w:rFonts w:ascii="Arial" w:hAnsi="Arial" w:cs="Arial" w:eastAsia="Arial"/>
+                <w:color w:val="000000"/>
+                <w:sz w:val="18"/>
               </w:rPr>
               <w:t xml:space="preserve">Nombre de la vacuna</w:t>
             </w:r>
@@ -9122,9 +9122,9 @@
             </w:pPr>
             <w:r>
               <w:rPr>
-                <w:rFonts w:ascii="Times New Roman" w:hAnsi="Times New Roman" w:cs="Times New Roman" w:eastAsia="Times New Roman"/>
-                <w:color w:val="000000"/>
-                <w:sz w:val="20"/>
+                <w:rFonts w:ascii="Arial" w:hAnsi="Arial" w:cs="Arial" w:eastAsia="Arial"/>
+                <w:color w:val="000000"/>
+                <w:sz w:val="18"/>
               </w:rPr>
               <w:t xml:space="preserve">descripcion</w:t>
             </w:r>
@@ -9145,9 +9145,9 @@
             </w:pPr>
             <w:r>
               <w:rPr>
-                <w:rFonts w:ascii="Times New Roman" w:hAnsi="Times New Roman" w:cs="Times New Roman" w:eastAsia="Times New Roman"/>
-                <w:color w:val="000000"/>
-                <w:sz w:val="20"/>
+                <w:rFonts w:ascii="Arial" w:hAnsi="Arial" w:cs="Arial" w:eastAsia="Arial"/>
+                <w:color w:val="000000"/>
+                <w:sz w:val="18"/>
               </w:rPr>
               <w:t xml:space="preserve">VARCHAR(250)</w:t>
             </w:r>
@@ -9168,9 +9168,9 @@
             </w:pPr>
             <w:r>
               <w:rPr>
-                <w:rFonts w:ascii="Times New Roman" w:hAnsi="Times New Roman" w:cs="Times New Roman" w:eastAsia="Times New Roman"/>
-                <w:color w:val="000000"/>
-                <w:sz w:val="20"/>
+                <w:rFonts w:ascii="Arial" w:hAnsi="Arial" w:cs="Arial" w:eastAsia="Arial"/>
+                <w:color w:val="000000"/>
+                <w:sz w:val="18"/>
               </w:rPr>
               <w:t xml:space="preserve">Sí</w:t>
             </w:r>
@@ -9206,9 +9206,9 @@
             </w:pPr>
             <w:r>
               <w:rPr>
-                <w:rFonts w:ascii="Times New Roman" w:hAnsi="Times New Roman" w:cs="Times New Roman" w:eastAsia="Times New Roman"/>
-                <w:color w:val="000000"/>
-                <w:sz w:val="20"/>
+                <w:rFonts w:ascii="Arial" w:hAnsi="Arial" w:cs="Arial" w:eastAsia="Arial"/>
+                <w:color w:val="000000"/>
+                <w:sz w:val="18"/>
               </w:rPr>
               <w:t xml:space="preserve">Descripción</w:t>
             </w:r>
@@ -9231,9 +9231,9 @@
             </w:pPr>
             <w:r>
               <w:rPr>
-                <w:rFonts w:ascii="Times New Roman" w:hAnsi="Times New Roman" w:cs="Times New Roman" w:eastAsia="Times New Roman"/>
-                <w:color w:val="000000"/>
-                <w:sz w:val="20"/>
+                <w:rFonts w:ascii="Arial" w:hAnsi="Arial" w:cs="Arial" w:eastAsia="Arial"/>
+                <w:color w:val="000000"/>
+                <w:sz w:val="18"/>
               </w:rPr>
               <w:t xml:space="preserve">especieDestino</w:t>
             </w:r>
@@ -9254,9 +9254,9 @@
             </w:pPr>
             <w:r>
               <w:rPr>
-                <w:rFonts w:ascii="Times New Roman" w:hAnsi="Times New Roman" w:cs="Times New Roman" w:eastAsia="Times New Roman"/>
-                <w:color w:val="000000"/>
-                <w:sz w:val="20"/>
+                <w:rFonts w:ascii="Arial" w:hAnsi="Arial" w:cs="Arial" w:eastAsia="Arial"/>
+                <w:color w:val="000000"/>
+                <w:sz w:val="18"/>
               </w:rPr>
               <w:t xml:space="preserve">VARCHAR(50)</w:t>
             </w:r>
@@ -9277,9 +9277,9 @@
             </w:pPr>
             <w:r>
               <w:rPr>
-                <w:rFonts w:ascii="Times New Roman" w:hAnsi="Times New Roman" w:cs="Times New Roman" w:eastAsia="Times New Roman"/>
-                <w:color w:val="000000"/>
-                <w:sz w:val="20"/>
+                <w:rFonts w:ascii="Arial" w:hAnsi="Arial" w:cs="Arial" w:eastAsia="Arial"/>
+                <w:color w:val="000000"/>
+                <w:sz w:val="18"/>
               </w:rPr>
               <w:t xml:space="preserve">No</w:t>
             </w:r>
@@ -9315,9 +9315,9 @@
             </w:pPr>
             <w:r>
               <w:rPr>
-                <w:rFonts w:ascii="Times New Roman" w:hAnsi="Times New Roman" w:cs="Times New Roman" w:eastAsia="Times New Roman"/>
-                <w:color w:val="000000"/>
-                <w:sz w:val="20"/>
+                <w:rFonts w:ascii="Arial" w:hAnsi="Arial" w:cs="Arial" w:eastAsia="Arial"/>
+                <w:color w:val="000000"/>
+                <w:sz w:val="18"/>
               </w:rPr>
               <w:t xml:space="preserve">Especie a la que se aplica</w:t>
             </w:r>
@@ -9342,9 +9342,9 @@
             </w:pPr>
             <w:r>
               <w:rPr>
-                <w:rFonts w:ascii="Times New Roman" w:hAnsi="Times New Roman" w:cs="Times New Roman" w:eastAsia="Times New Roman"/>
-                <w:color w:val="000000"/>
-                <w:sz w:val="20"/>
+                <w:rFonts w:ascii="Arial" w:hAnsi="Arial" w:cs="Arial" w:eastAsia="Arial"/>
+                <w:color w:val="000000"/>
+                <w:sz w:val="18"/>
               </w:rPr>
               <w:t xml:space="preserve">intervaloDias</w:t>
             </w:r>
@@ -9367,9 +9367,9 @@
             </w:pPr>
             <w:r>
               <w:rPr>
-                <w:rFonts w:ascii="Times New Roman" w:hAnsi="Times New Roman" w:cs="Times New Roman" w:eastAsia="Times New Roman"/>
-                <w:color w:val="000000"/>
-                <w:sz w:val="20"/>
+                <w:rFonts w:ascii="Arial" w:hAnsi="Arial" w:cs="Arial" w:eastAsia="Arial"/>
+                <w:color w:val="000000"/>
+                <w:sz w:val="18"/>
               </w:rPr>
               <w:t xml:space="preserve">INT</w:t>
             </w:r>
@@ -9392,9 +9392,9 @@
             </w:pPr>
             <w:r>
               <w:rPr>
-                <w:rFonts w:ascii="Times New Roman" w:hAnsi="Times New Roman" w:cs="Times New Roman" w:eastAsia="Times New Roman"/>
-                <w:color w:val="000000"/>
-                <w:sz w:val="20"/>
+                <w:rFonts w:ascii="Arial" w:hAnsi="Arial" w:cs="Arial" w:eastAsia="Arial"/>
+                <w:color w:val="000000"/>
+                <w:sz w:val="18"/>
               </w:rPr>
               <w:t xml:space="preserve">No</w:t>
             </w:r>
@@ -9417,9 +9417,9 @@
             </w:pPr>
             <w:r>
               <w:rPr>
-                <w:rFonts w:ascii="Times New Roman" w:hAnsi="Times New Roman" w:cs="Times New Roman" w:eastAsia="Times New Roman"/>
-                <w:color w:val="000000"/>
-                <w:sz w:val="20"/>
+                <w:rFonts w:ascii="Arial" w:hAnsi="Arial" w:cs="Arial" w:eastAsia="Arial"/>
+                <w:color w:val="000000"/>
+                <w:sz w:val="18"/>
               </w:rPr>
               <w:t xml:space="preserve">CHECK &gt; 0</w:t>
             </w:r>
@@ -9442,9 +9442,9 @@
             </w:pPr>
             <w:r>
               <w:rPr>
-                <w:rFonts w:ascii="Times New Roman" w:hAnsi="Times New Roman" w:cs="Times New Roman" w:eastAsia="Times New Roman"/>
-                <w:color w:val="000000"/>
-                <w:sz w:val="20"/>
+                <w:rFonts w:ascii="Arial" w:hAnsi="Arial" w:cs="Arial" w:eastAsia="Arial"/>
+                <w:color w:val="000000"/>
+                <w:sz w:val="18"/>
               </w:rPr>
               <w:t xml:space="preserve">Días entre dosis (refuerzo)</w:t>
             </w:r>
@@ -9477,10 +9477,10 @@
       </w:pPr>
       <w:r>
         <w:rPr>
-          <w:rFonts w:ascii="Times New Roman" w:hAnsi="Times New Roman" w:cs="Times New Roman" w:eastAsia="Times New Roman"/>
+          <w:rFonts w:ascii="Arial" w:hAnsi="Arial" w:cs="Arial" w:eastAsia="Arial"/>
           <w:b/>
           <w:color w:val="000000"/>
-          <w:sz w:val="24"/>
+          <w:sz w:val="22"/>
         </w:rPr>
         <w:t>Tabla 12</w:t>
       </w:r>
@@ -9492,10 +9492,10 @@
       </w:pPr>
       <w:r>
         <w:rPr>
-          <w:rFonts w:ascii="Times New Roman" w:hAnsi="Times New Roman" w:cs="Times New Roman" w:eastAsia="Times New Roman"/>
+          <w:rFonts w:ascii="Arial" w:hAnsi="Arial" w:cs="Arial" w:eastAsia="Arial"/>
           <w:i/>
           <w:color w:val="000000"/>
-          <w:sz w:val="24"/>
+          <w:sz w:val="22"/>
         </w:rPr>
         <w:t>Diccionario de datos de la tabla cita</w:t>
       </w:r>
@@ -9543,10 +9543,10 @@
             </w:pPr>
             <w:r>
               <w:rPr>
-                <w:rFonts w:ascii="Times New Roman" w:hAnsi="Times New Roman" w:cs="Times New Roman" w:eastAsia="Times New Roman"/>
+                <w:rFonts w:ascii="Arial" w:hAnsi="Arial" w:cs="Arial" w:eastAsia="Arial"/>
                 <w:b/>
                 <w:color w:val="000000"/>
-                <w:sz w:val="20"/>
+                <w:sz w:val="18"/>
               </w:rPr>
               <w:t xml:space="preserve">Campo</w:t>
             </w:r>
@@ -9571,10 +9571,10 @@
             </w:pPr>
             <w:r>
               <w:rPr>
-                <w:rFonts w:ascii="Times New Roman" w:hAnsi="Times New Roman" w:cs="Times New Roman" w:eastAsia="Times New Roman"/>
+                <w:rFonts w:ascii="Arial" w:hAnsi="Arial" w:cs="Arial" w:eastAsia="Arial"/>
                 <w:b/>
                 <w:color w:val="000000"/>
-                <w:sz w:val="20"/>
+                <w:sz w:val="18"/>
               </w:rPr>
               <w:t xml:space="preserve">Tipo</w:t>
             </w:r>
@@ -9599,10 +9599,10 @@
             </w:pPr>
             <w:r>
               <w:rPr>
-                <w:rFonts w:ascii="Times New Roman" w:hAnsi="Times New Roman" w:cs="Times New Roman" w:eastAsia="Times New Roman"/>
+                <w:rFonts w:ascii="Arial" w:hAnsi="Arial" w:cs="Arial" w:eastAsia="Arial"/>
                 <w:b/>
                 <w:color w:val="000000"/>
-                <w:sz w:val="20"/>
+                <w:sz w:val="18"/>
               </w:rPr>
               <w:t xml:space="preserve">Nulo</w:t>
             </w:r>
@@ -9627,10 +9627,10 @@
             </w:pPr>
             <w:r>
               <w:rPr>
-                <w:rFonts w:ascii="Times New Roman" w:hAnsi="Times New Roman" w:cs="Times New Roman" w:eastAsia="Times New Roman"/>
+                <w:rFonts w:ascii="Arial" w:hAnsi="Arial" w:cs="Arial" w:eastAsia="Arial"/>
                 <w:b/>
                 <w:color w:val="000000"/>
-                <w:sz w:val="20"/>
+                <w:sz w:val="18"/>
               </w:rPr>
               <w:t xml:space="preserve">Clave</w:t>
             </w:r>
@@ -9655,10 +9655,10 @@
             </w:pPr>
             <w:r>
               <w:rPr>
-                <w:rFonts w:ascii="Times New Roman" w:hAnsi="Times New Roman" w:cs="Times New Roman" w:eastAsia="Times New Roman"/>
+                <w:rFonts w:ascii="Arial" w:hAnsi="Arial" w:cs="Arial" w:eastAsia="Arial"/>
                 <w:b/>
                 <w:color w:val="000000"/>
-                <w:sz w:val="20"/>
+                <w:sz w:val="18"/>
               </w:rPr>
               <w:t xml:space="preserve">Descripción</w:t>
             </w:r>
@@ -9681,9 +9681,9 @@
             </w:pPr>
             <w:r>
               <w:rPr>
-                <w:rFonts w:ascii="Times New Roman" w:hAnsi="Times New Roman" w:cs="Times New Roman" w:eastAsia="Times New Roman"/>
-                <w:color w:val="000000"/>
-                <w:sz w:val="20"/>
+                <w:rFonts w:ascii="Arial" w:hAnsi="Arial" w:cs="Arial" w:eastAsia="Arial"/>
+                <w:color w:val="000000"/>
+                <w:sz w:val="18"/>
               </w:rPr>
               <w:t xml:space="preserve">idCita</w:t>
             </w:r>
@@ -9704,9 +9704,9 @@
             </w:pPr>
             <w:r>
               <w:rPr>
-                <w:rFonts w:ascii="Times New Roman" w:hAnsi="Times New Roman" w:cs="Times New Roman" w:eastAsia="Times New Roman"/>
-                <w:color w:val="000000"/>
-                <w:sz w:val="20"/>
+                <w:rFonts w:ascii="Arial" w:hAnsi="Arial" w:cs="Arial" w:eastAsia="Arial"/>
+                <w:color w:val="000000"/>
+                <w:sz w:val="18"/>
               </w:rPr>
               <w:t xml:space="preserve">INT IDENTITY</w:t>
             </w:r>
@@ -9727,9 +9727,9 @@
             </w:pPr>
             <w:r>
               <w:rPr>
-                <w:rFonts w:ascii="Times New Roman" w:hAnsi="Times New Roman" w:cs="Times New Roman" w:eastAsia="Times New Roman"/>
-                <w:color w:val="000000"/>
-                <w:sz w:val="20"/>
+                <w:rFonts w:ascii="Arial" w:hAnsi="Arial" w:cs="Arial" w:eastAsia="Arial"/>
+                <w:color w:val="000000"/>
+                <w:sz w:val="18"/>
               </w:rPr>
               <w:t xml:space="preserve">No</w:t>
             </w:r>
@@ -9750,9 +9750,9 @@
             </w:pPr>
             <w:r>
               <w:rPr>
-                <w:rFonts w:ascii="Times New Roman" w:hAnsi="Times New Roman" w:cs="Times New Roman" w:eastAsia="Times New Roman"/>
-                <w:color w:val="000000"/>
-                <w:sz w:val="20"/>
+                <w:rFonts w:ascii="Arial" w:hAnsi="Arial" w:cs="Arial" w:eastAsia="Arial"/>
+                <w:color w:val="000000"/>
+                <w:sz w:val="18"/>
               </w:rPr>
               <w:t xml:space="preserve">PK</w:t>
             </w:r>
@@ -9773,9 +9773,9 @@
             </w:pPr>
             <w:r>
               <w:rPr>
-                <w:rFonts w:ascii="Times New Roman" w:hAnsi="Times New Roman" w:cs="Times New Roman" w:eastAsia="Times New Roman"/>
-                <w:color w:val="000000"/>
-                <w:sz w:val="20"/>
+                <w:rFonts w:ascii="Arial" w:hAnsi="Arial" w:cs="Arial" w:eastAsia="Arial"/>
+                <w:color w:val="000000"/>
+                <w:sz w:val="18"/>
               </w:rPr>
               <w:t xml:space="preserve">Identificador</w:t>
             </w:r>
@@ -9798,9 +9798,9 @@
             </w:pPr>
             <w:r>
               <w:rPr>
-                <w:rFonts w:ascii="Times New Roman" w:hAnsi="Times New Roman" w:cs="Times New Roman" w:eastAsia="Times New Roman"/>
-                <w:color w:val="000000"/>
-                <w:sz w:val="20"/>
+                <w:rFonts w:ascii="Arial" w:hAnsi="Arial" w:cs="Arial" w:eastAsia="Arial"/>
+                <w:color w:val="000000"/>
+                <w:sz w:val="18"/>
               </w:rPr>
               <w:t xml:space="preserve">idMascota</w:t>
             </w:r>
@@ -9821,9 +9821,9 @@
             </w:pPr>
             <w:r>
               <w:rPr>
-                <w:rFonts w:ascii="Times New Roman" w:hAnsi="Times New Roman" w:cs="Times New Roman" w:eastAsia="Times New Roman"/>
-                <w:color w:val="000000"/>
-                <w:sz w:val="20"/>
+                <w:rFonts w:ascii="Arial" w:hAnsi="Arial" w:cs="Arial" w:eastAsia="Arial"/>
+                <w:color w:val="000000"/>
+                <w:sz w:val="18"/>
               </w:rPr>
               <w:t xml:space="preserve">INT</w:t>
             </w:r>
@@ -9844,9 +9844,9 @@
             </w:pPr>
             <w:r>
               <w:rPr>
-                <w:rFonts w:ascii="Times New Roman" w:hAnsi="Times New Roman" w:cs="Times New Roman" w:eastAsia="Times New Roman"/>
-                <w:color w:val="000000"/>
-                <w:sz w:val="20"/>
+                <w:rFonts w:ascii="Arial" w:hAnsi="Arial" w:cs="Arial" w:eastAsia="Arial"/>
+                <w:color w:val="000000"/>
+                <w:sz w:val="18"/>
               </w:rPr>
               <w:t xml:space="preserve">No</w:t>
             </w:r>
@@ -9867,9 +9867,9 @@
             </w:pPr>
             <w:r>
               <w:rPr>
-                <w:rFonts w:ascii="Times New Roman" w:hAnsi="Times New Roman" w:cs="Times New Roman" w:eastAsia="Times New Roman"/>
-                <w:color w:val="000000"/>
-                <w:sz w:val="20"/>
+                <w:rFonts w:ascii="Arial" w:hAnsi="Arial" w:cs="Arial" w:eastAsia="Arial"/>
+                <w:color w:val="000000"/>
+                <w:sz w:val="18"/>
               </w:rPr>
               <w:t xml:space="preserve">FK → mascota</w:t>
             </w:r>
@@ -9890,9 +9890,9 @@
             </w:pPr>
             <w:r>
               <w:rPr>
-                <w:rFonts w:ascii="Times New Roman" w:hAnsi="Times New Roman" w:cs="Times New Roman" w:eastAsia="Times New Roman"/>
-                <w:color w:val="000000"/>
-                <w:sz w:val="20"/>
+                <w:rFonts w:ascii="Arial" w:hAnsi="Arial" w:cs="Arial" w:eastAsia="Arial"/>
+                <w:color w:val="000000"/>
+                <w:sz w:val="18"/>
               </w:rPr>
               <w:t xml:space="preserve">Paciente</w:t>
             </w:r>
@@ -9915,9 +9915,9 @@
             </w:pPr>
             <w:r>
               <w:rPr>
-                <w:rFonts w:ascii="Times New Roman" w:hAnsi="Times New Roman" w:cs="Times New Roman" w:eastAsia="Times New Roman"/>
-                <w:color w:val="000000"/>
-                <w:sz w:val="20"/>
+                <w:rFonts w:ascii="Arial" w:hAnsi="Arial" w:cs="Arial" w:eastAsia="Arial"/>
+                <w:color w:val="000000"/>
+                <w:sz w:val="18"/>
               </w:rPr>
               <w:t xml:space="preserve">idVeterinario</w:t>
             </w:r>
@@ -9938,9 +9938,9 @@
             </w:pPr>
             <w:r>
               <w:rPr>
-                <w:rFonts w:ascii="Times New Roman" w:hAnsi="Times New Roman" w:cs="Times New Roman" w:eastAsia="Times New Roman"/>
-                <w:color w:val="000000"/>
-                <w:sz w:val="20"/>
+                <w:rFonts w:ascii="Arial" w:hAnsi="Arial" w:cs="Arial" w:eastAsia="Arial"/>
+                <w:color w:val="000000"/>
+                <w:sz w:val="18"/>
               </w:rPr>
               <w:t xml:space="preserve">INT</w:t>
             </w:r>
@@ -9961,9 +9961,9 @@
             </w:pPr>
             <w:r>
               <w:rPr>
-                <w:rFonts w:ascii="Times New Roman" w:hAnsi="Times New Roman" w:cs="Times New Roman" w:eastAsia="Times New Roman"/>
-                <w:color w:val="000000"/>
-                <w:sz w:val="20"/>
+                <w:rFonts w:ascii="Arial" w:hAnsi="Arial" w:cs="Arial" w:eastAsia="Arial"/>
+                <w:color w:val="000000"/>
+                <w:sz w:val="18"/>
               </w:rPr>
               <w:t xml:space="preserve">No</w:t>
             </w:r>
@@ -9984,9 +9984,9 @@
             </w:pPr>
             <w:r>
               <w:rPr>
-                <w:rFonts w:ascii="Times New Roman" w:hAnsi="Times New Roman" w:cs="Times New Roman" w:eastAsia="Times New Roman"/>
-                <w:color w:val="000000"/>
-                <w:sz w:val="20"/>
+                <w:rFonts w:ascii="Arial" w:hAnsi="Arial" w:cs="Arial" w:eastAsia="Arial"/>
+                <w:color w:val="000000"/>
+                <w:sz w:val="18"/>
               </w:rPr>
               <w:t xml:space="preserve">FK → usuario</w:t>
             </w:r>
@@ -10007,9 +10007,9 @@
             </w:pPr>
             <w:r>
               <w:rPr>
-                <w:rFonts w:ascii="Times New Roman" w:hAnsi="Times New Roman" w:cs="Times New Roman" w:eastAsia="Times New Roman"/>
-                <w:color w:val="000000"/>
-                <w:sz w:val="20"/>
+                <w:rFonts w:ascii="Arial" w:hAnsi="Arial" w:cs="Arial" w:eastAsia="Arial"/>
+                <w:color w:val="000000"/>
+                <w:sz w:val="18"/>
               </w:rPr>
               <w:t xml:space="preserve">Veterinario asignado</w:t>
             </w:r>
@@ -10032,9 +10032,9 @@
             </w:pPr>
             <w:r>
               <w:rPr>
-                <w:rFonts w:ascii="Times New Roman" w:hAnsi="Times New Roman" w:cs="Times New Roman" w:eastAsia="Times New Roman"/>
-                <w:color w:val="000000"/>
-                <w:sz w:val="20"/>
+                <w:rFonts w:ascii="Arial" w:hAnsi="Arial" w:cs="Arial" w:eastAsia="Arial"/>
+                <w:color w:val="000000"/>
+                <w:sz w:val="18"/>
               </w:rPr>
               <w:t xml:space="preserve">fechaHora</w:t>
             </w:r>
@@ -10055,9 +10055,9 @@
             </w:pPr>
             <w:r>
               <w:rPr>
-                <w:rFonts w:ascii="Times New Roman" w:hAnsi="Times New Roman" w:cs="Times New Roman" w:eastAsia="Times New Roman"/>
-                <w:color w:val="000000"/>
-                <w:sz w:val="20"/>
+                <w:rFonts w:ascii="Arial" w:hAnsi="Arial" w:cs="Arial" w:eastAsia="Arial"/>
+                <w:color w:val="000000"/>
+                <w:sz w:val="18"/>
               </w:rPr>
               <w:t xml:space="preserve">DATETIME</w:t>
             </w:r>
@@ -10078,9 +10078,9 @@
             </w:pPr>
             <w:r>
               <w:rPr>
-                <w:rFonts w:ascii="Times New Roman" w:hAnsi="Times New Roman" w:cs="Times New Roman" w:eastAsia="Times New Roman"/>
-                <w:color w:val="000000"/>
-                <w:sz w:val="20"/>
+                <w:rFonts w:ascii="Arial" w:hAnsi="Arial" w:cs="Arial" w:eastAsia="Arial"/>
+                <w:color w:val="000000"/>
+                <w:sz w:val="18"/>
               </w:rPr>
               <w:t xml:space="preserve">No</w:t>
             </w:r>
@@ -10116,9 +10116,9 @@
             </w:pPr>
             <w:r>
               <w:rPr>
-                <w:rFonts w:ascii="Times New Roman" w:hAnsi="Times New Roman" w:cs="Times New Roman" w:eastAsia="Times New Roman"/>
-                <w:color w:val="000000"/>
-                <w:sz w:val="20"/>
+                <w:rFonts w:ascii="Arial" w:hAnsi="Arial" w:cs="Arial" w:eastAsia="Arial"/>
+                <w:color w:val="000000"/>
+                <w:sz w:val="18"/>
               </w:rPr>
               <w:t xml:space="preserve">Fecha y hora de la cita</w:t>
             </w:r>
@@ -10141,9 +10141,9 @@
             </w:pPr>
             <w:r>
               <w:rPr>
-                <w:rFonts w:ascii="Times New Roman" w:hAnsi="Times New Roman" w:cs="Times New Roman" w:eastAsia="Times New Roman"/>
-                <w:color w:val="000000"/>
-                <w:sz w:val="20"/>
+                <w:rFonts w:ascii="Arial" w:hAnsi="Arial" w:cs="Arial" w:eastAsia="Arial"/>
+                <w:color w:val="000000"/>
+                <w:sz w:val="18"/>
               </w:rPr>
               <w:t xml:space="preserve">motivo</w:t>
             </w:r>
@@ -10164,9 +10164,9 @@
             </w:pPr>
             <w:r>
               <w:rPr>
-                <w:rFonts w:ascii="Times New Roman" w:hAnsi="Times New Roman" w:cs="Times New Roman" w:eastAsia="Times New Roman"/>
-                <w:color w:val="000000"/>
-                <w:sz w:val="20"/>
+                <w:rFonts w:ascii="Arial" w:hAnsi="Arial" w:cs="Arial" w:eastAsia="Arial"/>
+                <w:color w:val="000000"/>
+                <w:sz w:val="18"/>
               </w:rPr>
               <w:t xml:space="preserve">VARCHAR(250)</w:t>
             </w:r>
@@ -10187,9 +10187,9 @@
             </w:pPr>
             <w:r>
               <w:rPr>
-                <w:rFonts w:ascii="Times New Roman" w:hAnsi="Times New Roman" w:cs="Times New Roman" w:eastAsia="Times New Roman"/>
-                <w:color w:val="000000"/>
-                <w:sz w:val="20"/>
+                <w:rFonts w:ascii="Arial" w:hAnsi="Arial" w:cs="Arial" w:eastAsia="Arial"/>
+                <w:color w:val="000000"/>
+                <w:sz w:val="18"/>
               </w:rPr>
               <w:t xml:space="preserve">No</w:t>
             </w:r>
@@ -10225,9 +10225,9 @@
             </w:pPr>
             <w:r>
               <w:rPr>
-                <w:rFonts w:ascii="Times New Roman" w:hAnsi="Times New Roman" w:cs="Times New Roman" w:eastAsia="Times New Roman"/>
-                <w:color w:val="000000"/>
-                <w:sz w:val="20"/>
+                <w:rFonts w:ascii="Arial" w:hAnsi="Arial" w:cs="Arial" w:eastAsia="Arial"/>
+                <w:color w:val="000000"/>
+                <w:sz w:val="18"/>
               </w:rPr>
               <w:t xml:space="preserve">Motivo de la consulta</w:t>
             </w:r>
@@ -10250,9 +10250,9 @@
             </w:pPr>
             <w:r>
               <w:rPr>
-                <w:rFonts w:ascii="Times New Roman" w:hAnsi="Times New Roman" w:cs="Times New Roman" w:eastAsia="Times New Roman"/>
-                <w:color w:val="000000"/>
-                <w:sz w:val="20"/>
+                <w:rFonts w:ascii="Arial" w:hAnsi="Arial" w:cs="Arial" w:eastAsia="Arial"/>
+                <w:color w:val="000000"/>
+                <w:sz w:val="18"/>
               </w:rPr>
               <w:t xml:space="preserve">estado</w:t>
             </w:r>
@@ -10273,9 +10273,9 @@
             </w:pPr>
             <w:r>
               <w:rPr>
-                <w:rFonts w:ascii="Times New Roman" w:hAnsi="Times New Roman" w:cs="Times New Roman" w:eastAsia="Times New Roman"/>
-                <w:color w:val="000000"/>
-                <w:sz w:val="20"/>
+                <w:rFonts w:ascii="Arial" w:hAnsi="Arial" w:cs="Arial" w:eastAsia="Arial"/>
+                <w:color w:val="000000"/>
+                <w:sz w:val="18"/>
               </w:rPr>
               <w:t xml:space="preserve">VARCHAR(20)</w:t>
             </w:r>
@@ -10296,9 +10296,9 @@
             </w:pPr>
             <w:r>
               <w:rPr>
-                <w:rFonts w:ascii="Times New Roman" w:hAnsi="Times New Roman" w:cs="Times New Roman" w:eastAsia="Times New Roman"/>
-                <w:color w:val="000000"/>
-                <w:sz w:val="20"/>
+                <w:rFonts w:ascii="Arial" w:hAnsi="Arial" w:cs="Arial" w:eastAsia="Arial"/>
+                <w:color w:val="000000"/>
+                <w:sz w:val="18"/>
               </w:rPr>
               <w:t xml:space="preserve">No</w:t>
             </w:r>
@@ -10319,9 +10319,9 @@
             </w:pPr>
             <w:r>
               <w:rPr>
-                <w:rFonts w:ascii="Times New Roman" w:hAnsi="Times New Roman" w:cs="Times New Roman" w:eastAsia="Times New Roman"/>
-                <w:color w:val="000000"/>
-                <w:sz w:val="20"/>
+                <w:rFonts w:ascii="Arial" w:hAnsi="Arial" w:cs="Arial" w:eastAsia="Arial"/>
+                <w:color w:val="000000"/>
+                <w:sz w:val="18"/>
               </w:rPr>
               <w:t xml:space="preserve">CHECK</w:t>
             </w:r>
@@ -10342,9 +10342,9 @@
             </w:pPr>
             <w:r>
               <w:rPr>
-                <w:rFonts w:ascii="Times New Roman" w:hAnsi="Times New Roman" w:cs="Times New Roman" w:eastAsia="Times New Roman"/>
-                <w:color w:val="000000"/>
-                <w:sz w:val="20"/>
+                <w:rFonts w:ascii="Arial" w:hAnsi="Arial" w:cs="Arial" w:eastAsia="Arial"/>
+                <w:color w:val="000000"/>
+                <w:sz w:val="18"/>
               </w:rPr>
               <w:t xml:space="preserve">Programada / Atendida / Cancelada</w:t>
             </w:r>
@@ -10369,9 +10369,9 @@
             </w:pPr>
             <w:r>
               <w:rPr>
-                <w:rFonts w:ascii="Times New Roman" w:hAnsi="Times New Roman" w:cs="Times New Roman" w:eastAsia="Times New Roman"/>
-                <w:color w:val="000000"/>
-                <w:sz w:val="20"/>
+                <w:rFonts w:ascii="Arial" w:hAnsi="Arial" w:cs="Arial" w:eastAsia="Arial"/>
+                <w:color w:val="000000"/>
+                <w:sz w:val="18"/>
               </w:rPr>
               <w:t xml:space="preserve">idUsuarioRegistro</w:t>
             </w:r>
@@ -10394,9 +10394,9 @@
             </w:pPr>
             <w:r>
               <w:rPr>
-                <w:rFonts w:ascii="Times New Roman" w:hAnsi="Times New Roman" w:cs="Times New Roman" w:eastAsia="Times New Roman"/>
-                <w:color w:val="000000"/>
-                <w:sz w:val="20"/>
+                <w:rFonts w:ascii="Arial" w:hAnsi="Arial" w:cs="Arial" w:eastAsia="Arial"/>
+                <w:color w:val="000000"/>
+                <w:sz w:val="18"/>
               </w:rPr>
               <w:t xml:space="preserve">INT</w:t>
             </w:r>
@@ -10419,9 +10419,9 @@
             </w:pPr>
             <w:r>
               <w:rPr>
-                <w:rFonts w:ascii="Times New Roman" w:hAnsi="Times New Roman" w:cs="Times New Roman" w:eastAsia="Times New Roman"/>
-                <w:color w:val="000000"/>
-                <w:sz w:val="20"/>
+                <w:rFonts w:ascii="Arial" w:hAnsi="Arial" w:cs="Arial" w:eastAsia="Arial"/>
+                <w:color w:val="000000"/>
+                <w:sz w:val="18"/>
               </w:rPr>
               <w:t xml:space="preserve">No</w:t>
             </w:r>
@@ -10444,9 +10444,9 @@
             </w:pPr>
             <w:r>
               <w:rPr>
-                <w:rFonts w:ascii="Times New Roman" w:hAnsi="Times New Roman" w:cs="Times New Roman" w:eastAsia="Times New Roman"/>
-                <w:color w:val="000000"/>
-                <w:sz w:val="20"/>
+                <w:rFonts w:ascii="Arial" w:hAnsi="Arial" w:cs="Arial" w:eastAsia="Arial"/>
+                <w:color w:val="000000"/>
+                <w:sz w:val="18"/>
               </w:rPr>
               <w:t xml:space="preserve">FK → usuario</w:t>
             </w:r>
@@ -10469,9 +10469,9 @@
             </w:pPr>
             <w:r>
               <w:rPr>
-                <w:rFonts w:ascii="Times New Roman" w:hAnsi="Times New Roman" w:cs="Times New Roman" w:eastAsia="Times New Roman"/>
-                <w:color w:val="000000"/>
-                <w:sz w:val="20"/>
+                <w:rFonts w:ascii="Arial" w:hAnsi="Arial" w:cs="Arial" w:eastAsia="Arial"/>
+                <w:color w:val="000000"/>
+                <w:sz w:val="18"/>
               </w:rPr>
               <w:t xml:space="preserve">Quién agendó la cita</w:t>
             </w:r>
@@ -10504,10 +10504,10 @@
       </w:pPr>
       <w:r>
         <w:rPr>
-          <w:rFonts w:ascii="Times New Roman" w:hAnsi="Times New Roman" w:cs="Times New Roman" w:eastAsia="Times New Roman"/>
+          <w:rFonts w:ascii="Arial" w:hAnsi="Arial" w:cs="Arial" w:eastAsia="Arial"/>
           <w:b/>
           <w:color w:val="000000"/>
-          <w:sz w:val="24"/>
+          <w:sz w:val="22"/>
         </w:rPr>
         <w:t>Tabla 13</w:t>
       </w:r>
@@ -10519,10 +10519,10 @@
       </w:pPr>
       <w:r>
         <w:rPr>
-          <w:rFonts w:ascii="Times New Roman" w:hAnsi="Times New Roman" w:cs="Times New Roman" w:eastAsia="Times New Roman"/>
+          <w:rFonts w:ascii="Arial" w:hAnsi="Arial" w:cs="Arial" w:eastAsia="Arial"/>
           <w:i/>
           <w:color w:val="000000"/>
-          <w:sz w:val="24"/>
+          <w:sz w:val="22"/>
         </w:rPr>
         <w:t>Diccionario de datos de la tabla consulta</w:t>
       </w:r>
@@ -10570,10 +10570,10 @@
             </w:pPr>
             <w:r>
               <w:rPr>
-                <w:rFonts w:ascii="Times New Roman" w:hAnsi="Times New Roman" w:cs="Times New Roman" w:eastAsia="Times New Roman"/>
+                <w:rFonts w:ascii="Arial" w:hAnsi="Arial" w:cs="Arial" w:eastAsia="Arial"/>
                 <w:b/>
                 <w:color w:val="000000"/>
-                <w:sz w:val="20"/>
+                <w:sz w:val="18"/>
               </w:rPr>
               <w:t xml:space="preserve">Campo</w:t>
             </w:r>
@@ -10598,10 +10598,10 @@
             </w:pPr>
             <w:r>
               <w:rPr>
-                <w:rFonts w:ascii="Times New Roman" w:hAnsi="Times New Roman" w:cs="Times New Roman" w:eastAsia="Times New Roman"/>
+                <w:rFonts w:ascii="Arial" w:hAnsi="Arial" w:cs="Arial" w:eastAsia="Arial"/>
                 <w:b/>
                 <w:color w:val="000000"/>
-                <w:sz w:val="20"/>
+                <w:sz w:val="18"/>
               </w:rPr>
               <w:t xml:space="preserve">Tipo</w:t>
             </w:r>
@@ -10626,10 +10626,10 @@
             </w:pPr>
             <w:r>
               <w:rPr>
-                <w:rFonts w:ascii="Times New Roman" w:hAnsi="Times New Roman" w:cs="Times New Roman" w:eastAsia="Times New Roman"/>
+                <w:rFonts w:ascii="Arial" w:hAnsi="Arial" w:cs="Arial" w:eastAsia="Arial"/>
                 <w:b/>
                 <w:color w:val="000000"/>
-                <w:sz w:val="20"/>
+                <w:sz w:val="18"/>
               </w:rPr>
               <w:t xml:space="preserve">Nulo</w:t>
             </w:r>
@@ -10654,10 +10654,10 @@
             </w:pPr>
             <w:r>
               <w:rPr>
-                <w:rFonts w:ascii="Times New Roman" w:hAnsi="Times New Roman" w:cs="Times New Roman" w:eastAsia="Times New Roman"/>
+                <w:rFonts w:ascii="Arial" w:hAnsi="Arial" w:cs="Arial" w:eastAsia="Arial"/>
                 <w:b/>
                 <w:color w:val="000000"/>
-                <w:sz w:val="20"/>
+                <w:sz w:val="18"/>
               </w:rPr>
               <w:t xml:space="preserve">Clave</w:t>
             </w:r>
@@ -10682,10 +10682,10 @@
             </w:pPr>
             <w:r>
               <w:rPr>
-                <w:rFonts w:ascii="Times New Roman" w:hAnsi="Times New Roman" w:cs="Times New Roman" w:eastAsia="Times New Roman"/>
+                <w:rFonts w:ascii="Arial" w:hAnsi="Arial" w:cs="Arial" w:eastAsia="Arial"/>
                 <w:b/>
                 <w:color w:val="000000"/>
-                <w:sz w:val="20"/>
+                <w:sz w:val="18"/>
               </w:rPr>
               <w:t xml:space="preserve">Descripción</w:t>
             </w:r>
@@ -10708,9 +10708,9 @@
             </w:pPr>
             <w:r>
               <w:rPr>
-                <w:rFonts w:ascii="Times New Roman" w:hAnsi="Times New Roman" w:cs="Times New Roman" w:eastAsia="Times New Roman"/>
-                <w:color w:val="000000"/>
-                <w:sz w:val="20"/>
+                <w:rFonts w:ascii="Arial" w:hAnsi="Arial" w:cs="Arial" w:eastAsia="Arial"/>
+                <w:color w:val="000000"/>
+                <w:sz w:val="18"/>
               </w:rPr>
               <w:t xml:space="preserve">idConsulta</w:t>
             </w:r>
@@ -10731,9 +10731,9 @@
             </w:pPr>
             <w:r>
               <w:rPr>
-                <w:rFonts w:ascii="Times New Roman" w:hAnsi="Times New Roman" w:cs="Times New Roman" w:eastAsia="Times New Roman"/>
-                <w:color w:val="000000"/>
-                <w:sz w:val="20"/>
+                <w:rFonts w:ascii="Arial" w:hAnsi="Arial" w:cs="Arial" w:eastAsia="Arial"/>
+                <w:color w:val="000000"/>
+                <w:sz w:val="18"/>
               </w:rPr>
               <w:t xml:space="preserve">INT IDENTITY</w:t>
             </w:r>
@@ -10754,9 +10754,9 @@
             </w:pPr>
             <w:r>
               <w:rPr>
-                <w:rFonts w:ascii="Times New Roman" w:hAnsi="Times New Roman" w:cs="Times New Roman" w:eastAsia="Times New Roman"/>
-                <w:color w:val="000000"/>
-                <w:sz w:val="20"/>
+                <w:rFonts w:ascii="Arial" w:hAnsi="Arial" w:cs="Arial" w:eastAsia="Arial"/>
+                <w:color w:val="000000"/>
+                <w:sz w:val="18"/>
               </w:rPr>
               <w:t xml:space="preserve">No</w:t>
             </w:r>
@@ -10777,9 +10777,9 @@
             </w:pPr>
             <w:r>
               <w:rPr>
-                <w:rFonts w:ascii="Times New Roman" w:hAnsi="Times New Roman" w:cs="Times New Roman" w:eastAsia="Times New Roman"/>
-                <w:color w:val="000000"/>
-                <w:sz w:val="20"/>
+                <w:rFonts w:ascii="Arial" w:hAnsi="Arial" w:cs="Arial" w:eastAsia="Arial"/>
+                <w:color w:val="000000"/>
+                <w:sz w:val="18"/>
               </w:rPr>
               <w:t xml:space="preserve">PK</w:t>
             </w:r>
@@ -10800,9 +10800,9 @@
             </w:pPr>
             <w:r>
               <w:rPr>
-                <w:rFonts w:ascii="Times New Roman" w:hAnsi="Times New Roman" w:cs="Times New Roman" w:eastAsia="Times New Roman"/>
-                <w:color w:val="000000"/>
-                <w:sz w:val="20"/>
+                <w:rFonts w:ascii="Arial" w:hAnsi="Arial" w:cs="Arial" w:eastAsia="Arial"/>
+                <w:color w:val="000000"/>
+                <w:sz w:val="18"/>
               </w:rPr>
               <w:t xml:space="preserve">Identificador</w:t>
             </w:r>
@@ -10825,9 +10825,9 @@
             </w:pPr>
             <w:r>
               <w:rPr>
-                <w:rFonts w:ascii="Times New Roman" w:hAnsi="Times New Roman" w:cs="Times New Roman" w:eastAsia="Times New Roman"/>
-                <w:color w:val="000000"/>
-                <w:sz w:val="20"/>
+                <w:rFonts w:ascii="Arial" w:hAnsi="Arial" w:cs="Arial" w:eastAsia="Arial"/>
+                <w:color w:val="000000"/>
+                <w:sz w:val="18"/>
               </w:rPr>
               <w:t xml:space="preserve">idMascota</w:t>
             </w:r>
@@ -10848,9 +10848,9 @@
             </w:pPr>
             <w:r>
               <w:rPr>
-                <w:rFonts w:ascii="Times New Roman" w:hAnsi="Times New Roman" w:cs="Times New Roman" w:eastAsia="Times New Roman"/>
-                <w:color w:val="000000"/>
-                <w:sz w:val="20"/>
+                <w:rFonts w:ascii="Arial" w:hAnsi="Arial" w:cs="Arial" w:eastAsia="Arial"/>
+                <w:color w:val="000000"/>
+                <w:sz w:val="18"/>
               </w:rPr>
               <w:t xml:space="preserve">INT</w:t>
             </w:r>
@@ -10871,9 +10871,9 @@
             </w:pPr>
             <w:r>
               <w:rPr>
-                <w:rFonts w:ascii="Times New Roman" w:hAnsi="Times New Roman" w:cs="Times New Roman" w:eastAsia="Times New Roman"/>
-                <w:color w:val="000000"/>
-                <w:sz w:val="20"/>
+                <w:rFonts w:ascii="Arial" w:hAnsi="Arial" w:cs="Arial" w:eastAsia="Arial"/>
+                <w:color w:val="000000"/>
+                <w:sz w:val="18"/>
               </w:rPr>
               <w:t xml:space="preserve">No</w:t>
             </w:r>
@@ -10894,9 +10894,9 @@
             </w:pPr>
             <w:r>
               <w:rPr>
-                <w:rFonts w:ascii="Times New Roman" w:hAnsi="Times New Roman" w:cs="Times New Roman" w:eastAsia="Times New Roman"/>
-                <w:color w:val="000000"/>
-                <w:sz w:val="20"/>
+                <w:rFonts w:ascii="Arial" w:hAnsi="Arial" w:cs="Arial" w:eastAsia="Arial"/>
+                <w:color w:val="000000"/>
+                <w:sz w:val="18"/>
               </w:rPr>
               <w:t xml:space="preserve">FK → mascota</w:t>
             </w:r>
@@ -10917,9 +10917,9 @@
             </w:pPr>
             <w:r>
               <w:rPr>
-                <w:rFonts w:ascii="Times New Roman" w:hAnsi="Times New Roman" w:cs="Times New Roman" w:eastAsia="Times New Roman"/>
-                <w:color w:val="000000"/>
-                <w:sz w:val="20"/>
+                <w:rFonts w:ascii="Arial" w:hAnsi="Arial" w:cs="Arial" w:eastAsia="Arial"/>
+                <w:color w:val="000000"/>
+                <w:sz w:val="18"/>
               </w:rPr>
               <w:t xml:space="preserve">Paciente</w:t>
             </w:r>
@@ -10942,9 +10942,9 @@
             </w:pPr>
             <w:r>
               <w:rPr>
-                <w:rFonts w:ascii="Times New Roman" w:hAnsi="Times New Roman" w:cs="Times New Roman" w:eastAsia="Times New Roman"/>
-                <w:color w:val="000000"/>
-                <w:sz w:val="20"/>
+                <w:rFonts w:ascii="Arial" w:hAnsi="Arial" w:cs="Arial" w:eastAsia="Arial"/>
+                <w:color w:val="000000"/>
+                <w:sz w:val="18"/>
               </w:rPr>
               <w:t xml:space="preserve">idVeterinario</w:t>
             </w:r>
@@ -10965,9 +10965,9 @@
             </w:pPr>
             <w:r>
               <w:rPr>
-                <w:rFonts w:ascii="Times New Roman" w:hAnsi="Times New Roman" w:cs="Times New Roman" w:eastAsia="Times New Roman"/>
-                <w:color w:val="000000"/>
-                <w:sz w:val="20"/>
+                <w:rFonts w:ascii="Arial" w:hAnsi="Arial" w:cs="Arial" w:eastAsia="Arial"/>
+                <w:color w:val="000000"/>
+                <w:sz w:val="18"/>
               </w:rPr>
               <w:t xml:space="preserve">INT</w:t>
             </w:r>
@@ -10988,9 +10988,9 @@
             </w:pPr>
             <w:r>
               <w:rPr>
-                <w:rFonts w:ascii="Times New Roman" w:hAnsi="Times New Roman" w:cs="Times New Roman" w:eastAsia="Times New Roman"/>
-                <w:color w:val="000000"/>
-                <w:sz w:val="20"/>
+                <w:rFonts w:ascii="Arial" w:hAnsi="Arial" w:cs="Arial" w:eastAsia="Arial"/>
+                <w:color w:val="000000"/>
+                <w:sz w:val="18"/>
               </w:rPr>
               <w:t xml:space="preserve">No</w:t>
             </w:r>
@@ -11011,9 +11011,9 @@
             </w:pPr>
             <w:r>
               <w:rPr>
-                <w:rFonts w:ascii="Times New Roman" w:hAnsi="Times New Roman" w:cs="Times New Roman" w:eastAsia="Times New Roman"/>
-                <w:color w:val="000000"/>
-                <w:sz w:val="20"/>
+                <w:rFonts w:ascii="Arial" w:hAnsi="Arial" w:cs="Arial" w:eastAsia="Arial"/>
+                <w:color w:val="000000"/>
+                <w:sz w:val="18"/>
               </w:rPr>
               <w:t xml:space="preserve">FK → usuario</w:t>
             </w:r>
@@ -11034,9 +11034,9 @@
             </w:pPr>
             <w:r>
               <w:rPr>
-                <w:rFonts w:ascii="Times New Roman" w:hAnsi="Times New Roman" w:cs="Times New Roman" w:eastAsia="Times New Roman"/>
-                <w:color w:val="000000"/>
-                <w:sz w:val="20"/>
+                <w:rFonts w:ascii="Arial" w:hAnsi="Arial" w:cs="Arial" w:eastAsia="Arial"/>
+                <w:color w:val="000000"/>
+                <w:sz w:val="18"/>
               </w:rPr>
               <w:t xml:space="preserve">Veterinario que atendió</w:t>
             </w:r>
@@ -11059,9 +11059,9 @@
             </w:pPr>
             <w:r>
               <w:rPr>
-                <w:rFonts w:ascii="Times New Roman" w:hAnsi="Times New Roman" w:cs="Times New Roman" w:eastAsia="Times New Roman"/>
-                <w:color w:val="000000"/>
-                <w:sz w:val="20"/>
+                <w:rFonts w:ascii="Arial" w:hAnsi="Arial" w:cs="Arial" w:eastAsia="Arial"/>
+                <w:color w:val="000000"/>
+                <w:sz w:val="18"/>
               </w:rPr>
               <w:t xml:space="preserve">fecha</w:t>
             </w:r>
@@ -11082,9 +11082,9 @@
             </w:pPr>
             <w:r>
               <w:rPr>
-                <w:rFonts w:ascii="Times New Roman" w:hAnsi="Times New Roman" w:cs="Times New Roman" w:eastAsia="Times New Roman"/>
-                <w:color w:val="000000"/>
-                <w:sz w:val="20"/>
+                <w:rFonts w:ascii="Arial" w:hAnsi="Arial" w:cs="Arial" w:eastAsia="Arial"/>
+                <w:color w:val="000000"/>
+                <w:sz w:val="18"/>
               </w:rPr>
               <w:t xml:space="preserve">DATETIME</w:t>
             </w:r>
@@ -11105,9 +11105,9 @@
             </w:pPr>
             <w:r>
               <w:rPr>
-                <w:rFonts w:ascii="Times New Roman" w:hAnsi="Times New Roman" w:cs="Times New Roman" w:eastAsia="Times New Roman"/>
-                <w:color w:val="000000"/>
-                <w:sz w:val="20"/>
+                <w:rFonts w:ascii="Arial" w:hAnsi="Arial" w:cs="Arial" w:eastAsia="Arial"/>
+                <w:color w:val="000000"/>
+                <w:sz w:val="18"/>
               </w:rPr>
               <w:t xml:space="preserve">No</w:t>
             </w:r>
@@ -11143,9 +11143,9 @@
             </w:pPr>
             <w:r>
               <w:rPr>
-                <w:rFonts w:ascii="Times New Roman" w:hAnsi="Times New Roman" w:cs="Times New Roman" w:eastAsia="Times New Roman"/>
-                <w:color w:val="000000"/>
-                <w:sz w:val="20"/>
+                <w:rFonts w:ascii="Arial" w:hAnsi="Arial" w:cs="Arial" w:eastAsia="Arial"/>
+                <w:color w:val="000000"/>
+                <w:sz w:val="18"/>
               </w:rPr>
               <w:t xml:space="preserve">Fecha de la consulta</w:t>
             </w:r>
@@ -11168,9 +11168,9 @@
             </w:pPr>
             <w:r>
               <w:rPr>
-                <w:rFonts w:ascii="Times New Roman" w:hAnsi="Times New Roman" w:cs="Times New Roman" w:eastAsia="Times New Roman"/>
-                <w:color w:val="000000"/>
-                <w:sz w:val="20"/>
+                <w:rFonts w:ascii="Arial" w:hAnsi="Arial" w:cs="Arial" w:eastAsia="Arial"/>
+                <w:color w:val="000000"/>
+                <w:sz w:val="18"/>
               </w:rPr>
               <w:t xml:space="preserve">motivo</w:t>
             </w:r>
@@ -11191,9 +11191,9 @@
             </w:pPr>
             <w:r>
               <w:rPr>
-                <w:rFonts w:ascii="Times New Roman" w:hAnsi="Times New Roman" w:cs="Times New Roman" w:eastAsia="Times New Roman"/>
-                <w:color w:val="000000"/>
-                <w:sz w:val="20"/>
+                <w:rFonts w:ascii="Arial" w:hAnsi="Arial" w:cs="Arial" w:eastAsia="Arial"/>
+                <w:color w:val="000000"/>
+                <w:sz w:val="18"/>
               </w:rPr>
               <w:t xml:space="preserve">VARCHAR(250)</w:t>
             </w:r>
@@ -11214,9 +11214,9 @@
             </w:pPr>
             <w:r>
               <w:rPr>
-                <w:rFonts w:ascii="Times New Roman" w:hAnsi="Times New Roman" w:cs="Times New Roman" w:eastAsia="Times New Roman"/>
-                <w:color w:val="000000"/>
-                <w:sz w:val="20"/>
+                <w:rFonts w:ascii="Arial" w:hAnsi="Arial" w:cs="Arial" w:eastAsia="Arial"/>
+                <w:color w:val="000000"/>
+                <w:sz w:val="18"/>
               </w:rPr>
               <w:t xml:space="preserve">No</w:t>
             </w:r>
@@ -11252,9 +11252,9 @@
             </w:pPr>
             <w:r>
               <w:rPr>
-                <w:rFonts w:ascii="Times New Roman" w:hAnsi="Times New Roman" w:cs="Times New Roman" w:eastAsia="Times New Roman"/>
-                <w:color w:val="000000"/>
-                <w:sz w:val="20"/>
+                <w:rFonts w:ascii="Arial" w:hAnsi="Arial" w:cs="Arial" w:eastAsia="Arial"/>
+                <w:color w:val="000000"/>
+                <w:sz w:val="18"/>
               </w:rPr>
               <w:t xml:space="preserve">Motivo</w:t>
             </w:r>
@@ -11277,9 +11277,9 @@
             </w:pPr>
             <w:r>
               <w:rPr>
-                <w:rFonts w:ascii="Times New Roman" w:hAnsi="Times New Roman" w:cs="Times New Roman" w:eastAsia="Times New Roman"/>
-                <w:color w:val="000000"/>
-                <w:sz w:val="20"/>
+                <w:rFonts w:ascii="Arial" w:hAnsi="Arial" w:cs="Arial" w:eastAsia="Arial"/>
+                <w:color w:val="000000"/>
+                <w:sz w:val="18"/>
               </w:rPr>
               <w:t xml:space="preserve">diagnostico</w:t>
             </w:r>
@@ -11300,9 +11300,9 @@
             </w:pPr>
             <w:r>
               <w:rPr>
-                <w:rFonts w:ascii="Times New Roman" w:hAnsi="Times New Roman" w:cs="Times New Roman" w:eastAsia="Times New Roman"/>
-                <w:color w:val="000000"/>
-                <w:sz w:val="20"/>
+                <w:rFonts w:ascii="Arial" w:hAnsi="Arial" w:cs="Arial" w:eastAsia="Arial"/>
+                <w:color w:val="000000"/>
+                <w:sz w:val="18"/>
               </w:rPr>
               <w:t xml:space="preserve">VARCHAR(500)</w:t>
             </w:r>
@@ -11323,9 +11323,9 @@
             </w:pPr>
             <w:r>
               <w:rPr>
-                <w:rFonts w:ascii="Times New Roman" w:hAnsi="Times New Roman" w:cs="Times New Roman" w:eastAsia="Times New Roman"/>
-                <w:color w:val="000000"/>
-                <w:sz w:val="20"/>
+                <w:rFonts w:ascii="Arial" w:hAnsi="Arial" w:cs="Arial" w:eastAsia="Arial"/>
+                <w:color w:val="000000"/>
+                <w:sz w:val="18"/>
               </w:rPr>
               <w:t xml:space="preserve">No</w:t>
             </w:r>
@@ -11361,9 +11361,9 @@
             </w:pPr>
             <w:r>
               <w:rPr>
-                <w:rFonts w:ascii="Times New Roman" w:hAnsi="Times New Roman" w:cs="Times New Roman" w:eastAsia="Times New Roman"/>
-                <w:color w:val="000000"/>
-                <w:sz w:val="20"/>
+                <w:rFonts w:ascii="Arial" w:hAnsi="Arial" w:cs="Arial" w:eastAsia="Arial"/>
+                <w:color w:val="000000"/>
+                <w:sz w:val="18"/>
               </w:rPr>
               <w:t xml:space="preserve">Diagnóstico</w:t>
             </w:r>
@@ -11386,9 +11386,9 @@
             </w:pPr>
             <w:r>
               <w:rPr>
-                <w:rFonts w:ascii="Times New Roman" w:hAnsi="Times New Roman" w:cs="Times New Roman" w:eastAsia="Times New Roman"/>
-                <w:color w:val="000000"/>
-                <w:sz w:val="20"/>
+                <w:rFonts w:ascii="Arial" w:hAnsi="Arial" w:cs="Arial" w:eastAsia="Arial"/>
+                <w:color w:val="000000"/>
+                <w:sz w:val="18"/>
               </w:rPr>
               <w:t xml:space="preserve">tratamiento</w:t>
             </w:r>
@@ -11409,9 +11409,9 @@
             </w:pPr>
             <w:r>
               <w:rPr>
-                <w:rFonts w:ascii="Times New Roman" w:hAnsi="Times New Roman" w:cs="Times New Roman" w:eastAsia="Times New Roman"/>
-                <w:color w:val="000000"/>
-                <w:sz w:val="20"/>
+                <w:rFonts w:ascii="Arial" w:hAnsi="Arial" w:cs="Arial" w:eastAsia="Arial"/>
+                <w:color w:val="000000"/>
+                <w:sz w:val="18"/>
               </w:rPr>
               <w:t xml:space="preserve">VARCHAR(500)</w:t>
             </w:r>
@@ -11432,9 +11432,9 @@
             </w:pPr>
             <w:r>
               <w:rPr>
-                <w:rFonts w:ascii="Times New Roman" w:hAnsi="Times New Roman" w:cs="Times New Roman" w:eastAsia="Times New Roman"/>
-                <w:color w:val="000000"/>
-                <w:sz w:val="20"/>
+                <w:rFonts w:ascii="Arial" w:hAnsi="Arial" w:cs="Arial" w:eastAsia="Arial"/>
+                <w:color w:val="000000"/>
+                <w:sz w:val="18"/>
               </w:rPr>
               <w:t xml:space="preserve">Sí</w:t>
             </w:r>
@@ -11470,9 +11470,9 @@
             </w:pPr>
             <w:r>
               <w:rPr>
-                <w:rFonts w:ascii="Times New Roman" w:hAnsi="Times New Roman" w:cs="Times New Roman" w:eastAsia="Times New Roman"/>
-                <w:color w:val="000000"/>
-                <w:sz w:val="20"/>
+                <w:rFonts w:ascii="Arial" w:hAnsi="Arial" w:cs="Arial" w:eastAsia="Arial"/>
+                <w:color w:val="000000"/>
+                <w:sz w:val="18"/>
               </w:rPr>
               <w:t xml:space="preserve">Tratamiento indicado</w:t>
             </w:r>
@@ -11497,9 +11497,9 @@
             </w:pPr>
             <w:r>
               <w:rPr>
-                <w:rFonts w:ascii="Times New Roman" w:hAnsi="Times New Roman" w:cs="Times New Roman" w:eastAsia="Times New Roman"/>
-                <w:color w:val="000000"/>
-                <w:sz w:val="20"/>
+                <w:rFonts w:ascii="Arial" w:hAnsi="Arial" w:cs="Arial" w:eastAsia="Arial"/>
+                <w:color w:val="000000"/>
+                <w:sz w:val="18"/>
               </w:rPr>
               <w:t xml:space="preserve">observaciones</w:t>
             </w:r>
@@ -11522,9 +11522,9 @@
             </w:pPr>
             <w:r>
               <w:rPr>
-                <w:rFonts w:ascii="Times New Roman" w:hAnsi="Times New Roman" w:cs="Times New Roman" w:eastAsia="Times New Roman"/>
-                <w:color w:val="000000"/>
-                <w:sz w:val="20"/>
+                <w:rFonts w:ascii="Arial" w:hAnsi="Arial" w:cs="Arial" w:eastAsia="Arial"/>
+                <w:color w:val="000000"/>
+                <w:sz w:val="18"/>
               </w:rPr>
               <w:t xml:space="preserve">VARCHAR(500)</w:t>
             </w:r>
@@ -11547,9 +11547,9 @@
             </w:pPr>
             <w:r>
               <w:rPr>
-                <w:rFonts w:ascii="Times New Roman" w:hAnsi="Times New Roman" w:cs="Times New Roman" w:eastAsia="Times New Roman"/>
-                <w:color w:val="000000"/>
-                <w:sz w:val="20"/>
+                <w:rFonts w:ascii="Arial" w:hAnsi="Arial" w:cs="Arial" w:eastAsia="Arial"/>
+                <w:color w:val="000000"/>
+                <w:sz w:val="18"/>
               </w:rPr>
               <w:t xml:space="preserve">Sí</w:t>
             </w:r>
@@ -11589,9 +11589,9 @@
             </w:pPr>
             <w:r>
               <w:rPr>
-                <w:rFonts w:ascii="Times New Roman" w:hAnsi="Times New Roman" w:cs="Times New Roman" w:eastAsia="Times New Roman"/>
-                <w:color w:val="000000"/>
-                <w:sz w:val="20"/>
+                <w:rFonts w:ascii="Arial" w:hAnsi="Arial" w:cs="Arial" w:eastAsia="Arial"/>
+                <w:color w:val="000000"/>
+                <w:sz w:val="18"/>
               </w:rPr>
               <w:t xml:space="preserve">Observaciones</w:t>
             </w:r>
@@ -11624,10 +11624,10 @@
       </w:pPr>
       <w:r>
         <w:rPr>
-          <w:rFonts w:ascii="Times New Roman" w:hAnsi="Times New Roman" w:cs="Times New Roman" w:eastAsia="Times New Roman"/>
+          <w:rFonts w:ascii="Arial" w:hAnsi="Arial" w:cs="Arial" w:eastAsia="Arial"/>
           <w:b/>
           <w:color w:val="000000"/>
-          <w:sz w:val="24"/>
+          <w:sz w:val="22"/>
         </w:rPr>
         <w:t>Tabla 14</w:t>
       </w:r>
@@ -11639,10 +11639,10 @@
       </w:pPr>
       <w:r>
         <w:rPr>
-          <w:rFonts w:ascii="Times New Roman" w:hAnsi="Times New Roman" w:cs="Times New Roman" w:eastAsia="Times New Roman"/>
+          <w:rFonts w:ascii="Arial" w:hAnsi="Arial" w:cs="Arial" w:eastAsia="Arial"/>
           <w:i/>
           <w:color w:val="000000"/>
-          <w:sz w:val="24"/>
+          <w:sz w:val="22"/>
         </w:rPr>
         <w:t>Diccionario de datos de la tabla aplicacionVacuna</w:t>
       </w:r>
@@ -11690,10 +11690,10 @@
             </w:pPr>
             <w:r>
               <w:rPr>
-                <w:rFonts w:ascii="Times New Roman" w:hAnsi="Times New Roman" w:cs="Times New Roman" w:eastAsia="Times New Roman"/>
+                <w:rFonts w:ascii="Arial" w:hAnsi="Arial" w:cs="Arial" w:eastAsia="Arial"/>
                 <w:b/>
                 <w:color w:val="000000"/>
-                <w:sz w:val="20"/>
+                <w:sz w:val="18"/>
               </w:rPr>
               <w:t xml:space="preserve">Campo</w:t>
             </w:r>
@@ -11718,10 +11718,10 @@
             </w:pPr>
             <w:r>
               <w:rPr>
-                <w:rFonts w:ascii="Times New Roman" w:hAnsi="Times New Roman" w:cs="Times New Roman" w:eastAsia="Times New Roman"/>
+                <w:rFonts w:ascii="Arial" w:hAnsi="Arial" w:cs="Arial" w:eastAsia="Arial"/>
                 <w:b/>
                 <w:color w:val="000000"/>
-                <w:sz w:val="20"/>
+                <w:sz w:val="18"/>
               </w:rPr>
               <w:t xml:space="preserve">Tipo</w:t>
             </w:r>
@@ -11746,10 +11746,10 @@
             </w:pPr>
             <w:r>
               <w:rPr>
-                <w:rFonts w:ascii="Times New Roman" w:hAnsi="Times New Roman" w:cs="Times New Roman" w:eastAsia="Times New Roman"/>
+                <w:rFonts w:ascii="Arial" w:hAnsi="Arial" w:cs="Arial" w:eastAsia="Arial"/>
                 <w:b/>
                 <w:color w:val="000000"/>
-                <w:sz w:val="20"/>
+                <w:sz w:val="18"/>
               </w:rPr>
               <w:t xml:space="preserve">Nulo</w:t>
             </w:r>
@@ -11774,10 +11774,10 @@
             </w:pPr>
             <w:r>
               <w:rPr>
-                <w:rFonts w:ascii="Times New Roman" w:hAnsi="Times New Roman" w:cs="Times New Roman" w:eastAsia="Times New Roman"/>
+                <w:rFonts w:ascii="Arial" w:hAnsi="Arial" w:cs="Arial" w:eastAsia="Arial"/>
                 <w:b/>
                 <w:color w:val="000000"/>
-                <w:sz w:val="20"/>
+                <w:sz w:val="18"/>
               </w:rPr>
               <w:t xml:space="preserve">Clave</w:t>
             </w:r>
@@ -11802,10 +11802,10 @@
             </w:pPr>
             <w:r>
               <w:rPr>
-                <w:rFonts w:ascii="Times New Roman" w:hAnsi="Times New Roman" w:cs="Times New Roman" w:eastAsia="Times New Roman"/>
+                <w:rFonts w:ascii="Arial" w:hAnsi="Arial" w:cs="Arial" w:eastAsia="Arial"/>
                 <w:b/>
                 <w:color w:val="000000"/>
-                <w:sz w:val="20"/>
+                <w:sz w:val="18"/>
               </w:rPr>
               <w:t xml:space="preserve">Descripción</w:t>
             </w:r>
@@ -11828,9 +11828,9 @@
             </w:pPr>
             <w:r>
               <w:rPr>
-                <w:rFonts w:ascii="Times New Roman" w:hAnsi="Times New Roman" w:cs="Times New Roman" w:eastAsia="Times New Roman"/>
-                <w:color w:val="000000"/>
-                <w:sz w:val="20"/>
+                <w:rFonts w:ascii="Arial" w:hAnsi="Arial" w:cs="Arial" w:eastAsia="Arial"/>
+                <w:color w:val="000000"/>
+                <w:sz w:val="18"/>
               </w:rPr>
               <w:t xml:space="preserve">idAplicacion</w:t>
             </w:r>
@@ -11851,9 +11851,9 @@
             </w:pPr>
             <w:r>
               <w:rPr>
-                <w:rFonts w:ascii="Times New Roman" w:hAnsi="Times New Roman" w:cs="Times New Roman" w:eastAsia="Times New Roman"/>
-                <w:color w:val="000000"/>
-                <w:sz w:val="20"/>
+                <w:rFonts w:ascii="Arial" w:hAnsi="Arial" w:cs="Arial" w:eastAsia="Arial"/>
+                <w:color w:val="000000"/>
+                <w:sz w:val="18"/>
               </w:rPr>
               <w:t xml:space="preserve">INT IDENTITY</w:t>
             </w:r>
@@ -11874,9 +11874,9 @@
             </w:pPr>
             <w:r>
               <w:rPr>
-                <w:rFonts w:ascii="Times New Roman" w:hAnsi="Times New Roman" w:cs="Times New Roman" w:eastAsia="Times New Roman"/>
-                <w:color w:val="000000"/>
-                <w:sz w:val="20"/>
+                <w:rFonts w:ascii="Arial" w:hAnsi="Arial" w:cs="Arial" w:eastAsia="Arial"/>
+                <w:color w:val="000000"/>
+                <w:sz w:val="18"/>
               </w:rPr>
               <w:t xml:space="preserve">No</w:t>
             </w:r>
@@ -11897,9 +11897,9 @@
             </w:pPr>
             <w:r>
               <w:rPr>
-                <w:rFonts w:ascii="Times New Roman" w:hAnsi="Times New Roman" w:cs="Times New Roman" w:eastAsia="Times New Roman"/>
-                <w:color w:val="000000"/>
-                <w:sz w:val="20"/>
+                <w:rFonts w:ascii="Arial" w:hAnsi="Arial" w:cs="Arial" w:eastAsia="Arial"/>
+                <w:color w:val="000000"/>
+                <w:sz w:val="18"/>
               </w:rPr>
               <w:t xml:space="preserve">PK</w:t>
             </w:r>
@@ -11920,9 +11920,9 @@
             </w:pPr>
             <w:r>
               <w:rPr>
-                <w:rFonts w:ascii="Times New Roman" w:hAnsi="Times New Roman" w:cs="Times New Roman" w:eastAsia="Times New Roman"/>
-                <w:color w:val="000000"/>
-                <w:sz w:val="20"/>
+                <w:rFonts w:ascii="Arial" w:hAnsi="Arial" w:cs="Arial" w:eastAsia="Arial"/>
+                <w:color w:val="000000"/>
+                <w:sz w:val="18"/>
               </w:rPr>
               <w:t xml:space="preserve">Identificador</w:t>
             </w:r>
@@ -11945,9 +11945,9 @@
             </w:pPr>
             <w:r>
               <w:rPr>
-                <w:rFonts w:ascii="Times New Roman" w:hAnsi="Times New Roman" w:cs="Times New Roman" w:eastAsia="Times New Roman"/>
-                <w:color w:val="000000"/>
-                <w:sz w:val="20"/>
+                <w:rFonts w:ascii="Arial" w:hAnsi="Arial" w:cs="Arial" w:eastAsia="Arial"/>
+                <w:color w:val="000000"/>
+                <w:sz w:val="18"/>
               </w:rPr>
               <w:t xml:space="preserve">idMascota</w:t>
             </w:r>
@@ -11968,9 +11968,9 @@
             </w:pPr>
             <w:r>
               <w:rPr>
-                <w:rFonts w:ascii="Times New Roman" w:hAnsi="Times New Roman" w:cs="Times New Roman" w:eastAsia="Times New Roman"/>
-                <w:color w:val="000000"/>
-                <w:sz w:val="20"/>
+                <w:rFonts w:ascii="Arial" w:hAnsi="Arial" w:cs="Arial" w:eastAsia="Arial"/>
+                <w:color w:val="000000"/>
+                <w:sz w:val="18"/>
               </w:rPr>
               <w:t xml:space="preserve">INT</w:t>
             </w:r>
@@ -11991,9 +11991,9 @@
             </w:pPr>
             <w:r>
               <w:rPr>
-                <w:rFonts w:ascii="Times New Roman" w:hAnsi="Times New Roman" w:cs="Times New Roman" w:eastAsia="Times New Roman"/>
-                <w:color w:val="000000"/>
-                <w:sz w:val="20"/>
+                <w:rFonts w:ascii="Arial" w:hAnsi="Arial" w:cs="Arial" w:eastAsia="Arial"/>
+                <w:color w:val="000000"/>
+                <w:sz w:val="18"/>
               </w:rPr>
               <w:t xml:space="preserve">No</w:t>
             </w:r>
@@ -12014,9 +12014,9 @@
             </w:pPr>
             <w:r>
               <w:rPr>
-                <w:rFonts w:ascii="Times New Roman" w:hAnsi="Times New Roman" w:cs="Times New Roman" w:eastAsia="Times New Roman"/>
-                <w:color w:val="000000"/>
-                <w:sz w:val="20"/>
+                <w:rFonts w:ascii="Arial" w:hAnsi="Arial" w:cs="Arial" w:eastAsia="Arial"/>
+                <w:color w:val="000000"/>
+                <w:sz w:val="18"/>
               </w:rPr>
               <w:t xml:space="preserve">FK → mascota</w:t>
             </w:r>
@@ -12037,9 +12037,9 @@
             </w:pPr>
             <w:r>
               <w:rPr>
-                <w:rFonts w:ascii="Times New Roman" w:hAnsi="Times New Roman" w:cs="Times New Roman" w:eastAsia="Times New Roman"/>
-                <w:color w:val="000000"/>
-                <w:sz w:val="20"/>
+                <w:rFonts w:ascii="Arial" w:hAnsi="Arial" w:cs="Arial" w:eastAsia="Arial"/>
+                <w:color w:val="000000"/>
+                <w:sz w:val="18"/>
               </w:rPr>
               <w:t xml:space="preserve">Paciente</w:t>
             </w:r>
@@ -12062,9 +12062,9 @@
             </w:pPr>
             <w:r>
               <w:rPr>
-                <w:rFonts w:ascii="Times New Roman" w:hAnsi="Times New Roman" w:cs="Times New Roman" w:eastAsia="Times New Roman"/>
-                <w:color w:val="000000"/>
-                <w:sz w:val="20"/>
+                <w:rFonts w:ascii="Arial" w:hAnsi="Arial" w:cs="Arial" w:eastAsia="Arial"/>
+                <w:color w:val="000000"/>
+                <w:sz w:val="18"/>
               </w:rPr>
               <w:t xml:space="preserve">idVacuna</w:t>
             </w:r>
@@ -12085,9 +12085,9 @@
             </w:pPr>
             <w:r>
               <w:rPr>
-                <w:rFonts w:ascii="Times New Roman" w:hAnsi="Times New Roman" w:cs="Times New Roman" w:eastAsia="Times New Roman"/>
-                <w:color w:val="000000"/>
-                <w:sz w:val="20"/>
+                <w:rFonts w:ascii="Arial" w:hAnsi="Arial" w:cs="Arial" w:eastAsia="Arial"/>
+                <w:color w:val="000000"/>
+                <w:sz w:val="18"/>
               </w:rPr>
               <w:t xml:space="preserve">INT</w:t>
             </w:r>
@@ -12108,9 +12108,9 @@
             </w:pPr>
             <w:r>
               <w:rPr>
-                <w:rFonts w:ascii="Times New Roman" w:hAnsi="Times New Roman" w:cs="Times New Roman" w:eastAsia="Times New Roman"/>
-                <w:color w:val="000000"/>
-                <w:sz w:val="20"/>
+                <w:rFonts w:ascii="Arial" w:hAnsi="Arial" w:cs="Arial" w:eastAsia="Arial"/>
+                <w:color w:val="000000"/>
+                <w:sz w:val="18"/>
               </w:rPr>
               <w:t xml:space="preserve">No</w:t>
             </w:r>
@@ -12131,9 +12131,9 @@
             </w:pPr>
             <w:r>
               <w:rPr>
-                <w:rFonts w:ascii="Times New Roman" w:hAnsi="Times New Roman" w:cs="Times New Roman" w:eastAsia="Times New Roman"/>
-                <w:color w:val="000000"/>
-                <w:sz w:val="20"/>
+                <w:rFonts w:ascii="Arial" w:hAnsi="Arial" w:cs="Arial" w:eastAsia="Arial"/>
+                <w:color w:val="000000"/>
+                <w:sz w:val="18"/>
               </w:rPr>
               <w:t xml:space="preserve">FK → vacuna</w:t>
             </w:r>
@@ -12154,9 +12154,9 @@
             </w:pPr>
             <w:r>
               <w:rPr>
-                <w:rFonts w:ascii="Times New Roman" w:hAnsi="Times New Roman" w:cs="Times New Roman" w:eastAsia="Times New Roman"/>
-                <w:color w:val="000000"/>
-                <w:sz w:val="20"/>
+                <w:rFonts w:ascii="Arial" w:hAnsi="Arial" w:cs="Arial" w:eastAsia="Arial"/>
+                <w:color w:val="000000"/>
+                <w:sz w:val="18"/>
               </w:rPr>
               <w:t xml:space="preserve">Vacuna aplicada</w:t>
             </w:r>
@@ -12179,9 +12179,9 @@
             </w:pPr>
             <w:r>
               <w:rPr>
-                <w:rFonts w:ascii="Times New Roman" w:hAnsi="Times New Roman" w:cs="Times New Roman" w:eastAsia="Times New Roman"/>
-                <w:color w:val="000000"/>
-                <w:sz w:val="20"/>
+                <w:rFonts w:ascii="Arial" w:hAnsi="Arial" w:cs="Arial" w:eastAsia="Arial"/>
+                <w:color w:val="000000"/>
+                <w:sz w:val="18"/>
               </w:rPr>
               <w:t xml:space="preserve">idVeterinario</w:t>
             </w:r>
@@ -12202,9 +12202,9 @@
             </w:pPr>
             <w:r>
               <w:rPr>
-                <w:rFonts w:ascii="Times New Roman" w:hAnsi="Times New Roman" w:cs="Times New Roman" w:eastAsia="Times New Roman"/>
-                <w:color w:val="000000"/>
-                <w:sz w:val="20"/>
+                <w:rFonts w:ascii="Arial" w:hAnsi="Arial" w:cs="Arial" w:eastAsia="Arial"/>
+                <w:color w:val="000000"/>
+                <w:sz w:val="18"/>
               </w:rPr>
               <w:t xml:space="preserve">INT</w:t>
             </w:r>
@@ -12225,9 +12225,9 @@
             </w:pPr>
             <w:r>
               <w:rPr>
-                <w:rFonts w:ascii="Times New Roman" w:hAnsi="Times New Roman" w:cs="Times New Roman" w:eastAsia="Times New Roman"/>
-                <w:color w:val="000000"/>
-                <w:sz w:val="20"/>
+                <w:rFonts w:ascii="Arial" w:hAnsi="Arial" w:cs="Arial" w:eastAsia="Arial"/>
+                <w:color w:val="000000"/>
+                <w:sz w:val="18"/>
               </w:rPr>
               <w:t xml:space="preserve">No</w:t>
             </w:r>
@@ -12248,9 +12248,9 @@
             </w:pPr>
             <w:r>
               <w:rPr>
-                <w:rFonts w:ascii="Times New Roman" w:hAnsi="Times New Roman" w:cs="Times New Roman" w:eastAsia="Times New Roman"/>
-                <w:color w:val="000000"/>
-                <w:sz w:val="20"/>
+                <w:rFonts w:ascii="Arial" w:hAnsi="Arial" w:cs="Arial" w:eastAsia="Arial"/>
+                <w:color w:val="000000"/>
+                <w:sz w:val="18"/>
               </w:rPr>
               <w:t xml:space="preserve">FK → usuario</w:t>
             </w:r>
@@ -12271,9 +12271,9 @@
             </w:pPr>
             <w:r>
               <w:rPr>
-                <w:rFonts w:ascii="Times New Roman" w:hAnsi="Times New Roman" w:cs="Times New Roman" w:eastAsia="Times New Roman"/>
-                <w:color w:val="000000"/>
-                <w:sz w:val="20"/>
+                <w:rFonts w:ascii="Arial" w:hAnsi="Arial" w:cs="Arial" w:eastAsia="Arial"/>
+                <w:color w:val="000000"/>
+                <w:sz w:val="18"/>
               </w:rPr>
               <w:t xml:space="preserve">Quien la aplicó</w:t>
             </w:r>
@@ -12296,9 +12296,9 @@
             </w:pPr>
             <w:r>
               <w:rPr>
-                <w:rFonts w:ascii="Times New Roman" w:hAnsi="Times New Roman" w:cs="Times New Roman" w:eastAsia="Times New Roman"/>
-                <w:color w:val="000000"/>
-                <w:sz w:val="20"/>
+                <w:rFonts w:ascii="Arial" w:hAnsi="Arial" w:cs="Arial" w:eastAsia="Arial"/>
+                <w:color w:val="000000"/>
+                <w:sz w:val="18"/>
               </w:rPr>
               <w:t xml:space="preserve">fechaAplicacion</w:t>
             </w:r>
@@ -12319,9 +12319,9 @@
             </w:pPr>
             <w:r>
               <w:rPr>
-                <w:rFonts w:ascii="Times New Roman" w:hAnsi="Times New Roman" w:cs="Times New Roman" w:eastAsia="Times New Roman"/>
-                <w:color w:val="000000"/>
-                <w:sz w:val="20"/>
+                <w:rFonts w:ascii="Arial" w:hAnsi="Arial" w:cs="Arial" w:eastAsia="Arial"/>
+                <w:color w:val="000000"/>
+                <w:sz w:val="18"/>
               </w:rPr>
               <w:t xml:space="preserve">DATE</w:t>
             </w:r>
@@ -12342,9 +12342,9 @@
             </w:pPr>
             <w:r>
               <w:rPr>
-                <w:rFonts w:ascii="Times New Roman" w:hAnsi="Times New Roman" w:cs="Times New Roman" w:eastAsia="Times New Roman"/>
-                <w:color w:val="000000"/>
-                <w:sz w:val="20"/>
+                <w:rFonts w:ascii="Arial" w:hAnsi="Arial" w:cs="Arial" w:eastAsia="Arial"/>
+                <w:color w:val="000000"/>
+                <w:sz w:val="18"/>
               </w:rPr>
               <w:t xml:space="preserve">No</w:t>
             </w:r>
@@ -12380,9 +12380,9 @@
             </w:pPr>
             <w:r>
               <w:rPr>
-                <w:rFonts w:ascii="Times New Roman" w:hAnsi="Times New Roman" w:cs="Times New Roman" w:eastAsia="Times New Roman"/>
-                <w:color w:val="000000"/>
-                <w:sz w:val="20"/>
+                <w:rFonts w:ascii="Arial" w:hAnsi="Arial" w:cs="Arial" w:eastAsia="Arial"/>
+                <w:color w:val="000000"/>
+                <w:sz w:val="18"/>
               </w:rPr>
               <w:t xml:space="preserve">Fecha de aplicación</w:t>
             </w:r>
@@ -12405,9 +12405,9 @@
             </w:pPr>
             <w:r>
               <w:rPr>
-                <w:rFonts w:ascii="Times New Roman" w:hAnsi="Times New Roman" w:cs="Times New Roman" w:eastAsia="Times New Roman"/>
-                <w:color w:val="000000"/>
-                <w:sz w:val="20"/>
+                <w:rFonts w:ascii="Arial" w:hAnsi="Arial" w:cs="Arial" w:eastAsia="Arial"/>
+                <w:color w:val="000000"/>
+                <w:sz w:val="18"/>
               </w:rPr>
               <w:t xml:space="preserve">proximaDosis</w:t>
             </w:r>
@@ -12428,9 +12428,9 @@
             </w:pPr>
             <w:r>
               <w:rPr>
-                <w:rFonts w:ascii="Times New Roman" w:hAnsi="Times New Roman" w:cs="Times New Roman" w:eastAsia="Times New Roman"/>
-                <w:color w:val="000000"/>
-                <w:sz w:val="20"/>
+                <w:rFonts w:ascii="Arial" w:hAnsi="Arial" w:cs="Arial" w:eastAsia="Arial"/>
+                <w:color w:val="000000"/>
+                <w:sz w:val="18"/>
               </w:rPr>
               <w:t xml:space="preserve">DATE</w:t>
             </w:r>
@@ -12451,9 +12451,9 @@
             </w:pPr>
             <w:r>
               <w:rPr>
-                <w:rFonts w:ascii="Times New Roman" w:hAnsi="Times New Roman" w:cs="Times New Roman" w:eastAsia="Times New Roman"/>
-                <w:color w:val="000000"/>
-                <w:sz w:val="20"/>
+                <w:rFonts w:ascii="Arial" w:hAnsi="Arial" w:cs="Arial" w:eastAsia="Arial"/>
+                <w:color w:val="000000"/>
+                <w:sz w:val="18"/>
               </w:rPr>
               <w:t xml:space="preserve">Sí</w:t>
             </w:r>
@@ -12489,9 +12489,9 @@
             </w:pPr>
             <w:r>
               <w:rPr>
-                <w:rFonts w:ascii="Times New Roman" w:hAnsi="Times New Roman" w:cs="Times New Roman" w:eastAsia="Times New Roman"/>
-                <w:color w:val="000000"/>
-                <w:sz w:val="20"/>
+                <w:rFonts w:ascii="Arial" w:hAnsi="Arial" w:cs="Arial" w:eastAsia="Arial"/>
+                <w:color w:val="000000"/>
+                <w:sz w:val="18"/>
               </w:rPr>
               <w:t xml:space="preserve">Fecha del refuerzo</w:t>
             </w:r>
@@ -12516,9 +12516,9 @@
             </w:pPr>
             <w:r>
               <w:rPr>
-                <w:rFonts w:ascii="Times New Roman" w:hAnsi="Times New Roman" w:cs="Times New Roman" w:eastAsia="Times New Roman"/>
-                <w:color w:val="000000"/>
-                <w:sz w:val="20"/>
+                <w:rFonts w:ascii="Arial" w:hAnsi="Arial" w:cs="Arial" w:eastAsia="Arial"/>
+                <w:color w:val="000000"/>
+                <w:sz w:val="18"/>
               </w:rPr>
               <w:t xml:space="preserve">observaciones</w:t>
             </w:r>
@@ -12541,9 +12541,9 @@
             </w:pPr>
             <w:r>
               <w:rPr>
-                <w:rFonts w:ascii="Times New Roman" w:hAnsi="Times New Roman" w:cs="Times New Roman" w:eastAsia="Times New Roman"/>
-                <w:color w:val="000000"/>
-                <w:sz w:val="20"/>
+                <w:rFonts w:ascii="Arial" w:hAnsi="Arial" w:cs="Arial" w:eastAsia="Arial"/>
+                <w:color w:val="000000"/>
+                <w:sz w:val="18"/>
               </w:rPr>
               <w:t xml:space="preserve">VARCHAR(250)</w:t>
             </w:r>
@@ -12566,9 +12566,9 @@
             </w:pPr>
             <w:r>
               <w:rPr>
-                <w:rFonts w:ascii="Times New Roman" w:hAnsi="Times New Roman" w:cs="Times New Roman" w:eastAsia="Times New Roman"/>
-                <w:color w:val="000000"/>
-                <w:sz w:val="20"/>
+                <w:rFonts w:ascii="Arial" w:hAnsi="Arial" w:cs="Arial" w:eastAsia="Arial"/>
+                <w:color w:val="000000"/>
+                <w:sz w:val="18"/>
               </w:rPr>
               <w:t xml:space="preserve">Sí</w:t>
             </w:r>
@@ -12608,9 +12608,9 @@
             </w:pPr>
             <w:r>
               <w:rPr>
-                <w:rFonts w:ascii="Times New Roman" w:hAnsi="Times New Roman" w:cs="Times New Roman" w:eastAsia="Times New Roman"/>
-                <w:color w:val="000000"/>
-                <w:sz w:val="20"/>
+                <w:rFonts w:ascii="Arial" w:hAnsi="Arial" w:cs="Arial" w:eastAsia="Arial"/>
+                <w:color w:val="000000"/>
+                <w:sz w:val="18"/>
               </w:rPr>
               <w:t xml:space="preserve">Observaciones</w:t>
             </w:r>
@@ -12643,10 +12643,10 @@
       </w:pPr>
       <w:r>
         <w:rPr>
-          <w:rFonts w:ascii="Times New Roman" w:hAnsi="Times New Roman" w:cs="Times New Roman" w:eastAsia="Times New Roman"/>
+          <w:rFonts w:ascii="Arial" w:hAnsi="Arial" w:cs="Arial" w:eastAsia="Arial"/>
           <w:b/>
           <w:color w:val="000000"/>
-          <w:sz w:val="24"/>
+          <w:sz w:val="22"/>
         </w:rPr>
         <w:t>Tabla 15</w:t>
       </w:r>
@@ -12658,10 +12658,10 @@
       </w:pPr>
       <w:r>
         <w:rPr>
-          <w:rFonts w:ascii="Times New Roman" w:hAnsi="Times New Roman" w:cs="Times New Roman" w:eastAsia="Times New Roman"/>
+          <w:rFonts w:ascii="Arial" w:hAnsi="Arial" w:cs="Arial" w:eastAsia="Arial"/>
           <w:i/>
           <w:color w:val="000000"/>
-          <w:sz w:val="24"/>
+          <w:sz w:val="22"/>
         </w:rPr>
         <w:t>Diccionario de datos de la tabla bitacora</w:t>
       </w:r>
@@ -12709,10 +12709,10 @@
             </w:pPr>
             <w:r>
               <w:rPr>
-                <w:rFonts w:ascii="Times New Roman" w:hAnsi="Times New Roman" w:cs="Times New Roman" w:eastAsia="Times New Roman"/>
+                <w:rFonts w:ascii="Arial" w:hAnsi="Arial" w:cs="Arial" w:eastAsia="Arial"/>
                 <w:b/>
                 <w:color w:val="000000"/>
-                <w:sz w:val="20"/>
+                <w:sz w:val="18"/>
               </w:rPr>
               <w:t xml:space="preserve">Campo</w:t>
             </w:r>
@@ -12737,10 +12737,10 @@
             </w:pPr>
             <w:r>
               <w:rPr>
-                <w:rFonts w:ascii="Times New Roman" w:hAnsi="Times New Roman" w:cs="Times New Roman" w:eastAsia="Times New Roman"/>
+                <w:rFonts w:ascii="Arial" w:hAnsi="Arial" w:cs="Arial" w:eastAsia="Arial"/>
                 <w:b/>
                 <w:color w:val="000000"/>
-                <w:sz w:val="20"/>
+                <w:sz w:val="18"/>
               </w:rPr>
               <w:t xml:space="preserve">Tipo</w:t>
             </w:r>
@@ -12765,10 +12765,10 @@
             </w:pPr>
             <w:r>
               <w:rPr>
-                <w:rFonts w:ascii="Times New Roman" w:hAnsi="Times New Roman" w:cs="Times New Roman" w:eastAsia="Times New Roman"/>
+                <w:rFonts w:ascii="Arial" w:hAnsi="Arial" w:cs="Arial" w:eastAsia="Arial"/>
                 <w:b/>
                 <w:color w:val="000000"/>
-                <w:sz w:val="20"/>
+                <w:sz w:val="18"/>
               </w:rPr>
               <w:t xml:space="preserve">Nulo</w:t>
             </w:r>
@@ -12793,10 +12793,10 @@
             </w:pPr>
             <w:r>
               <w:rPr>
-                <w:rFonts w:ascii="Times New Roman" w:hAnsi="Times New Roman" w:cs="Times New Roman" w:eastAsia="Times New Roman"/>
+                <w:rFonts w:ascii="Arial" w:hAnsi="Arial" w:cs="Arial" w:eastAsia="Arial"/>
                 <w:b/>
                 <w:color w:val="000000"/>
-                <w:sz w:val="20"/>
+                <w:sz w:val="18"/>
               </w:rPr>
               <w:t xml:space="preserve">Clave</w:t>
             </w:r>
@@ -12821,10 +12821,10 @@
             </w:pPr>
             <w:r>
               <w:rPr>
-                <w:rFonts w:ascii="Times New Roman" w:hAnsi="Times New Roman" w:cs="Times New Roman" w:eastAsia="Times New Roman"/>
+                <w:rFonts w:ascii="Arial" w:hAnsi="Arial" w:cs="Arial" w:eastAsia="Arial"/>
                 <w:b/>
                 <w:color w:val="000000"/>
-                <w:sz w:val="20"/>
+                <w:sz w:val="18"/>
               </w:rPr>
               <w:t xml:space="preserve">Descripción</w:t>
             </w:r>
@@ -12847,9 +12847,9 @@
             </w:pPr>
             <w:r>
               <w:rPr>
-                <w:rFonts w:ascii="Times New Roman" w:hAnsi="Times New Roman" w:cs="Times New Roman" w:eastAsia="Times New Roman"/>
-                <w:color w:val="000000"/>
-                <w:sz w:val="20"/>
+                <w:rFonts w:ascii="Arial" w:hAnsi="Arial" w:cs="Arial" w:eastAsia="Arial"/>
+                <w:color w:val="000000"/>
+                <w:sz w:val="18"/>
               </w:rPr>
               <w:t xml:space="preserve">idBitacora</w:t>
             </w:r>
@@ -12870,9 +12870,9 @@
             </w:pPr>
             <w:r>
               <w:rPr>
-                <w:rFonts w:ascii="Times New Roman" w:hAnsi="Times New Roman" w:cs="Times New Roman" w:eastAsia="Times New Roman"/>
-                <w:color w:val="000000"/>
-                <w:sz w:val="20"/>
+                <w:rFonts w:ascii="Arial" w:hAnsi="Arial" w:cs="Arial" w:eastAsia="Arial"/>
+                <w:color w:val="000000"/>
+                <w:sz w:val="18"/>
               </w:rPr>
               <w:t xml:space="preserve">INT IDENTITY</w:t>
             </w:r>
@@ -12893,9 +12893,9 @@
             </w:pPr>
             <w:r>
               <w:rPr>
-                <w:rFonts w:ascii="Times New Roman" w:hAnsi="Times New Roman" w:cs="Times New Roman" w:eastAsia="Times New Roman"/>
-                <w:color w:val="000000"/>
-                <w:sz w:val="20"/>
+                <w:rFonts w:ascii="Arial" w:hAnsi="Arial" w:cs="Arial" w:eastAsia="Arial"/>
+                <w:color w:val="000000"/>
+                <w:sz w:val="18"/>
               </w:rPr>
               <w:t xml:space="preserve">No</w:t>
             </w:r>
@@ -12916,9 +12916,9 @@
             </w:pPr>
             <w:r>
               <w:rPr>
-                <w:rFonts w:ascii="Times New Roman" w:hAnsi="Times New Roman" w:cs="Times New Roman" w:eastAsia="Times New Roman"/>
-                <w:color w:val="000000"/>
-                <w:sz w:val="20"/>
+                <w:rFonts w:ascii="Arial" w:hAnsi="Arial" w:cs="Arial" w:eastAsia="Arial"/>
+                <w:color w:val="000000"/>
+                <w:sz w:val="18"/>
               </w:rPr>
               <w:t xml:space="preserve">PK</w:t>
             </w:r>
@@ -12939,9 +12939,9 @@
             </w:pPr>
             <w:r>
               <w:rPr>
-                <w:rFonts w:ascii="Times New Roman" w:hAnsi="Times New Roman" w:cs="Times New Roman" w:eastAsia="Times New Roman"/>
-                <w:color w:val="000000"/>
-                <w:sz w:val="20"/>
+                <w:rFonts w:ascii="Arial" w:hAnsi="Arial" w:cs="Arial" w:eastAsia="Arial"/>
+                <w:color w:val="000000"/>
+                <w:sz w:val="18"/>
               </w:rPr>
               <w:t xml:space="preserve">Identificador</w:t>
             </w:r>
@@ -12964,9 +12964,9 @@
             </w:pPr>
             <w:r>
               <w:rPr>
-                <w:rFonts w:ascii="Times New Roman" w:hAnsi="Times New Roman" w:cs="Times New Roman" w:eastAsia="Times New Roman"/>
-                <w:color w:val="000000"/>
-                <w:sz w:val="20"/>
+                <w:rFonts w:ascii="Arial" w:hAnsi="Arial" w:cs="Arial" w:eastAsia="Arial"/>
+                <w:color w:val="000000"/>
+                <w:sz w:val="18"/>
               </w:rPr>
               <w:t xml:space="preserve">fecha</w:t>
             </w:r>
@@ -12987,9 +12987,9 @@
             </w:pPr>
             <w:r>
               <w:rPr>
-                <w:rFonts w:ascii="Times New Roman" w:hAnsi="Times New Roman" w:cs="Times New Roman" w:eastAsia="Times New Roman"/>
-                <w:color w:val="000000"/>
-                <w:sz w:val="20"/>
+                <w:rFonts w:ascii="Arial" w:hAnsi="Arial" w:cs="Arial" w:eastAsia="Arial"/>
+                <w:color w:val="000000"/>
+                <w:sz w:val="18"/>
               </w:rPr>
               <w:t xml:space="preserve">DATETIME</w:t>
             </w:r>
@@ -13010,9 +13010,9 @@
             </w:pPr>
             <w:r>
               <w:rPr>
-                <w:rFonts w:ascii="Times New Roman" w:hAnsi="Times New Roman" w:cs="Times New Roman" w:eastAsia="Times New Roman"/>
-                <w:color w:val="000000"/>
-                <w:sz w:val="20"/>
+                <w:rFonts w:ascii="Arial" w:hAnsi="Arial" w:cs="Arial" w:eastAsia="Arial"/>
+                <w:color w:val="000000"/>
+                <w:sz w:val="18"/>
               </w:rPr>
               <w:t xml:space="preserve">No</w:t>
             </w:r>
@@ -13048,9 +13048,9 @@
             </w:pPr>
             <w:r>
               <w:rPr>
-                <w:rFonts w:ascii="Times New Roman" w:hAnsi="Times New Roman" w:cs="Times New Roman" w:eastAsia="Times New Roman"/>
-                <w:color w:val="000000"/>
-                <w:sz w:val="20"/>
+                <w:rFonts w:ascii="Arial" w:hAnsi="Arial" w:cs="Arial" w:eastAsia="Arial"/>
+                <w:color w:val="000000"/>
+                <w:sz w:val="18"/>
               </w:rPr>
               <w:t xml:space="preserve">Fecha y hora del evento</w:t>
             </w:r>
@@ -13073,9 +13073,9 @@
             </w:pPr>
             <w:r>
               <w:rPr>
-                <w:rFonts w:ascii="Times New Roman" w:hAnsi="Times New Roman" w:cs="Times New Roman" w:eastAsia="Times New Roman"/>
-                <w:color w:val="000000"/>
-                <w:sz w:val="20"/>
+                <w:rFonts w:ascii="Arial" w:hAnsi="Arial" w:cs="Arial" w:eastAsia="Arial"/>
+                <w:color w:val="000000"/>
+                <w:sz w:val="18"/>
               </w:rPr>
               <w:t xml:space="preserve">nivel</w:t>
             </w:r>
@@ -13096,9 +13096,9 @@
             </w:pPr>
             <w:r>
               <w:rPr>
-                <w:rFonts w:ascii="Times New Roman" w:hAnsi="Times New Roman" w:cs="Times New Roman" w:eastAsia="Times New Roman"/>
-                <w:color w:val="000000"/>
-                <w:sz w:val="20"/>
+                <w:rFonts w:ascii="Arial" w:hAnsi="Arial" w:cs="Arial" w:eastAsia="Arial"/>
+                <w:color w:val="000000"/>
+                <w:sz w:val="18"/>
               </w:rPr>
               <w:t xml:space="preserve">VARCHAR(10)</w:t>
             </w:r>
@@ -13119,9 +13119,9 @@
             </w:pPr>
             <w:r>
               <w:rPr>
-                <w:rFonts w:ascii="Times New Roman" w:hAnsi="Times New Roman" w:cs="Times New Roman" w:eastAsia="Times New Roman"/>
-                <w:color w:val="000000"/>
-                <w:sz w:val="20"/>
+                <w:rFonts w:ascii="Arial" w:hAnsi="Arial" w:cs="Arial" w:eastAsia="Arial"/>
+                <w:color w:val="000000"/>
+                <w:sz w:val="18"/>
               </w:rPr>
               <w:t xml:space="preserve">No</w:t>
             </w:r>
@@ -13157,9 +13157,9 @@
             </w:pPr>
             <w:r>
               <w:rPr>
-                <w:rFonts w:ascii="Times New Roman" w:hAnsi="Times New Roman" w:cs="Times New Roman" w:eastAsia="Times New Roman"/>
-                <w:color w:val="000000"/>
-                <w:sz w:val="20"/>
+                <w:rFonts w:ascii="Arial" w:hAnsi="Arial" w:cs="Arial" w:eastAsia="Arial"/>
+                <w:color w:val="000000"/>
+                <w:sz w:val="18"/>
               </w:rPr>
               <w:t xml:space="preserve">INFO / ERROR</w:t>
             </w:r>
@@ -13182,9 +13182,9 @@
             </w:pPr>
             <w:r>
               <w:rPr>
-                <w:rFonts w:ascii="Times New Roman" w:hAnsi="Times New Roman" w:cs="Times New Roman" w:eastAsia="Times New Roman"/>
-                <w:color w:val="000000"/>
-                <w:sz w:val="20"/>
+                <w:rFonts w:ascii="Arial" w:hAnsi="Arial" w:cs="Arial" w:eastAsia="Arial"/>
+                <w:color w:val="000000"/>
+                <w:sz w:val="18"/>
               </w:rPr>
               <w:t xml:space="preserve">nombreUsuario</w:t>
             </w:r>
@@ -13205,9 +13205,9 @@
             </w:pPr>
             <w:r>
               <w:rPr>
-                <w:rFonts w:ascii="Times New Roman" w:hAnsi="Times New Roman" w:cs="Times New Roman" w:eastAsia="Times New Roman"/>
-                <w:color w:val="000000"/>
-                <w:sz w:val="20"/>
+                <w:rFonts w:ascii="Arial" w:hAnsi="Arial" w:cs="Arial" w:eastAsia="Arial"/>
+                <w:color w:val="000000"/>
+                <w:sz w:val="18"/>
               </w:rPr>
               <w:t xml:space="preserve">VARCHAR(50)</w:t>
             </w:r>
@@ -13228,9 +13228,9 @@
             </w:pPr>
             <w:r>
               <w:rPr>
-                <w:rFonts w:ascii="Times New Roman" w:hAnsi="Times New Roman" w:cs="Times New Roman" w:eastAsia="Times New Roman"/>
-                <w:color w:val="000000"/>
-                <w:sz w:val="20"/>
+                <w:rFonts w:ascii="Arial" w:hAnsi="Arial" w:cs="Arial" w:eastAsia="Arial"/>
+                <w:color w:val="000000"/>
+                <w:sz w:val="18"/>
               </w:rPr>
               <w:t xml:space="preserve">Sí</w:t>
             </w:r>
@@ -13266,9 +13266,9 @@
             </w:pPr>
             <w:r>
               <w:rPr>
-                <w:rFonts w:ascii="Times New Roman" w:hAnsi="Times New Roman" w:cs="Times New Roman" w:eastAsia="Times New Roman"/>
-                <w:color w:val="000000"/>
-                <w:sz w:val="20"/>
+                <w:rFonts w:ascii="Arial" w:hAnsi="Arial" w:cs="Arial" w:eastAsia="Arial"/>
+                <w:color w:val="000000"/>
+                <w:sz w:val="18"/>
               </w:rPr>
               <w:t xml:space="preserve">Usuario que generó el evento</w:t>
             </w:r>
@@ -13291,9 +13291,9 @@
             </w:pPr>
             <w:r>
               <w:rPr>
-                <w:rFonts w:ascii="Times New Roman" w:hAnsi="Times New Roman" w:cs="Times New Roman" w:eastAsia="Times New Roman"/>
-                <w:color w:val="000000"/>
-                <w:sz w:val="20"/>
+                <w:rFonts w:ascii="Arial" w:hAnsi="Arial" w:cs="Arial" w:eastAsia="Arial"/>
+                <w:color w:val="000000"/>
+                <w:sz w:val="18"/>
               </w:rPr>
               <w:t xml:space="preserve">modulo</w:t>
             </w:r>
@@ -13314,9 +13314,9 @@
             </w:pPr>
             <w:r>
               <w:rPr>
-                <w:rFonts w:ascii="Times New Roman" w:hAnsi="Times New Roman" w:cs="Times New Roman" w:eastAsia="Times New Roman"/>
-                <w:color w:val="000000"/>
-                <w:sz w:val="20"/>
+                <w:rFonts w:ascii="Arial" w:hAnsi="Arial" w:cs="Arial" w:eastAsia="Arial"/>
+                <w:color w:val="000000"/>
+                <w:sz w:val="18"/>
               </w:rPr>
               <w:t xml:space="preserve">VARCHAR(50)</w:t>
             </w:r>
@@ -13337,9 +13337,9 @@
             </w:pPr>
             <w:r>
               <w:rPr>
-                <w:rFonts w:ascii="Times New Roman" w:hAnsi="Times New Roman" w:cs="Times New Roman" w:eastAsia="Times New Roman"/>
-                <w:color w:val="000000"/>
-                <w:sz w:val="20"/>
+                <w:rFonts w:ascii="Arial" w:hAnsi="Arial" w:cs="Arial" w:eastAsia="Arial"/>
+                <w:color w:val="000000"/>
+                <w:sz w:val="18"/>
               </w:rPr>
               <w:t xml:space="preserve">No</w:t>
             </w:r>
@@ -13375,9 +13375,9 @@
             </w:pPr>
             <w:r>
               <w:rPr>
-                <w:rFonts w:ascii="Times New Roman" w:hAnsi="Times New Roman" w:cs="Times New Roman" w:eastAsia="Times New Roman"/>
-                <w:color w:val="000000"/>
-                <w:sz w:val="20"/>
+                <w:rFonts w:ascii="Arial" w:hAnsi="Arial" w:cs="Arial" w:eastAsia="Arial"/>
+                <w:color w:val="000000"/>
+                <w:sz w:val="18"/>
               </w:rPr>
               <w:t xml:space="preserve">Módulo del sistema</w:t>
             </w:r>
@@ -13400,9 +13400,9 @@
             </w:pPr>
             <w:r>
               <w:rPr>
-                <w:rFonts w:ascii="Times New Roman" w:hAnsi="Times New Roman" w:cs="Times New Roman" w:eastAsia="Times New Roman"/>
-                <w:color w:val="000000"/>
-                <w:sz w:val="20"/>
+                <w:rFonts w:ascii="Arial" w:hAnsi="Arial" w:cs="Arial" w:eastAsia="Arial"/>
+                <w:color w:val="000000"/>
+                <w:sz w:val="18"/>
               </w:rPr>
               <w:t xml:space="preserve">mensaje</w:t>
             </w:r>
@@ -13423,9 +13423,9 @@
             </w:pPr>
             <w:r>
               <w:rPr>
-                <w:rFonts w:ascii="Times New Roman" w:hAnsi="Times New Roman" w:cs="Times New Roman" w:eastAsia="Times New Roman"/>
-                <w:color w:val="000000"/>
-                <w:sz w:val="20"/>
+                <w:rFonts w:ascii="Arial" w:hAnsi="Arial" w:cs="Arial" w:eastAsia="Arial"/>
+                <w:color w:val="000000"/>
+                <w:sz w:val="18"/>
               </w:rPr>
               <w:t xml:space="preserve">VARCHAR(500)</w:t>
             </w:r>
@@ -13446,9 +13446,9 @@
             </w:pPr>
             <w:r>
               <w:rPr>
-                <w:rFonts w:ascii="Times New Roman" w:hAnsi="Times New Roman" w:cs="Times New Roman" w:eastAsia="Times New Roman"/>
-                <w:color w:val="000000"/>
-                <w:sz w:val="20"/>
+                <w:rFonts w:ascii="Arial" w:hAnsi="Arial" w:cs="Arial" w:eastAsia="Arial"/>
+                <w:color w:val="000000"/>
+                <w:sz w:val="18"/>
               </w:rPr>
               <w:t xml:space="preserve">No</w:t>
             </w:r>
@@ -13484,9 +13484,9 @@
             </w:pPr>
             <w:r>
               <w:rPr>
-                <w:rFonts w:ascii="Times New Roman" w:hAnsi="Times New Roman" w:cs="Times New Roman" w:eastAsia="Times New Roman"/>
-                <w:color w:val="000000"/>
-                <w:sz w:val="20"/>
+                <w:rFonts w:ascii="Arial" w:hAnsi="Arial" w:cs="Arial" w:eastAsia="Arial"/>
+                <w:color w:val="000000"/>
+                <w:sz w:val="18"/>
               </w:rPr>
               <w:t xml:space="preserve">Descripción del evento</w:t>
             </w:r>
@@ -13511,9 +13511,9 @@
             </w:pPr>
             <w:r>
               <w:rPr>
-                <w:rFonts w:ascii="Times New Roman" w:hAnsi="Times New Roman" w:cs="Times New Roman" w:eastAsia="Times New Roman"/>
-                <w:color w:val="000000"/>
-                <w:sz w:val="20"/>
+                <w:rFonts w:ascii="Arial" w:hAnsi="Arial" w:cs="Arial" w:eastAsia="Arial"/>
+                <w:color w:val="000000"/>
+                <w:sz w:val="18"/>
               </w:rPr>
               <w:t xml:space="preserve">detalle</w:t>
             </w:r>
@@ -13536,9 +13536,9 @@
             </w:pPr>
             <w:r>
               <w:rPr>
-                <w:rFonts w:ascii="Times New Roman" w:hAnsi="Times New Roman" w:cs="Times New Roman" w:eastAsia="Times New Roman"/>
-                <w:color w:val="000000"/>
-                <w:sz w:val="20"/>
+                <w:rFonts w:ascii="Arial" w:hAnsi="Arial" w:cs="Arial" w:eastAsia="Arial"/>
+                <w:color w:val="000000"/>
+                <w:sz w:val="18"/>
               </w:rPr>
               <w:t xml:space="preserve">VARCHAR(MAX)</w:t>
             </w:r>
@@ -13561,9 +13561,9 @@
             </w:pPr>
             <w:r>
               <w:rPr>
-                <w:rFonts w:ascii="Times New Roman" w:hAnsi="Times New Roman" w:cs="Times New Roman" w:eastAsia="Times New Roman"/>
-                <w:color w:val="000000"/>
-                <w:sz w:val="20"/>
+                <w:rFonts w:ascii="Arial" w:hAnsi="Arial" w:cs="Arial" w:eastAsia="Arial"/>
+                <w:color w:val="000000"/>
+                <w:sz w:val="18"/>
               </w:rPr>
               <w:t xml:space="preserve">Sí</w:t>
             </w:r>
@@ -13603,9 +13603,9 @@
             </w:pPr>
             <w:r>
               <w:rPr>
-                <w:rFonts w:ascii="Times New Roman" w:hAnsi="Times New Roman" w:cs="Times New Roman" w:eastAsia="Times New Roman"/>
-                <w:color w:val="000000"/>
-                <w:sz w:val="20"/>
+                <w:rFonts w:ascii="Arial" w:hAnsi="Arial" w:cs="Arial" w:eastAsia="Arial"/>
+                <w:color w:val="000000"/>
+                <w:sz w:val="18"/>
               </w:rPr>
               <w:t xml:space="preserve">Traza de la excepción</w:t>
             </w:r>
@@ -14105,10 +14105,10 @@
       </w:pPr>
       <w:r>
         <w:rPr>
-          <w:rFonts w:ascii="Times New Roman" w:hAnsi="Times New Roman" w:cs="Times New Roman" w:eastAsia="Times New Roman"/>
+          <w:rFonts w:ascii="Arial" w:hAnsi="Arial" w:cs="Arial" w:eastAsia="Arial"/>
           <w:b/>
           <w:color w:val="000000"/>
-          <w:sz w:val="24"/>
+          <w:sz w:val="22"/>
         </w:rPr>
         <w:t>Figura 4</w:t>
       </w:r>
@@ -14120,10 +14120,10 @@
       </w:pPr>
       <w:r>
         <w:rPr>
-          <w:rFonts w:ascii="Times New Roman" w:hAnsi="Times New Roman" w:cs="Times New Roman" w:eastAsia="Times New Roman"/>
+          <w:rFonts w:ascii="Arial" w:hAnsi="Arial" w:cs="Arial" w:eastAsia="Arial"/>
           <w:i/>
           <w:color w:val="000000"/>
-          <w:sz w:val="24"/>
+          <w:sz w:val="22"/>
         </w:rPr>
         <w:t>Pantalla de roles y permisos (rol Administrador)</w:t>
       </w:r>
@@ -14213,10 +14213,10 @@
       </w:pPr>
       <w:r>
         <w:rPr>
-          <w:rFonts w:ascii="Times New Roman" w:hAnsi="Times New Roman" w:cs="Times New Roman" w:eastAsia="Times New Roman"/>
+          <w:rFonts w:ascii="Arial" w:hAnsi="Arial" w:cs="Arial" w:eastAsia="Arial"/>
           <w:b/>
           <w:color w:val="000000"/>
-          <w:sz w:val="24"/>
+          <w:sz w:val="22"/>
         </w:rPr>
         <w:t>Figura 5</w:t>
       </w:r>
@@ -14228,10 +14228,10 @@
       </w:pPr>
       <w:r>
         <w:rPr>
-          <w:rFonts w:ascii="Times New Roman" w:hAnsi="Times New Roman" w:cs="Times New Roman" w:eastAsia="Times New Roman"/>
+          <w:rFonts w:ascii="Arial" w:hAnsi="Arial" w:cs="Arial" w:eastAsia="Arial"/>
           <w:i/>
           <w:color w:val="000000"/>
-          <w:sz w:val="24"/>
+          <w:sz w:val="22"/>
         </w:rPr>
         <w:t>Mascotas con el rol Veterinario (solo lectura)</w:t>
       </w:r>
@@ -14329,10 +14329,10 @@
       </w:pPr>
       <w:r>
         <w:rPr>
-          <w:rFonts w:ascii="Times New Roman" w:hAnsi="Times New Roman" w:cs="Times New Roman" w:eastAsia="Times New Roman"/>
+          <w:rFonts w:ascii="Arial" w:hAnsi="Arial" w:cs="Arial" w:eastAsia="Arial"/>
           <w:b/>
           <w:color w:val="000000"/>
-          <w:sz w:val="24"/>
+          <w:sz w:val="22"/>
         </w:rPr>
         <w:t>Tabla 16</w:t>
       </w:r>
@@ -14344,10 +14344,10 @@
       </w:pPr>
       <w:r>
         <w:rPr>
-          <w:rFonts w:ascii="Times New Roman" w:hAnsi="Times New Roman" w:cs="Times New Roman" w:eastAsia="Times New Roman"/>
+          <w:rFonts w:ascii="Arial" w:hAnsi="Arial" w:cs="Arial" w:eastAsia="Arial"/>
           <w:i/>
           <w:color w:val="000000"/>
-          <w:sz w:val="24"/>
+          <w:sz w:val="22"/>
         </w:rPr>
         <w:t>Cumplimiento de los criterios de la rúbrica</w:t>
       </w:r>
@@ -14390,10 +14390,10 @@
             </w:pPr>
             <w:r>
               <w:rPr>
-                <w:rFonts w:ascii="Times New Roman" w:hAnsi="Times New Roman" w:cs="Times New Roman" w:eastAsia="Times New Roman"/>
+                <w:rFonts w:ascii="Arial" w:hAnsi="Arial" w:cs="Arial" w:eastAsia="Arial"/>
                 <w:b/>
                 <w:color w:val="000000"/>
-                <w:sz w:val="20"/>
+                <w:sz w:val="18"/>
               </w:rPr>
               <w:t xml:space="preserve">#</w:t>
             </w:r>
@@ -14417,10 +14417,10 @@
             </w:pPr>
             <w:r>
               <w:rPr>
-                <w:rFonts w:ascii="Times New Roman" w:hAnsi="Times New Roman" w:cs="Times New Roman" w:eastAsia="Times New Roman"/>
+                <w:rFonts w:ascii="Arial" w:hAnsi="Arial" w:cs="Arial" w:eastAsia="Arial"/>
                 <w:b/>
                 <w:color w:val="000000"/>
-                <w:sz w:val="20"/>
+                <w:sz w:val="18"/>
               </w:rPr>
               <w:t xml:space="preserve">Criterio</w:t>
             </w:r>
@@ -14444,10 +14444,10 @@
             </w:pPr>
             <w:r>
               <w:rPr>
-                <w:rFonts w:ascii="Times New Roman" w:hAnsi="Times New Roman" w:cs="Times New Roman" w:eastAsia="Times New Roman"/>
+                <w:rFonts w:ascii="Arial" w:hAnsi="Arial" w:cs="Arial" w:eastAsia="Arial"/>
                 <w:b/>
                 <w:color w:val="000000"/>
-                <w:sz w:val="20"/>
+                <w:sz w:val="18"/>
               </w:rPr>
               <w:t xml:space="preserve">Dónde se cumple</w:t>
             </w:r>
@@ -14468,9 +14468,9 @@
             </w:pPr>
             <w:r>
               <w:rPr>
-                <w:rFonts w:ascii="Times New Roman" w:hAnsi="Times New Roman" w:cs="Times New Roman" w:eastAsia="Times New Roman"/>
-                <w:color w:val="000000"/>
-                <w:sz w:val="20"/>
+                <w:rFonts w:ascii="Arial" w:hAnsi="Arial" w:cs="Arial" w:eastAsia="Arial"/>
+                <w:color w:val="000000"/>
+                <w:sz w:val="18"/>
               </w:rPr>
               <w:t xml:space="preserve">1</w:t>
             </w:r>
@@ -14489,9 +14489,9 @@
             </w:pPr>
             <w:r>
               <w:rPr>
-                <w:rFonts w:ascii="Times New Roman" w:hAnsi="Times New Roman" w:cs="Times New Roman" w:eastAsia="Times New Roman"/>
-                <w:color w:val="000000"/>
-                <w:sz w:val="20"/>
+                <w:rFonts w:ascii="Arial" w:hAnsi="Arial" w:cs="Arial" w:eastAsia="Arial"/>
+                <w:color w:val="000000"/>
+                <w:sz w:val="18"/>
               </w:rPr>
               <w:t xml:space="preserve">Arquitectura MV</w:t>
             </w:r>
@@ -14510,84 +14510,84 @@
             </w:pPr>
             <w:r>
               <w:rPr>
-                <w:rFonts w:ascii="Times New Roman" w:hAnsi="Times New Roman" w:cs="Times New Roman" w:eastAsia="Times New Roman"/>
-                <w:color w:val="000000"/>
-                <w:sz w:val="20"/>
+                <w:rFonts w:ascii="Arial" w:hAnsi="Arial" w:cs="Arial" w:eastAsia="Arial"/>
+                <w:color w:val="000000"/>
+                <w:sz w:val="18"/>
               </w:rPr>
               <w:t xml:space="preserve">Proyectos</w:t>
             </w:r>
             <w:r>
               <w:rPr>
-                <w:rFonts w:ascii="Times New Roman" w:hAnsi="Times New Roman" w:cs="Times New Roman" w:eastAsia="Times New Roman"/>
-                <w:color w:val="000000"/>
-                <w:sz w:val="20"/>
+                <w:rFonts w:ascii="Arial" w:hAnsi="Arial" w:cs="Arial" w:eastAsia="Arial"/>
+                <w:color w:val="000000"/>
+                <w:sz w:val="18"/>
               </w:rPr>
               <w:t xml:space="preserve"> </w:t>
             </w:r>
             <w:r>
               <w:rPr>
                 <w:rStyle w:val="VerbatimChar"/>
-                <w:rFonts w:ascii="Times New Roman" w:hAnsi="Times New Roman" w:cs="Times New Roman" w:eastAsia="Times New Roman"/>
-                <w:color w:val="000000"/>
-                <w:sz w:val="20"/>
+                <w:rFonts w:ascii="Arial" w:hAnsi="Arial" w:cs="Arial" w:eastAsia="Arial"/>
+                <w:color w:val="000000"/>
+                <w:sz w:val="18"/>
               </w:rPr>
               <w:t xml:space="preserve">Modelos</w:t>
             </w:r>
             <w:r>
               <w:rPr>
-                <w:rFonts w:ascii="Times New Roman" w:hAnsi="Times New Roman" w:cs="Times New Roman" w:eastAsia="Times New Roman"/>
-                <w:color w:val="000000"/>
-                <w:sz w:val="20"/>
+                <w:rFonts w:ascii="Arial" w:hAnsi="Arial" w:cs="Arial" w:eastAsia="Arial"/>
+                <w:color w:val="000000"/>
+                <w:sz w:val="18"/>
               </w:rPr>
               <w:t xml:space="preserve"> </w:t>
             </w:r>
             <w:r>
               <w:rPr>
-                <w:rFonts w:ascii="Times New Roman" w:hAnsi="Times New Roman" w:cs="Times New Roman" w:eastAsia="Times New Roman"/>
-                <w:color w:val="000000"/>
-                <w:sz w:val="20"/>
+                <w:rFonts w:ascii="Arial" w:hAnsi="Arial" w:cs="Arial" w:eastAsia="Arial"/>
+                <w:color w:val="000000"/>
+                <w:sz w:val="18"/>
               </w:rPr>
               <w:t xml:space="preserve">y</w:t>
             </w:r>
             <w:r>
               <w:rPr>
-                <w:rFonts w:ascii="Times New Roman" w:hAnsi="Times New Roman" w:cs="Times New Roman" w:eastAsia="Times New Roman"/>
-                <w:color w:val="000000"/>
-                <w:sz w:val="20"/>
+                <w:rFonts w:ascii="Arial" w:hAnsi="Arial" w:cs="Arial" w:eastAsia="Arial"/>
+                <w:color w:val="000000"/>
+                <w:sz w:val="18"/>
               </w:rPr>
               <w:t xml:space="preserve"> </w:t>
             </w:r>
             <w:r>
               <w:rPr>
                 <w:rStyle w:val="VerbatimChar"/>
-                <w:rFonts w:ascii="Times New Roman" w:hAnsi="Times New Roman" w:cs="Times New Roman" w:eastAsia="Times New Roman"/>
-                <w:color w:val="000000"/>
-                <w:sz w:val="20"/>
+                <w:rFonts w:ascii="Arial" w:hAnsi="Arial" w:cs="Arial" w:eastAsia="Arial"/>
+                <w:color w:val="000000"/>
+                <w:sz w:val="18"/>
               </w:rPr>
               <w:t xml:space="preserve">Vista</w:t>
             </w:r>
             <w:r>
               <w:rPr>
-                <w:rFonts w:ascii="Times New Roman" w:hAnsi="Times New Roman" w:cs="Times New Roman" w:eastAsia="Times New Roman"/>
-                <w:color w:val="000000"/>
-                <w:sz w:val="20"/>
+                <w:rFonts w:ascii="Arial" w:hAnsi="Arial" w:cs="Arial" w:eastAsia="Arial"/>
+                <w:color w:val="000000"/>
+                <w:sz w:val="18"/>
               </w:rPr>
               <w:t xml:space="preserve">; la Vista solo invoca clases de</w:t>
             </w:r>
             <w:r>
               <w:rPr>
-                <w:rFonts w:ascii="Times New Roman" w:hAnsi="Times New Roman" w:cs="Times New Roman" w:eastAsia="Times New Roman"/>
-                <w:color w:val="000000"/>
-                <w:sz w:val="20"/>
+                <w:rFonts w:ascii="Arial" w:hAnsi="Arial" w:cs="Arial" w:eastAsia="Arial"/>
+                <w:color w:val="000000"/>
+                <w:sz w:val="18"/>
               </w:rPr>
               <w:t xml:space="preserve"> </w:t>
             </w:r>
             <w:r>
               <w:rPr>
                 <w:rStyle w:val="VerbatimChar"/>
-                <w:rFonts w:ascii="Times New Roman" w:hAnsi="Times New Roman" w:cs="Times New Roman" w:eastAsia="Times New Roman"/>
-                <w:color w:val="000000"/>
-                <w:sz w:val="20"/>
+                <w:rFonts w:ascii="Arial" w:hAnsi="Arial" w:cs="Arial" w:eastAsia="Arial"/>
+                <w:color w:val="000000"/>
+                <w:sz w:val="18"/>
               </w:rPr>
               <w:t xml:space="preserve">Modelos.Datos</w:t>
             </w:r>
@@ -14608,9 +14608,9 @@
             </w:pPr>
             <w:r>
               <w:rPr>
-                <w:rFonts w:ascii="Times New Roman" w:hAnsi="Times New Roman" w:cs="Times New Roman" w:eastAsia="Times New Roman"/>
-                <w:color w:val="000000"/>
-                <w:sz w:val="20"/>
+                <w:rFonts w:ascii="Arial" w:hAnsi="Arial" w:cs="Arial" w:eastAsia="Arial"/>
+                <w:color w:val="000000"/>
+                <w:sz w:val="18"/>
               </w:rPr>
               <w:t xml:space="preserve">2</w:t>
             </w:r>
@@ -14629,9 +14629,9 @@
             </w:pPr>
             <w:r>
               <w:rPr>
-                <w:rFonts w:ascii="Times New Roman" w:hAnsi="Times New Roman" w:cs="Times New Roman" w:eastAsia="Times New Roman"/>
-                <w:color w:val="000000"/>
-                <w:sz w:val="20"/>
+                <w:rFonts w:ascii="Arial" w:hAnsi="Arial" w:cs="Arial" w:eastAsia="Arial"/>
+                <w:color w:val="000000"/>
+                <w:sz w:val="18"/>
               </w:rPr>
               <w:t xml:space="preserve">Estructura de carpetas</w:t>
             </w:r>
@@ -14650,9 +14650,9 @@
             </w:pPr>
             <w:r>
               <w:rPr>
-                <w:rFonts w:ascii="Times New Roman" w:hAnsi="Times New Roman" w:cs="Times New Roman" w:eastAsia="Times New Roman"/>
-                <w:color w:val="000000"/>
-                <w:sz w:val="20"/>
+                <w:rFonts w:ascii="Arial" w:hAnsi="Arial" w:cs="Arial" w:eastAsia="Arial"/>
+                <w:color w:val="000000"/>
+                <w:sz w:val="18"/>
               </w:rPr>
               <w:t xml:space="preserve">Capas por proyecto y carpetas por funcionalidad (véase la Tabla 3)</w:t>
             </w:r>
@@ -14673,9 +14673,9 @@
             </w:pPr>
             <w:r>
               <w:rPr>
-                <w:rFonts w:ascii="Times New Roman" w:hAnsi="Times New Roman" w:cs="Times New Roman" w:eastAsia="Times New Roman"/>
-                <w:color w:val="000000"/>
-                <w:sz w:val="20"/>
+                <w:rFonts w:ascii="Arial" w:hAnsi="Arial" w:cs="Arial" w:eastAsia="Arial"/>
+                <w:color w:val="000000"/>
+                <w:sz w:val="18"/>
               </w:rPr>
               <w:t xml:space="preserve">3</w:t>
             </w:r>
@@ -14694,9 +14694,9 @@
             </w:pPr>
             <w:r>
               <w:rPr>
-                <w:rFonts w:ascii="Times New Roman" w:hAnsi="Times New Roman" w:cs="Times New Roman" w:eastAsia="Times New Roman"/>
-                <w:color w:val="000000"/>
-                <w:sz w:val="20"/>
+                <w:rFonts w:ascii="Arial" w:hAnsi="Arial" w:cs="Arial" w:eastAsia="Arial"/>
+                <w:color w:val="000000"/>
+                <w:sz w:val="18"/>
               </w:rPr>
               <w:t xml:space="preserve">Login con BCrypt</w:t>
             </w:r>
@@ -14716,59 +14716,59 @@
             <w:r>
               <w:rPr>
                 <w:rStyle w:val="VerbatimChar"/>
-                <w:rFonts w:ascii="Times New Roman" w:hAnsi="Times New Roman" w:cs="Times New Roman" w:eastAsia="Times New Roman"/>
-                <w:color w:val="000000"/>
-                <w:sz w:val="20"/>
+                <w:rFonts w:ascii="Arial" w:hAnsi="Arial" w:cs="Arial" w:eastAsia="Arial"/>
+                <w:color w:val="000000"/>
+                <w:sz w:val="18"/>
               </w:rPr>
               <w:t xml:space="preserve">Vista/Login/frmLogin.cs</w:t>
             </w:r>
             <w:r>
               <w:rPr>
-                <w:rFonts w:ascii="Times New Roman" w:hAnsi="Times New Roman" w:cs="Times New Roman" w:eastAsia="Times New Roman"/>
-                <w:color w:val="000000"/>
-                <w:sz w:val="20"/>
+                <w:rFonts w:ascii="Arial" w:hAnsi="Arial" w:cs="Arial" w:eastAsia="Arial"/>
+                <w:color w:val="000000"/>
+                <w:sz w:val="18"/>
               </w:rPr>
               <w:t xml:space="preserve">,</w:t>
             </w:r>
             <w:r>
               <w:rPr>
-                <w:rFonts w:ascii="Times New Roman" w:hAnsi="Times New Roman" w:cs="Times New Roman" w:eastAsia="Times New Roman"/>
-                <w:color w:val="000000"/>
-                <w:sz w:val="20"/>
+                <w:rFonts w:ascii="Arial" w:hAnsi="Arial" w:cs="Arial" w:eastAsia="Arial"/>
+                <w:color w:val="000000"/>
+                <w:sz w:val="18"/>
               </w:rPr>
               <w:t xml:space="preserve"> </w:t>
             </w:r>
             <w:r>
               <w:rPr>
                 <w:rStyle w:val="VerbatimChar"/>
-                <w:rFonts w:ascii="Times New Roman" w:hAnsi="Times New Roman" w:cs="Times New Roman" w:eastAsia="Times New Roman"/>
-                <w:color w:val="000000"/>
-                <w:sz w:val="20"/>
+                <w:rFonts w:ascii="Arial" w:hAnsi="Arial" w:cs="Arial" w:eastAsia="Arial"/>
+                <w:color w:val="000000"/>
+                <w:sz w:val="18"/>
               </w:rPr>
               <w:t xml:space="preserve">UsuarioDatos.Autenticar</w:t>
             </w:r>
             <w:r>
               <w:rPr>
-                <w:rFonts w:ascii="Times New Roman" w:hAnsi="Times New Roman" w:cs="Times New Roman" w:eastAsia="Times New Roman"/>
-                <w:color w:val="000000"/>
-                <w:sz w:val="20"/>
+                <w:rFonts w:ascii="Arial" w:hAnsi="Arial" w:cs="Arial" w:eastAsia="Arial"/>
+                <w:color w:val="000000"/>
+                <w:sz w:val="18"/>
               </w:rPr>
               <w:t xml:space="preserve">,</w:t>
             </w:r>
             <w:r>
               <w:rPr>
-                <w:rFonts w:ascii="Times New Roman" w:hAnsi="Times New Roman" w:cs="Times New Roman" w:eastAsia="Times New Roman"/>
-                <w:color w:val="000000"/>
-                <w:sz w:val="20"/>
+                <w:rFonts w:ascii="Arial" w:hAnsi="Arial" w:cs="Arial" w:eastAsia="Arial"/>
+                <w:color w:val="000000"/>
+                <w:sz w:val="18"/>
               </w:rPr>
               <w:t xml:space="preserve"> </w:t>
             </w:r>
             <w:r>
               <w:rPr>
                 <w:rStyle w:val="VerbatimChar"/>
-                <w:rFonts w:ascii="Times New Roman" w:hAnsi="Times New Roman" w:cs="Times New Roman" w:eastAsia="Times New Roman"/>
-                <w:color w:val="000000"/>
-                <w:sz w:val="20"/>
+                <w:rFonts w:ascii="Arial" w:hAnsi="Arial" w:cs="Arial" w:eastAsia="Arial"/>
+                <w:color w:val="000000"/>
+                <w:sz w:val="18"/>
               </w:rPr>
               <w:t xml:space="preserve">EncriptadorContrasena</w:t>
             </w:r>
@@ -14789,9 +14789,9 @@
             </w:pPr>
             <w:r>
               <w:rPr>
-                <w:rFonts w:ascii="Times New Roman" w:hAnsi="Times New Roman" w:cs="Times New Roman" w:eastAsia="Times New Roman"/>
-                <w:color w:val="000000"/>
-                <w:sz w:val="20"/>
+                <w:rFonts w:ascii="Arial" w:hAnsi="Arial" w:cs="Arial" w:eastAsia="Arial"/>
+                <w:color w:val="000000"/>
+                <w:sz w:val="18"/>
               </w:rPr>
               <w:t xml:space="preserve">4</w:t>
             </w:r>
@@ -14810,9 +14810,9 @@
             </w:pPr>
             <w:r>
               <w:rPr>
-                <w:rFonts w:ascii="Times New Roman" w:hAnsi="Times New Roman" w:cs="Times New Roman" w:eastAsia="Times New Roman"/>
-                <w:color w:val="000000"/>
-                <w:sz w:val="20"/>
+                <w:rFonts w:ascii="Arial" w:hAnsi="Arial" w:cs="Arial" w:eastAsia="Arial"/>
+                <w:color w:val="000000"/>
+                <w:sz w:val="18"/>
               </w:rPr>
               <w:t xml:space="preserve">Gestión de usuarios</w:t>
             </w:r>
@@ -14832,25 +14832,25 @@
             <w:r>
               <w:rPr>
                 <w:rStyle w:val="VerbatimChar"/>
-                <w:rFonts w:ascii="Times New Roman" w:hAnsi="Times New Roman" w:cs="Times New Roman" w:eastAsia="Times New Roman"/>
-                <w:color w:val="000000"/>
-                <w:sz w:val="20"/>
+                <w:rFonts w:ascii="Arial" w:hAnsi="Arial" w:cs="Arial" w:eastAsia="Arial"/>
+                <w:color w:val="000000"/>
+                <w:sz w:val="18"/>
               </w:rPr>
               <w:t xml:space="preserve">Vista/Usuarios/frmUsuarios.cs</w:t>
             </w:r>
             <w:r>
               <w:rPr>
-                <w:rFonts w:ascii="Times New Roman" w:hAnsi="Times New Roman" w:cs="Times New Roman" w:eastAsia="Times New Roman"/>
-                <w:color w:val="000000"/>
-                <w:sz w:val="20"/>
+                <w:rFonts w:ascii="Arial" w:hAnsi="Arial" w:cs="Arial" w:eastAsia="Arial"/>
+                <w:color w:val="000000"/>
+                <w:sz w:val="18"/>
               </w:rPr>
               <w:t xml:space="preserve"> </w:t>
             </w:r>
             <w:r>
               <w:rPr>
-                <w:rFonts w:ascii="Times New Roman" w:hAnsi="Times New Roman" w:cs="Times New Roman" w:eastAsia="Times New Roman"/>
-                <w:color w:val="000000"/>
-                <w:sz w:val="20"/>
+                <w:rFonts w:ascii="Arial" w:hAnsi="Arial" w:cs="Arial" w:eastAsia="Arial"/>
+                <w:color w:val="000000"/>
+                <w:sz w:val="18"/>
               </w:rPr>
               <w:t xml:space="preserve">(CRUD + rol)</w:t>
             </w:r>
@@ -14871,9 +14871,9 @@
             </w:pPr>
             <w:r>
               <w:rPr>
-                <w:rFonts w:ascii="Times New Roman" w:hAnsi="Times New Roman" w:cs="Times New Roman" w:eastAsia="Times New Roman"/>
-                <w:color w:val="000000"/>
-                <w:sz w:val="20"/>
+                <w:rFonts w:ascii="Arial" w:hAnsi="Arial" w:cs="Arial" w:eastAsia="Arial"/>
+                <w:color w:val="000000"/>
+                <w:sz w:val="18"/>
               </w:rPr>
               <w:t xml:space="preserve">5</w:t>
             </w:r>
@@ -14892,9 +14892,9 @@
             </w:pPr>
             <w:r>
               <w:rPr>
-                <w:rFonts w:ascii="Times New Roman" w:hAnsi="Times New Roman" w:cs="Times New Roman" w:eastAsia="Times New Roman"/>
-                <w:color w:val="000000"/>
-                <w:sz w:val="20"/>
+                <w:rFonts w:ascii="Arial" w:hAnsi="Arial" w:cs="Arial" w:eastAsia="Arial"/>
+                <w:color w:val="000000"/>
+                <w:sz w:val="18"/>
               </w:rPr>
               <w:t xml:space="preserve">Roles y permisos</w:t>
             </w:r>
@@ -14913,110 +14913,110 @@
             </w:pPr>
             <w:r>
               <w:rPr>
-                <w:rFonts w:ascii="Times New Roman" w:hAnsi="Times New Roman" w:cs="Times New Roman" w:eastAsia="Times New Roman"/>
-                <w:color w:val="000000"/>
-                <w:sz w:val="20"/>
+                <w:rFonts w:ascii="Arial" w:hAnsi="Arial" w:cs="Arial" w:eastAsia="Arial"/>
+                <w:color w:val="000000"/>
+                <w:sz w:val="18"/>
               </w:rPr>
               <w:t xml:space="preserve">Tablas</w:t>
             </w:r>
             <w:r>
               <w:rPr>
-                <w:rFonts w:ascii="Times New Roman" w:hAnsi="Times New Roman" w:cs="Times New Roman" w:eastAsia="Times New Roman"/>
-                <w:color w:val="000000"/>
-                <w:sz w:val="20"/>
+                <w:rFonts w:ascii="Arial" w:hAnsi="Arial" w:cs="Arial" w:eastAsia="Arial"/>
+                <w:color w:val="000000"/>
+                <w:sz w:val="18"/>
               </w:rPr>
               <w:t xml:space="preserve"> </w:t>
             </w:r>
             <w:r>
               <w:rPr>
                 <w:rStyle w:val="VerbatimChar"/>
-                <w:rFonts w:ascii="Times New Roman" w:hAnsi="Times New Roman" w:cs="Times New Roman" w:eastAsia="Times New Roman"/>
-                <w:color w:val="000000"/>
-                <w:sz w:val="20"/>
+                <w:rFonts w:ascii="Arial" w:hAnsi="Arial" w:cs="Arial" w:eastAsia="Arial"/>
+                <w:color w:val="000000"/>
+                <w:sz w:val="18"/>
               </w:rPr>
               <w:t xml:space="preserve">rol</w:t>
             </w:r>
             <w:r>
               <w:rPr>
-                <w:rFonts w:ascii="Times New Roman" w:hAnsi="Times New Roman" w:cs="Times New Roman" w:eastAsia="Times New Roman"/>
-                <w:color w:val="000000"/>
-                <w:sz w:val="20"/>
+                <w:rFonts w:ascii="Arial" w:hAnsi="Arial" w:cs="Arial" w:eastAsia="Arial"/>
+                <w:color w:val="000000"/>
+                <w:sz w:val="18"/>
               </w:rPr>
               <w:t xml:space="preserve">/</w:t>
             </w:r>
             <w:r>
               <w:rPr>
                 <w:rStyle w:val="VerbatimChar"/>
-                <w:rFonts w:ascii="Times New Roman" w:hAnsi="Times New Roman" w:cs="Times New Roman" w:eastAsia="Times New Roman"/>
-                <w:color w:val="000000"/>
-                <w:sz w:val="20"/>
+                <w:rFonts w:ascii="Arial" w:hAnsi="Arial" w:cs="Arial" w:eastAsia="Arial"/>
+                <w:color w:val="000000"/>
+                <w:sz w:val="18"/>
               </w:rPr>
               <w:t xml:space="preserve">permiso</w:t>
             </w:r>
             <w:r>
               <w:rPr>
-                <w:rFonts w:ascii="Times New Roman" w:hAnsi="Times New Roman" w:cs="Times New Roman" w:eastAsia="Times New Roman"/>
-                <w:color w:val="000000"/>
-                <w:sz w:val="20"/>
+                <w:rFonts w:ascii="Arial" w:hAnsi="Arial" w:cs="Arial" w:eastAsia="Arial"/>
+                <w:color w:val="000000"/>
+                <w:sz w:val="18"/>
               </w:rPr>
               <w:t xml:space="preserve">/</w:t>
             </w:r>
             <w:r>
               <w:rPr>
                 <w:rStyle w:val="VerbatimChar"/>
-                <w:rFonts w:ascii="Times New Roman" w:hAnsi="Times New Roman" w:cs="Times New Roman" w:eastAsia="Times New Roman"/>
-                <w:color w:val="000000"/>
-                <w:sz w:val="20"/>
+                <w:rFonts w:ascii="Arial" w:hAnsi="Arial" w:cs="Arial" w:eastAsia="Arial"/>
+                <w:color w:val="000000"/>
+                <w:sz w:val="18"/>
               </w:rPr>
               <w:t xml:space="preserve">rolPermiso</w:t>
             </w:r>
             <w:r>
               <w:rPr>
-                <w:rFonts w:ascii="Times New Roman" w:hAnsi="Times New Roman" w:cs="Times New Roman" w:eastAsia="Times New Roman"/>
-                <w:color w:val="000000"/>
-                <w:sz w:val="20"/>
+                <w:rFonts w:ascii="Arial" w:hAnsi="Arial" w:cs="Arial" w:eastAsia="Arial"/>
+                <w:color w:val="000000"/>
+                <w:sz w:val="18"/>
               </w:rPr>
               <w:t xml:space="preserve">,</w:t>
             </w:r>
             <w:r>
               <w:rPr>
-                <w:rFonts w:ascii="Times New Roman" w:hAnsi="Times New Roman" w:cs="Times New Roman" w:eastAsia="Times New Roman"/>
-                <w:color w:val="000000"/>
-                <w:sz w:val="20"/>
+                <w:rFonts w:ascii="Arial" w:hAnsi="Arial" w:cs="Arial" w:eastAsia="Arial"/>
+                <w:color w:val="000000"/>
+                <w:sz w:val="18"/>
               </w:rPr>
               <w:t xml:space="preserve"> </w:t>
             </w:r>
             <w:r>
               <w:rPr>
                 <w:rStyle w:val="VerbatimChar"/>
-                <w:rFonts w:ascii="Times New Roman" w:hAnsi="Times New Roman" w:cs="Times New Roman" w:eastAsia="Times New Roman"/>
-                <w:color w:val="000000"/>
-                <w:sz w:val="20"/>
+                <w:rFonts w:ascii="Arial" w:hAnsi="Arial" w:cs="Arial" w:eastAsia="Arial"/>
+                <w:color w:val="000000"/>
+                <w:sz w:val="18"/>
               </w:rPr>
               <w:t xml:space="preserve">Sesion.Tiene</w:t>
             </w:r>
             <w:r>
               <w:rPr>
-                <w:rFonts w:ascii="Times New Roman" w:hAnsi="Times New Roman" w:cs="Times New Roman" w:eastAsia="Times New Roman"/>
-                <w:color w:val="000000"/>
-                <w:sz w:val="20"/>
+                <w:rFonts w:ascii="Arial" w:hAnsi="Arial" w:cs="Arial" w:eastAsia="Arial"/>
+                <w:color w:val="000000"/>
+                <w:sz w:val="18"/>
               </w:rPr>
               <w:t xml:space="preserve">,</w:t>
             </w:r>
             <w:r>
               <w:rPr>
-                <w:rFonts w:ascii="Times New Roman" w:hAnsi="Times New Roman" w:cs="Times New Roman" w:eastAsia="Times New Roman"/>
-                <w:color w:val="000000"/>
-                <w:sz w:val="20"/>
+                <w:rFonts w:ascii="Arial" w:hAnsi="Arial" w:cs="Arial" w:eastAsia="Arial"/>
+                <w:color w:val="000000"/>
+                <w:sz w:val="18"/>
               </w:rPr>
               <w:t xml:space="preserve"> </w:t>
             </w:r>
             <w:r>
               <w:rPr>
                 <w:rStyle w:val="VerbatimChar"/>
-                <w:rFonts w:ascii="Times New Roman" w:hAnsi="Times New Roman" w:cs="Times New Roman" w:eastAsia="Times New Roman"/>
-                <w:color w:val="000000"/>
-                <w:sz w:val="20"/>
+                <w:rFonts w:ascii="Arial" w:hAnsi="Arial" w:cs="Arial" w:eastAsia="Arial"/>
+                <w:color w:val="000000"/>
+                <w:sz w:val="18"/>
               </w:rPr>
               <w:t xml:space="preserve">frmRoles</w:t>
             </w:r>
@@ -15037,9 +15037,9 @@
             </w:pPr>
             <w:r>
               <w:rPr>
-                <w:rFonts w:ascii="Times New Roman" w:hAnsi="Times New Roman" w:cs="Times New Roman" w:eastAsia="Times New Roman"/>
-                <w:color w:val="000000"/>
-                <w:sz w:val="20"/>
+                <w:rFonts w:ascii="Arial" w:hAnsi="Arial" w:cs="Arial" w:eastAsia="Arial"/>
+                <w:color w:val="000000"/>
+                <w:sz w:val="18"/>
               </w:rPr>
               <w:t xml:space="preserve">6</w:t>
             </w:r>
@@ -15058,9 +15058,9 @@
             </w:pPr>
             <w:r>
               <w:rPr>
-                <w:rFonts w:ascii="Times New Roman" w:hAnsi="Times New Roman" w:cs="Times New Roman" w:eastAsia="Times New Roman"/>
-                <w:color w:val="000000"/>
-                <w:sz w:val="20"/>
+                <w:rFonts w:ascii="Arial" w:hAnsi="Arial" w:cs="Arial" w:eastAsia="Arial"/>
+                <w:color w:val="000000"/>
+                <w:sz w:val="18"/>
               </w:rPr>
               <w:t xml:space="preserve">Seguridad</w:t>
             </w:r>
@@ -15079,9 +15079,9 @@
             </w:pPr>
             <w:r>
               <w:rPr>
-                <w:rFonts w:ascii="Times New Roman" w:hAnsi="Times New Roman" w:cs="Times New Roman" w:eastAsia="Times New Roman"/>
-                <w:color w:val="000000"/>
-                <w:sz w:val="20"/>
+                <w:rFonts w:ascii="Arial" w:hAnsi="Arial" w:cs="Arial" w:eastAsia="Arial"/>
+                <w:color w:val="000000"/>
+                <w:sz w:val="18"/>
               </w:rPr>
               <w:t xml:space="preserve">Hash BCrypt, consultas parametrizadas, reglas anti-bloqueo</w:t>
             </w:r>
@@ -15102,9 +15102,9 @@
             </w:pPr>
             <w:r>
               <w:rPr>
-                <w:rFonts w:ascii="Times New Roman" w:hAnsi="Times New Roman" w:cs="Times New Roman" w:eastAsia="Times New Roman"/>
-                <w:color w:val="000000"/>
-                <w:sz w:val="20"/>
+                <w:rFonts w:ascii="Arial" w:hAnsi="Arial" w:cs="Arial" w:eastAsia="Arial"/>
+                <w:color w:val="000000"/>
+                <w:sz w:val="18"/>
               </w:rPr>
               <w:t xml:space="preserve">7</w:t>
             </w:r>
@@ -15123,9 +15123,9 @@
             </w:pPr>
             <w:r>
               <w:rPr>
-                <w:rFonts w:ascii="Times New Roman" w:hAnsi="Times New Roman" w:cs="Times New Roman" w:eastAsia="Times New Roman"/>
-                <w:color w:val="000000"/>
-                <w:sz w:val="20"/>
+                <w:rFonts w:ascii="Arial" w:hAnsi="Arial" w:cs="Arial" w:eastAsia="Arial"/>
+                <w:color w:val="000000"/>
+                <w:sz w:val="18"/>
               </w:rPr>
               <w:t xml:space="preserve">Scripts de BD</w:t>
             </w:r>
@@ -15145,25 +15145,25 @@
             <w:r>
               <w:rPr>
                 <w:rStyle w:val="VerbatimChar"/>
-                <w:rFonts w:ascii="Times New Roman" w:hAnsi="Times New Roman" w:cs="Times New Roman" w:eastAsia="Times New Roman"/>
-                <w:color w:val="000000"/>
-                <w:sz w:val="20"/>
+                <w:rFonts w:ascii="Arial" w:hAnsi="Arial" w:cs="Arial" w:eastAsia="Arial"/>
+                <w:color w:val="000000"/>
+                <w:sz w:val="18"/>
               </w:rPr>
               <w:t xml:space="preserve">BaseDatos/Veterinaria.sql</w:t>
             </w:r>
             <w:r>
               <w:rPr>
-                <w:rFonts w:ascii="Times New Roman" w:hAnsi="Times New Roman" w:cs="Times New Roman" w:eastAsia="Times New Roman"/>
-                <w:color w:val="000000"/>
-                <w:sz w:val="20"/>
+                <w:rFonts w:ascii="Arial" w:hAnsi="Arial" w:cs="Arial" w:eastAsia="Arial"/>
+                <w:color w:val="000000"/>
+                <w:sz w:val="18"/>
               </w:rPr>
               <w:t xml:space="preserve"> </w:t>
             </w:r>
             <w:r>
               <w:rPr>
-                <w:rFonts w:ascii="Times New Roman" w:hAnsi="Times New Roman" w:cs="Times New Roman" w:eastAsia="Times New Roman"/>
-                <w:color w:val="000000"/>
-                <w:sz w:val="20"/>
+                <w:rFonts w:ascii="Arial" w:hAnsi="Arial" w:cs="Arial" w:eastAsia="Arial"/>
+                <w:color w:val="000000"/>
+                <w:sz w:val="18"/>
               </w:rPr>
               <w:t xml:space="preserve">(comentado, con usuarios, roles y permisos)</w:t>
             </w:r>
@@ -15184,9 +15184,9 @@
             </w:pPr>
             <w:r>
               <w:rPr>
-                <w:rFonts w:ascii="Times New Roman" w:hAnsi="Times New Roman" w:cs="Times New Roman" w:eastAsia="Times New Roman"/>
-                <w:color w:val="000000"/>
-                <w:sz w:val="20"/>
+                <w:rFonts w:ascii="Arial" w:hAnsi="Arial" w:cs="Arial" w:eastAsia="Arial"/>
+                <w:color w:val="000000"/>
+                <w:sz w:val="18"/>
               </w:rPr>
               <w:t xml:space="preserve">8</w:t>
             </w:r>
@@ -15205,9 +15205,9 @@
             </w:pPr>
             <w:r>
               <w:rPr>
-                <w:rFonts w:ascii="Times New Roman" w:hAnsi="Times New Roman" w:cs="Times New Roman" w:eastAsia="Times New Roman"/>
-                <w:color w:val="000000"/>
-                <w:sz w:val="20"/>
+                <w:rFonts w:ascii="Arial" w:hAnsi="Arial" w:cs="Arial" w:eastAsia="Arial"/>
+                <w:color w:val="000000"/>
+                <w:sz w:val="18"/>
               </w:rPr>
               <w:t xml:space="preserve">CRUD de todas las entidades</w:t>
             </w:r>
@@ -15226,9 +15226,9 @@
             </w:pPr>
             <w:r>
               <w:rPr>
-                <w:rFonts w:ascii="Times New Roman" w:hAnsi="Times New Roman" w:cs="Times New Roman" w:eastAsia="Times New Roman"/>
-                <w:color w:val="000000"/>
-                <w:sz w:val="20"/>
+                <w:rFonts w:ascii="Arial" w:hAnsi="Arial" w:cs="Arial" w:eastAsia="Arial"/>
+                <w:color w:val="000000"/>
+                <w:sz w:val="18"/>
               </w:rPr>
               <w:t xml:space="preserve">Propietarios, Mascotas, Citas, Consultas, Vacunas, Aplicaciones, Usuarios</w:t>
             </w:r>
@@ -15249,9 +15249,9 @@
             </w:pPr>
             <w:r>
               <w:rPr>
-                <w:rFonts w:ascii="Times New Roman" w:hAnsi="Times New Roman" w:cs="Times New Roman" w:eastAsia="Times New Roman"/>
-                <w:color w:val="000000"/>
-                <w:sz w:val="20"/>
+                <w:rFonts w:ascii="Arial" w:hAnsi="Arial" w:cs="Arial" w:eastAsia="Arial"/>
+                <w:color w:val="000000"/>
+                <w:sz w:val="18"/>
               </w:rPr>
               <w:t xml:space="preserve">9</w:t>
             </w:r>
@@ -15270,9 +15270,9 @@
             </w:pPr>
             <w:r>
               <w:rPr>
-                <w:rFonts w:ascii="Times New Roman" w:hAnsi="Times New Roman" w:cs="Times New Roman" w:eastAsia="Times New Roman"/>
-                <w:color w:val="000000"/>
-                <w:sz w:val="20"/>
+                <w:rFonts w:ascii="Arial" w:hAnsi="Arial" w:cs="Arial" w:eastAsia="Arial"/>
+                <w:color w:val="000000"/>
+                <w:sz w:val="18"/>
               </w:rPr>
               <w:t xml:space="preserve">Excepciones</w:t>
             </w:r>
@@ -15292,75 +15292,75 @@
             <w:r>
               <w:rPr>
                 <w:rStyle w:val="VerbatimChar"/>
-                <w:rFonts w:ascii="Times New Roman" w:hAnsi="Times New Roman" w:cs="Times New Roman" w:eastAsia="Times New Roman"/>
-                <w:color w:val="000000"/>
-                <w:sz w:val="20"/>
+                <w:rFonts w:ascii="Arial" w:hAnsi="Arial" w:cs="Arial" w:eastAsia="Arial"/>
+                <w:color w:val="000000"/>
+                <w:sz w:val="18"/>
               </w:rPr>
               <w:t xml:space="preserve">try/catch</w:t>
             </w:r>
             <w:r>
               <w:rPr>
-                <w:rFonts w:ascii="Times New Roman" w:hAnsi="Times New Roman" w:cs="Times New Roman" w:eastAsia="Times New Roman"/>
-                <w:color w:val="000000"/>
-                <w:sz w:val="20"/>
+                <w:rFonts w:ascii="Arial" w:hAnsi="Arial" w:cs="Arial" w:eastAsia="Arial"/>
+                <w:color w:val="000000"/>
+                <w:sz w:val="18"/>
               </w:rPr>
               <w:t xml:space="preserve"> </w:t>
             </w:r>
             <w:r>
               <w:rPr>
-                <w:rFonts w:ascii="Times New Roman" w:hAnsi="Times New Roman" w:cs="Times New Roman" w:eastAsia="Times New Roman"/>
-                <w:color w:val="000000"/>
-                <w:sz w:val="20"/>
+                <w:rFonts w:ascii="Arial" w:hAnsi="Arial" w:cs="Arial" w:eastAsia="Arial"/>
+                <w:color w:val="000000"/>
+                <w:sz w:val="18"/>
               </w:rPr>
               <w:t xml:space="preserve">+</w:t>
             </w:r>
             <w:r>
               <w:rPr>
-                <w:rFonts w:ascii="Times New Roman" w:hAnsi="Times New Roman" w:cs="Times New Roman" w:eastAsia="Times New Roman"/>
-                <w:color w:val="000000"/>
-                <w:sz w:val="20"/>
+                <w:rFonts w:ascii="Arial" w:hAnsi="Arial" w:cs="Arial" w:eastAsia="Arial"/>
+                <w:color w:val="000000"/>
+                <w:sz w:val="18"/>
               </w:rPr>
               <w:t xml:space="preserve"> </w:t>
             </w:r>
             <w:r>
               <w:rPr>
                 <w:rStyle w:val="VerbatimChar"/>
-                <w:rFonts w:ascii="Times New Roman" w:hAnsi="Times New Roman" w:cs="Times New Roman" w:eastAsia="Times New Roman"/>
-                <w:color w:val="000000"/>
-                <w:sz w:val="20"/>
+                <w:rFonts w:ascii="Arial" w:hAnsi="Arial" w:cs="Arial" w:eastAsia="Arial"/>
+                <w:color w:val="000000"/>
+                <w:sz w:val="18"/>
               </w:rPr>
               <w:t xml:space="preserve">MessageBox</w:t>
             </w:r>
             <w:r>
               <w:rPr>
-                <w:rFonts w:ascii="Times New Roman" w:hAnsi="Times New Roman" w:cs="Times New Roman" w:eastAsia="Times New Roman"/>
-                <w:color w:val="000000"/>
-                <w:sz w:val="20"/>
+                <w:rFonts w:ascii="Arial" w:hAnsi="Arial" w:cs="Arial" w:eastAsia="Arial"/>
+                <w:color w:val="000000"/>
+                <w:sz w:val="18"/>
               </w:rPr>
               <w:t xml:space="preserve"> </w:t>
             </w:r>
             <w:r>
               <w:rPr>
-                <w:rFonts w:ascii="Times New Roman" w:hAnsi="Times New Roman" w:cs="Times New Roman" w:eastAsia="Times New Roman"/>
-                <w:color w:val="000000"/>
-                <w:sz w:val="20"/>
+                <w:rFonts w:ascii="Arial" w:hAnsi="Arial" w:cs="Arial" w:eastAsia="Arial"/>
+                <w:color w:val="000000"/>
+                <w:sz w:val="18"/>
               </w:rPr>
               <w:t xml:space="preserve">+</w:t>
             </w:r>
             <w:r>
               <w:rPr>
-                <w:rFonts w:ascii="Times New Roman" w:hAnsi="Times New Roman" w:cs="Times New Roman" w:eastAsia="Times New Roman"/>
-                <w:color w:val="000000"/>
-                <w:sz w:val="20"/>
+                <w:rFonts w:ascii="Arial" w:hAnsi="Arial" w:cs="Arial" w:eastAsia="Arial"/>
+                <w:color w:val="000000"/>
+                <w:sz w:val="18"/>
               </w:rPr>
               <w:t xml:space="preserve"> </w:t>
             </w:r>
             <w:r>
               <w:rPr>
                 <w:rStyle w:val="VerbatimChar"/>
-                <w:rFonts w:ascii="Times New Roman" w:hAnsi="Times New Roman" w:cs="Times New Roman" w:eastAsia="Times New Roman"/>
-                <w:color w:val="000000"/>
-                <w:sz w:val="20"/>
+                <w:rFonts w:ascii="Arial" w:hAnsi="Arial" w:cs="Arial" w:eastAsia="Arial"/>
+                <w:color w:val="000000"/>
+                <w:sz w:val="18"/>
               </w:rPr>
               <w:t xml:space="preserve">Logger</w:t>
             </w:r>
@@ -15381,9 +15381,9 @@
             </w:pPr>
             <w:r>
               <w:rPr>
-                <w:rFonts w:ascii="Times New Roman" w:hAnsi="Times New Roman" w:cs="Times New Roman" w:eastAsia="Times New Roman"/>
-                <w:color w:val="000000"/>
-                <w:sz w:val="20"/>
+                <w:rFonts w:ascii="Arial" w:hAnsi="Arial" w:cs="Arial" w:eastAsia="Arial"/>
+                <w:color w:val="000000"/>
+                <w:sz w:val="18"/>
               </w:rPr>
               <w:t xml:space="preserve">10</w:t>
             </w:r>
@@ -15402,9 +15402,9 @@
             </w:pPr>
             <w:r>
               <w:rPr>
-                <w:rFonts w:ascii="Times New Roman" w:hAnsi="Times New Roman" w:cs="Times New Roman" w:eastAsia="Times New Roman"/>
-                <w:color w:val="000000"/>
-                <w:sz w:val="20"/>
+                <w:rFonts w:ascii="Arial" w:hAnsi="Arial" w:cs="Arial" w:eastAsia="Arial"/>
+                <w:color w:val="000000"/>
+                <w:sz w:val="18"/>
               </w:rPr>
               <w:t xml:space="preserve">Interfaz de usuario</w:t>
             </w:r>
@@ -15423,9 +15423,9 @@
             </w:pPr>
             <w:r>
               <w:rPr>
-                <w:rFonts w:ascii="Times New Roman" w:hAnsi="Times New Roman" w:cs="Times New Roman" w:eastAsia="Times New Roman"/>
-                <w:color w:val="000000"/>
-                <w:sz w:val="20"/>
+                <w:rFonts w:ascii="Arial" w:hAnsi="Arial" w:cs="Arial" w:eastAsia="Arial"/>
+                <w:color w:val="000000"/>
+                <w:sz w:val="18"/>
               </w:rPr>
               <w:t xml:space="preserve">Formularios diseñados en el Designer con la misma estructura y colores; mensajes de validación claros</w:t>
             </w:r>
@@ -15446,9 +15446,9 @@
             </w:pPr>
             <w:r>
               <w:rPr>
-                <w:rFonts w:ascii="Times New Roman" w:hAnsi="Times New Roman" w:cs="Times New Roman" w:eastAsia="Times New Roman"/>
-                <w:color w:val="000000"/>
-                <w:sz w:val="20"/>
+                <w:rFonts w:ascii="Arial" w:hAnsi="Arial" w:cs="Arial" w:eastAsia="Arial"/>
+                <w:color w:val="000000"/>
+                <w:sz w:val="18"/>
               </w:rPr>
               <w:t xml:space="preserve">11</w:t>
             </w:r>
@@ -15467,9 +15467,9 @@
             </w:pPr>
             <w:r>
               <w:rPr>
-                <w:rFonts w:ascii="Times New Roman" w:hAnsi="Times New Roman" w:cs="Times New Roman" w:eastAsia="Times New Roman"/>
-                <w:color w:val="000000"/>
-                <w:sz w:val="20"/>
+                <w:rFonts w:ascii="Arial" w:hAnsi="Arial" w:cs="Arial" w:eastAsia="Arial"/>
+                <w:color w:val="000000"/>
+                <w:sz w:val="18"/>
               </w:rPr>
               <w:t xml:space="preserve">Conexión a BD</w:t>
             </w:r>
@@ -15489,50 +15489,50 @@
             <w:r>
               <w:rPr>
                 <w:rStyle w:val="VerbatimChar"/>
-                <w:rFonts w:ascii="Times New Roman" w:hAnsi="Times New Roman" w:cs="Times New Roman" w:eastAsia="Times New Roman"/>
-                <w:color w:val="000000"/>
-                <w:sz w:val="20"/>
+                <w:rFonts w:ascii="Arial" w:hAnsi="Arial" w:cs="Arial" w:eastAsia="Arial"/>
+                <w:color w:val="000000"/>
+                <w:sz w:val="18"/>
               </w:rPr>
               <w:t xml:space="preserve">Conexion_DB/Conexion.cs</w:t>
             </w:r>
             <w:r>
               <w:rPr>
-                <w:rFonts w:ascii="Times New Roman" w:hAnsi="Times New Roman" w:cs="Times New Roman" w:eastAsia="Times New Roman"/>
-                <w:color w:val="000000"/>
-                <w:sz w:val="20"/>
+                <w:rFonts w:ascii="Arial" w:hAnsi="Arial" w:cs="Arial" w:eastAsia="Arial"/>
+                <w:color w:val="000000"/>
+                <w:sz w:val="18"/>
               </w:rPr>
               <w:t xml:space="preserve"> </w:t>
             </w:r>
             <w:r>
               <w:rPr>
-                <w:rFonts w:ascii="Times New Roman" w:hAnsi="Times New Roman" w:cs="Times New Roman" w:eastAsia="Times New Roman"/>
-                <w:color w:val="000000"/>
-                <w:sz w:val="20"/>
+                <w:rFonts w:ascii="Arial" w:hAnsi="Arial" w:cs="Arial" w:eastAsia="Arial"/>
+                <w:color w:val="000000"/>
+                <w:sz w:val="18"/>
               </w:rPr>
               <w:t xml:space="preserve">(servidor y base configurables, conexiones con</w:t>
             </w:r>
             <w:r>
               <w:rPr>
-                <w:rFonts w:ascii="Times New Roman" w:hAnsi="Times New Roman" w:cs="Times New Roman" w:eastAsia="Times New Roman"/>
-                <w:color w:val="000000"/>
-                <w:sz w:val="20"/>
+                <w:rFonts w:ascii="Arial" w:hAnsi="Arial" w:cs="Arial" w:eastAsia="Arial"/>
+                <w:color w:val="000000"/>
+                <w:sz w:val="18"/>
               </w:rPr>
               <w:t xml:space="preserve"> </w:t>
             </w:r>
             <w:r>
               <w:rPr>
                 <w:rStyle w:val="VerbatimChar"/>
-                <w:rFonts w:ascii="Times New Roman" w:hAnsi="Times New Roman" w:cs="Times New Roman" w:eastAsia="Times New Roman"/>
-                <w:color w:val="000000"/>
-                <w:sz w:val="20"/>
+                <w:rFonts w:ascii="Arial" w:hAnsi="Arial" w:cs="Arial" w:eastAsia="Arial"/>
+                <w:color w:val="000000"/>
+                <w:sz w:val="18"/>
               </w:rPr>
               <w:t xml:space="preserve">using</w:t>
             </w:r>
             <w:r>
               <w:rPr>
-                <w:rFonts w:ascii="Times New Roman" w:hAnsi="Times New Roman" w:cs="Times New Roman" w:eastAsia="Times New Roman"/>
-                <w:color w:val="000000"/>
-                <w:sz w:val="20"/>
+                <w:rFonts w:ascii="Arial" w:hAnsi="Arial" w:cs="Arial" w:eastAsia="Arial"/>
+                <w:color w:val="000000"/>
+                <w:sz w:val="18"/>
               </w:rPr>
               <w:t xml:space="preserve">, consultas con parámetros)</w:t>
             </w:r>
@@ -15556,9 +15556,9 @@
             </w:pPr>
             <w:r>
               <w:rPr>
-                <w:rFonts w:ascii="Times New Roman" w:hAnsi="Times New Roman" w:cs="Times New Roman" w:eastAsia="Times New Roman"/>
-                <w:color w:val="000000"/>
-                <w:sz w:val="20"/>
+                <w:rFonts w:ascii="Arial" w:hAnsi="Arial" w:cs="Arial" w:eastAsia="Arial"/>
+                <w:color w:val="000000"/>
+                <w:sz w:val="18"/>
               </w:rPr>
               <w:t xml:space="preserve">12</w:t>
             </w:r>
@@ -15580,9 +15580,9 @@
             </w:pPr>
             <w:r>
               <w:rPr>
-                <w:rFonts w:ascii="Times New Roman" w:hAnsi="Times New Roman" w:cs="Times New Roman" w:eastAsia="Times New Roman"/>
-                <w:color w:val="000000"/>
-                <w:sz w:val="20"/>
+                <w:rFonts w:ascii="Arial" w:hAnsi="Arial" w:cs="Arial" w:eastAsia="Arial"/>
+                <w:color w:val="000000"/>
+                <w:sz w:val="18"/>
               </w:rPr>
               <w:t xml:space="preserve">Documentación</w:t>
             </w:r>
@@ -15604,9 +15604,9 @@
             </w:pPr>
             <w:r>
               <w:rPr>
-                <w:rFonts w:ascii="Times New Roman" w:hAnsi="Times New Roman" w:cs="Times New Roman" w:eastAsia="Times New Roman"/>
-                <w:color w:val="000000"/>
-                <w:sz w:val="20"/>
+                <w:rFonts w:ascii="Arial" w:hAnsi="Arial" w:cs="Arial" w:eastAsia="Arial"/>
+                <w:color w:val="000000"/>
+                <w:sz w:val="18"/>
               </w:rPr>
               <w:t xml:space="preserve">Este documento</w:t>
             </w:r>
@@ -15819,10 +15819,10 @@
       </w:pPr>
       <w:r>
         <w:rPr>
-          <w:rFonts w:ascii="Times New Roman" w:hAnsi="Times New Roman" w:cs="Times New Roman" w:eastAsia="Times New Roman"/>
+          <w:rFonts w:ascii="Arial" w:hAnsi="Arial" w:cs="Arial" w:eastAsia="Arial"/>
           <w:b/>
           <w:color w:val="000000"/>
-          <w:sz w:val="24"/>
+          <w:sz w:val="22"/>
         </w:rPr>
         <w:t>Figura 6</w:t>
       </w:r>
@@ -15834,10 +15834,10 @@
       </w:pPr>
       <w:r>
         <w:rPr>
-          <w:rFonts w:ascii="Times New Roman" w:hAnsi="Times New Roman" w:cs="Times New Roman" w:eastAsia="Times New Roman"/>
+          <w:rFonts w:ascii="Arial" w:hAnsi="Arial" w:cs="Arial" w:eastAsia="Arial"/>
           <w:i/>
           <w:color w:val="000000"/>
-          <w:sz w:val="24"/>
+          <w:sz w:val="22"/>
         </w:rPr>
         <w:t>Pantalla de inicio de sesión</w:t>
       </w:r>
@@ -15935,10 +15935,10 @@
       </w:pPr>
       <w:r>
         <w:rPr>
-          <w:rFonts w:ascii="Times New Roman" w:hAnsi="Times New Roman" w:cs="Times New Roman" w:eastAsia="Times New Roman"/>
+          <w:rFonts w:ascii="Arial" w:hAnsi="Arial" w:cs="Arial" w:eastAsia="Arial"/>
           <w:b/>
           <w:color w:val="000000"/>
-          <w:sz w:val="24"/>
+          <w:sz w:val="22"/>
         </w:rPr>
         <w:t>Figura 7</w:t>
       </w:r>
@@ -15950,10 +15950,10 @@
       </w:pPr>
       <w:r>
         <w:rPr>
-          <w:rFonts w:ascii="Times New Roman" w:hAnsi="Times New Roman" w:cs="Times New Roman" w:eastAsia="Times New Roman"/>
+          <w:rFonts w:ascii="Arial" w:hAnsi="Arial" w:cs="Arial" w:eastAsia="Arial"/>
           <w:i/>
           <w:color w:val="000000"/>
-          <w:sz w:val="24"/>
+          <w:sz w:val="22"/>
         </w:rPr>
         <w:t>Pantalla de inicio con estadísticas y próximas citas</w:t>
       </w:r>
@@ -16061,10 +16061,10 @@
       </w:pPr>
       <w:r>
         <w:rPr>
-          <w:rFonts w:ascii="Times New Roman" w:hAnsi="Times New Roman" w:cs="Times New Roman" w:eastAsia="Times New Roman"/>
+          <w:rFonts w:ascii="Arial" w:hAnsi="Arial" w:cs="Arial" w:eastAsia="Arial"/>
           <w:b/>
           <w:color w:val="000000"/>
-          <w:sz w:val="24"/>
+          <w:sz w:val="22"/>
         </w:rPr>
         <w:t>Figura 8</w:t>
       </w:r>
@@ -16076,10 +16076,10 @@
       </w:pPr>
       <w:r>
         <w:rPr>
-          <w:rFonts w:ascii="Times New Roman" w:hAnsi="Times New Roman" w:cs="Times New Roman" w:eastAsia="Times New Roman"/>
+          <w:rFonts w:ascii="Arial" w:hAnsi="Arial" w:cs="Arial" w:eastAsia="Arial"/>
           <w:i/>
           <w:color w:val="000000"/>
-          <w:sz w:val="24"/>
+          <w:sz w:val="22"/>
         </w:rPr>
         <w:t>Gestión de propietarios</w:t>
       </w:r>
@@ -16179,10 +16179,10 @@
       </w:pPr>
       <w:r>
         <w:rPr>
-          <w:rFonts w:ascii="Times New Roman" w:hAnsi="Times New Roman" w:cs="Times New Roman" w:eastAsia="Times New Roman"/>
+          <w:rFonts w:ascii="Arial" w:hAnsi="Arial" w:cs="Arial" w:eastAsia="Arial"/>
           <w:b/>
           <w:color w:val="000000"/>
-          <w:sz w:val="24"/>
+          <w:sz w:val="22"/>
         </w:rPr>
         <w:t>Figura 9</w:t>
       </w:r>
@@ -16194,10 +16194,10 @@
       </w:pPr>
       <w:r>
         <w:rPr>
-          <w:rFonts w:ascii="Times New Roman" w:hAnsi="Times New Roman" w:cs="Times New Roman" w:eastAsia="Times New Roman"/>
+          <w:rFonts w:ascii="Arial" w:hAnsi="Arial" w:cs="Arial" w:eastAsia="Arial"/>
           <w:i/>
           <w:color w:val="000000"/>
-          <w:sz w:val="24"/>
+          <w:sz w:val="22"/>
         </w:rPr>
         <w:t>Gestión de mascotas</w:t>
       </w:r>
@@ -16297,10 +16297,10 @@
       </w:pPr>
       <w:r>
         <w:rPr>
-          <w:rFonts w:ascii="Times New Roman" w:hAnsi="Times New Roman" w:cs="Times New Roman" w:eastAsia="Times New Roman"/>
+          <w:rFonts w:ascii="Arial" w:hAnsi="Arial" w:cs="Arial" w:eastAsia="Arial"/>
           <w:b/>
           <w:color w:val="000000"/>
-          <w:sz w:val="24"/>
+          <w:sz w:val="22"/>
         </w:rPr>
         <w:t>Figura 10</w:t>
       </w:r>
@@ -16312,10 +16312,10 @@
       </w:pPr>
       <w:r>
         <w:rPr>
-          <w:rFonts w:ascii="Times New Roman" w:hAnsi="Times New Roman" w:cs="Times New Roman" w:eastAsia="Times New Roman"/>
+          <w:rFonts w:ascii="Arial" w:hAnsi="Arial" w:cs="Arial" w:eastAsia="Arial"/>
           <w:i/>
           <w:color w:val="000000"/>
-          <w:sz w:val="24"/>
+          <w:sz w:val="22"/>
         </w:rPr>
         <w:t>Gestión de citas médicas</w:t>
       </w:r>
@@ -16683,36 +16683,36 @@
     </w:pPr>
     <w:r>
       <w:rPr>
-        <w:rFonts w:ascii="Times New Roman" w:hAnsi="Times New Roman" w:cs="Times New Roman" w:eastAsia="Times New Roman"/>
-        <w:sz w:val="24"/>
+        <w:rFonts w:ascii="Arial" w:hAnsi="Arial" w:cs="Arial" w:eastAsia="Arial"/>
+        <w:sz w:val="22"/>
       </w:rPr>
       <w:fldChar w:fldCharType="begin"/>
     </w:r>
     <w:r>
       <w:rPr>
-        <w:rFonts w:ascii="Times New Roman" w:hAnsi="Times New Roman" w:cs="Times New Roman" w:eastAsia="Times New Roman"/>
-        <w:sz w:val="24"/>
+        <w:rFonts w:ascii="Arial" w:hAnsi="Arial" w:cs="Arial" w:eastAsia="Arial"/>
+        <w:sz w:val="22"/>
       </w:rPr>
       <w:instrText xml:space="preserve"> PAGE </w:instrText>
     </w:r>
     <w:r>
       <w:rPr>
-        <w:rFonts w:ascii="Times New Roman" w:hAnsi="Times New Roman" w:cs="Times New Roman" w:eastAsia="Times New Roman"/>
-        <w:sz w:val="24"/>
+        <w:rFonts w:ascii="Arial" w:hAnsi="Arial" w:cs="Arial" w:eastAsia="Arial"/>
+        <w:sz w:val="22"/>
       </w:rPr>
       <w:fldChar w:fldCharType="separate"/>
     </w:r>
     <w:r>
       <w:rPr>
-        <w:rFonts w:ascii="Times New Roman" w:hAnsi="Times New Roman" w:cs="Times New Roman" w:eastAsia="Times New Roman"/>
-        <w:sz w:val="24"/>
+        <w:rFonts w:ascii="Arial" w:hAnsi="Arial" w:cs="Arial" w:eastAsia="Arial"/>
+        <w:sz w:val="22"/>
       </w:rPr>
       <w:t>1</w:t>
     </w:r>
     <w:r>
       <w:rPr>
-        <w:rFonts w:ascii="Times New Roman" w:hAnsi="Times New Roman" w:cs="Times New Roman" w:eastAsia="Times New Roman"/>
-        <w:sz w:val="24"/>
+        <w:rFonts w:ascii="Arial" w:hAnsi="Arial" w:cs="Arial" w:eastAsia="Arial"/>
+        <w:sz w:val="22"/>
       </w:rPr>
       <w:fldChar w:fldCharType="end"/>
     </w:r>
@@ -17036,7 +17036,7 @@
   <w:docDefaults>
     <w:rPrDefault>
       <w:rPr>
-        <w:rFonts w:ascii="Times New Roman" w:hAnsi="Times New Roman" w:cs="Times New Roman" w:eastAsia="Times New Roman"/>
+        <w:rFonts w:ascii="Arial" w:hAnsi="Arial" w:cs="Arial" w:eastAsia="Arial"/>
         <w:sz w:val="24"/>
         <w:szCs w:val="24"/>
         <w:lang w:bidi="ar-SA" w:eastAsia="zh-CN" w:val="en-US"/>
@@ -17056,9 +17056,9 @@
       <w:spacing w:line="480" w:lineRule="auto" w:before="0" w:after="0"/>
     </w:pPr>
     <w:rPr>
-      <w:rFonts w:ascii="Times New Roman" w:hAnsi="Times New Roman" w:cs="Times New Roman" w:eastAsia="Times New Roman"/>
+      <w:rFonts w:ascii="Arial" w:hAnsi="Arial" w:cs="Arial" w:eastAsia="Arial"/>
       <w:color w:val="000000"/>
-      <w:sz w:val="24"/>
+      <w:sz w:val="22"/>
     </w:rPr>
   </w:style>
   <w:style w:styleId="BodyText" w:type="paragraph">
@@ -17072,9 +17072,9 @@
       <w:jc w:val="left"/>
     </w:pPr>
     <w:rPr>
-      <w:rFonts w:ascii="Times New Roman" w:hAnsi="Times New Roman" w:cs="Times New Roman" w:eastAsia="Times New Roman"/>
+      <w:rFonts w:ascii="Arial" w:hAnsi="Arial" w:cs="Arial" w:eastAsia="Arial"/>
       <w:color w:val="000000"/>
-      <w:sz w:val="24"/>
+      <w:sz w:val="22"/>
     </w:rPr>
   </w:style>
   <w:style w:customStyle="1" w:styleId="FirstParagraph" w:type="paragraph">
@@ -17088,9 +17088,9 @@
       <w:jc w:val="left"/>
     </w:pPr>
     <w:rPr>
-      <w:rFonts w:ascii="Times New Roman" w:hAnsi="Times New Roman" w:cs="Times New Roman" w:eastAsia="Times New Roman"/>
+      <w:rFonts w:ascii="Arial" w:hAnsi="Arial" w:cs="Arial" w:eastAsia="Arial"/>
       <w:color w:val="000000"/>
-      <w:sz w:val="24"/>
+      <w:sz w:val="22"/>
     </w:rPr>
   </w:style>
   <w:style w:customStyle="1" w:styleId="Compact" w:type="paragraph">
@@ -17102,9 +17102,9 @@
       <w:jc w:val="left"/>
     </w:pPr>
     <w:rPr>
-      <w:rFonts w:ascii="Times New Roman" w:hAnsi="Times New Roman" w:cs="Times New Roman" w:eastAsia="Times New Roman"/>
+      <w:rFonts w:ascii="Arial" w:hAnsi="Arial" w:cs="Arial" w:eastAsia="Arial"/>
       <w:color w:val="000000"/>
-      <w:sz w:val="24"/>
+      <w:sz w:val="22"/>
     </w:rPr>
   </w:style>
   <w:style w:styleId="Title" w:type="paragraph">
@@ -17257,11 +17257,11 @@
       <w:outlineLvl w:val="0"/>
     </w:pPr>
     <w:rPr>
-      <w:rFonts w:ascii="Times New Roman" w:hAnsi="Times New Roman" w:cs="Times New Roman" w:eastAsia="Times New Roman"/>
+      <w:rFonts w:ascii="Arial" w:hAnsi="Arial" w:cs="Arial" w:eastAsia="Arial"/>
       <w:b/>
       <w:i w:val="0"/>
       <w:color w:val="000000"/>
-      <w:sz w:val="24"/>
+      <w:sz w:val="22"/>
       <w:szCs w:val="40"/>
     </w:rPr>
   </w:style>
@@ -17284,11 +17284,11 @@
       <w:outlineLvl w:val="1"/>
     </w:pPr>
     <w:rPr>
-      <w:rFonts w:ascii="Times New Roman" w:hAnsi="Times New Roman" w:cs="Times New Roman" w:eastAsia="Times New Roman"/>
+      <w:rFonts w:ascii="Arial" w:hAnsi="Arial" w:cs="Arial" w:eastAsia="Arial"/>
       <w:b/>
       <w:i w:val="0"/>
       <w:color w:val="000000"/>
-      <w:sz w:val="24"/>
+      <w:sz w:val="22"/>
       <w:szCs w:val="32"/>
     </w:rPr>
   </w:style>
@@ -17311,11 +17311,11 @@
       <w:outlineLvl w:val="2"/>
     </w:pPr>
     <w:rPr>
-      <w:rFonts w:ascii="Times New Roman" w:hAnsi="Times New Roman" w:cs="Times New Roman" w:eastAsia="Times New Roman"/>
+      <w:rFonts w:ascii="Arial" w:hAnsi="Arial" w:cs="Arial" w:eastAsia="Arial"/>
       <w:b/>
       <w:i/>
       <w:color w:val="000000"/>
-      <w:sz w:val="24"/>
+      <w:sz w:val="22"/>
       <w:szCs w:val="28"/>
     </w:rPr>
   </w:style>
@@ -17691,7 +17691,7 @@
     <w:basedOn w:val="BodyTextChar"/>
     <w:rPr>
       <w:rFonts w:ascii="Consolas" w:hAnsi="Consolas" w:cs="Consolas" w:eastAsia="Consolas"/>
-      <w:sz w:val="20"/>
+      <w:sz w:val="19"/>
     </w:rPr>
   </w:style>
   <w:style w:customStyle="1" w:styleId="SectionNumber" w:type="character">
@@ -17740,11 +17740,11 @@
       <w:jc w:val="left"/>
     </w:pPr>
     <w:rPr>
-      <w:rFonts w:ascii="Times New Roman" w:hAnsi="Times New Roman" w:cs="Times New Roman" w:eastAsia="Times New Roman"/>
+      <w:rFonts w:ascii="Arial" w:hAnsi="Arial" w:cs="Arial" w:eastAsia="Arial"/>
       <w:b w:val="0"/>
       <w:i w:val="0"/>
       <w:color w:val="000000"/>
-      <w:sz w:val="22"/>
+      <w:sz w:val="20"/>
     </w:rPr>
   </w:style>
   <w:style w:type="paragraph" w:customStyle="1" w:styleId="FiguraTitulo">
@@ -17758,11 +17758,11 @@
       <w:jc w:val="left"/>
     </w:pPr>
     <w:rPr>
-      <w:rFonts w:ascii="Times New Roman" w:hAnsi="Times New Roman" w:cs="Times New Roman" w:eastAsia="Times New Roman"/>
+      <w:rFonts w:ascii="Arial" w:hAnsi="Arial" w:cs="Arial" w:eastAsia="Arial"/>
       <w:b w:val="0"/>
       <w:i w:val="0"/>
       <w:color w:val="000000"/>
-      <w:sz w:val="24"/>
+      <w:sz w:val="22"/>
     </w:rPr>
   </w:style>
   <w:style w:type="paragraph" w:customStyle="1" w:styleId="IndicePlaceholder">
@@ -17775,11 +17775,11 @@
       <w:jc w:val="left"/>
     </w:pPr>
     <w:rPr>
-      <w:rFonts w:ascii="Times New Roman" w:hAnsi="Times New Roman" w:cs="Times New Roman" w:eastAsia="Times New Roman"/>
+      <w:rFonts w:ascii="Arial" w:hAnsi="Arial" w:cs="Arial" w:eastAsia="Arial"/>
       <w:b w:val="0"/>
       <w:i w:val="0"/>
       <w:color w:val="000000"/>
-      <w:sz w:val="24"/>
+      <w:sz w:val="22"/>
     </w:rPr>
   </w:style>
   <w:style w:type="paragraph" w:customStyle="1" w:styleId="IndiceTitulo">
@@ -17792,11 +17792,11 @@
       <w:jc w:val="center"/>
     </w:pPr>
     <w:rPr>
-      <w:rFonts w:ascii="Times New Roman" w:hAnsi="Times New Roman" w:cs="Times New Roman" w:eastAsia="Times New Roman"/>
+      <w:rFonts w:ascii="Arial" w:hAnsi="Arial" w:cs="Arial" w:eastAsia="Arial"/>
       <w:b/>
       <w:i w:val="0"/>
       <w:color w:val="000000"/>
-      <w:sz w:val="24"/>
+      <w:sz w:val="22"/>
     </w:rPr>
   </w:style>
   <w:style w:type="paragraph" w:customStyle="1" w:styleId="PortadaTexto">
@@ -17809,11 +17809,11 @@
       <w:jc w:val="center"/>
     </w:pPr>
     <w:rPr>
-      <w:rFonts w:ascii="Times New Roman" w:hAnsi="Times New Roman" w:cs="Times New Roman" w:eastAsia="Times New Roman"/>
+      <w:rFonts w:ascii="Arial" w:hAnsi="Arial" w:cs="Arial" w:eastAsia="Arial"/>
       <w:b w:val="0"/>
       <w:i w:val="0"/>
       <w:color w:val="000000"/>
-      <w:sz w:val="24"/>
+      <w:sz w:val="22"/>
     </w:rPr>
   </w:style>
   <w:style w:type="paragraph" w:customStyle="1" w:styleId="PortadaTitulo">
@@ -17826,11 +17826,11 @@
       <w:jc w:val="center"/>
     </w:pPr>
     <w:rPr>
-      <w:rFonts w:ascii="Times New Roman" w:hAnsi="Times New Roman" w:cs="Times New Roman" w:eastAsia="Times New Roman"/>
+      <w:rFonts w:ascii="Arial" w:hAnsi="Arial" w:cs="Arial" w:eastAsia="Arial"/>
       <w:b/>
       <w:i w:val="0"/>
       <w:color w:val="000000"/>
-      <w:sz w:val="24"/>
+      <w:sz w:val="22"/>
     </w:rPr>
   </w:style>
   <w:style w:type="paragraph" w:customStyle="1" w:styleId="Referencia">
@@ -17843,11 +17843,11 @@
       <w:jc w:val="left"/>
     </w:pPr>
     <w:rPr>
-      <w:rFonts w:ascii="Times New Roman" w:hAnsi="Times New Roman" w:cs="Times New Roman" w:eastAsia="Times New Roman"/>
+      <w:rFonts w:ascii="Arial" w:hAnsi="Arial" w:cs="Arial" w:eastAsia="Arial"/>
       <w:b w:val="0"/>
       <w:i w:val="0"/>
       <w:color w:val="000000"/>
-      <w:sz w:val="24"/>
+      <w:sz w:val="22"/>
     </w:rPr>
   </w:style>
   <w:style w:type="paragraph" w:customStyle="1" w:styleId="TablaNota">
@@ -17860,11 +17860,11 @@
       <w:jc w:val="left"/>
     </w:pPr>
     <w:rPr>
-      <w:rFonts w:ascii="Times New Roman" w:hAnsi="Times New Roman" w:cs="Times New Roman" w:eastAsia="Times New Roman"/>
+      <w:rFonts w:ascii="Arial" w:hAnsi="Arial" w:cs="Arial" w:eastAsia="Arial"/>
       <w:b w:val="0"/>
       <w:i w:val="0"/>
       <w:color w:val="000000"/>
-      <w:sz w:val="22"/>
+      <w:sz w:val="20"/>
     </w:rPr>
   </w:style>
   <w:style w:type="paragraph" w:customStyle="1" w:styleId="TablaTitulo">
@@ -17878,11 +17878,11 @@
       <w:jc w:val="left"/>
     </w:pPr>
     <w:rPr>
-      <w:rFonts w:ascii="Times New Roman" w:hAnsi="Times New Roman" w:cs="Times New Roman" w:eastAsia="Times New Roman"/>
+      <w:rFonts w:ascii="Arial" w:hAnsi="Arial" w:cs="Arial" w:eastAsia="Arial"/>
       <w:b w:val="0"/>
       <w:i w:val="0"/>
       <w:color w:val="000000"/>
-      <w:sz w:val="24"/>
+      <w:sz w:val="22"/>
     </w:rPr>
   </w:style>
   <w:style w:type="paragraph" w:customStyle="1" w:styleId="SourceCode">

--- a/Documentacion/Documentacion.docx
+++ b/Documentacion/Documentacion.docx
@@ -13823,7 +13823,7 @@
         <w:t xml:space="preserve"> </w:t>
       </w:r>
       <w:r>
-        <w:t xml:space="preserve">bloquea teclas no permitidas mientras se escribe (nombres solo con letras; teléfono y DUI solo con números y formato automático) y</w:t>
+        <w:t xml:space="preserve">bloquea teclas no permitidas mientras se escribe (nombres solo con letras; teléfono y DUI solo con números y formato automático; usuario y correo sin espacios) y</w:t>
       </w:r>
       <w:r>
         <w:t xml:space="preserve"> </w:t>
@@ -13838,7 +13838,7 @@
         <w:t xml:space="preserve"> </w:t>
       </w:r>
       <w:r>
-        <w:t xml:space="preserve">revisa los datos al guardar (teléfono que inicia con 2, 6 o 7, DUI con formato correcto, longitudes mínimas, fechas coherentes).</w:t>
+        <w:t xml:space="preserve">revisa los datos al guardar: nombre y apellido, teléfono que inicia con 2, 6 o 7, DUI con formato y dígito verificador, correo con formato válido, contraseña segura (sin el nombre de usuario ni patrones comunes), longitudes mínimas y máximas y fechas coherentes. También se evitan los duplicados (DUI, usuario, correo, vacuna y mascota del mismo propietario), se exige que la vacuna corresponda a la especie de la mascota, que las citas estén dentro del horario de atención y separadas al menos 30 minutos por veterinario, y que siempre quede un administrador activo. Los textos se limpian antes de guardarse y los campos con error se marcan con un icono rojo.</w:t>
       </w:r>
     </w:p>
     <w:p>

--- a/Documentacion/Documentacion.docx
+++ b/Documentacion/Documentacion.docx
@@ -182,7 +182,7 @@
       </w:r>
       <w:r>
         <w:tab/>
-        <w:t>8</w:t>
+        <w:t>7</w:t>
       </w:r>
     </w:p>
     <w:p>
@@ -197,7 +197,7 @@
       </w:r>
       <w:r>
         <w:tab/>
-        <w:t>12</w:t>
+        <w:t>11</w:t>
       </w:r>
     </w:p>
     <w:p>
@@ -212,7 +212,7 @@
       </w:r>
       <w:r>
         <w:tab/>
-        <w:t>15</w:t>
+        <w:t>14</w:t>
       </w:r>
     </w:p>
     <w:p>
@@ -227,7 +227,7 @@
       </w:r>
       <w:r>
         <w:tab/>
-        <w:t>15</w:t>
+        <w:t>14</w:t>
       </w:r>
     </w:p>
     <w:p>
@@ -242,7 +242,7 @@
       </w:r>
       <w:r>
         <w:tab/>
-        <w:t>21</w:t>
+        <w:t>20</w:t>
       </w:r>
     </w:p>
     <w:p>
@@ -2169,7 +2169,79 @@
         <w:pStyle w:val="FirstParagraph"/>
       </w:pPr>
       <w:r>
-        <w:t xml:space="preserve">El sistema se organiza en dos capas, Modelo y Vista, como se muestra en la Figura 1; la Tabla 3 describe la responsabilidad de cada carpeta.</w:t>
+        <w:t xml:space="preserve">El sistema se organiza en dos proyectos,</w:t>
+      </w:r>
+      <w:r>
+        <w:t xml:space="preserve"> </w:t>
+      </w:r>
+      <w:r>
+        <w:rPr>
+          <w:rStyle w:val="VerbatimChar"/>
+        </w:rPr>
+        <w:t xml:space="preserve">Modelos</w:t>
+      </w:r>
+      <w:r>
+        <w:t xml:space="preserve"> </w:t>
+      </w:r>
+      <w:r>
+        <w:t xml:space="preserve">y</w:t>
+      </w:r>
+      <w:r>
+        <w:t xml:space="preserve"> </w:t>
+      </w:r>
+      <w:r>
+        <w:rPr>
+          <w:rStyle w:val="VerbatimChar"/>
+        </w:rPr>
+        <w:t xml:space="preserve">dashboardVet</w:t>
+      </w:r>
+      <w:r>
+        <w:t xml:space="preserve"> </w:t>
+      </w:r>
+      <w:r>
+        <w:t xml:space="preserve">(la Vista), como se muestra en la Figura 1; la Tabla 3 describe la responsabilidad de cada carpeta. La estructura sigue la del proyecto de referencia de planillas: clases</w:t>
+      </w:r>
+      <w:r>
+        <w:t xml:space="preserve"> </w:t>
+      </w:r>
+      <w:r>
+        <w:rPr>
+          <w:rStyle w:val="VerbatimChar"/>
+        </w:rPr>
+        <w:t xml:space="preserve">*DAL</w:t>
+      </w:r>
+      <w:r>
+        <w:t xml:space="preserve"> </w:t>
+      </w:r>
+      <w:r>
+        <w:t xml:space="preserve">con conexión por instancia, catálogo de errores con</w:t>
+      </w:r>
+      <w:r>
+        <w:t xml:space="preserve"> </w:t>
+      </w:r>
+      <w:r>
+        <w:rPr>
+          <w:rStyle w:val="VerbatimChar"/>
+        </w:rPr>
+        <w:t xml:space="preserve">AppException</w:t>
+      </w:r>
+      <w:r>
+        <w:t xml:space="preserve">, formulario base</w:t>
+      </w:r>
+      <w:r>
+        <w:t xml:space="preserve"> </w:t>
+      </w:r>
+      <w:r>
+        <w:rPr>
+          <w:rStyle w:val="VerbatimChar"/>
+        </w:rPr>
+        <w:t xml:space="preserve">FrmBase</w:t>
+      </w:r>
+      <w:r>
+        <w:t xml:space="preserve"> </w:t>
+      </w:r>
+      <w:r>
+        <w:t xml:space="preserve">y una carpeta por pantalla.</w:t>
       </w:r>
     </w:p>
     <w:p>
@@ -2204,54 +2276,10 @@
     </w:p>
     <w:p>
       <w:pPr>
-        <w:pStyle w:val="BodyText"/>
-        <w:keepNext/>
-        <w:keepLines/>
-        <w:spacing w:line="240" w:lineRule="auto" w:before="0" w:after="120"/>
-        <w:ind w:firstLine="0"/>
-        <w:jc w:val="center"/>
-      </w:pPr>
-      <w:r>
-        <w:drawing>
-          <wp:inline>
-            <wp:extent cx="5334000" cy="3782290"/>
-            <wp:effectExtent b="0" l="0" r="0" t="0"/>
-            <wp:docPr descr="" title="" id="10" name="Picture"/>
-            <a:graphic>
-              <a:graphicData uri="http://schemas.openxmlformats.org/drawingml/2006/picture">
-                <pic:pic>
-                  <pic:nvPicPr>
-                    <pic:cNvPr descr="diagramas/arquitectura.png" id="11" name="Picture"/>
-                    <pic:cNvPicPr>
-                      <a:picLocks noChangeArrowheads="1" noChangeAspect="1"/>
-                    </pic:cNvPicPr>
-                  </pic:nvPicPr>
-                  <pic:blipFill>
-                    <a:blip r:embed="rId9"/>
-                    <a:stretch>
-                      <a:fillRect/>
-                    </a:stretch>
-                  </pic:blipFill>
-                  <pic:spPr bwMode="auto">
-                    <a:xfrm>
-                      <a:off x="0" y="0"/>
-                      <a:ext cx="5334000" cy="3782290"/>
-                    </a:xfrm>
-                    <a:prstGeom prst="rect">
-                      <a:avLst/>
-                    </a:prstGeom>
-                    <a:noFill/>
-                    <a:ln w="9525">
-                      <a:noFill/>
-                      <a:headEnd/>
-                      <a:tailEnd/>
-                    </a:ln>
-                  </pic:spPr>
-                </pic:pic>
-              </a:graphicData>
-            </a:graphic>
-          </wp:inline>
-        </w:drawing>
+        <w:pStyle w:val="FiguraEspacio"/>
+      </w:pPr>
+      <w:r>
+        <w:t xml:space="preserve">[Inserte aquí el diagrama UML generado con el código 03_arquitectura.puml]</w:t>
       </w:r>
     </w:p>
     <w:p>
@@ -2401,7 +2429,23 @@
                 <w:color w:val="000000"/>
                 <w:sz w:val="18"/>
               </w:rPr>
-              <w:t xml:space="preserve">Modelos/Conexion_DB</w:t>
+              <w:t xml:space="preserve">Modelos</w:t>
+            </w:r>
+            <w:r>
+              <w:rPr>
+                <w:rFonts w:ascii="Arial" w:hAnsi="Arial" w:cs="Arial" w:eastAsia="Arial"/>
+                <w:color w:val="000000"/>
+                <w:sz w:val="18"/>
+              </w:rPr>
+              <w:t xml:space="preserve"> </w:t>
+            </w:r>
+            <w:r>
+              <w:rPr>
+                <w:rFonts w:ascii="Arial" w:hAnsi="Arial" w:cs="Arial" w:eastAsia="Arial"/>
+                <w:color w:val="000000"/>
+                <w:sz w:val="18"/>
+              </w:rPr>
+              <w:t xml:space="preserve">(espacio de nombres único)</w:t>
             </w:r>
           </w:p>
         </w:tc>
@@ -2424,7 +2468,7 @@
                 <w:color w:val="000000"/>
                 <w:sz w:val="18"/>
               </w:rPr>
-              <w:t xml:space="preserve">Conexión a SQL Server (servidor y base de datos definidos en la clase</w:t>
+              <w:t xml:space="preserve">Capa de datos.</w:t>
             </w:r>
             <w:r>
               <w:rPr>
@@ -2449,7 +2493,431 @@
                 <w:color w:val="000000"/>
                 <w:sz w:val="18"/>
               </w:rPr>
-              <w:t xml:space="preserve">) y métodos parametrizados</w:t>
+              <w:t xml:space="preserve"> </w:t>
+            </w:r>
+            <w:r>
+              <w:rPr>
+                <w:rFonts w:ascii="Arial" w:hAnsi="Arial" w:cs="Arial" w:eastAsia="Arial"/>
+                <w:color w:val="000000"/>
+                <w:sz w:val="18"/>
+              </w:rPr>
+              <w:t xml:space="preserve">entrega la conexión a SQL Server;</w:t>
+            </w:r>
+            <w:r>
+              <w:rPr>
+                <w:rFonts w:ascii="Arial" w:hAnsi="Arial" w:cs="Arial" w:eastAsia="Arial"/>
+                <w:color w:val="000000"/>
+                <w:sz w:val="18"/>
+              </w:rPr>
+              <w:t xml:space="preserve"> </w:t>
+            </w:r>
+            <w:r>
+              <w:rPr>
+                <w:rStyle w:val="VerbatimChar"/>
+                <w:rFonts w:ascii="Arial" w:hAnsi="Arial" w:cs="Arial" w:eastAsia="Arial"/>
+                <w:color w:val="000000"/>
+                <w:sz w:val="18"/>
+              </w:rPr>
+              <w:t xml:space="preserve">DALBase</w:t>
+            </w:r>
+            <w:r>
+              <w:rPr>
+                <w:rFonts w:ascii="Arial" w:hAnsi="Arial" w:cs="Arial" w:eastAsia="Arial"/>
+                <w:color w:val="000000"/>
+                <w:sz w:val="18"/>
+              </w:rPr>
+              <w:t xml:space="preserve"> </w:t>
+            </w:r>
+            <w:r>
+              <w:rPr>
+                <w:rFonts w:ascii="Arial" w:hAnsi="Arial" w:cs="Arial" w:eastAsia="Arial"/>
+                <w:color w:val="000000"/>
+                <w:sz w:val="18"/>
+              </w:rPr>
+              <w:t xml:space="preserve">ejecuta consultas parametrizadas y traduce</w:t>
+            </w:r>
+            <w:r>
+              <w:rPr>
+                <w:rFonts w:ascii="Arial" w:hAnsi="Arial" w:cs="Arial" w:eastAsia="Arial"/>
+                <w:color w:val="000000"/>
+                <w:sz w:val="18"/>
+              </w:rPr>
+              <w:t xml:space="preserve"> </w:t>
+            </w:r>
+            <w:r>
+              <w:rPr>
+                <w:rStyle w:val="VerbatimChar"/>
+                <w:rFonts w:ascii="Arial" w:hAnsi="Arial" w:cs="Arial" w:eastAsia="Arial"/>
+                <w:color w:val="000000"/>
+                <w:sz w:val="18"/>
+              </w:rPr>
+              <w:t xml:space="preserve">SqlException</w:t>
+            </w:r>
+            <w:r>
+              <w:rPr>
+                <w:rFonts w:ascii="Arial" w:hAnsi="Arial" w:cs="Arial" w:eastAsia="Arial"/>
+                <w:color w:val="000000"/>
+                <w:sz w:val="18"/>
+              </w:rPr>
+              <w:t xml:space="preserve"> </w:t>
+            </w:r>
+            <w:r>
+              <w:rPr>
+                <w:rFonts w:ascii="Arial" w:hAnsi="Arial" w:cs="Arial" w:eastAsia="Arial"/>
+                <w:color w:val="000000"/>
+                <w:sz w:val="18"/>
+              </w:rPr>
+              <w:t xml:space="preserve">a</w:t>
+            </w:r>
+            <w:r>
+              <w:rPr>
+                <w:rFonts w:ascii="Arial" w:hAnsi="Arial" w:cs="Arial" w:eastAsia="Arial"/>
+                <w:color w:val="000000"/>
+                <w:sz w:val="18"/>
+              </w:rPr>
+              <w:t xml:space="preserve"> </w:t>
+            </w:r>
+            <w:r>
+              <w:rPr>
+                <w:rStyle w:val="VerbatimChar"/>
+                <w:rFonts w:ascii="Arial" w:hAnsi="Arial" w:cs="Arial" w:eastAsia="Arial"/>
+                <w:color w:val="000000"/>
+                <w:sz w:val="18"/>
+              </w:rPr>
+              <w:t xml:space="preserve">AppException</w:t>
+            </w:r>
+            <w:r>
+              <w:rPr>
+                <w:rFonts w:ascii="Arial" w:hAnsi="Arial" w:cs="Arial" w:eastAsia="Arial"/>
+                <w:color w:val="000000"/>
+                <w:sz w:val="18"/>
+              </w:rPr>
+              <w:t xml:space="preserve">; cada tabla tiene su clase</w:t>
+            </w:r>
+            <w:r>
+              <w:rPr>
+                <w:rFonts w:ascii="Arial" w:hAnsi="Arial" w:cs="Arial" w:eastAsia="Arial"/>
+                <w:color w:val="000000"/>
+                <w:sz w:val="18"/>
+              </w:rPr>
+              <w:t xml:space="preserve"> </w:t>
+            </w:r>
+            <w:r>
+              <w:rPr>
+                <w:rStyle w:val="VerbatimChar"/>
+                <w:rFonts w:ascii="Arial" w:hAnsi="Arial" w:cs="Arial" w:eastAsia="Arial"/>
+                <w:color w:val="000000"/>
+                <w:sz w:val="18"/>
+              </w:rPr>
+              <w:t xml:space="preserve">*DAL</w:t>
+            </w:r>
+            <w:r>
+              <w:rPr>
+                <w:rFonts w:ascii="Arial" w:hAnsi="Arial" w:cs="Arial" w:eastAsia="Arial"/>
+                <w:color w:val="000000"/>
+                <w:sz w:val="18"/>
+              </w:rPr>
+              <w:t xml:space="preserve"> </w:t>
+            </w:r>
+            <w:r>
+              <w:rPr>
+                <w:rFonts w:ascii="Arial" w:hAnsi="Arial" w:cs="Arial" w:eastAsia="Arial"/>
+                <w:color w:val="000000"/>
+                <w:sz w:val="18"/>
+              </w:rPr>
+              <w:t xml:space="preserve">(</w:t>
+            </w:r>
+            <w:r>
+              <w:rPr>
+                <w:rStyle w:val="VerbatimChar"/>
+                <w:rFonts w:ascii="Arial" w:hAnsi="Arial" w:cs="Arial" w:eastAsia="Arial"/>
+                <w:color w:val="000000"/>
+                <w:sz w:val="18"/>
+              </w:rPr>
+              <w:t xml:space="preserve">PropietarioDAL</w:t>
+            </w:r>
+            <w:r>
+              <w:rPr>
+                <w:rFonts w:ascii="Arial" w:hAnsi="Arial" w:cs="Arial" w:eastAsia="Arial"/>
+                <w:color w:val="000000"/>
+                <w:sz w:val="18"/>
+              </w:rPr>
+              <w:t xml:space="preserve">,</w:t>
+            </w:r>
+            <w:r>
+              <w:rPr>
+                <w:rFonts w:ascii="Arial" w:hAnsi="Arial" w:cs="Arial" w:eastAsia="Arial"/>
+                <w:color w:val="000000"/>
+                <w:sz w:val="18"/>
+              </w:rPr>
+              <w:t xml:space="preserve"> </w:t>
+            </w:r>
+            <w:r>
+              <w:rPr>
+                <w:rStyle w:val="VerbatimChar"/>
+                <w:rFonts w:ascii="Arial" w:hAnsi="Arial" w:cs="Arial" w:eastAsia="Arial"/>
+                <w:color w:val="000000"/>
+                <w:sz w:val="18"/>
+              </w:rPr>
+              <w:t xml:space="preserve">MascotaDAL</w:t>
+            </w:r>
+            <w:r>
+              <w:rPr>
+                <w:rFonts w:ascii="Arial" w:hAnsi="Arial" w:cs="Arial" w:eastAsia="Arial"/>
+                <w:color w:val="000000"/>
+                <w:sz w:val="18"/>
+              </w:rPr>
+              <w:t xml:space="preserve">,</w:t>
+            </w:r>
+            <w:r>
+              <w:rPr>
+                <w:rFonts w:ascii="Arial" w:hAnsi="Arial" w:cs="Arial" w:eastAsia="Arial"/>
+                <w:color w:val="000000"/>
+                <w:sz w:val="18"/>
+              </w:rPr>
+              <w:t xml:space="preserve"> </w:t>
+            </w:r>
+            <w:r>
+              <w:rPr>
+                <w:rStyle w:val="VerbatimChar"/>
+                <w:rFonts w:ascii="Arial" w:hAnsi="Arial" w:cs="Arial" w:eastAsia="Arial"/>
+                <w:color w:val="000000"/>
+                <w:sz w:val="18"/>
+              </w:rPr>
+              <w:t xml:space="preserve">CitaDAL</w:t>
+            </w:r>
+            <w:r>
+              <w:rPr>
+                <w:rFonts w:ascii="Arial" w:hAnsi="Arial" w:cs="Arial" w:eastAsia="Arial"/>
+                <w:color w:val="000000"/>
+                <w:sz w:val="18"/>
+              </w:rPr>
+              <w:t xml:space="preserve">,</w:t>
+            </w:r>
+            <w:r>
+              <w:rPr>
+                <w:rFonts w:ascii="Arial" w:hAnsi="Arial" w:cs="Arial" w:eastAsia="Arial"/>
+                <w:color w:val="000000"/>
+                <w:sz w:val="18"/>
+              </w:rPr>
+              <w:t xml:space="preserve"> </w:t>
+            </w:r>
+            <w:r>
+              <w:rPr>
+                <w:rStyle w:val="VerbatimChar"/>
+                <w:rFonts w:ascii="Arial" w:hAnsi="Arial" w:cs="Arial" w:eastAsia="Arial"/>
+                <w:color w:val="000000"/>
+                <w:sz w:val="18"/>
+              </w:rPr>
+              <w:t xml:space="preserve">ConsultaDAL</w:t>
+            </w:r>
+            <w:r>
+              <w:rPr>
+                <w:rFonts w:ascii="Arial" w:hAnsi="Arial" w:cs="Arial" w:eastAsia="Arial"/>
+                <w:color w:val="000000"/>
+                <w:sz w:val="18"/>
+              </w:rPr>
+              <w:t xml:space="preserve">,</w:t>
+            </w:r>
+            <w:r>
+              <w:rPr>
+                <w:rFonts w:ascii="Arial" w:hAnsi="Arial" w:cs="Arial" w:eastAsia="Arial"/>
+                <w:color w:val="000000"/>
+                <w:sz w:val="18"/>
+              </w:rPr>
+              <w:t xml:space="preserve"> </w:t>
+            </w:r>
+            <w:r>
+              <w:rPr>
+                <w:rStyle w:val="VerbatimChar"/>
+                <w:rFonts w:ascii="Arial" w:hAnsi="Arial" w:cs="Arial" w:eastAsia="Arial"/>
+                <w:color w:val="000000"/>
+                <w:sz w:val="18"/>
+              </w:rPr>
+              <w:t xml:space="preserve">VacunaDAL</w:t>
+            </w:r>
+            <w:r>
+              <w:rPr>
+                <w:rFonts w:ascii="Arial" w:hAnsi="Arial" w:cs="Arial" w:eastAsia="Arial"/>
+                <w:color w:val="000000"/>
+                <w:sz w:val="18"/>
+              </w:rPr>
+              <w:t xml:space="preserve">,</w:t>
+            </w:r>
+            <w:r>
+              <w:rPr>
+                <w:rFonts w:ascii="Arial" w:hAnsi="Arial" w:cs="Arial" w:eastAsia="Arial"/>
+                <w:color w:val="000000"/>
+                <w:sz w:val="18"/>
+              </w:rPr>
+              <w:t xml:space="preserve"> </w:t>
+            </w:r>
+            <w:r>
+              <w:rPr>
+                <w:rStyle w:val="VerbatimChar"/>
+                <w:rFonts w:ascii="Arial" w:hAnsi="Arial" w:cs="Arial" w:eastAsia="Arial"/>
+                <w:color w:val="000000"/>
+                <w:sz w:val="18"/>
+              </w:rPr>
+              <w:t xml:space="preserve">AplicacionVacunaDAL</w:t>
+            </w:r>
+            <w:r>
+              <w:rPr>
+                <w:rFonts w:ascii="Arial" w:hAnsi="Arial" w:cs="Arial" w:eastAsia="Arial"/>
+                <w:color w:val="000000"/>
+                <w:sz w:val="18"/>
+              </w:rPr>
+              <w:t xml:space="preserve">,</w:t>
+            </w:r>
+            <w:r>
+              <w:rPr>
+                <w:rFonts w:ascii="Arial" w:hAnsi="Arial" w:cs="Arial" w:eastAsia="Arial"/>
+                <w:color w:val="000000"/>
+                <w:sz w:val="18"/>
+              </w:rPr>
+              <w:t xml:space="preserve"> </w:t>
+            </w:r>
+            <w:r>
+              <w:rPr>
+                <w:rStyle w:val="VerbatimChar"/>
+                <w:rFonts w:ascii="Arial" w:hAnsi="Arial" w:cs="Arial" w:eastAsia="Arial"/>
+                <w:color w:val="000000"/>
+                <w:sz w:val="18"/>
+              </w:rPr>
+              <w:t xml:space="preserve">UsuarioDAL</w:t>
+            </w:r>
+            <w:r>
+              <w:rPr>
+                <w:rFonts w:ascii="Arial" w:hAnsi="Arial" w:cs="Arial" w:eastAsia="Arial"/>
+                <w:color w:val="000000"/>
+                <w:sz w:val="18"/>
+              </w:rPr>
+              <w:t xml:space="preserve">,</w:t>
+            </w:r>
+            <w:r>
+              <w:rPr>
+                <w:rFonts w:ascii="Arial" w:hAnsi="Arial" w:cs="Arial" w:eastAsia="Arial"/>
+                <w:color w:val="000000"/>
+                <w:sz w:val="18"/>
+              </w:rPr>
+              <w:t xml:space="preserve"> </w:t>
+            </w:r>
+            <w:r>
+              <w:rPr>
+                <w:rStyle w:val="VerbatimChar"/>
+                <w:rFonts w:ascii="Arial" w:hAnsi="Arial" w:cs="Arial" w:eastAsia="Arial"/>
+                <w:color w:val="000000"/>
+                <w:sz w:val="18"/>
+              </w:rPr>
+              <w:t xml:space="preserve">RolDAL</w:t>
+            </w:r>
+            <w:r>
+              <w:rPr>
+                <w:rFonts w:ascii="Arial" w:hAnsi="Arial" w:cs="Arial" w:eastAsia="Arial"/>
+                <w:color w:val="000000"/>
+                <w:sz w:val="18"/>
+              </w:rPr>
+              <w:t xml:space="preserve">,</w:t>
+            </w:r>
+            <w:r>
+              <w:rPr>
+                <w:rFonts w:ascii="Arial" w:hAnsi="Arial" w:cs="Arial" w:eastAsia="Arial"/>
+                <w:color w:val="000000"/>
+                <w:sz w:val="18"/>
+              </w:rPr>
+              <w:t xml:space="preserve"> </w:t>
+            </w:r>
+            <w:r>
+              <w:rPr>
+                <w:rStyle w:val="VerbatimChar"/>
+                <w:rFonts w:ascii="Arial" w:hAnsi="Arial" w:cs="Arial" w:eastAsia="Arial"/>
+                <w:color w:val="000000"/>
+                <w:sz w:val="18"/>
+              </w:rPr>
+              <w:t xml:space="preserve">PermisosDAL</w:t>
+            </w:r>
+            <w:r>
+              <w:rPr>
+                <w:rFonts w:ascii="Arial" w:hAnsi="Arial" w:cs="Arial" w:eastAsia="Arial"/>
+                <w:color w:val="000000"/>
+                <w:sz w:val="18"/>
+              </w:rPr>
+              <w:t xml:space="preserve">,</w:t>
+            </w:r>
+            <w:r>
+              <w:rPr>
+                <w:rFonts w:ascii="Arial" w:hAnsi="Arial" w:cs="Arial" w:eastAsia="Arial"/>
+                <w:color w:val="000000"/>
+                <w:sz w:val="18"/>
+              </w:rPr>
+              <w:t xml:space="preserve"> </w:t>
+            </w:r>
+            <w:r>
+              <w:rPr>
+                <w:rStyle w:val="VerbatimChar"/>
+                <w:rFonts w:ascii="Arial" w:hAnsi="Arial" w:cs="Arial" w:eastAsia="Arial"/>
+                <w:color w:val="000000"/>
+                <w:sz w:val="18"/>
+              </w:rPr>
+              <w:t xml:space="preserve">LoginDAL</w:t>
+            </w:r>
+            <w:r>
+              <w:rPr>
+                <w:rFonts w:ascii="Arial" w:hAnsi="Arial" w:cs="Arial" w:eastAsia="Arial"/>
+                <w:color w:val="000000"/>
+                <w:sz w:val="18"/>
+              </w:rPr>
+              <w:t xml:space="preserve">,</w:t>
+            </w:r>
+            <w:r>
+              <w:rPr>
+                <w:rFonts w:ascii="Arial" w:hAnsi="Arial" w:cs="Arial" w:eastAsia="Arial"/>
+                <w:color w:val="000000"/>
+                <w:sz w:val="18"/>
+              </w:rPr>
+              <w:t xml:space="preserve"> </w:t>
+            </w:r>
+            <w:r>
+              <w:rPr>
+                <w:rStyle w:val="VerbatimChar"/>
+                <w:rFonts w:ascii="Arial" w:hAnsi="Arial" w:cs="Arial" w:eastAsia="Arial"/>
+                <w:color w:val="000000"/>
+                <w:sz w:val="18"/>
+              </w:rPr>
+              <w:t xml:space="preserve">BitacoraDAL</w:t>
+            </w:r>
+            <w:r>
+              <w:rPr>
+                <w:rFonts w:ascii="Arial" w:hAnsi="Arial" w:cs="Arial" w:eastAsia="Arial"/>
+                <w:color w:val="000000"/>
+                <w:sz w:val="18"/>
+              </w:rPr>
+              <w:t xml:space="preserve">,</w:t>
+            </w:r>
+            <w:r>
+              <w:rPr>
+                <w:rFonts w:ascii="Arial" w:hAnsi="Arial" w:cs="Arial" w:eastAsia="Arial"/>
+                <w:color w:val="000000"/>
+                <w:sz w:val="18"/>
+              </w:rPr>
+              <w:t xml:space="preserve"> </w:t>
+            </w:r>
+            <w:r>
+              <w:rPr>
+                <w:rStyle w:val="VerbatimChar"/>
+                <w:rFonts w:ascii="Arial" w:hAnsi="Arial" w:cs="Arial" w:eastAsia="Arial"/>
+                <w:color w:val="000000"/>
+                <w:sz w:val="18"/>
+              </w:rPr>
+              <w:t xml:space="preserve">DashboardDAL</w:t>
+            </w:r>
+            <w:r>
+              <w:rPr>
+                <w:rFonts w:ascii="Arial" w:hAnsi="Arial" w:cs="Arial" w:eastAsia="Arial"/>
+                <w:color w:val="000000"/>
+                <w:sz w:val="18"/>
+              </w:rPr>
+              <w:t xml:space="preserve">)</w:t>
             </w:r>
           </w:p>
         </w:tc>
@@ -2475,7 +2943,7 @@
                 <w:color w:val="000000"/>
                 <w:sz w:val="18"/>
               </w:rPr>
-              <w:t xml:space="preserve">Modelos/Entidades</w:t>
+              <w:t xml:space="preserve">Modelos/ErroresSistema.cs</w:t>
             </w:r>
           </w:p>
         </w:tc>
@@ -2494,11 +2962,194 @@
             </w:pPr>
             <w:r>
               <w:rPr>
-                <w:rFonts w:ascii="Arial" w:hAnsi="Arial" w:cs="Arial" w:eastAsia="Arial"/>
-                <w:color w:val="000000"/>
-                <w:sz w:val="18"/>
-              </w:rPr>
-              <w:t xml:space="preserve">Clases de dominio (Usuario, Propietario, Mascota, Cita, Consulta, Vacuna…)</w:t>
+                <w:rStyle w:val="VerbatimChar"/>
+                <w:rFonts w:ascii="Arial" w:hAnsi="Arial" w:cs="Arial" w:eastAsia="Arial"/>
+                <w:color w:val="000000"/>
+                <w:sz w:val="18"/>
+              </w:rPr>
+              <w:t xml:space="preserve">CatalogoErrores</w:t>
+            </w:r>
+            <w:r>
+              <w:rPr>
+                <w:rFonts w:ascii="Arial" w:hAnsi="Arial" w:cs="Arial" w:eastAsia="Arial"/>
+                <w:color w:val="000000"/>
+                <w:sz w:val="18"/>
+              </w:rPr>
+              <w:t xml:space="preserve"> </w:t>
+            </w:r>
+            <w:r>
+              <w:rPr>
+                <w:rFonts w:ascii="Arial" w:hAnsi="Arial" w:cs="Arial" w:eastAsia="Arial"/>
+                <w:color w:val="000000"/>
+                <w:sz w:val="18"/>
+              </w:rPr>
+              <w:t xml:space="preserve">(códigos</w:t>
+            </w:r>
+            <w:r>
+              <w:rPr>
+                <w:rFonts w:ascii="Arial" w:hAnsi="Arial" w:cs="Arial" w:eastAsia="Arial"/>
+                <w:color w:val="000000"/>
+                <w:sz w:val="18"/>
+              </w:rPr>
+              <w:t xml:space="preserve"> </w:t>
+            </w:r>
+            <w:r>
+              <w:rPr>
+                <w:rStyle w:val="VerbatimChar"/>
+                <w:rFonts w:ascii="Arial" w:hAnsi="Arial" w:cs="Arial" w:eastAsia="Arial"/>
+                <w:color w:val="000000"/>
+                <w:sz w:val="18"/>
+              </w:rPr>
+              <w:t xml:space="preserve">ERR-SQL</w:t>
+            </w:r>
+            <w:r>
+              <w:rPr>
+                <w:rFonts w:ascii="Arial" w:hAnsi="Arial" w:cs="Arial" w:eastAsia="Arial"/>
+                <w:color w:val="000000"/>
+                <w:sz w:val="18"/>
+              </w:rPr>
+              <w:t xml:space="preserve">,</w:t>
+            </w:r>
+            <w:r>
+              <w:rPr>
+                <w:rFonts w:ascii="Arial" w:hAnsi="Arial" w:cs="Arial" w:eastAsia="Arial"/>
+                <w:color w:val="000000"/>
+                <w:sz w:val="18"/>
+              </w:rPr>
+              <w:t xml:space="preserve"> </w:t>
+            </w:r>
+            <w:r>
+              <w:rPr>
+                <w:rStyle w:val="VerbatimChar"/>
+                <w:rFonts w:ascii="Arial" w:hAnsi="Arial" w:cs="Arial" w:eastAsia="Arial"/>
+                <w:color w:val="000000"/>
+                <w:sz w:val="18"/>
+              </w:rPr>
+              <w:t xml:space="preserve">ERR-VAL</w:t>
+            </w:r>
+            <w:r>
+              <w:rPr>
+                <w:rFonts w:ascii="Arial" w:hAnsi="Arial" w:cs="Arial" w:eastAsia="Arial"/>
+                <w:color w:val="000000"/>
+                <w:sz w:val="18"/>
+              </w:rPr>
+              <w:t xml:space="preserve">,</w:t>
+            </w:r>
+            <w:r>
+              <w:rPr>
+                <w:rFonts w:ascii="Arial" w:hAnsi="Arial" w:cs="Arial" w:eastAsia="Arial"/>
+                <w:color w:val="000000"/>
+                <w:sz w:val="18"/>
+              </w:rPr>
+              <w:t xml:space="preserve"> </w:t>
+            </w:r>
+            <w:r>
+              <w:rPr>
+                <w:rStyle w:val="VerbatimChar"/>
+                <w:rFonts w:ascii="Arial" w:hAnsi="Arial" w:cs="Arial" w:eastAsia="Arial"/>
+                <w:color w:val="000000"/>
+                <w:sz w:val="18"/>
+              </w:rPr>
+              <w:t xml:space="preserve">ERR-NEG</w:t>
+            </w:r>
+            <w:r>
+              <w:rPr>
+                <w:rFonts w:ascii="Arial" w:hAnsi="Arial" w:cs="Arial" w:eastAsia="Arial"/>
+                <w:color w:val="000000"/>
+                <w:sz w:val="18"/>
+              </w:rPr>
+              <w:t xml:space="preserve"> </w:t>
+            </w:r>
+            <w:r>
+              <w:rPr>
+                <w:rFonts w:ascii="Arial" w:hAnsi="Arial" w:cs="Arial" w:eastAsia="Arial"/>
+                <w:color w:val="000000"/>
+                <w:sz w:val="18"/>
+              </w:rPr>
+              <w:t xml:space="preserve">y</w:t>
+            </w:r>
+            <w:r>
+              <w:rPr>
+                <w:rFonts w:ascii="Arial" w:hAnsi="Arial" w:cs="Arial" w:eastAsia="Arial"/>
+                <w:color w:val="000000"/>
+                <w:sz w:val="18"/>
+              </w:rPr>
+              <w:t xml:space="preserve"> </w:t>
+            </w:r>
+            <w:r>
+              <w:rPr>
+                <w:rStyle w:val="VerbatimChar"/>
+                <w:rFonts w:ascii="Arial" w:hAnsi="Arial" w:cs="Arial" w:eastAsia="Arial"/>
+                <w:color w:val="000000"/>
+                <w:sz w:val="18"/>
+              </w:rPr>
+              <w:t xml:space="preserve">ERR-GEN</w:t>
+            </w:r>
+            <w:r>
+              <w:rPr>
+                <w:rFonts w:ascii="Arial" w:hAnsi="Arial" w:cs="Arial" w:eastAsia="Arial"/>
+                <w:color w:val="000000"/>
+                <w:sz w:val="18"/>
+              </w:rPr>
+              <w:t xml:space="preserve"> </w:t>
+            </w:r>
+            <w:r>
+              <w:rPr>
+                <w:rFonts w:ascii="Arial" w:hAnsi="Arial" w:cs="Arial" w:eastAsia="Arial"/>
+                <w:color w:val="000000"/>
+                <w:sz w:val="18"/>
+              </w:rPr>
+              <w:t xml:space="preserve">con su mensaje),</w:t>
+            </w:r>
+            <w:r>
+              <w:rPr>
+                <w:rFonts w:ascii="Arial" w:hAnsi="Arial" w:cs="Arial" w:eastAsia="Arial"/>
+                <w:color w:val="000000"/>
+                <w:sz w:val="18"/>
+              </w:rPr>
+              <w:t xml:space="preserve"> </w:t>
+            </w:r>
+            <w:r>
+              <w:rPr>
+                <w:rStyle w:val="VerbatimChar"/>
+                <w:rFonts w:ascii="Arial" w:hAnsi="Arial" w:cs="Arial" w:eastAsia="Arial"/>
+                <w:color w:val="000000"/>
+                <w:sz w:val="18"/>
+              </w:rPr>
+              <w:t xml:space="preserve">ErrorInfo</w:t>
+            </w:r>
+            <w:r>
+              <w:rPr>
+                <w:rFonts w:ascii="Arial" w:hAnsi="Arial" w:cs="Arial" w:eastAsia="Arial"/>
+                <w:color w:val="000000"/>
+                <w:sz w:val="18"/>
+              </w:rPr>
+              <w:t xml:space="preserve"> </w:t>
+            </w:r>
+            <w:r>
+              <w:rPr>
+                <w:rFonts w:ascii="Arial" w:hAnsi="Arial" w:cs="Arial" w:eastAsia="Arial"/>
+                <w:color w:val="000000"/>
+                <w:sz w:val="18"/>
+              </w:rPr>
+              <w:t xml:space="preserve">y</w:t>
+            </w:r>
+            <w:r>
+              <w:rPr>
+                <w:rFonts w:ascii="Arial" w:hAnsi="Arial" w:cs="Arial" w:eastAsia="Arial"/>
+                <w:color w:val="000000"/>
+                <w:sz w:val="18"/>
+              </w:rPr>
+              <w:t xml:space="preserve"> </w:t>
+            </w:r>
+            <w:r>
+              <w:rPr>
+                <w:rStyle w:val="VerbatimChar"/>
+                <w:rFonts w:ascii="Arial" w:hAnsi="Arial" w:cs="Arial" w:eastAsia="Arial"/>
+                <w:color w:val="000000"/>
+                <w:sz w:val="18"/>
+              </w:rPr>
+              <w:t xml:space="preserve">AppException</w:t>
             </w:r>
           </w:p>
         </w:tc>
@@ -2524,7 +3175,57 @@
                 <w:color w:val="000000"/>
                 <w:sz w:val="18"/>
               </w:rPr>
-              <w:t xml:space="preserve">Modelos/Datos</w:t>
+              <w:t xml:space="preserve">Modelos/Sesion.cs</w:t>
+            </w:r>
+            <w:r>
+              <w:rPr>
+                <w:rFonts w:ascii="Arial" w:hAnsi="Arial" w:cs="Arial" w:eastAsia="Arial"/>
+                <w:color w:val="000000"/>
+                <w:sz w:val="18"/>
+              </w:rPr>
+              <w:t xml:space="preserve">,</w:t>
+            </w:r>
+            <w:r>
+              <w:rPr>
+                <w:rFonts w:ascii="Arial" w:hAnsi="Arial" w:cs="Arial" w:eastAsia="Arial"/>
+                <w:color w:val="000000"/>
+                <w:sz w:val="18"/>
+              </w:rPr>
+              <w:t xml:space="preserve"> </w:t>
+            </w:r>
+            <w:r>
+              <w:rPr>
+                <w:rStyle w:val="VerbatimChar"/>
+                <w:rFonts w:ascii="Arial" w:hAnsi="Arial" w:cs="Arial" w:eastAsia="Arial"/>
+                <w:color w:val="000000"/>
+                <w:sz w:val="18"/>
+              </w:rPr>
+              <w:t xml:space="preserve">EncriptadorContrasena.cs</w:t>
+            </w:r>
+            <w:r>
+              <w:rPr>
+                <w:rFonts w:ascii="Arial" w:hAnsi="Arial" w:cs="Arial" w:eastAsia="Arial"/>
+                <w:color w:val="000000"/>
+                <w:sz w:val="18"/>
+              </w:rPr>
+              <w:t xml:space="preserve">,</w:t>
+            </w:r>
+            <w:r>
+              <w:rPr>
+                <w:rFonts w:ascii="Arial" w:hAnsi="Arial" w:cs="Arial" w:eastAsia="Arial"/>
+                <w:color w:val="000000"/>
+                <w:sz w:val="18"/>
+              </w:rPr>
+              <w:t xml:space="preserve"> </w:t>
+            </w:r>
+            <w:r>
+              <w:rPr>
+                <w:rStyle w:val="VerbatimChar"/>
+                <w:rFonts w:ascii="Arial" w:hAnsi="Arial" w:cs="Arial" w:eastAsia="Arial"/>
+                <w:color w:val="000000"/>
+                <w:sz w:val="18"/>
+              </w:rPr>
+              <w:t xml:space="preserve">Logger.cs</w:t>
             </w:r>
           </w:p>
         </w:tc>
@@ -2547,7 +3248,7 @@
                 <w:color w:val="000000"/>
                 <w:sz w:val="18"/>
               </w:rPr>
-              <w:t xml:space="preserve">Operaciones CRUD por entidad (únicas con SQL)</w:t>
+              <w:t xml:space="preserve">Sesión actual y códigos de permiso, cifrado BCrypt y registro de actividades (archivo + bitácora)</w:t>
             </w:r>
           </w:p>
         </w:tc>
@@ -2573,7 +3274,7 @@
                 <w:color w:val="000000"/>
                 <w:sz w:val="18"/>
               </w:rPr>
-              <w:t xml:space="preserve">Modelos/Seguridad</w:t>
+              <w:t xml:space="preserve">dashboardVet/Base</w:t>
             </w:r>
           </w:p>
         </w:tc>
@@ -2592,11 +3293,20 @@
             </w:pPr>
             <w:r>
               <w:rPr>
-                <w:rFonts w:ascii="Arial" w:hAnsi="Arial" w:cs="Arial" w:eastAsia="Arial"/>
-                <w:color w:val="000000"/>
-                <w:sz w:val="18"/>
-              </w:rPr>
-              <w:t xml:space="preserve">Cifrado BCrypt, sesión actual y códigos de permisos</w:t>
+                <w:rStyle w:val="VerbatimChar"/>
+                <w:rFonts w:ascii="Arial" w:hAnsi="Arial" w:cs="Arial" w:eastAsia="Arial"/>
+                <w:color w:val="000000"/>
+                <w:sz w:val="18"/>
+              </w:rPr>
+              <w:t xml:space="preserve">FrmBase</w:t>
+            </w:r>
+            <w:r>
+              <w:rPr>
+                <w:rFonts w:ascii="Arial" w:hAnsi="Arial" w:cs="Arial" w:eastAsia="Arial"/>
+                <w:color w:val="000000"/>
+                <w:sz w:val="18"/>
+              </w:rPr>
+              <w:t xml:space="preserve">, formulario base del que heredan todas las pantallas</w:t>
             </w:r>
           </w:p>
         </w:tc>
@@ -2622,7 +3332,7 @@
                 <w:color w:val="000000"/>
                 <w:sz w:val="18"/>
               </w:rPr>
-              <w:t xml:space="preserve">Modelos/Utilidades</w:t>
+              <w:t xml:space="preserve">dashboardVet/Helpers</w:t>
             </w:r>
           </w:p>
         </w:tc>
@@ -2646,7 +3356,7 @@
                 <w:color w:val="000000"/>
                 <w:sz w:val="18"/>
               </w:rPr>
-              <w:t xml:space="preserve">Logger</w:t>
+              <w:t xml:space="preserve">Tema</w:t>
             </w:r>
             <w:r>
               <w:rPr>
@@ -2662,7 +3372,173 @@
                 <w:color w:val="000000"/>
                 <w:sz w:val="18"/>
               </w:rPr>
-              <w:t xml:space="preserve">(archivo + bitácora)</w:t>
+              <w:t xml:space="preserve">(paleta),</w:t>
+            </w:r>
+            <w:r>
+              <w:rPr>
+                <w:rFonts w:ascii="Arial" w:hAnsi="Arial" w:cs="Arial" w:eastAsia="Arial"/>
+                <w:color w:val="000000"/>
+                <w:sz w:val="18"/>
+              </w:rPr>
+              <w:t xml:space="preserve"> </w:t>
+            </w:r>
+            <w:r>
+              <w:rPr>
+                <w:rStyle w:val="VerbatimChar"/>
+                <w:rFonts w:ascii="Arial" w:hAnsi="Arial" w:cs="Arial" w:eastAsia="Arial"/>
+                <w:color w:val="000000"/>
+                <w:sz w:val="18"/>
+              </w:rPr>
+              <w:t xml:space="preserve">Responsive</w:t>
+            </w:r>
+            <w:r>
+              <w:rPr>
+                <w:rFonts w:ascii="Arial" w:hAnsi="Arial" w:cs="Arial" w:eastAsia="Arial"/>
+                <w:color w:val="000000"/>
+                <w:sz w:val="18"/>
+              </w:rPr>
+              <w:t xml:space="preserve"> </w:t>
+            </w:r>
+            <w:r>
+              <w:rPr>
+                <w:rFonts w:ascii="Arial" w:hAnsi="Arial" w:cs="Arial" w:eastAsia="Arial"/>
+                <w:color w:val="000000"/>
+                <w:sz w:val="18"/>
+              </w:rPr>
+              <w:t xml:space="preserve">(diseño adaptable),</w:t>
+            </w:r>
+            <w:r>
+              <w:rPr>
+                <w:rFonts w:ascii="Arial" w:hAnsi="Arial" w:cs="Arial" w:eastAsia="Arial"/>
+                <w:color w:val="000000"/>
+                <w:sz w:val="18"/>
+              </w:rPr>
+              <w:t xml:space="preserve"> </w:t>
+            </w:r>
+            <w:r>
+              <w:rPr>
+                <w:rStyle w:val="VerbatimChar"/>
+                <w:rFonts w:ascii="Arial" w:hAnsi="Arial" w:cs="Arial" w:eastAsia="Arial"/>
+                <w:color w:val="000000"/>
+                <w:sz w:val="18"/>
+              </w:rPr>
+              <w:t xml:space="preserve">Mensajes</w:t>
+            </w:r>
+            <w:r>
+              <w:rPr>
+                <w:rFonts w:ascii="Arial" w:hAnsi="Arial" w:cs="Arial" w:eastAsia="Arial"/>
+                <w:color w:val="000000"/>
+                <w:sz w:val="18"/>
+              </w:rPr>
+              <w:t xml:space="preserve"> </w:t>
+            </w:r>
+            <w:r>
+              <w:rPr>
+                <w:rFonts w:ascii="Arial" w:hAnsi="Arial" w:cs="Arial" w:eastAsia="Arial"/>
+                <w:color w:val="000000"/>
+                <w:sz w:val="18"/>
+              </w:rPr>
+              <w:t xml:space="preserve">(MessageBox de aviso y confirmación),</w:t>
+            </w:r>
+            <w:r>
+              <w:rPr>
+                <w:rFonts w:ascii="Arial" w:hAnsi="Arial" w:cs="Arial" w:eastAsia="Arial"/>
+                <w:color w:val="000000"/>
+                <w:sz w:val="18"/>
+              </w:rPr>
+              <w:t xml:space="preserve"> </w:t>
+            </w:r>
+            <w:r>
+              <w:rPr>
+                <w:rStyle w:val="VerbatimChar"/>
+                <w:rFonts w:ascii="Arial" w:hAnsi="Arial" w:cs="Arial" w:eastAsia="Arial"/>
+                <w:color w:val="000000"/>
+                <w:sz w:val="18"/>
+              </w:rPr>
+              <w:t xml:space="preserve">Validaciones</w:t>
+            </w:r>
+            <w:r>
+              <w:rPr>
+                <w:rFonts w:ascii="Arial" w:hAnsi="Arial" w:cs="Arial" w:eastAsia="Arial"/>
+                <w:color w:val="000000"/>
+                <w:sz w:val="18"/>
+              </w:rPr>
+              <w:t xml:space="preserve">,</w:t>
+            </w:r>
+            <w:r>
+              <w:rPr>
+                <w:rFonts w:ascii="Arial" w:hAnsi="Arial" w:cs="Arial" w:eastAsia="Arial"/>
+                <w:color w:val="000000"/>
+                <w:sz w:val="18"/>
+              </w:rPr>
+              <w:t xml:space="preserve"> </w:t>
+            </w:r>
+            <w:r>
+              <w:rPr>
+                <w:rStyle w:val="VerbatimChar"/>
+                <w:rFonts w:ascii="Arial" w:hAnsi="Arial" w:cs="Arial" w:eastAsia="Arial"/>
+                <w:color w:val="000000"/>
+                <w:sz w:val="18"/>
+              </w:rPr>
+              <w:t xml:space="preserve">Entrada</w:t>
+            </w:r>
+            <w:r>
+              <w:rPr>
+                <w:rFonts w:ascii="Arial" w:hAnsi="Arial" w:cs="Arial" w:eastAsia="Arial"/>
+                <w:color w:val="000000"/>
+                <w:sz w:val="18"/>
+              </w:rPr>
+              <w:t xml:space="preserve">,</w:t>
+            </w:r>
+            <w:r>
+              <w:rPr>
+                <w:rFonts w:ascii="Arial" w:hAnsi="Arial" w:cs="Arial" w:eastAsia="Arial"/>
+                <w:color w:val="000000"/>
+                <w:sz w:val="18"/>
+              </w:rPr>
+              <w:t xml:space="preserve"> </w:t>
+            </w:r>
+            <w:r>
+              <w:rPr>
+                <w:rStyle w:val="VerbatimChar"/>
+                <w:rFonts w:ascii="Arial" w:hAnsi="Arial" w:cs="Arial" w:eastAsia="Arial"/>
+                <w:color w:val="000000"/>
+                <w:sz w:val="18"/>
+              </w:rPr>
+              <w:t xml:space="preserve">Texto</w:t>
+            </w:r>
+            <w:r>
+              <w:rPr>
+                <w:rFonts w:ascii="Arial" w:hAnsi="Arial" w:cs="Arial" w:eastAsia="Arial"/>
+                <w:color w:val="000000"/>
+                <w:sz w:val="18"/>
+              </w:rPr>
+              <w:t xml:space="preserve"> </w:t>
+            </w:r>
+            <w:r>
+              <w:rPr>
+                <w:rFonts w:ascii="Arial" w:hAnsi="Arial" w:cs="Arial" w:eastAsia="Arial"/>
+                <w:color w:val="000000"/>
+                <w:sz w:val="18"/>
+              </w:rPr>
+              <w:t xml:space="preserve">y</w:t>
+            </w:r>
+            <w:r>
+              <w:rPr>
+                <w:rFonts w:ascii="Arial" w:hAnsi="Arial" w:cs="Arial" w:eastAsia="Arial"/>
+                <w:color w:val="000000"/>
+                <w:sz w:val="18"/>
+              </w:rPr>
+              <w:t xml:space="preserve"> </w:t>
+            </w:r>
+            <w:r>
+              <w:rPr>
+                <w:rStyle w:val="VerbatimChar"/>
+                <w:rFonts w:ascii="Arial" w:hAnsi="Arial" w:cs="Arial" w:eastAsia="Arial"/>
+                <w:color w:val="000000"/>
+                <w:sz w:val="18"/>
+              </w:rPr>
+              <w:t xml:space="preserve">GridUtil</w:t>
             </w:r>
           </w:p>
         </w:tc>
@@ -2688,7 +3564,7 @@
                 <w:color w:val="000000"/>
                 <w:sz w:val="18"/>
               </w:rPr>
-              <w:t xml:space="preserve">Vista/Comun</w:t>
+              <w:t xml:space="preserve">dashboardVet/Controles</w:t>
             </w:r>
           </w:p>
         </w:tc>
@@ -2707,12 +3583,36 @@
             </w:pPr>
             <w:r>
               <w:rPr>
+                <w:rFonts w:ascii="Arial" w:hAnsi="Arial" w:cs="Arial" w:eastAsia="Arial"/>
+                <w:color w:val="000000"/>
+                <w:sz w:val="18"/>
+              </w:rPr>
+              <w:t xml:space="preserve">Controles propios:</w:t>
+            </w:r>
+            <w:r>
+              <w:rPr>
+                <w:rFonts w:ascii="Arial" w:hAnsi="Arial" w:cs="Arial" w:eastAsia="Arial"/>
+                <w:color w:val="000000"/>
+                <w:sz w:val="18"/>
+              </w:rPr>
+              <w:t xml:space="preserve"> </w:t>
+            </w:r>
+            <w:r>
+              <w:rPr>
                 <w:rStyle w:val="VerbatimChar"/>
                 <w:rFonts w:ascii="Arial" w:hAnsi="Arial" w:cs="Arial" w:eastAsia="Arial"/>
                 <w:color w:val="000000"/>
                 <w:sz w:val="18"/>
               </w:rPr>
-              <w:t xml:space="preserve">Tema</w:t>
+              <w:t xml:space="preserve">BotonModerno</w:t>
+            </w:r>
+            <w:r>
+              <w:rPr>
+                <w:rFonts w:ascii="Arial" w:hAnsi="Arial" w:cs="Arial" w:eastAsia="Arial"/>
+                <w:color w:val="000000"/>
+                <w:sz w:val="18"/>
+              </w:rPr>
+              <w:t xml:space="preserve">,</w:t>
             </w:r>
             <w:r>
               <w:rPr>
@@ -2724,20 +3624,12 @@
             </w:r>
             <w:r>
               <w:rPr>
-                <w:rFonts w:ascii="Arial" w:hAnsi="Arial" w:cs="Arial" w:eastAsia="Arial"/>
-                <w:color w:val="000000"/>
-                <w:sz w:val="18"/>
-              </w:rPr>
-              <w:t xml:space="preserve">(paleta), controles propios (</w:t>
-            </w:r>
-            <w:r>
-              <w:rPr>
                 <w:rStyle w:val="VerbatimChar"/>
                 <w:rFonts w:ascii="Arial" w:hAnsi="Arial" w:cs="Arial" w:eastAsia="Arial"/>
                 <w:color w:val="000000"/>
                 <w:sz w:val="18"/>
               </w:rPr>
-              <w:t xml:space="preserve">BotonModerno</w:t>
+              <w:t xml:space="preserve">BotonMenu</w:t>
             </w:r>
             <w:r>
               <w:rPr>
@@ -2762,15 +3654,7 @@
                 <w:color w:val="000000"/>
                 <w:sz w:val="18"/>
               </w:rPr>
-              <w:t xml:space="preserve">BotonMenu</w:t>
-            </w:r>
-            <w:r>
-              <w:rPr>
-                <w:rFonts w:ascii="Arial" w:hAnsi="Arial" w:cs="Arial" w:eastAsia="Arial"/>
-                <w:color w:val="000000"/>
-                <w:sz w:val="18"/>
-              </w:rPr>
-              <w:t xml:space="preserve">,</w:t>
+              <w:t xml:space="preserve">PanelTarjeta</w:t>
             </w:r>
             <w:r>
               <w:rPr>
@@ -2782,29 +3666,46 @@
             </w:r>
             <w:r>
               <w:rPr>
+                <w:rFonts w:ascii="Arial" w:hAnsi="Arial" w:cs="Arial" w:eastAsia="Arial"/>
+                <w:color w:val="000000"/>
+                <w:sz w:val="18"/>
+              </w:rPr>
+              <w:t xml:space="preserve">y</w:t>
+            </w:r>
+            <w:r>
+              <w:rPr>
+                <w:rFonts w:ascii="Arial" w:hAnsi="Arial" w:cs="Arial" w:eastAsia="Arial"/>
+                <w:color w:val="000000"/>
+                <w:sz w:val="18"/>
+              </w:rPr>
+              <w:t xml:space="preserve"> </w:t>
+            </w:r>
+            <w:r>
+              <w:rPr>
                 <w:rStyle w:val="VerbatimChar"/>
                 <w:rFonts w:ascii="Arial" w:hAnsi="Arial" w:cs="Arial" w:eastAsia="Arial"/>
                 <w:color w:val="000000"/>
                 <w:sz w:val="18"/>
               </w:rPr>
-              <w:t xml:space="preserve">PanelTarjeta</w:t>
-            </w:r>
-            <w:r>
-              <w:rPr>
-                <w:rFonts w:ascii="Arial" w:hAnsi="Arial" w:cs="Arial" w:eastAsia="Arial"/>
-                <w:color w:val="000000"/>
-                <w:sz w:val="18"/>
-              </w:rPr>
-              <w:t xml:space="preserve">,</w:t>
-            </w:r>
-            <w:r>
-              <w:rPr>
-                <w:rFonts w:ascii="Arial" w:hAnsi="Arial" w:cs="Arial" w:eastAsia="Arial"/>
-                <w:color w:val="000000"/>
-                <w:sz w:val="18"/>
-              </w:rPr>
-              <w:t xml:space="preserve"> </w:t>
-            </w:r>
+              <w:t xml:space="preserve">PanelDegradado</w:t>
+            </w:r>
+          </w:p>
+        </w:tc>
+      </w:tr>
+      <w:tr>
+        <w:tc>
+          <w:tcPr>
+            <w:tcW w:type="dxa" w:w="3312"/>
+          </w:tcPr>
+          <w:p>
+            <w:pPr>
+              <w:pStyle w:val="Compact"/>
+              <w:keepNext/>
+              <w:keepLines/>
+              <w:spacing w:after="0" w:before="0" w:line="240" w:lineRule="auto"/>
+              <w:ind w:firstLine="0"/>
+              <w:jc w:val="left"/>
+            </w:pPr>
             <w:r>
               <w:rPr>
                 <w:rStyle w:val="VerbatimChar"/>
@@ -2812,123 +3713,30 @@
                 <w:color w:val="000000"/>
                 <w:sz w:val="18"/>
               </w:rPr>
-              <w:t xml:space="preserve">PanelDegradado</w:t>
-            </w:r>
-            <w:r>
-              <w:rPr>
-                <w:rFonts w:ascii="Arial" w:hAnsi="Arial" w:cs="Arial" w:eastAsia="Arial"/>
-                <w:color w:val="000000"/>
-                <w:sz w:val="18"/>
-              </w:rPr>
-              <w:t xml:space="preserve">),</w:t>
-            </w:r>
-            <w:r>
-              <w:rPr>
-                <w:rFonts w:ascii="Arial" w:hAnsi="Arial" w:cs="Arial" w:eastAsia="Arial"/>
-                <w:color w:val="000000"/>
-                <w:sz w:val="18"/>
-              </w:rPr>
-              <w:t xml:space="preserve"> </w:t>
-            </w:r>
-            <w:r>
-              <w:rPr>
-                <w:rStyle w:val="VerbatimChar"/>
-                <w:rFonts w:ascii="Arial" w:hAnsi="Arial" w:cs="Arial" w:eastAsia="Arial"/>
-                <w:color w:val="000000"/>
-                <w:sz w:val="18"/>
-              </w:rPr>
-              <w:t xml:space="preserve">Responsive</w:t>
-            </w:r>
-            <w:r>
-              <w:rPr>
-                <w:rFonts w:ascii="Arial" w:hAnsi="Arial" w:cs="Arial" w:eastAsia="Arial"/>
-                <w:color w:val="000000"/>
-                <w:sz w:val="18"/>
-              </w:rPr>
-              <w:t xml:space="preserve"> </w:t>
-            </w:r>
-            <w:r>
-              <w:rPr>
-                <w:rFonts w:ascii="Arial" w:hAnsi="Arial" w:cs="Arial" w:eastAsia="Arial"/>
-                <w:color w:val="000000"/>
-                <w:sz w:val="18"/>
-              </w:rPr>
-              <w:t xml:space="preserve">(diseño adaptable),</w:t>
-            </w:r>
-            <w:r>
-              <w:rPr>
-                <w:rFonts w:ascii="Arial" w:hAnsi="Arial" w:cs="Arial" w:eastAsia="Arial"/>
-                <w:color w:val="000000"/>
-                <w:sz w:val="18"/>
-              </w:rPr>
-              <w:t xml:space="preserve"> </w:t>
-            </w:r>
-            <w:r>
-              <w:rPr>
-                <w:rStyle w:val="VerbatimChar"/>
-                <w:rFonts w:ascii="Arial" w:hAnsi="Arial" w:cs="Arial" w:eastAsia="Arial"/>
-                <w:color w:val="000000"/>
-                <w:sz w:val="18"/>
-              </w:rPr>
-              <w:t xml:space="preserve">Mensajes</w:t>
-            </w:r>
-            <w:r>
-              <w:rPr>
-                <w:rFonts w:ascii="Arial" w:hAnsi="Arial" w:cs="Arial" w:eastAsia="Arial"/>
-                <w:color w:val="000000"/>
-                <w:sz w:val="18"/>
-              </w:rPr>
-              <w:t xml:space="preserve"> </w:t>
-            </w:r>
-            <w:r>
-              <w:rPr>
-                <w:rFonts w:ascii="Arial" w:hAnsi="Arial" w:cs="Arial" w:eastAsia="Arial"/>
-                <w:color w:val="000000"/>
-                <w:sz w:val="18"/>
-              </w:rPr>
-              <w:t xml:space="preserve">(MessageBox y errores SQL),</w:t>
-            </w:r>
-            <w:r>
-              <w:rPr>
-                <w:rFonts w:ascii="Arial" w:hAnsi="Arial" w:cs="Arial" w:eastAsia="Arial"/>
-                <w:color w:val="000000"/>
-                <w:sz w:val="18"/>
-              </w:rPr>
-              <w:t xml:space="preserve"> </w:t>
-            </w:r>
-            <w:r>
-              <w:rPr>
-                <w:rStyle w:val="VerbatimChar"/>
-                <w:rFonts w:ascii="Arial" w:hAnsi="Arial" w:cs="Arial" w:eastAsia="Arial"/>
-                <w:color w:val="000000"/>
-                <w:sz w:val="18"/>
-              </w:rPr>
-              <w:t xml:space="preserve">Validaciones</w:t>
-            </w:r>
-            <w:r>
-              <w:rPr>
-                <w:rFonts w:ascii="Arial" w:hAnsi="Arial" w:cs="Arial" w:eastAsia="Arial"/>
-                <w:color w:val="000000"/>
-                <w:sz w:val="18"/>
-              </w:rPr>
-              <w:t xml:space="preserve">,</w:t>
-            </w:r>
-            <w:r>
-              <w:rPr>
-                <w:rFonts w:ascii="Arial" w:hAnsi="Arial" w:cs="Arial" w:eastAsia="Arial"/>
-                <w:color w:val="000000"/>
-                <w:sz w:val="18"/>
-              </w:rPr>
-              <w:t xml:space="preserve"> </w:t>
-            </w:r>
-            <w:r>
-              <w:rPr>
-                <w:rStyle w:val="VerbatimChar"/>
-                <w:rFonts w:ascii="Arial" w:hAnsi="Arial" w:cs="Arial" w:eastAsia="Arial"/>
-                <w:color w:val="000000"/>
-                <w:sz w:val="18"/>
-              </w:rPr>
-              <w:t xml:space="preserve">GridUtil</w:t>
+              <w:t xml:space="preserve">dashboardVet/ManejadorUIErrores.cs</w:t>
+            </w:r>
+          </w:p>
+        </w:tc>
+        <w:tc>
+          <w:tcPr>
+            <w:tcW w:type="dxa" w:w="6048"/>
+          </w:tcPr>
+          <w:p>
+            <w:pPr>
+              <w:pStyle w:val="Compact"/>
+              <w:keepNext/>
+              <w:keepLines/>
+              <w:spacing w:after="0" w:before="0" w:line="240" w:lineRule="auto"/>
+              <w:ind w:firstLine="0"/>
+              <w:jc w:val="left"/>
+            </w:pPr>
+            <w:r>
+              <w:rPr>
+                <w:rFonts w:ascii="Arial" w:hAnsi="Arial" w:cs="Arial" w:eastAsia="Arial"/>
+                <w:color w:val="000000"/>
+                <w:sz w:val="18"/>
+              </w:rPr>
+              <w:t xml:space="preserve">Muestra el mensaje y el código de cualquier error, lo registra en la bitácora y asigna tooltips a los controles</w:t>
             </w:r>
           </w:p>
         </w:tc>
@@ -2956,7 +3764,7 @@
                 <w:color w:val="000000"/>
                 <w:sz w:val="18"/>
               </w:rPr>
-              <w:t xml:space="preserve">Vista/&lt;Módulo&gt;</w:t>
+              <w:t xml:space="preserve">dashboardVet/&lt;Pantalla&gt;</w:t>
             </w:r>
           </w:p>
         </w:tc>
@@ -2981,7 +3789,324 @@
                 <w:color w:val="000000"/>
                 <w:sz w:val="18"/>
               </w:rPr>
-              <w:t xml:space="preserve">Formularios agrupados por funcionalidad; cada uno con su</w:t>
+              <w:t xml:space="preserve">Una carpeta por pantalla (</w:t>
+            </w:r>
+            <w:r>
+              <w:rPr>
+                <w:rStyle w:val="VerbatimChar"/>
+                <w:rFonts w:ascii="Arial" w:hAnsi="Arial" w:cs="Arial" w:eastAsia="Arial"/>
+                <w:color w:val="000000"/>
+                <w:sz w:val="18"/>
+              </w:rPr>
+              <w:t xml:space="preserve">Login</w:t>
+            </w:r>
+            <w:r>
+              <w:rPr>
+                <w:rFonts w:ascii="Arial" w:hAnsi="Arial" w:cs="Arial" w:eastAsia="Arial"/>
+                <w:color w:val="000000"/>
+                <w:sz w:val="18"/>
+              </w:rPr>
+              <w:t xml:space="preserve">,</w:t>
+            </w:r>
+            <w:r>
+              <w:rPr>
+                <w:rFonts w:ascii="Arial" w:hAnsi="Arial" w:cs="Arial" w:eastAsia="Arial"/>
+                <w:color w:val="000000"/>
+                <w:sz w:val="18"/>
+              </w:rPr>
+              <w:t xml:space="preserve"> </w:t>
+            </w:r>
+            <w:r>
+              <w:rPr>
+                <w:rStyle w:val="VerbatimChar"/>
+                <w:rFonts w:ascii="Arial" w:hAnsi="Arial" w:cs="Arial" w:eastAsia="Arial"/>
+                <w:color w:val="000000"/>
+                <w:sz w:val="18"/>
+              </w:rPr>
+              <w:t xml:space="preserve">DashBoard</w:t>
+            </w:r>
+            <w:r>
+              <w:rPr>
+                <w:rFonts w:ascii="Arial" w:hAnsi="Arial" w:cs="Arial" w:eastAsia="Arial"/>
+                <w:color w:val="000000"/>
+                <w:sz w:val="18"/>
+              </w:rPr>
+              <w:t xml:space="preserve">,</w:t>
+            </w:r>
+            <w:r>
+              <w:rPr>
+                <w:rFonts w:ascii="Arial" w:hAnsi="Arial" w:cs="Arial" w:eastAsia="Arial"/>
+                <w:color w:val="000000"/>
+                <w:sz w:val="18"/>
+              </w:rPr>
+              <w:t xml:space="preserve"> </w:t>
+            </w:r>
+            <w:r>
+              <w:rPr>
+                <w:rStyle w:val="VerbatimChar"/>
+                <w:rFonts w:ascii="Arial" w:hAnsi="Arial" w:cs="Arial" w:eastAsia="Arial"/>
+                <w:color w:val="000000"/>
+                <w:sz w:val="18"/>
+              </w:rPr>
+              <w:t xml:space="preserve">Inicio</w:t>
+            </w:r>
+            <w:r>
+              <w:rPr>
+                <w:rFonts w:ascii="Arial" w:hAnsi="Arial" w:cs="Arial" w:eastAsia="Arial"/>
+                <w:color w:val="000000"/>
+                <w:sz w:val="18"/>
+              </w:rPr>
+              <w:t xml:space="preserve">,</w:t>
+            </w:r>
+            <w:r>
+              <w:rPr>
+                <w:rFonts w:ascii="Arial" w:hAnsi="Arial" w:cs="Arial" w:eastAsia="Arial"/>
+                <w:color w:val="000000"/>
+                <w:sz w:val="18"/>
+              </w:rPr>
+              <w:t xml:space="preserve"> </w:t>
+            </w:r>
+            <w:r>
+              <w:rPr>
+                <w:rStyle w:val="VerbatimChar"/>
+                <w:rFonts w:ascii="Arial" w:hAnsi="Arial" w:cs="Arial" w:eastAsia="Arial"/>
+                <w:color w:val="000000"/>
+                <w:sz w:val="18"/>
+              </w:rPr>
+              <w:t xml:space="preserve">Propietarios</w:t>
+            </w:r>
+            <w:r>
+              <w:rPr>
+                <w:rFonts w:ascii="Arial" w:hAnsi="Arial" w:cs="Arial" w:eastAsia="Arial"/>
+                <w:color w:val="000000"/>
+                <w:sz w:val="18"/>
+              </w:rPr>
+              <w:t xml:space="preserve">,</w:t>
+            </w:r>
+            <w:r>
+              <w:rPr>
+                <w:rFonts w:ascii="Arial" w:hAnsi="Arial" w:cs="Arial" w:eastAsia="Arial"/>
+                <w:color w:val="000000"/>
+                <w:sz w:val="18"/>
+              </w:rPr>
+              <w:t xml:space="preserve"> </w:t>
+            </w:r>
+            <w:r>
+              <w:rPr>
+                <w:rStyle w:val="VerbatimChar"/>
+                <w:rFonts w:ascii="Arial" w:hAnsi="Arial" w:cs="Arial" w:eastAsia="Arial"/>
+                <w:color w:val="000000"/>
+                <w:sz w:val="18"/>
+              </w:rPr>
+              <w:t xml:space="preserve">Mascotas</w:t>
+            </w:r>
+            <w:r>
+              <w:rPr>
+                <w:rFonts w:ascii="Arial" w:hAnsi="Arial" w:cs="Arial" w:eastAsia="Arial"/>
+                <w:color w:val="000000"/>
+                <w:sz w:val="18"/>
+              </w:rPr>
+              <w:t xml:space="preserve">,</w:t>
+            </w:r>
+            <w:r>
+              <w:rPr>
+                <w:rFonts w:ascii="Arial" w:hAnsi="Arial" w:cs="Arial" w:eastAsia="Arial"/>
+                <w:color w:val="000000"/>
+                <w:sz w:val="18"/>
+              </w:rPr>
+              <w:t xml:space="preserve"> </w:t>
+            </w:r>
+            <w:r>
+              <w:rPr>
+                <w:rStyle w:val="VerbatimChar"/>
+                <w:rFonts w:ascii="Arial" w:hAnsi="Arial" w:cs="Arial" w:eastAsia="Arial"/>
+                <w:color w:val="000000"/>
+                <w:sz w:val="18"/>
+              </w:rPr>
+              <w:t xml:space="preserve">Citas</w:t>
+            </w:r>
+            <w:r>
+              <w:rPr>
+                <w:rFonts w:ascii="Arial" w:hAnsi="Arial" w:cs="Arial" w:eastAsia="Arial"/>
+                <w:color w:val="000000"/>
+                <w:sz w:val="18"/>
+              </w:rPr>
+              <w:t xml:space="preserve">,</w:t>
+            </w:r>
+            <w:r>
+              <w:rPr>
+                <w:rFonts w:ascii="Arial" w:hAnsi="Arial" w:cs="Arial" w:eastAsia="Arial"/>
+                <w:color w:val="000000"/>
+                <w:sz w:val="18"/>
+              </w:rPr>
+              <w:t xml:space="preserve"> </w:t>
+            </w:r>
+            <w:r>
+              <w:rPr>
+                <w:rStyle w:val="VerbatimChar"/>
+                <w:rFonts w:ascii="Arial" w:hAnsi="Arial" w:cs="Arial" w:eastAsia="Arial"/>
+                <w:color w:val="000000"/>
+                <w:sz w:val="18"/>
+              </w:rPr>
+              <w:t xml:space="preserve">Consultas</w:t>
+            </w:r>
+            <w:r>
+              <w:rPr>
+                <w:rFonts w:ascii="Arial" w:hAnsi="Arial" w:cs="Arial" w:eastAsia="Arial"/>
+                <w:color w:val="000000"/>
+                <w:sz w:val="18"/>
+              </w:rPr>
+              <w:t xml:space="preserve">,</w:t>
+            </w:r>
+            <w:r>
+              <w:rPr>
+                <w:rFonts w:ascii="Arial" w:hAnsi="Arial" w:cs="Arial" w:eastAsia="Arial"/>
+                <w:color w:val="000000"/>
+                <w:sz w:val="18"/>
+              </w:rPr>
+              <w:t xml:space="preserve"> </w:t>
+            </w:r>
+            <w:r>
+              <w:rPr>
+                <w:rStyle w:val="VerbatimChar"/>
+                <w:rFonts w:ascii="Arial" w:hAnsi="Arial" w:cs="Arial" w:eastAsia="Arial"/>
+                <w:color w:val="000000"/>
+                <w:sz w:val="18"/>
+              </w:rPr>
+              <w:t xml:space="preserve">Vacunas</w:t>
+            </w:r>
+            <w:r>
+              <w:rPr>
+                <w:rFonts w:ascii="Arial" w:hAnsi="Arial" w:cs="Arial" w:eastAsia="Arial"/>
+                <w:color w:val="000000"/>
+                <w:sz w:val="18"/>
+              </w:rPr>
+              <w:t xml:space="preserve">,</w:t>
+            </w:r>
+            <w:r>
+              <w:rPr>
+                <w:rFonts w:ascii="Arial" w:hAnsi="Arial" w:cs="Arial" w:eastAsia="Arial"/>
+                <w:color w:val="000000"/>
+                <w:sz w:val="18"/>
+              </w:rPr>
+              <w:t xml:space="preserve"> </w:t>
+            </w:r>
+            <w:r>
+              <w:rPr>
+                <w:rStyle w:val="VerbatimChar"/>
+                <w:rFonts w:ascii="Arial" w:hAnsi="Arial" w:cs="Arial" w:eastAsia="Arial"/>
+                <w:color w:val="000000"/>
+                <w:sz w:val="18"/>
+              </w:rPr>
+              <w:t xml:space="preserve">CatalogoVacunas</w:t>
+            </w:r>
+            <w:r>
+              <w:rPr>
+                <w:rFonts w:ascii="Arial" w:hAnsi="Arial" w:cs="Arial" w:eastAsia="Arial"/>
+                <w:color w:val="000000"/>
+                <w:sz w:val="18"/>
+              </w:rPr>
+              <w:t xml:space="preserve">,</w:t>
+            </w:r>
+            <w:r>
+              <w:rPr>
+                <w:rFonts w:ascii="Arial" w:hAnsi="Arial" w:cs="Arial" w:eastAsia="Arial"/>
+                <w:color w:val="000000"/>
+                <w:sz w:val="18"/>
+              </w:rPr>
+              <w:t xml:space="preserve"> </w:t>
+            </w:r>
+            <w:r>
+              <w:rPr>
+                <w:rStyle w:val="VerbatimChar"/>
+                <w:rFonts w:ascii="Arial" w:hAnsi="Arial" w:cs="Arial" w:eastAsia="Arial"/>
+                <w:color w:val="000000"/>
+                <w:sz w:val="18"/>
+              </w:rPr>
+              <w:t xml:space="preserve">AplicacionVacunas</w:t>
+            </w:r>
+            <w:r>
+              <w:rPr>
+                <w:rFonts w:ascii="Arial" w:hAnsi="Arial" w:cs="Arial" w:eastAsia="Arial"/>
+                <w:color w:val="000000"/>
+                <w:sz w:val="18"/>
+              </w:rPr>
+              <w:t xml:space="preserve">,</w:t>
+            </w:r>
+            <w:r>
+              <w:rPr>
+                <w:rFonts w:ascii="Arial" w:hAnsi="Arial" w:cs="Arial" w:eastAsia="Arial"/>
+                <w:color w:val="000000"/>
+                <w:sz w:val="18"/>
+              </w:rPr>
+              <w:t xml:space="preserve"> </w:t>
+            </w:r>
+            <w:r>
+              <w:rPr>
+                <w:rStyle w:val="VerbatimChar"/>
+                <w:rFonts w:ascii="Arial" w:hAnsi="Arial" w:cs="Arial" w:eastAsia="Arial"/>
+                <w:color w:val="000000"/>
+                <w:sz w:val="18"/>
+              </w:rPr>
+              <w:t xml:space="preserve">Usuarios</w:t>
+            </w:r>
+            <w:r>
+              <w:rPr>
+                <w:rFonts w:ascii="Arial" w:hAnsi="Arial" w:cs="Arial" w:eastAsia="Arial"/>
+                <w:color w:val="000000"/>
+                <w:sz w:val="18"/>
+              </w:rPr>
+              <w:t xml:space="preserve">,</w:t>
+            </w:r>
+            <w:r>
+              <w:rPr>
+                <w:rFonts w:ascii="Arial" w:hAnsi="Arial" w:cs="Arial" w:eastAsia="Arial"/>
+                <w:color w:val="000000"/>
+                <w:sz w:val="18"/>
+              </w:rPr>
+              <w:t xml:space="preserve"> </w:t>
+            </w:r>
+            <w:r>
+              <w:rPr>
+                <w:rStyle w:val="VerbatimChar"/>
+                <w:rFonts w:ascii="Arial" w:hAnsi="Arial" w:cs="Arial" w:eastAsia="Arial"/>
+                <w:color w:val="000000"/>
+                <w:sz w:val="18"/>
+              </w:rPr>
+              <w:t xml:space="preserve">Roles</w:t>
+            </w:r>
+            <w:r>
+              <w:rPr>
+                <w:rFonts w:ascii="Arial" w:hAnsi="Arial" w:cs="Arial" w:eastAsia="Arial"/>
+                <w:color w:val="000000"/>
+                <w:sz w:val="18"/>
+              </w:rPr>
+              <w:t xml:space="preserve">,</w:t>
+            </w:r>
+            <w:r>
+              <w:rPr>
+                <w:rFonts w:ascii="Arial" w:hAnsi="Arial" w:cs="Arial" w:eastAsia="Arial"/>
+                <w:color w:val="000000"/>
+                <w:sz w:val="18"/>
+              </w:rPr>
+              <w:t xml:space="preserve"> </w:t>
+            </w:r>
+            <w:r>
+              <w:rPr>
+                <w:rStyle w:val="VerbatimChar"/>
+                <w:rFonts w:ascii="Arial" w:hAnsi="Arial" w:cs="Arial" w:eastAsia="Arial"/>
+                <w:color w:val="000000"/>
+                <w:sz w:val="18"/>
+              </w:rPr>
+              <w:t xml:space="preserve">Bitacora</w:t>
+            </w:r>
+            <w:r>
+              <w:rPr>
+                <w:rFonts w:ascii="Arial" w:hAnsi="Arial" w:cs="Arial" w:eastAsia="Arial"/>
+                <w:color w:val="000000"/>
+                <w:sz w:val="18"/>
+              </w:rPr>
+              <w:t xml:space="preserve">) con su</w:t>
             </w:r>
             <w:r>
               <w:rPr>
@@ -3101,54 +4226,10 @@
     </w:p>
     <w:p>
       <w:pPr>
-        <w:pStyle w:val="BodyText"/>
-        <w:keepNext/>
-        <w:keepLines/>
-        <w:spacing w:line="240" w:lineRule="auto" w:before="0" w:after="120"/>
-        <w:ind w:firstLine="0"/>
-        <w:jc w:val="center"/>
-      </w:pPr>
-      <w:r>
-        <w:drawing>
-          <wp:inline>
-            <wp:extent cx="5334000" cy="4000500"/>
-            <wp:effectExtent b="0" l="0" r="0" t="0"/>
-            <wp:docPr descr="" title="" id="13" name="Picture"/>
-            <a:graphic>
-              <a:graphicData uri="http://schemas.openxmlformats.org/drawingml/2006/picture">
-                <pic:pic>
-                  <pic:nvPicPr>
-                    <pic:cNvPr descr="diagramas/casos_de_uso.png" id="14" name="Picture"/>
-                    <pic:cNvPicPr>
-                      <a:picLocks noChangeArrowheads="1" noChangeAspect="1"/>
-                    </pic:cNvPicPr>
-                  </pic:nvPicPr>
-                  <pic:blipFill>
-                    <a:blip r:embed="rId12"/>
-                    <a:stretch>
-                      <a:fillRect/>
-                    </a:stretch>
-                  </pic:blipFill>
-                  <pic:spPr bwMode="auto">
-                    <a:xfrm>
-                      <a:off x="0" y="0"/>
-                      <a:ext cx="5334000" cy="4000500"/>
-                    </a:xfrm>
-                    <a:prstGeom prst="rect">
-                      <a:avLst/>
-                    </a:prstGeom>
-                    <a:noFill/>
-                    <a:ln w="9525">
-                      <a:noFill/>
-                      <a:headEnd/>
-                      <a:tailEnd/>
-                    </a:ln>
-                  </pic:spPr>
-                </pic:pic>
-              </a:graphicData>
-            </a:graphic>
-          </wp:inline>
-        </w:drawing>
+        <w:pStyle w:val="FiguraEspacio"/>
+      </w:pPr>
+      <w:r>
+        <w:t xml:space="preserve">[Inserte aquí el diagrama UML generado con el código 01_casos_de_uso.puml]</w:t>
       </w:r>
     </w:p>
     <w:p>
@@ -3499,54 +4580,10 @@
     </w:p>
     <w:p>
       <w:pPr>
-        <w:pStyle w:val="BodyText"/>
-        <w:keepNext/>
-        <w:keepLines/>
-        <w:spacing w:line="240" w:lineRule="auto" w:before="0" w:after="120"/>
-        <w:ind w:firstLine="0"/>
-        <w:jc w:val="center"/>
-      </w:pPr>
-      <w:r>
-        <w:drawing>
-          <wp:inline>
-            <wp:extent cx="5334000" cy="5456152"/>
-            <wp:effectExtent b="0" l="0" r="0" t="0"/>
-            <wp:docPr descr="" title="" id="16" name="Picture"/>
-            <a:graphic>
-              <a:graphicData uri="http://schemas.openxmlformats.org/drawingml/2006/picture">
-                <pic:pic>
-                  <pic:nvPicPr>
-                    <pic:cNvPr descr="diagramas/entidad_relacion.png" id="17" name="Picture"/>
-                    <pic:cNvPicPr>
-                      <a:picLocks noChangeArrowheads="1" noChangeAspect="1"/>
-                    </pic:cNvPicPr>
-                  </pic:nvPicPr>
-                  <pic:blipFill>
-                    <a:blip r:embed="rId15"/>
-                    <a:stretch>
-                      <a:fillRect/>
-                    </a:stretch>
-                  </pic:blipFill>
-                  <pic:spPr bwMode="auto">
-                    <a:xfrm>
-                      <a:off x="0" y="0"/>
-                      <a:ext cx="5334000" cy="5456152"/>
-                    </a:xfrm>
-                    <a:prstGeom prst="rect">
-                      <a:avLst/>
-                    </a:prstGeom>
-                    <a:noFill/>
-                    <a:ln w="9525">
-                      <a:noFill/>
-                      <a:headEnd/>
-                      <a:tailEnd/>
-                    </a:ln>
-                  </pic:spPr>
-                </pic:pic>
-              </a:graphicData>
-            </a:graphic>
-          </wp:inline>
-        </w:drawing>
+        <w:pStyle w:val="FiguraEspacio"/>
+      </w:pPr>
+      <w:r>
+        <w:t xml:space="preserve">[Inserte aquí el diagrama UML generado con el código 02_entidad_relacion.puml]</w:t>
       </w:r>
     </w:p>
     <w:p>
@@ -13661,7 +14698,7 @@
         <w:rPr>
           <w:rStyle w:val="VerbatimChar"/>
         </w:rPr>
-        <w:t xml:space="preserve">Modelos/Seguridad/EncriptadorContrasena.cs</w:t>
+        <w:t xml:space="preserve">Modelos/EncriptadorContrasena.cs</w:t>
       </w:r>
       <w:r>
         <w:t xml:space="preserve"> </w:t>
@@ -13882,7 +14919,127 @@
         <w:t xml:space="preserve"> </w:t>
       </w:r>
       <w:r>
-        <w:t xml:space="preserve">cada acción de la Vista está protegida con</w:t>
+        <w:t xml:space="preserve">cada método de las clases</w:t>
+      </w:r>
+      <w:r>
+        <w:t xml:space="preserve"> </w:t>
+      </w:r>
+      <w:r>
+        <w:rPr>
+          <w:rStyle w:val="VerbatimChar"/>
+        </w:rPr>
+        <w:t xml:space="preserve">*DAL</w:t>
+      </w:r>
+      <w:r>
+        <w:t xml:space="preserve"> </w:t>
+      </w:r>
+      <w:r>
+        <w:t xml:space="preserve">captura</w:t>
+      </w:r>
+      <w:r>
+        <w:t xml:space="preserve"> </w:t>
+      </w:r>
+      <w:r>
+        <w:rPr>
+          <w:rStyle w:val="VerbatimChar"/>
+        </w:rPr>
+        <w:t xml:space="preserve">SqlException</w:t>
+      </w:r>
+      <w:r>
+        <w:t xml:space="preserve"> </w:t>
+      </w:r>
+      <w:r>
+        <w:t xml:space="preserve">y la convierte en una</w:t>
+      </w:r>
+      <w:r>
+        <w:t xml:space="preserve"> </w:t>
+      </w:r>
+      <w:r>
+        <w:rPr>
+          <w:rStyle w:val="VerbatimChar"/>
+        </w:rPr>
+        <w:t xml:space="preserve">AppException</w:t>
+      </w:r>
+      <w:r>
+        <w:t xml:space="preserve"> </w:t>
+      </w:r>
+      <w:r>
+        <w:t xml:space="preserve">con un código del</w:t>
+      </w:r>
+      <w:r>
+        <w:t xml:space="preserve"> </w:t>
+      </w:r>
+      <w:r>
+        <w:rPr>
+          <w:rStyle w:val="VerbatimChar"/>
+        </w:rPr>
+        <w:t xml:space="preserve">CatalogoErrores</w:t>
+      </w:r>
+      <w:r>
+        <w:t xml:space="preserve"> </w:t>
+      </w:r>
+      <w:r>
+        <w:t xml:space="preserve">(duplicados 2627/2601 →</w:t>
+      </w:r>
+      <w:r>
+        <w:t xml:space="preserve"> </w:t>
+      </w:r>
+      <w:r>
+        <w:rPr>
+          <w:rStyle w:val="VerbatimChar"/>
+        </w:rPr>
+        <w:t xml:space="preserve">ERR-SQL-002</w:t>
+      </w:r>
+      <w:r>
+        <w:t xml:space="preserve">, integridad referencial 547 →</w:t>
+      </w:r>
+      <w:r>
+        <w:t xml:space="preserve"> </w:t>
+      </w:r>
+      <w:r>
+        <w:rPr>
+          <w:rStyle w:val="VerbatimChar"/>
+        </w:rPr>
+        <w:t xml:space="preserve">ERR-SQL-003</w:t>
+      </w:r>
+      <w:r>
+        <w:t xml:space="preserve">, servidor inaccesible →</w:t>
+      </w:r>
+      <w:r>
+        <w:t xml:space="preserve"> </w:t>
+      </w:r>
+      <w:r>
+        <w:rPr>
+          <w:rStyle w:val="VerbatimChar"/>
+        </w:rPr>
+        <w:t xml:space="preserve">ERR-SQL-001</w:t>
+      </w:r>
+      <w:r>
+        <w:t xml:space="preserve">, BD inexistente 4060 →</w:t>
+      </w:r>
+      <w:r>
+        <w:t xml:space="preserve"> </w:t>
+      </w:r>
+      <w:r>
+        <w:rPr>
+          <w:rStyle w:val="VerbatimChar"/>
+        </w:rPr>
+        <w:t xml:space="preserve">ERR-SQL-006</w:t>
+      </w:r>
+      <w:r>
+        <w:t xml:space="preserve">); las reglas del negocio usan</w:t>
+      </w:r>
+      <w:r>
+        <w:t xml:space="preserve"> </w:t>
+      </w:r>
+      <w:r>
+        <w:rPr>
+          <w:rStyle w:val="VerbatimChar"/>
+        </w:rPr>
+        <w:t xml:space="preserve">ERR-NEG-001</w:t>
+      </w:r>
+      <w:r>
+        <w:t xml:space="preserve">. Cada acción de la Vista está protegida con</w:t>
       </w:r>
       <w:r>
         <w:t xml:space="preserve"> </w:t>
@@ -13894,7 +15051,10 @@
         <w:t xml:space="preserve">try/catch</w:t>
       </w:r>
       <w:r>
-        <w:t xml:space="preserve">.</w:t>
+        <w:t xml:space="preserve"> </w:t>
+      </w:r>
+      <w:r>
+        <w:t xml:space="preserve">y llama a</w:t>
       </w:r>
       <w:r>
         <w:t xml:space="preserve"> </w:t>
@@ -13903,34 +15063,10 @@
         <w:rPr>
           <w:rStyle w:val="VerbatimChar"/>
         </w:rPr>
-        <w:t xml:space="preserve">Mensajes.Error</w:t>
-      </w:r>
-      <w:r>
-        <w:t xml:space="preserve"> </w:t>
-      </w:r>
-      <w:r>
-        <w:t xml:space="preserve">traduce los códigos de</w:t>
-      </w:r>
-      <w:r>
-        <w:t xml:space="preserve"> </w:t>
-      </w:r>
-      <w:r>
-        <w:rPr>
-          <w:rStyle w:val="VerbatimChar"/>
-        </w:rPr>
-        <w:t xml:space="preserve">SqlException</w:t>
-      </w:r>
-      <w:r>
-        <w:t xml:space="preserve"> </w:t>
-      </w:r>
-      <w:r>
-        <w:t xml:space="preserve">(duplicados 2627/2601, integridad referencial 547, servidor inaccesible 53, BD inexistente 4060,</w:t>
-      </w:r>
-      <w:r>
-        <w:t xml:space="preserve"> </w:t>
-      </w:r>
-      <w:r>
-        <w:t xml:space="preserve">login 18456) a mensajes comprensibles en un</w:t>
+        <w:t xml:space="preserve">ManejadorUIErrores.MostrarError</w:t>
+      </w:r>
+      <w:r>
+        <w:t xml:space="preserve">, que muestra un</w:t>
       </w:r>
       <w:r>
         <w:t xml:space="preserve"> </w:t>
@@ -13942,7 +15078,10 @@
         <w:t xml:space="preserve">MessageBox</w:t>
       </w:r>
       <w:r>
-        <w:t xml:space="preserve">, y</w:t>
+        <w:t xml:space="preserve"> </w:t>
+      </w:r>
+      <w:r>
+        <w:t xml:space="preserve">con el mensaje y el código, y</w:t>
       </w:r>
       <w:r>
         <w:t xml:space="preserve"> </w:t>
@@ -13999,7 +15138,16 @@
         <w:t xml:space="preserve"> </w:t>
       </w:r>
       <w:r>
-        <w:t xml:space="preserve">captura excepciones no controladas.</w:t>
+        <w:t xml:space="preserve">(</w:t>
+      </w:r>
+      <w:r>
+        <w:rPr>
+          <w:rStyle w:val="VerbatimChar"/>
+        </w:rPr>
+        <w:t xml:space="preserve">Application.ThreadException</w:t>
+      </w:r>
+      <w:r>
+        <w:t xml:space="preserve">) captura las excepciones no controladas.</w:t>
       </w:r>
     </w:p>
     <w:p>
@@ -14142,18 +15290,18 @@
           <wp:inline>
             <wp:extent cx="5334000" cy="3619767"/>
             <wp:effectExtent b="0" l="0" r="0" t="0"/>
-            <wp:docPr descr="" title="" id="19" name="Picture"/>
+            <wp:docPr descr="" title="" id="10" name="Picture"/>
             <a:graphic>
               <a:graphicData uri="http://schemas.openxmlformats.org/drawingml/2006/picture">
                 <pic:pic>
                   <pic:nvPicPr>
-                    <pic:cNvPr descr="capturas/roles_y_permisos.png" id="20" name="Picture"/>
+                    <pic:cNvPr descr="capturas/roles_y_permisos.png" id="11" name="Picture"/>
                     <pic:cNvPicPr>
                       <a:picLocks noChangeArrowheads="1" noChangeAspect="1"/>
                     </pic:cNvPicPr>
                   </pic:nvPicPr>
                   <pic:blipFill>
-                    <a:blip r:embed="rId18"/>
+                    <a:blip r:embed="rId9"/>
                     <a:stretch>
                       <a:fillRect/>
                     </a:stretch>
@@ -14250,18 +15398,18 @@
           <wp:inline>
             <wp:extent cx="5334000" cy="1479550"/>
             <wp:effectExtent b="0" l="0" r="0" t="0"/>
-            <wp:docPr descr="" title="" id="22" name="Picture"/>
+            <wp:docPr descr="" title="" id="13" name="Picture"/>
             <a:graphic>
               <a:graphicData uri="http://schemas.openxmlformats.org/drawingml/2006/picture">
                 <pic:pic>
                   <pic:nvPicPr>
-                    <pic:cNvPr descr="capturas/mascotas_veterinario.png" id="23" name="Picture"/>
+                    <pic:cNvPr descr="capturas/mascotas_veterinario.png" id="14" name="Picture"/>
                     <pic:cNvPicPr>
                       <a:picLocks noChangeArrowheads="1" noChangeAspect="1"/>
                     </pic:cNvPicPr>
                   </pic:nvPicPr>
                   <pic:blipFill>
-                    <a:blip r:embed="rId21"/>
+                    <a:blip r:embed="rId12"/>
                     <a:stretch>
                       <a:fillRect/>
                     </a:stretch>
@@ -14564,15 +15712,15 @@
                 <w:color w:val="000000"/>
                 <w:sz w:val="18"/>
               </w:rPr>
-              <w:t xml:space="preserve">Vista</w:t>
-            </w:r>
-            <w:r>
-              <w:rPr>
-                <w:rFonts w:ascii="Arial" w:hAnsi="Arial" w:cs="Arial" w:eastAsia="Arial"/>
-                <w:color w:val="000000"/>
-                <w:sz w:val="18"/>
-              </w:rPr>
-              <w:t xml:space="preserve">; la Vista solo invoca clases de</w:t>
+              <w:t xml:space="preserve">dashboardVet</w:t>
+            </w:r>
+            <w:r>
+              <w:rPr>
+                <w:rFonts w:ascii="Arial" w:hAnsi="Arial" w:cs="Arial" w:eastAsia="Arial"/>
+                <w:color w:val="000000"/>
+                <w:sz w:val="18"/>
+              </w:rPr>
+              <w:t xml:space="preserve">; la Vista solo invoca las clases</w:t>
             </w:r>
             <w:r>
               <w:rPr>
@@ -14589,7 +15737,40 @@
                 <w:color w:val="000000"/>
                 <w:sz w:val="18"/>
               </w:rPr>
-              <w:t xml:space="preserve">Modelos.Datos</w:t>
+              <w:t xml:space="preserve">*DAL</w:t>
+            </w:r>
+            <w:r>
+              <w:rPr>
+                <w:rFonts w:ascii="Arial" w:hAnsi="Arial" w:cs="Arial" w:eastAsia="Arial"/>
+                <w:color w:val="000000"/>
+                <w:sz w:val="18"/>
+              </w:rPr>
+              <w:t xml:space="preserve"> </w:t>
+            </w:r>
+            <w:r>
+              <w:rPr>
+                <w:rFonts w:ascii="Arial" w:hAnsi="Arial" w:cs="Arial" w:eastAsia="Arial"/>
+                <w:color w:val="000000"/>
+                <w:sz w:val="18"/>
+              </w:rPr>
+              <w:t xml:space="preserve">de</w:t>
+            </w:r>
+            <w:r>
+              <w:rPr>
+                <w:rFonts w:ascii="Arial" w:hAnsi="Arial" w:cs="Arial" w:eastAsia="Arial"/>
+                <w:color w:val="000000"/>
+                <w:sz w:val="18"/>
+              </w:rPr>
+              <w:t xml:space="preserve"> </w:t>
+            </w:r>
+            <w:r>
+              <w:rPr>
+                <w:rStyle w:val="VerbatimChar"/>
+                <w:rFonts w:ascii="Arial" w:hAnsi="Arial" w:cs="Arial" w:eastAsia="Arial"/>
+                <w:color w:val="000000"/>
+                <w:sz w:val="18"/>
+              </w:rPr>
+              <w:t xml:space="preserve">Modelos</w:t>
             </w:r>
           </w:p>
         </w:tc>
@@ -14720,7 +15901,7 @@
                 <w:color w:val="000000"/>
                 <w:sz w:val="18"/>
               </w:rPr>
-              <w:t xml:space="preserve">Vista/Login/frmLogin.cs</w:t>
+              <w:t xml:space="preserve">dashboardVet/Login/LoginVet.cs</w:t>
             </w:r>
             <w:r>
               <w:rPr>
@@ -14745,7 +15926,7 @@
                 <w:color w:val="000000"/>
                 <w:sz w:val="18"/>
               </w:rPr>
-              <w:t xml:space="preserve">UsuarioDatos.Autenticar</w:t>
+              <w:t xml:space="preserve">LoginDAL.Autenticar</w:t>
             </w:r>
             <w:r>
               <w:rPr>
@@ -14836,7 +16017,7 @@
                 <w:color w:val="000000"/>
                 <w:sz w:val="18"/>
               </w:rPr>
-              <w:t xml:space="preserve">Vista/Usuarios/frmUsuarios.cs</w:t>
+              <w:t xml:space="preserve">dashboardVet/Usuarios/Usuarios.cs</w:t>
             </w:r>
             <w:r>
               <w:rPr>
@@ -15018,7 +16199,32 @@
                 <w:color w:val="000000"/>
                 <w:sz w:val="18"/>
               </w:rPr>
-              <w:t xml:space="preserve">frmRoles</w:t>
+              <w:t xml:space="preserve">dashboardVet/Roles/Roles.cs</w:t>
+            </w:r>
+            <w:r>
+              <w:rPr>
+                <w:rFonts w:ascii="Arial" w:hAnsi="Arial" w:cs="Arial" w:eastAsia="Arial"/>
+                <w:color w:val="000000"/>
+                <w:sz w:val="18"/>
+              </w:rPr>
+              <w:t xml:space="preserve">,</w:t>
+            </w:r>
+            <w:r>
+              <w:rPr>
+                <w:rFonts w:ascii="Arial" w:hAnsi="Arial" w:cs="Arial" w:eastAsia="Arial"/>
+                <w:color w:val="000000"/>
+                <w:sz w:val="18"/>
+              </w:rPr>
+              <w:t xml:space="preserve"> </w:t>
+            </w:r>
+            <w:r>
+              <w:rPr>
+                <w:rStyle w:val="VerbatimChar"/>
+                <w:rFonts w:ascii="Arial" w:hAnsi="Arial" w:cs="Arial" w:eastAsia="Arial"/>
+                <w:color w:val="000000"/>
+                <w:sz w:val="18"/>
+              </w:rPr>
+              <w:t xml:space="preserve">PermisosDAL</w:t>
             </w:r>
           </w:p>
         </w:tc>
@@ -15165,7 +16371,7 @@
                 <w:color w:val="000000"/>
                 <w:sz w:val="18"/>
               </w:rPr>
-              <w:t xml:space="preserve">(comentado, con usuarios, roles y permisos)</w:t>
+              <w:t xml:space="preserve">(con usuarios, roles y permisos)</w:t>
             </w:r>
           </w:p>
         </w:tc>
@@ -15329,6 +16535,64 @@
                 <w:color w:val="000000"/>
                 <w:sz w:val="18"/>
               </w:rPr>
+              <w:t xml:space="preserve">AppException</w:t>
+            </w:r>
+            <w:r>
+              <w:rPr>
+                <w:rFonts w:ascii="Arial" w:hAnsi="Arial" w:cs="Arial" w:eastAsia="Arial"/>
+                <w:color w:val="000000"/>
+                <w:sz w:val="18"/>
+              </w:rPr>
+              <w:t xml:space="preserve"> </w:t>
+            </w:r>
+            <w:r>
+              <w:rPr>
+                <w:rFonts w:ascii="Arial" w:hAnsi="Arial" w:cs="Arial" w:eastAsia="Arial"/>
+                <w:color w:val="000000"/>
+                <w:sz w:val="18"/>
+              </w:rPr>
+              <w:t xml:space="preserve">+</w:t>
+            </w:r>
+            <w:r>
+              <w:rPr>
+                <w:rFonts w:ascii="Arial" w:hAnsi="Arial" w:cs="Arial" w:eastAsia="Arial"/>
+                <w:color w:val="000000"/>
+                <w:sz w:val="18"/>
+              </w:rPr>
+              <w:t xml:space="preserve"> </w:t>
+            </w:r>
+            <w:r>
+              <w:rPr>
+                <w:rStyle w:val="VerbatimChar"/>
+                <w:rFonts w:ascii="Arial" w:hAnsi="Arial" w:cs="Arial" w:eastAsia="Arial"/>
+                <w:color w:val="000000"/>
+                <w:sz w:val="18"/>
+              </w:rPr>
+              <w:t xml:space="preserve">ManejadorUIErrores</w:t>
+            </w:r>
+            <w:r>
+              <w:rPr>
+                <w:rFonts w:ascii="Arial" w:hAnsi="Arial" w:cs="Arial" w:eastAsia="Arial"/>
+                <w:color w:val="000000"/>
+                <w:sz w:val="18"/>
+              </w:rPr>
+              <w:t xml:space="preserve"> </w:t>
+            </w:r>
+            <w:r>
+              <w:rPr>
+                <w:rFonts w:ascii="Arial" w:hAnsi="Arial" w:cs="Arial" w:eastAsia="Arial"/>
+                <w:color w:val="000000"/>
+                <w:sz w:val="18"/>
+              </w:rPr>
+              <w:t xml:space="preserve">(</w:t>
+            </w:r>
+            <w:r>
+              <w:rPr>
+                <w:rStyle w:val="VerbatimChar"/>
+                <w:rFonts w:ascii="Arial" w:hAnsi="Arial" w:cs="Arial" w:eastAsia="Arial"/>
+                <w:color w:val="000000"/>
+                <w:sz w:val="18"/>
+              </w:rPr>
               <w:t xml:space="preserve">MessageBox</w:t>
             </w:r>
             <w:r>
@@ -15337,15 +16601,7 @@
                 <w:color w:val="000000"/>
                 <w:sz w:val="18"/>
               </w:rPr>
-              <w:t xml:space="preserve"> </w:t>
-            </w:r>
-            <w:r>
-              <w:rPr>
-                <w:rFonts w:ascii="Arial" w:hAnsi="Arial" w:cs="Arial" w:eastAsia="Arial"/>
-                <w:color w:val="000000"/>
-                <w:sz w:val="18"/>
-              </w:rPr>
-              <w:t xml:space="preserve">+</w:t>
+              <w:t xml:space="preserve">) +</w:t>
             </w:r>
             <w:r>
               <w:rPr>
@@ -15493,7 +16749,7 @@
                 <w:color w:val="000000"/>
                 <w:sz w:val="18"/>
               </w:rPr>
-              <w:t xml:space="preserve">Conexion_DB/Conexion.cs</w:t>
+              <w:t xml:space="preserve">Modelos/Conexion.cs</w:t>
             </w:r>
             <w:r>
               <w:rPr>
@@ -15708,13 +16964,13 @@
         <w:rPr>
           <w:rStyle w:val="VerbatimChar"/>
         </w:rPr>
-        <w:t xml:space="preserve">Modelos/Conexion_DB/Conexion.cs</w:t>
+        <w:t xml:space="preserve">Modelos/Conexion.cs</w:t>
       </w:r>
       <w:r>
         <w:t xml:space="preserve"> </w:t>
       </w:r>
       <w:r>
-        <w:t xml:space="preserve">(variable</w:t>
+        <w:t xml:space="preserve">(constante</w:t>
       </w:r>
       <w:r>
         <w:t xml:space="preserve"> </w:t>
@@ -15723,7 +16979,7 @@
         <w:rPr>
           <w:rStyle w:val="VerbatimChar"/>
         </w:rPr>
-        <w:t xml:space="preserve">servidor</w:t>
+        <w:t xml:space="preserve">Servidor</w:t>
       </w:r>
       <w:r>
         <w:t xml:space="preserve">).</w:t>
@@ -15748,7 +17004,7 @@
           <w:b/>
           <w:bCs/>
         </w:rPr>
-        <w:t xml:space="preserve">Vista</w:t>
+        <w:t xml:space="preserve">dashboardVet</w:t>
       </w:r>
       <w:r>
         <w:t xml:space="preserve"> </w:t>
@@ -15856,18 +17112,18 @@
           <wp:inline>
             <wp:extent cx="4389120" cy="3068583"/>
             <wp:effectExtent b="0" l="0" r="0" t="0"/>
-            <wp:docPr descr="" title="" id="25" name="Picture"/>
+            <wp:docPr descr="" title="" id="16" name="Picture"/>
             <a:graphic>
               <a:graphicData uri="http://schemas.openxmlformats.org/drawingml/2006/picture">
                 <pic:pic>
                   <pic:nvPicPr>
-                    <pic:cNvPr descr="capturas/login.png" id="26" name="Picture"/>
+                    <pic:cNvPr descr="capturas/login.png" id="17" name="Picture"/>
                     <pic:cNvPicPr>
                       <a:picLocks noChangeArrowheads="1" noChangeAspect="1"/>
                     </pic:cNvPicPr>
                   </pic:nvPicPr>
                   <pic:blipFill>
-                    <a:blip r:embed="rId24"/>
+                    <a:blip r:embed="rId15"/>
                     <a:stretch>
                       <a:fillRect/>
                     </a:stretch>
@@ -15972,18 +17228,18 @@
           <wp:inline>
             <wp:extent cx="5334000" cy="3626821"/>
             <wp:effectExtent b="0" l="0" r="0" t="0"/>
-            <wp:docPr descr="" title="" id="28" name="Picture"/>
+            <wp:docPr descr="" title="" id="19" name="Picture"/>
             <a:graphic>
               <a:graphicData uri="http://schemas.openxmlformats.org/drawingml/2006/picture">
                 <pic:pic>
                   <pic:nvPicPr>
-                    <pic:cNvPr descr="capturas/inicio.png" id="29" name="Picture"/>
+                    <pic:cNvPr descr="capturas/inicio.png" id="20" name="Picture"/>
                     <pic:cNvPicPr>
                       <a:picLocks noChangeArrowheads="1" noChangeAspect="1"/>
                     </pic:cNvPicPr>
                   </pic:nvPicPr>
                   <pic:blipFill>
-                    <a:blip r:embed="rId27"/>
+                    <a:blip r:embed="rId18"/>
                     <a:stretch>
                       <a:fillRect/>
                     </a:stretch>
@@ -16098,18 +17354,18 @@
           <wp:inline>
             <wp:extent cx="5334000" cy="3143249"/>
             <wp:effectExtent b="0" l="0" r="0" t="0"/>
-            <wp:docPr descr="" title="" id="31" name="Picture"/>
+            <wp:docPr descr="" title="" id="22" name="Picture"/>
             <a:graphic>
               <a:graphicData uri="http://schemas.openxmlformats.org/drawingml/2006/picture">
                 <pic:pic>
                   <pic:nvPicPr>
-                    <pic:cNvPr descr="capturas/propietarios.png" id="32" name="Picture"/>
+                    <pic:cNvPr descr="capturas/propietarios.png" id="23" name="Picture"/>
                     <pic:cNvPicPr>
                       <a:picLocks noChangeArrowheads="1" noChangeAspect="1"/>
                     </pic:cNvPicPr>
                   </pic:nvPicPr>
                   <pic:blipFill>
-                    <a:blip r:embed="rId30"/>
+                    <a:blip r:embed="rId21"/>
                     <a:stretch>
                       <a:fillRect/>
                     </a:stretch>
@@ -16216,18 +17472,18 @@
           <wp:inline>
             <wp:extent cx="5334000" cy="3133724"/>
             <wp:effectExtent b="0" l="0" r="0" t="0"/>
-            <wp:docPr descr="" title="" id="34" name="Picture"/>
+            <wp:docPr descr="" title="" id="25" name="Picture"/>
             <a:graphic>
               <a:graphicData uri="http://schemas.openxmlformats.org/drawingml/2006/picture">
                 <pic:pic>
                   <pic:nvPicPr>
-                    <pic:cNvPr descr="capturas/mascotas_admin.png" id="35" name="Picture"/>
+                    <pic:cNvPr descr="capturas/mascotas_admin.png" id="26" name="Picture"/>
                     <pic:cNvPicPr>
                       <a:picLocks noChangeArrowheads="1" noChangeAspect="1"/>
                     </pic:cNvPicPr>
                   </pic:nvPicPr>
                   <pic:blipFill>
-                    <a:blip r:embed="rId33"/>
+                    <a:blip r:embed="rId24"/>
                     <a:stretch>
                       <a:fillRect/>
                     </a:stretch>
@@ -16334,18 +17590,18 @@
           <wp:inline>
             <wp:extent cx="5334000" cy="3126608"/>
             <wp:effectExtent b="0" l="0" r="0" t="0"/>
-            <wp:docPr descr="" title="" id="37" name="Picture"/>
+            <wp:docPr descr="" title="" id="28" name="Picture"/>
             <a:graphic>
               <a:graphicData uri="http://schemas.openxmlformats.org/drawingml/2006/picture">
                 <pic:pic>
                   <pic:nvPicPr>
-                    <pic:cNvPr descr="capturas/citas.png" id="38" name="Picture"/>
+                    <pic:cNvPr descr="capturas/citas.png" id="29" name="Picture"/>
                     <pic:cNvPicPr>
                       <a:picLocks noChangeArrowheads="1" noChangeAspect="1"/>
                     </pic:cNvPicPr>
                   </pic:nvPicPr>
                   <pic:blipFill>
-                    <a:blip r:embed="rId36"/>
+                    <a:blip r:embed="rId27"/>
                     <a:stretch>
                       <a:fillRect/>
                     </a:stretch>
@@ -17728,6 +18984,23 @@
       <w:b w:val="0"/>
       <w:bCs w:val="0"/>
       <w:color w:themeColor="accent1" w:themeShade="BF" w:val="365F91"/>
+    </w:rPr>
+  </w:style>
+  <w:style w:type="paragraph" w:customStyle="1" w:styleId="FiguraEspacio">
+    <w:name w:val="FiguraEspacio"/>
+    <w:basedOn w:val="BodyText"/>
+    <w:qFormat/>
+    <w:pPr>
+      <w:spacing w:line="240" w:lineRule="auto" w:before="1200" w:after="1200"/>
+      <w:ind w:firstLine="0"/>
+      <w:jc w:val="center"/>
+    </w:pPr>
+    <w:rPr>
+      <w:rFonts w:ascii="Arial" w:hAnsi="Arial" w:cs="Arial" w:eastAsia="Arial"/>
+      <w:b w:val="0"/>
+      <w:i/>
+      <w:color w:val="000000"/>
+      <w:sz w:val="22"/>
     </w:rPr>
   </w:style>
   <w:style w:type="paragraph" w:customStyle="1" w:styleId="FiguraNota">
